--- a/docs/recipe_spec.docx
+++ b/docs/recipe_spec.docx
@@ -39,21 +39,7 @@
         <w:rPr>
           <w:lang w:eastAsia="zh-CN"/>
         </w:rPr>
-        <w:t xml:space="preserve">Minecraft 1.21.1 · </w:t>
-      </w:r>
-      <w:proofErr w:type="spellStart"/>
-      <w:r>
-        <w:rPr>
-          <w:lang w:eastAsia="zh-CN"/>
-        </w:rPr>
-        <w:t>NeoForge</w:t>
-      </w:r>
-      <w:proofErr w:type="spellEnd"/>
-      <w:r>
-        <w:rPr>
-          <w:lang w:eastAsia="zh-CN"/>
-        </w:rPr>
-        <w:t xml:space="preserve"> 21.1.248 · </w:t>
+        <w:t xml:space="preserve">Minecraft 1.21.1 · NeoForge 21.1.248 · </w:t>
       </w:r>
       <w:r>
         <w:rPr>
@@ -138,21 +124,7 @@
         <w:rPr>
           <w:lang w:eastAsia="zh-CN"/>
         </w:rPr>
-        <w:t xml:space="preserve">标有“*”的条目使用 1.21.1 未自带的物品。只有依赖模组确实注册了相关物品时才加载相应配方，实施时对这些条目使用 </w:t>
-      </w:r>
-      <w:proofErr w:type="spellStart"/>
-      <w:r>
-        <w:rPr>
-          <w:lang w:eastAsia="zh-CN"/>
-        </w:rPr>
-        <w:t>neoforge:item_exists</w:t>
-      </w:r>
-      <w:proofErr w:type="spellEnd"/>
-      <w:r>
-        <w:rPr>
-          <w:lang w:eastAsia="zh-CN"/>
-        </w:rPr>
-        <w:t xml:space="preserve"> 条件；其具体注册 ID 以依赖模组为准。</w:t>
+        <w:t>标有“*”的条目使用 1.21.1 未自带的物品。只有依赖模组确实注册了相关物品时才加载相应配方，实施时对这些条目使用 neoforge:item_exists 条件；其具体注册 ID 以依赖模组为准。</w:t>
       </w:r>
     </w:p>
     <w:p>
@@ -251,7 +223,6 @@
             <w:shd w:val="clear" w:color="auto" w:fill="24445D"/>
           </w:tcPr>
           <w:p>
-            <w:proofErr w:type="spellStart"/>
             <w:r>
               <w:rPr>
                 <w:b/>
@@ -259,7 +230,6 @@
               </w:rPr>
               <w:t>物品</w:t>
             </w:r>
-            <w:proofErr w:type="spellEnd"/>
           </w:p>
         </w:tc>
         <w:tc>
@@ -335,14 +305,12 @@
             <w:pPr>
               <w:spacing w:after="0"/>
             </w:pPr>
-            <w:proofErr w:type="spellStart"/>
             <w:r>
               <w:rPr>
                 <w:sz w:val="18"/>
               </w:rPr>
               <w:t>干旱群系生成蛋</w:t>
             </w:r>
-            <w:proofErr w:type="spellEnd"/>
           </w:p>
         </w:tc>
         <w:tc>
@@ -381,14 +349,12 @@
             <w:pPr>
               <w:spacing w:after="0"/>
             </w:pPr>
-            <w:proofErr w:type="spellStart"/>
             <w:r>
               <w:rPr>
                 <w:sz w:val="18"/>
               </w:rPr>
               <w:t>海洋群系生成蛋</w:t>
             </w:r>
-            <w:proofErr w:type="spellEnd"/>
           </w:p>
         </w:tc>
         <w:tc>
@@ -427,14 +393,12 @@
             <w:pPr>
               <w:spacing w:after="0"/>
             </w:pPr>
-            <w:proofErr w:type="spellStart"/>
             <w:r>
               <w:rPr>
                 <w:sz w:val="18"/>
               </w:rPr>
               <w:t>平原群系生成蛋</w:t>
             </w:r>
-            <w:proofErr w:type="spellEnd"/>
           </w:p>
         </w:tc>
         <w:tc>
@@ -473,14 +437,12 @@
             <w:pPr>
               <w:spacing w:after="0"/>
             </w:pPr>
-            <w:proofErr w:type="spellStart"/>
             <w:r>
               <w:rPr>
                 <w:sz w:val="18"/>
               </w:rPr>
               <w:t>森林群系生成蛋</w:t>
             </w:r>
-            <w:proofErr w:type="spellEnd"/>
           </w:p>
         </w:tc>
         <w:tc>
@@ -519,14 +481,12 @@
             <w:pPr>
               <w:spacing w:after="0"/>
             </w:pPr>
-            <w:proofErr w:type="spellStart"/>
             <w:r>
               <w:rPr>
                 <w:sz w:val="18"/>
               </w:rPr>
               <w:t>山地群系生成蛋</w:t>
             </w:r>
-            <w:proofErr w:type="spellEnd"/>
           </w:p>
         </w:tc>
         <w:tc>
@@ -565,14 +525,12 @@
             <w:pPr>
               <w:spacing w:after="0"/>
             </w:pPr>
-            <w:proofErr w:type="spellStart"/>
             <w:r>
               <w:rPr>
                 <w:sz w:val="18"/>
               </w:rPr>
               <w:t>湿地群系生成蛋</w:t>
             </w:r>
-            <w:proofErr w:type="spellEnd"/>
           </w:p>
         </w:tc>
         <w:tc>
@@ -611,14 +569,12 @@
             <w:pPr>
               <w:spacing w:after="0"/>
             </w:pPr>
-            <w:proofErr w:type="spellStart"/>
             <w:r>
               <w:rPr>
                 <w:sz w:val="18"/>
               </w:rPr>
               <w:t>下界群系生成蛋</w:t>
             </w:r>
-            <w:proofErr w:type="spellEnd"/>
           </w:p>
         </w:tc>
         <w:tc>
@@ -657,14 +613,12 @@
             <w:pPr>
               <w:spacing w:after="0"/>
             </w:pPr>
-            <w:proofErr w:type="spellStart"/>
             <w:r>
               <w:rPr>
                 <w:sz w:val="18"/>
               </w:rPr>
               <w:t>末地群系生成蛋</w:t>
             </w:r>
-            <w:proofErr w:type="spellEnd"/>
           </w:p>
         </w:tc>
         <w:tc>
@@ -694,7 +648,7 @@
       <w:pPr>
         <w:spacing w:after="0"/>
         <w:rPr>
-          <w:rFonts w:eastAsia="宋体"/>
+          <w:rFonts w:eastAsia="宋体" w:hint="eastAsia"/>
           <w:lang w:eastAsia="zh-CN"/>
         </w:rPr>
       </w:pPr>
@@ -703,7 +657,7 @@
       <w:pPr>
         <w:spacing w:after="0"/>
         <w:rPr>
-          <w:rFonts w:eastAsia="宋体"/>
+          <w:rFonts w:eastAsia="宋体" w:hint="eastAsia"/>
           <w:lang w:eastAsia="zh-CN"/>
         </w:rPr>
       </w:pPr>
@@ -712,7 +666,7 @@
       <w:pPr>
         <w:spacing w:after="0"/>
         <w:rPr>
-          <w:rFonts w:eastAsia="宋体"/>
+          <w:rFonts w:eastAsia="宋体" w:hint="eastAsia"/>
           <w:lang w:eastAsia="zh-CN"/>
         </w:rPr>
       </w:pPr>
@@ -721,7 +675,7 @@
       <w:pPr>
         <w:spacing w:after="0"/>
         <w:rPr>
-          <w:rFonts w:eastAsia="宋体"/>
+          <w:rFonts w:eastAsia="宋体" w:hint="eastAsia"/>
           <w:lang w:eastAsia="zh-CN"/>
         </w:rPr>
       </w:pPr>
@@ -776,7 +730,7 @@
         <w:pStyle w:val="RecipeDetail"/>
         <w:ind w:left="0"/>
         <w:rPr>
-          <w:rFonts w:eastAsia="宋体"/>
+          <w:rFonts w:eastAsia="宋体" w:hint="eastAsia"/>
           <w:lang w:eastAsia="zh-CN"/>
         </w:rPr>
       </w:pPr>
@@ -792,7 +746,7 @@
         <w:pStyle w:val="RecipeDetail"/>
         <w:ind w:left="0"/>
         <w:rPr>
-          <w:rFonts w:eastAsia="宋体"/>
+          <w:rFonts w:eastAsia="宋体" w:hint="eastAsia"/>
           <w:lang w:eastAsia="zh-CN"/>
         </w:rPr>
       </w:pPr>
@@ -809,39 +763,23 @@
         <w:pStyle w:val="RecipeDetail"/>
         <w:ind w:left="0"/>
         <w:rPr>
-          <w:rFonts w:eastAsia="宋体"/>
-          <w:lang w:eastAsia="zh-CN"/>
-        </w:rPr>
-      </w:pPr>
-      <w:r>
-        <w:rPr>
           <w:rFonts w:eastAsia="宋体" w:hint="eastAsia"/>
           <w:lang w:eastAsia="zh-CN"/>
         </w:rPr>
-        <w:t>木棍，瓶装</w:t>
-      </w:r>
-      <w:proofErr w:type="gramStart"/>
+      </w:pPr>
       <w:r>
         <w:rPr>
           <w:rFonts w:eastAsia="宋体" w:hint="eastAsia"/>
           <w:lang w:eastAsia="zh-CN"/>
         </w:rPr>
-        <w:t>“</w:t>
+        <w:t>木棍，瓶装“</w:t>
       </w:r>
       <w:r>
         <w:rPr>
           <w:rFonts w:eastAsia="宋体" w:hint="eastAsia"/>
           <w:lang w:eastAsia="zh-CN"/>
         </w:rPr>
-        <w:t xml:space="preserve"> </w:t>
-      </w:r>
-      <w:proofErr w:type="gramEnd"/>
-      <w:r>
-        <w:rPr>
-          <w:rFonts w:eastAsia="宋体" w:hint="eastAsia"/>
-          <w:lang w:eastAsia="zh-CN"/>
-        </w:rPr>
-        <w:t xml:space="preserve">  </w:t>
+        <w:t xml:space="preserve">   </w:t>
       </w:r>
       <w:r>
         <w:rPr>
@@ -892,7 +830,7 @@
       <w:pPr>
         <w:spacing w:after="0"/>
         <w:rPr>
-          <w:rFonts w:eastAsia="宋体"/>
+          <w:rFonts w:eastAsia="宋体" w:hint="eastAsia"/>
           <w:lang w:eastAsia="zh-CN"/>
         </w:rPr>
       </w:pPr>
@@ -900,6 +838,9 @@
     <w:p>
       <w:pPr>
         <w:pStyle w:val="31"/>
+        <w:rPr>
+          <w:lang w:eastAsia="zh-CN"/>
+        </w:rPr>
       </w:pPr>
       <w:r>
         <w:rPr>
@@ -911,12 +852,14 @@
       <w:r>
         <w:rPr>
           <w:rFonts w:hint="eastAsia"/>
+          <w:lang w:eastAsia="zh-CN"/>
         </w:rPr>
         <w:t>基底物</w:t>
       </w:r>
       <w:r>
         <w:rPr>
           <w:rFonts w:ascii="微软雅黑" w:eastAsia="微软雅黑" w:hAnsi="微软雅黑" w:cs="微软雅黑" w:hint="eastAsia"/>
+          <w:lang w:eastAsia="zh-CN"/>
         </w:rPr>
         <w:t>质</w:t>
       </w:r>
@@ -925,15 +868,15 @@
       <w:pPr>
         <w:spacing w:after="0"/>
         <w:rPr>
-          <w:rFonts w:eastAsia="宋体"/>
-          <w:lang w:eastAsia="zh-CN"/>
-        </w:rPr>
-      </w:pPr>
-      <w:r>
-        <w:rPr>
           <w:rFonts w:eastAsia="宋体" w:hint="eastAsia"/>
           <w:lang w:eastAsia="zh-CN"/>
         </w:rPr>
+      </w:pPr>
+      <w:r>
+        <w:rPr>
+          <w:rFonts w:eastAsia="宋体" w:hint="eastAsia"/>
+          <w:lang w:eastAsia="zh-CN"/>
+        </w:rPr>
         <w:t>无合成配方</w:t>
       </w:r>
     </w:p>
@@ -941,15 +884,15 @@
       <w:pPr>
         <w:spacing w:after="0"/>
         <w:rPr>
-          <w:rFonts w:eastAsia="宋体"/>
-          <w:lang w:eastAsia="zh-CN"/>
-        </w:rPr>
-      </w:pPr>
-      <w:r>
-        <w:rPr>
           <w:rFonts w:eastAsia="宋体" w:hint="eastAsia"/>
           <w:lang w:eastAsia="zh-CN"/>
         </w:rPr>
+      </w:pPr>
+      <w:r>
+        <w:rPr>
+          <w:rFonts w:eastAsia="宋体" w:hint="eastAsia"/>
+          <w:lang w:eastAsia="zh-CN"/>
+        </w:rPr>
         <w:t>将一个空白物质投入凋零诞生时的爆炸之中，杀死特殊的凋零可以获得一个</w:t>
       </w:r>
       <w:r>
@@ -964,7 +907,7 @@
       <w:pPr>
         <w:spacing w:after="0"/>
         <w:rPr>
-          <w:rFonts w:eastAsia="宋体"/>
+          <w:rFonts w:eastAsia="宋体" w:hint="eastAsia"/>
           <w:lang w:eastAsia="zh-CN"/>
         </w:rPr>
       </w:pPr>
@@ -972,6 +915,9 @@
     <w:p>
       <w:pPr>
         <w:pStyle w:val="31"/>
+        <w:rPr>
+          <w:lang w:eastAsia="zh-CN"/>
+        </w:rPr>
       </w:pPr>
       <w:r>
         <w:rPr>
@@ -983,18 +929,21 @@
       <w:r>
         <w:rPr>
           <w:rFonts w:ascii="微软雅黑" w:eastAsia="微软雅黑" w:hAnsi="微软雅黑" w:cs="微软雅黑" w:hint="eastAsia"/>
+          <w:lang w:eastAsia="zh-CN"/>
         </w:rPr>
         <w:t>创</w:t>
       </w:r>
       <w:r>
         <w:rPr>
           <w:rFonts w:ascii="MS Gothic" w:eastAsia="MS Gothic" w:hAnsi="MS Gothic" w:cs="MS Gothic" w:hint="eastAsia"/>
+          <w:lang w:eastAsia="zh-CN"/>
         </w:rPr>
         <w:t>造物</w:t>
       </w:r>
       <w:r>
         <w:rPr>
           <w:rFonts w:ascii="微软雅黑" w:eastAsia="微软雅黑" w:hAnsi="微软雅黑" w:cs="微软雅黑" w:hint="eastAsia"/>
+          <w:lang w:eastAsia="zh-CN"/>
         </w:rPr>
         <w:t>质</w:t>
       </w:r>
@@ -1003,15 +952,15 @@
       <w:pPr>
         <w:spacing w:after="0"/>
         <w:rPr>
-          <w:rFonts w:eastAsia="宋体"/>
-          <w:lang w:eastAsia="zh-CN"/>
-        </w:rPr>
-      </w:pPr>
-      <w:r>
-        <w:rPr>
           <w:rFonts w:eastAsia="宋体" w:hint="eastAsia"/>
           <w:lang w:eastAsia="zh-CN"/>
         </w:rPr>
+      </w:pPr>
+      <w:r>
+        <w:rPr>
+          <w:rFonts w:eastAsia="宋体" w:hint="eastAsia"/>
+          <w:lang w:eastAsia="zh-CN"/>
+        </w:rPr>
         <w:t>无合成配方</w:t>
       </w:r>
     </w:p>
@@ -1019,15 +968,15 @@
       <w:pPr>
         <w:spacing w:after="0"/>
         <w:rPr>
-          <w:rFonts w:eastAsia="宋体"/>
-          <w:lang w:eastAsia="zh-CN"/>
-        </w:rPr>
-      </w:pPr>
-      <w:r>
-        <w:rPr>
           <w:rFonts w:eastAsia="宋体" w:hint="eastAsia"/>
           <w:lang w:eastAsia="zh-CN"/>
         </w:rPr>
+      </w:pPr>
+      <w:r>
+        <w:rPr>
+          <w:rFonts w:eastAsia="宋体" w:hint="eastAsia"/>
+          <w:lang w:eastAsia="zh-CN"/>
+        </w:rPr>
         <w:t>将基底物质置于末地基岩祭坛的中心并杀死末影龙，基底物质将被转化为创造物质</w:t>
       </w:r>
     </w:p>
@@ -1035,7 +984,7 @@
       <w:pPr>
         <w:spacing w:after="0"/>
         <w:rPr>
-          <w:rFonts w:eastAsia="宋体"/>
+          <w:rFonts w:eastAsia="宋体" w:hint="eastAsia"/>
           <w:lang w:eastAsia="zh-CN"/>
         </w:rPr>
       </w:pPr>
@@ -1043,6 +992,9 @@
     <w:p>
       <w:pPr>
         <w:pStyle w:val="31"/>
+        <w:rPr>
+          <w:lang w:eastAsia="zh-CN"/>
+        </w:rPr>
       </w:pPr>
       <w:r>
         <w:rPr>
@@ -1054,12 +1006,14 @@
       <w:r>
         <w:rPr>
           <w:rFonts w:ascii="微软雅黑" w:eastAsia="微软雅黑" w:hAnsi="微软雅黑" w:cs="微软雅黑" w:hint="eastAsia"/>
+          <w:lang w:eastAsia="zh-CN"/>
         </w:rPr>
         <w:t>创</w:t>
       </w:r>
       <w:r>
         <w:rPr>
           <w:rFonts w:ascii="MS Gothic" w:eastAsia="MS Gothic" w:hAnsi="MS Gothic" w:cs="MS Gothic" w:hint="eastAsia"/>
+          <w:lang w:eastAsia="zh-CN"/>
         </w:rPr>
         <w:t>造核心</w:t>
       </w:r>
@@ -1068,15 +1022,15 @@
       <w:pPr>
         <w:spacing w:after="0"/>
         <w:rPr>
-          <w:rFonts w:eastAsia="宋体"/>
-          <w:lang w:eastAsia="zh-CN"/>
-        </w:rPr>
-      </w:pPr>
-      <w:r>
-        <w:rPr>
           <w:rFonts w:eastAsia="宋体" w:hint="eastAsia"/>
           <w:lang w:eastAsia="zh-CN"/>
         </w:rPr>
+      </w:pPr>
+      <w:r>
+        <w:rPr>
+          <w:rFonts w:eastAsia="宋体" w:hint="eastAsia"/>
+          <w:lang w:eastAsia="zh-CN"/>
+        </w:rPr>
         <w:t>无合成配方</w:t>
       </w:r>
     </w:p>
@@ -1084,15 +1038,15 @@
       <w:pPr>
         <w:spacing w:after="0"/>
         <w:rPr>
-          <w:rFonts w:eastAsia="宋体"/>
-          <w:lang w:eastAsia="zh-CN"/>
-        </w:rPr>
-      </w:pPr>
-      <w:r>
-        <w:rPr>
           <w:rFonts w:eastAsia="宋体" w:hint="eastAsia"/>
           <w:lang w:eastAsia="zh-CN"/>
         </w:rPr>
+      </w:pPr>
+      <w:r>
+        <w:rPr>
+          <w:rFonts w:eastAsia="宋体" w:hint="eastAsia"/>
+          <w:lang w:eastAsia="zh-CN"/>
+        </w:rPr>
         <w:t>将一个仅装有一个创造物质的潜影盒投入末地通往主世界的传送门内，创造物质将被转化为创造核心</w:t>
       </w:r>
     </w:p>
@@ -1100,7 +1054,7 @@
       <w:pPr>
         <w:spacing w:after="0"/>
         <w:rPr>
-          <w:rFonts w:eastAsia="宋体"/>
+          <w:rFonts w:eastAsia="宋体" w:hint="eastAsia"/>
           <w:lang w:eastAsia="zh-CN"/>
         </w:rPr>
       </w:pPr>
@@ -1108,6 +1062,9 @@
     <w:p>
       <w:pPr>
         <w:pStyle w:val="31"/>
+        <w:rPr>
+          <w:lang w:eastAsia="zh-CN"/>
+        </w:rPr>
       </w:pPr>
       <w:r>
         <w:rPr>
@@ -1119,12 +1076,14 @@
       <w:r>
         <w:rPr>
           <w:rFonts w:ascii="微软雅黑" w:eastAsia="微软雅黑" w:hAnsi="微软雅黑" w:cs="微软雅黑" w:hint="eastAsia"/>
+          <w:lang w:eastAsia="zh-CN"/>
         </w:rPr>
         <w:t>创</w:t>
       </w:r>
       <w:r>
         <w:rPr>
           <w:rFonts w:ascii="MS Gothic" w:eastAsia="MS Gothic" w:hAnsi="MS Gothic" w:cs="MS Gothic" w:hint="eastAsia"/>
+          <w:lang w:eastAsia="zh-CN"/>
         </w:rPr>
         <w:t>造工作台</w:t>
       </w:r>
@@ -1133,15 +1092,15 @@
       <w:pPr>
         <w:spacing w:after="0"/>
         <w:rPr>
-          <w:rFonts w:eastAsia="宋体"/>
-          <w:lang w:eastAsia="zh-CN"/>
-        </w:rPr>
-      </w:pPr>
-      <w:r>
-        <w:rPr>
           <w:rFonts w:eastAsia="宋体" w:hint="eastAsia"/>
           <w:lang w:eastAsia="zh-CN"/>
         </w:rPr>
+      </w:pPr>
+      <w:r>
+        <w:rPr>
+          <w:rFonts w:eastAsia="宋体" w:hint="eastAsia"/>
+          <w:lang w:eastAsia="zh-CN"/>
+        </w:rPr>
         <w:t>锻造台</w:t>
       </w:r>
     </w:p>
@@ -1149,15 +1108,15 @@
       <w:pPr>
         <w:spacing w:after="0"/>
         <w:rPr>
-          <w:rFonts w:eastAsia="宋体"/>
-          <w:lang w:eastAsia="zh-CN"/>
-        </w:rPr>
-      </w:pPr>
-      <w:r>
-        <w:rPr>
           <w:rFonts w:eastAsia="宋体" w:hint="eastAsia"/>
           <w:lang w:eastAsia="zh-CN"/>
         </w:rPr>
+      </w:pPr>
+      <w:r>
+        <w:rPr>
+          <w:rFonts w:eastAsia="宋体" w:hint="eastAsia"/>
+          <w:lang w:eastAsia="zh-CN"/>
+        </w:rPr>
         <w:t>锻造模板槽位：</w:t>
       </w:r>
       <w:r>
@@ -1172,15 +1131,15 @@
       <w:pPr>
         <w:spacing w:after="0"/>
         <w:rPr>
-          <w:rFonts w:eastAsia="宋体"/>
-          <w:lang w:eastAsia="zh-CN"/>
-        </w:rPr>
-      </w:pPr>
-      <w:r>
-        <w:rPr>
           <w:rFonts w:eastAsia="宋体" w:hint="eastAsia"/>
           <w:lang w:eastAsia="zh-CN"/>
         </w:rPr>
+      </w:pPr>
+      <w:r>
+        <w:rPr>
+          <w:rFonts w:eastAsia="宋体" w:hint="eastAsia"/>
+          <w:lang w:eastAsia="zh-CN"/>
+        </w:rPr>
         <w:t>装备槽位：</w:t>
       </w:r>
       <w:r>
@@ -1195,15 +1154,15 @@
       <w:pPr>
         <w:spacing w:after="0"/>
         <w:rPr>
-          <w:rFonts w:eastAsia="宋体"/>
-          <w:lang w:eastAsia="zh-CN"/>
-        </w:rPr>
-      </w:pPr>
-      <w:r>
-        <w:rPr>
           <w:rFonts w:eastAsia="宋体" w:hint="eastAsia"/>
           <w:lang w:eastAsia="zh-CN"/>
         </w:rPr>
+      </w:pPr>
+      <w:r>
+        <w:rPr>
+          <w:rFonts w:eastAsia="宋体" w:hint="eastAsia"/>
+          <w:lang w:eastAsia="zh-CN"/>
+        </w:rPr>
         <w:t>锻造原材料槽位：</w:t>
       </w:r>
       <w:r>
@@ -1218,15 +1177,15 @@
       <w:pPr>
         <w:spacing w:after="0"/>
         <w:rPr>
-          <w:rFonts w:eastAsia="宋体"/>
-          <w:lang w:eastAsia="zh-CN"/>
-        </w:rPr>
-      </w:pPr>
-      <w:r>
-        <w:rPr>
           <w:rFonts w:eastAsia="宋体" w:hint="eastAsia"/>
           <w:lang w:eastAsia="zh-CN"/>
         </w:rPr>
+      </w:pPr>
+      <w:r>
+        <w:rPr>
+          <w:rFonts w:eastAsia="宋体" w:hint="eastAsia"/>
+          <w:lang w:eastAsia="zh-CN"/>
+        </w:rPr>
         <w:t>产物：</w:t>
       </w:r>
       <w:r>
@@ -1248,7 +1207,7 @@
       <w:pPr>
         <w:spacing w:after="0"/>
         <w:rPr>
-          <w:rFonts w:eastAsia="宋体"/>
+          <w:rFonts w:eastAsia="宋体" w:hint="eastAsia"/>
           <w:lang w:eastAsia="zh-CN"/>
         </w:rPr>
       </w:pPr>
@@ -1257,15 +1216,15 @@
       <w:pPr>
         <w:pStyle w:val="31"/>
         <w:rPr>
-          <w:rFonts w:ascii="微软雅黑" w:eastAsia="微软雅黑" w:hAnsi="微软雅黑" w:cs="微软雅黑"/>
-          <w:lang w:eastAsia="zh-CN"/>
-        </w:rPr>
-      </w:pPr>
-      <w:r>
-        <w:rPr>
           <w:rFonts w:ascii="微软雅黑" w:eastAsia="微软雅黑" w:hAnsi="微软雅黑" w:cs="微软雅黑" w:hint="eastAsia"/>
           <w:lang w:eastAsia="zh-CN"/>
         </w:rPr>
+      </w:pPr>
+      <w:r>
+        <w:rPr>
+          <w:rFonts w:ascii="微软雅黑" w:eastAsia="微软雅黑" w:hAnsi="微软雅黑" w:cs="微软雅黑" w:hint="eastAsia"/>
+          <w:lang w:eastAsia="zh-CN"/>
+        </w:rPr>
         <w:t>6挖掘工艺</w:t>
       </w:r>
     </w:p>
@@ -1273,15 +1232,15 @@
       <w:pPr>
         <w:spacing w:after="0"/>
         <w:rPr>
-          <w:rFonts w:eastAsia="宋体"/>
-          <w:lang w:eastAsia="zh-CN"/>
-        </w:rPr>
-      </w:pPr>
-      <w:r>
-        <w:rPr>
           <w:rFonts w:eastAsia="宋体" w:hint="eastAsia"/>
           <w:lang w:eastAsia="zh-CN"/>
         </w:rPr>
+      </w:pPr>
+      <w:r>
+        <w:rPr>
+          <w:rFonts w:eastAsia="宋体" w:hint="eastAsia"/>
+          <w:lang w:eastAsia="zh-CN"/>
+        </w:rPr>
         <w:t>创造工作台，无序合成</w:t>
       </w:r>
     </w:p>
@@ -1302,6 +1261,13 @@
       </w:r>
       <w:r>
         <w:rPr>
+          <w:rFonts w:eastAsia="宋体" w:hint="eastAsia"/>
+          <w:lang w:eastAsia="zh-CN"/>
+        </w:rPr>
+        <w:t>，创造核心</w:t>
+      </w:r>
+      <w:r>
+        <w:rPr>
           <w:lang w:eastAsia="zh-CN"/>
         </w:rPr>
         <w:t>→</w:t>
@@ -1368,16 +1334,12 @@
       <w:r>
         <w:t xml:space="preserve">1. </w:t>
       </w:r>
-      <w:proofErr w:type="spellStart"/>
       <w:r>
         <w:t>屏障（</w:t>
       </w:r>
-      <w:proofErr w:type="gramStart"/>
       <w:r>
         <w:t>minecraft:barrier</w:t>
       </w:r>
-      <w:proofErr w:type="spellEnd"/>
-      <w:proofErr w:type="gramEnd"/>
       <w:r>
         <w:t>）</w:t>
       </w:r>
@@ -1417,49 +1379,7 @@
         <w:rPr>
           <w:lang w:eastAsia="zh-CN"/>
         </w:rPr>
-        <w:t>瓶装</w:t>
-      </w:r>
-      <w:proofErr w:type="gramStart"/>
-      <w:r>
-        <w:rPr>
-          <w:lang w:eastAsia="zh-CN"/>
-        </w:rPr>
-        <w:t xml:space="preserve">“ </w:t>
-      </w:r>
-      <w:proofErr w:type="gramEnd"/>
-      <w:r>
-        <w:rPr>
-          <w:lang w:eastAsia="zh-CN"/>
-        </w:rPr>
-        <w:t xml:space="preserve">  ”，瓶装</w:t>
-      </w:r>
-      <w:proofErr w:type="gramStart"/>
-      <w:r>
-        <w:rPr>
-          <w:lang w:eastAsia="zh-CN"/>
-        </w:rPr>
-        <w:t xml:space="preserve">“ </w:t>
-      </w:r>
-      <w:proofErr w:type="gramEnd"/>
-      <w:r>
-        <w:rPr>
-          <w:lang w:eastAsia="zh-CN"/>
-        </w:rPr>
-        <w:t xml:space="preserve">  ”，瓶装</w:t>
-      </w:r>
-      <w:proofErr w:type="gramStart"/>
-      <w:r>
-        <w:rPr>
-          <w:lang w:eastAsia="zh-CN"/>
-        </w:rPr>
-        <w:t xml:space="preserve">“ </w:t>
-      </w:r>
-      <w:proofErr w:type="gramEnd"/>
-      <w:r>
-        <w:rPr>
-          <w:lang w:eastAsia="zh-CN"/>
-        </w:rPr>
-        <w:t xml:space="preserve">  ”→1屏障</w:t>
+        <w:t>瓶装“   ”，瓶装“   ”，瓶装“   ”→1屏障</w:t>
       </w:r>
     </w:p>
     <w:p>
@@ -1474,21 +1394,7 @@
           <w:lang w:eastAsia="zh-CN"/>
         </w:rPr>
         <w:lastRenderedPageBreak/>
-        <w:t>特殊</w:t>
-      </w:r>
-      <w:proofErr w:type="gramStart"/>
-      <w:r>
-        <w:rPr>
-          <w:lang w:eastAsia="zh-CN"/>
-        </w:rPr>
-        <w:t>备注:</w:t>
-      </w:r>
-      <w:proofErr w:type="gramEnd"/>
-      <w:r>
-        <w:rPr>
-          <w:lang w:eastAsia="zh-CN"/>
-        </w:rPr>
-        <w:t>合成后返还八个空瓶</w:t>
+        <w:t>特殊备注:合成后返还八个空瓶</w:t>
       </w:r>
     </w:p>
     <w:p>
@@ -1498,16 +1404,12 @@
       <w:r>
         <w:t xml:space="preserve">2. </w:t>
       </w:r>
-      <w:proofErr w:type="spellStart"/>
       <w:r>
         <w:t>光源方块（</w:t>
       </w:r>
-      <w:proofErr w:type="gramStart"/>
       <w:r>
         <w:t>minecraft:light</w:t>
       </w:r>
-      <w:proofErr w:type="spellEnd"/>
-      <w:proofErr w:type="gramEnd"/>
       <w:r>
         <w:t>）</w:t>
       </w:r>
@@ -1547,49 +1449,7 @@
         <w:rPr>
           <w:lang w:eastAsia="zh-CN"/>
         </w:rPr>
-        <w:t>瓶装</w:t>
-      </w:r>
-      <w:proofErr w:type="gramStart"/>
-      <w:r>
-        <w:rPr>
-          <w:lang w:eastAsia="zh-CN"/>
-        </w:rPr>
-        <w:t xml:space="preserve">“ </w:t>
-      </w:r>
-      <w:proofErr w:type="gramEnd"/>
-      <w:r>
-        <w:rPr>
-          <w:lang w:eastAsia="zh-CN"/>
-        </w:rPr>
-        <w:t xml:space="preserve">  ”，瓶装</w:t>
-      </w:r>
-      <w:proofErr w:type="gramStart"/>
-      <w:r>
-        <w:rPr>
-          <w:lang w:eastAsia="zh-CN"/>
-        </w:rPr>
-        <w:t xml:space="preserve">“ </w:t>
-      </w:r>
-      <w:proofErr w:type="gramEnd"/>
-      <w:r>
-        <w:rPr>
-          <w:lang w:eastAsia="zh-CN"/>
-        </w:rPr>
-        <w:t xml:space="preserve">  ”，瓶装</w:t>
-      </w:r>
-      <w:proofErr w:type="gramStart"/>
-      <w:r>
-        <w:rPr>
-          <w:lang w:eastAsia="zh-CN"/>
-        </w:rPr>
-        <w:t xml:space="preserve">“ </w:t>
-      </w:r>
-      <w:proofErr w:type="gramEnd"/>
-      <w:r>
-        <w:rPr>
-          <w:lang w:eastAsia="zh-CN"/>
-        </w:rPr>
-        <w:t xml:space="preserve">  ”→1光源方块（亮度等级 1）</w:t>
+        <w:t>瓶装“   ”，瓶装“   ”，瓶装“   ”→1光源方块（亮度等级 1）</w:t>
       </w:r>
     </w:p>
     <w:p>
@@ -1603,21 +1463,7 @@
         <w:rPr>
           <w:lang w:eastAsia="zh-CN"/>
         </w:rPr>
-        <w:t>特殊</w:t>
-      </w:r>
-      <w:proofErr w:type="gramStart"/>
-      <w:r>
-        <w:rPr>
-          <w:lang w:eastAsia="zh-CN"/>
-        </w:rPr>
-        <w:t>备注:</w:t>
-      </w:r>
-      <w:proofErr w:type="gramEnd"/>
-      <w:r>
-        <w:rPr>
-          <w:lang w:eastAsia="zh-CN"/>
-        </w:rPr>
-        <w:t>合成后返还八个空瓶</w:t>
+        <w:t>特殊备注:合成后返还八个空瓶</w:t>
       </w:r>
     </w:p>
     <w:p>
@@ -1631,35 +1477,7 @@
         <w:rPr>
           <w:lang w:eastAsia="zh-CN"/>
         </w:rPr>
-        <w:t>特殊</w:t>
-      </w:r>
-      <w:proofErr w:type="gramStart"/>
-      <w:r>
-        <w:rPr>
-          <w:lang w:eastAsia="zh-CN"/>
-        </w:rPr>
-        <w:t>备注:</w:t>
-      </w:r>
-      <w:proofErr w:type="gramEnd"/>
-      <w:r>
-        <w:rPr>
-          <w:lang w:eastAsia="zh-CN"/>
-        </w:rPr>
-        <w:t>为物品添加</w:t>
-      </w:r>
-      <w:proofErr w:type="gramStart"/>
-      <w:r>
-        <w:rPr>
-          <w:lang w:eastAsia="zh-CN"/>
-        </w:rPr>
-        <w:t>备注:</w:t>
-      </w:r>
-      <w:proofErr w:type="gramEnd"/>
-      <w:r>
-        <w:rPr>
-          <w:lang w:eastAsia="zh-CN"/>
-        </w:rPr>
-        <w:t>手持光源方块右键已放置的光源方块可以改变其亮度</w:t>
+        <w:t>特殊备注:为物品添加备注:手持光源方块右键已放置的光源方块可以改变其亮度</w:t>
       </w:r>
     </w:p>
     <w:p>
@@ -1681,14 +1499,12 @@
         </w:rPr>
         <w:t>调试棒（</w:t>
       </w:r>
-      <w:proofErr w:type="spellStart"/>
       <w:r>
         <w:rPr>
           <w:lang w:eastAsia="zh-CN"/>
         </w:rPr>
         <w:t>minecraft:debug_stick</w:t>
       </w:r>
-      <w:proofErr w:type="spellEnd"/>
       <w:r>
         <w:rPr>
           <w:lang w:eastAsia="zh-CN"/>
@@ -1745,16 +1561,12 @@
       <w:r>
         <w:t xml:space="preserve">1. </w:t>
       </w:r>
-      <w:proofErr w:type="spellStart"/>
       <w:r>
         <w:t>基岩（</w:t>
       </w:r>
-      <w:proofErr w:type="gramStart"/>
       <w:r>
         <w:t>minecraft:bedrock</w:t>
       </w:r>
-      <w:proofErr w:type="spellEnd"/>
-      <w:proofErr w:type="gramEnd"/>
       <w:r>
         <w:t>）</w:t>
       </w:r>
@@ -1829,19 +1641,12 @@
       <w:r>
         <w:t xml:space="preserve">3. </w:t>
       </w:r>
-      <w:proofErr w:type="spellStart"/>
       <w:r>
         <w:t>紫水晶母岩（</w:t>
       </w:r>
-      <w:proofErr w:type="gramStart"/>
-      <w:r>
-        <w:t>minecraft:budding</w:t>
-      </w:r>
-      <w:proofErr w:type="gramEnd"/>
-      <w:r>
-        <w:t>_amethyst</w:t>
-      </w:r>
-      <w:proofErr w:type="spellEnd"/>
+      <w:r>
+        <w:t>minecraft:budding_amethyst</w:t>
+      </w:r>
       <w:r>
         <w:t>）</w:t>
       </w:r>
@@ -1943,7 +1748,28 @@
         <w:pStyle w:val="RecipeDetail"/>
       </w:pPr>
       <w:r>
-        <w:t>创造工作台，无序合成</w:t>
+        <w:rPr>
+          <w:rFonts w:ascii="宋体" w:eastAsia="宋体" w:hAnsi="宋体" w:cs="宋体" w:hint="eastAsia"/>
+          <w:lang w:eastAsia="zh-CN"/>
+        </w:rPr>
+        <w:t>无</w:t>
+      </w:r>
+    </w:p>
+    <w:p>
+      <w:pPr>
+        <w:pStyle w:val="31"/>
+      </w:pPr>
+      <w:r>
+        <w:t xml:space="preserve">6. </w:t>
+      </w:r>
+      <w:r>
+        <w:t>末地传送门框架（</w:t>
+      </w:r>
+      <w:r>
+        <w:t>minecraft:end_portal_frame</w:t>
+      </w:r>
+      <w:r>
+        <w:t>）</w:t>
       </w:r>
     </w:p>
     <w:p>
@@ -1951,7 +1777,7 @@
         <w:pStyle w:val="RecipeDetail"/>
       </w:pPr>
       <w:r>
-        <w:t>泥土/砂土/草方块/灰化土/菌丝体/缠根泥土，任意材质的铲子</w:t>
+        <w:t>创造工作台，有序合成</w:t>
       </w:r>
     </w:p>
     <w:p>
@@ -1959,29 +1785,99 @@
         <w:pStyle w:val="RecipeDetail"/>
       </w:pPr>
       <w:r>
-        <w:t>特殊备注:铲子不会消耗</w:t>
+        <w:t>末地石，空，末地石，</w:t>
+      </w:r>
+    </w:p>
+    <w:p>
+      <w:pPr>
+        <w:pStyle w:val="RecipeDetail"/>
+      </w:pPr>
+      <w:r>
+        <w:t>末影之眼，基岩，末影之眼，</w:t>
+      </w:r>
+    </w:p>
+    <w:p>
+      <w:pPr>
+        <w:pStyle w:val="RecipeDetail"/>
+        <w:rPr>
+          <w:lang w:eastAsia="zh-CN"/>
+        </w:rPr>
+      </w:pPr>
+      <w:r>
+        <w:rPr>
+          <w:lang w:eastAsia="zh-CN"/>
+        </w:rPr>
+        <w:t>末地石，末地石，末地石→1末地传送门框架</w:t>
       </w:r>
     </w:p>
     <w:p>
       <w:pPr>
         <w:pStyle w:val="31"/>
-      </w:pPr>
-      <w:r>
-        <w:t xml:space="preserve">6. </w:t>
-      </w:r>
-      <w:r>
-        <w:t>末地传送门框架（</w:t>
-      </w:r>
-      <w:r>
-        <w:t>minecraft:end_portal_frame</w:t>
-      </w:r>
-      <w:r>
+        <w:rPr>
+          <w:lang w:eastAsia="zh-CN"/>
+        </w:rPr>
+      </w:pPr>
+      <w:r>
+        <w:rPr>
+          <w:lang w:eastAsia="zh-CN"/>
+        </w:rPr>
+        <w:t xml:space="preserve">7. </w:t>
+      </w:r>
+      <w:r>
+        <w:rPr>
+          <w:lang w:eastAsia="zh-CN"/>
+        </w:rPr>
+        <w:t>耕地（</w:t>
+      </w:r>
+      <w:r>
+        <w:rPr>
+          <w:lang w:eastAsia="zh-CN"/>
+        </w:rPr>
+        <w:t>minecraft:farmland</w:t>
+      </w:r>
+      <w:r>
+        <w:rPr>
+          <w:lang w:eastAsia="zh-CN"/>
+        </w:rPr>
         <w:t>）</w:t>
       </w:r>
     </w:p>
     <w:p>
       <w:pPr>
         <w:pStyle w:val="RecipeDetail"/>
+        <w:rPr>
+          <w:lang w:eastAsia="zh-CN"/>
+        </w:rPr>
+      </w:pPr>
+      <w:r>
+        <w:rPr>
+          <w:rFonts w:ascii="宋体" w:eastAsia="宋体" w:hAnsi="宋体" w:cs="宋体" w:hint="eastAsia"/>
+          <w:lang w:eastAsia="zh-CN"/>
+        </w:rPr>
+        <w:t>无</w:t>
+      </w:r>
+    </w:p>
+    <w:p>
+      <w:pPr>
+        <w:pStyle w:val="31"/>
+      </w:pPr>
+      <w:r>
+        <w:lastRenderedPageBreak/>
+        <w:t xml:space="preserve">8. </w:t>
+      </w:r>
+      <w:r>
+        <w:t>虫蚀石头（</w:t>
+      </w:r>
+      <w:r>
+        <w:t>minecraft:infested_stone</w:t>
+      </w:r>
+      <w:r>
+        <w:t>）</w:t>
+      </w:r>
+    </w:p>
+    <w:p>
+      <w:pPr>
+        <w:pStyle w:val="RecipeDetail"/>
       </w:pPr>
       <w:r>
         <w:t>创造工作台，有序合成</w:t>
@@ -1990,17 +1886,29 @@
     <w:p>
       <w:pPr>
         <w:pStyle w:val="RecipeDetail"/>
-      </w:pPr>
-      <w:r>
-        <w:t>末地石，空，末地石，</w:t>
+        <w:rPr>
+          <w:lang w:eastAsia="zh-CN"/>
+        </w:rPr>
+      </w:pPr>
+      <w:r>
+        <w:rPr>
+          <w:lang w:eastAsia="zh-CN"/>
+        </w:rPr>
+        <w:t>石头，石头，石头，</w:t>
       </w:r>
     </w:p>
     <w:p>
       <w:pPr>
         <w:pStyle w:val="RecipeDetail"/>
-      </w:pPr>
-      <w:r>
-        <w:t>末影之眼，基岩，末影之眼，</w:t>
+        <w:rPr>
+          <w:lang w:eastAsia="zh-CN"/>
+        </w:rPr>
+      </w:pPr>
+      <w:r>
+        <w:rPr>
+          <w:lang w:eastAsia="zh-CN"/>
+        </w:rPr>
+        <w:t>石头，蠹虫生成蛋，石头，</w:t>
       </w:r>
     </w:p>
     <w:p>
@@ -2014,60 +1922,432 @@
         <w:rPr>
           <w:lang w:eastAsia="zh-CN"/>
         </w:rPr>
-        <w:t>末地石，末地石，末地石→1末地传送门框架</w:t>
+        <w:t>石头，石头，石头→8虫蚀石头</w:t>
       </w:r>
     </w:p>
     <w:p>
       <w:pPr>
         <w:pStyle w:val="31"/>
-        <w:rPr>
-          <w:lang w:eastAsia="zh-CN"/>
-        </w:rPr>
-      </w:pPr>
-      <w:r>
-        <w:rPr>
-          <w:lang w:eastAsia="zh-CN"/>
-        </w:rPr>
-        <w:t xml:space="preserve">7. </w:t>
-      </w:r>
-      <w:r>
-        <w:rPr>
-          <w:lang w:eastAsia="zh-CN"/>
-        </w:rPr>
-        <w:t>耕地（</w:t>
-      </w:r>
-      <w:proofErr w:type="spellStart"/>
-      <w:r>
-        <w:rPr>
-          <w:lang w:eastAsia="zh-CN"/>
-        </w:rPr>
-        <w:t>minecraft:farmland</w:t>
-      </w:r>
-      <w:proofErr w:type="spellEnd"/>
-      <w:r>
-        <w:rPr>
-          <w:lang w:eastAsia="zh-CN"/>
-        </w:rPr>
+      </w:pPr>
+      <w:r>
+        <w:t xml:space="preserve">9. </w:t>
+      </w:r>
+      <w:r>
+        <w:t>虫蚀圆石（</w:t>
+      </w:r>
+      <w:r>
+        <w:t>minecraft:infested_cobblestone</w:t>
+      </w:r>
+      <w:r>
         <w:t>）</w:t>
       </w:r>
     </w:p>
     <w:p>
       <w:pPr>
         <w:pStyle w:val="RecipeDetail"/>
-        <w:rPr>
-          <w:lang w:eastAsia="zh-CN"/>
-        </w:rPr>
-      </w:pPr>
-      <w:r>
-        <w:rPr>
-          <w:lang w:eastAsia="zh-CN"/>
-        </w:rPr>
-        <w:t>创造工作台，无序合成</w:t>
+      </w:pPr>
+      <w:r>
+        <w:t>创造工作台，有序合成</w:t>
       </w:r>
     </w:p>
     <w:p>
       <w:pPr>
         <w:pStyle w:val="RecipeDetail"/>
+      </w:pPr>
+      <w:r>
+        <w:t>圆石，圆石，圆石，</w:t>
+      </w:r>
+    </w:p>
+    <w:p>
+      <w:pPr>
+        <w:pStyle w:val="RecipeDetail"/>
+        <w:rPr>
+          <w:lang w:eastAsia="zh-CN"/>
+        </w:rPr>
+      </w:pPr>
+      <w:r>
+        <w:rPr>
+          <w:lang w:eastAsia="zh-CN"/>
+        </w:rPr>
+        <w:t>圆石，蠹虫生成蛋，圆石，</w:t>
+      </w:r>
+    </w:p>
+    <w:p>
+      <w:pPr>
+        <w:pStyle w:val="RecipeDetail"/>
+        <w:rPr>
+          <w:lang w:eastAsia="zh-CN"/>
+        </w:rPr>
+      </w:pPr>
+      <w:r>
+        <w:rPr>
+          <w:lang w:eastAsia="zh-CN"/>
+        </w:rPr>
+        <w:t>圆石，圆石，圆石→8虫蚀圆石</w:t>
+      </w:r>
+    </w:p>
+    <w:p>
+      <w:pPr>
+        <w:pStyle w:val="31"/>
+      </w:pPr>
+      <w:r>
+        <w:t xml:space="preserve">10. </w:t>
+      </w:r>
+      <w:r>
+        <w:t>虫蚀石砖（</w:t>
+      </w:r>
+      <w:r>
+        <w:t>minecraft:infested_stone_bricks</w:t>
+      </w:r>
+      <w:r>
+        <w:t>）</w:t>
+      </w:r>
+    </w:p>
+    <w:p>
+      <w:pPr>
+        <w:pStyle w:val="RecipeDetail"/>
+      </w:pPr>
+      <w:r>
+        <w:t>创造工作台，有序合成</w:t>
+      </w:r>
+    </w:p>
+    <w:p>
+      <w:pPr>
+        <w:pStyle w:val="RecipeDetail"/>
+      </w:pPr>
+      <w:r>
+        <w:t>石砖，石砖，石砖，</w:t>
+      </w:r>
+    </w:p>
+    <w:p>
+      <w:pPr>
+        <w:pStyle w:val="RecipeDetail"/>
+        <w:rPr>
+          <w:lang w:eastAsia="zh-CN"/>
+        </w:rPr>
+      </w:pPr>
+      <w:r>
+        <w:rPr>
+          <w:lang w:eastAsia="zh-CN"/>
+        </w:rPr>
+        <w:t>石砖，蠹虫生成蛋，石砖，</w:t>
+      </w:r>
+    </w:p>
+    <w:p>
+      <w:pPr>
+        <w:pStyle w:val="RecipeDetail"/>
+        <w:rPr>
+          <w:lang w:eastAsia="zh-CN"/>
+        </w:rPr>
+      </w:pPr>
+      <w:r>
+        <w:rPr>
+          <w:lang w:eastAsia="zh-CN"/>
+        </w:rPr>
+        <w:t>石砖，石砖，石砖→8虫蚀石砖</w:t>
+      </w:r>
+    </w:p>
+    <w:p>
+      <w:pPr>
+        <w:pStyle w:val="31"/>
+      </w:pPr>
+      <w:r>
+        <w:t xml:space="preserve">11. </w:t>
+      </w:r>
+      <w:r>
+        <w:t>虫蚀苔石砖（</w:t>
+      </w:r>
+      <w:r>
+        <w:t>minecraft:infested_mossy_stone_bricks</w:t>
+      </w:r>
+      <w:r>
+        <w:t>）</w:t>
+      </w:r>
+    </w:p>
+    <w:p>
+      <w:pPr>
+        <w:pStyle w:val="RecipeDetail"/>
+      </w:pPr>
+      <w:r>
+        <w:t>创造工作台，有序合成</w:t>
+      </w:r>
+    </w:p>
+    <w:p>
+      <w:pPr>
+        <w:pStyle w:val="RecipeDetail"/>
+      </w:pPr>
+      <w:r>
+        <w:t>苔石砖，苔石砖，苔石砖，</w:t>
+      </w:r>
+    </w:p>
+    <w:p>
+      <w:pPr>
+        <w:pStyle w:val="RecipeDetail"/>
+        <w:rPr>
+          <w:lang w:eastAsia="zh-CN"/>
+        </w:rPr>
+      </w:pPr>
+      <w:r>
+        <w:rPr>
+          <w:lang w:eastAsia="zh-CN"/>
+        </w:rPr>
+        <w:t>苔石砖，蠹虫生成蛋，苔石砖，</w:t>
+      </w:r>
+    </w:p>
+    <w:p>
+      <w:pPr>
+        <w:pStyle w:val="RecipeDetail"/>
+        <w:rPr>
+          <w:lang w:eastAsia="zh-CN"/>
+        </w:rPr>
+      </w:pPr>
+      <w:r>
+        <w:rPr>
+          <w:lang w:eastAsia="zh-CN"/>
+        </w:rPr>
+        <w:t>苔石砖，苔石砖，苔石砖→8虫蚀苔石砖</w:t>
+      </w:r>
+    </w:p>
+    <w:p>
+      <w:pPr>
+        <w:pStyle w:val="31"/>
+      </w:pPr>
+      <w:r>
+        <w:t xml:space="preserve">12. </w:t>
+      </w:r>
+      <w:r>
+        <w:t>虫蚀裂纹石砖（</w:t>
+      </w:r>
+      <w:r>
+        <w:t>minecraft:infested_cracked_stone_bricks</w:t>
+      </w:r>
+      <w:r>
+        <w:t>）</w:t>
+      </w:r>
+    </w:p>
+    <w:p>
+      <w:pPr>
+        <w:pStyle w:val="RecipeDetail"/>
+      </w:pPr>
+      <w:r>
+        <w:t>创造工作台，有序合成</w:t>
+      </w:r>
+    </w:p>
+    <w:p>
+      <w:pPr>
+        <w:pStyle w:val="RecipeDetail"/>
+      </w:pPr>
+      <w:r>
+        <w:t>裂纹石砖，裂纹石砖，裂纹石砖，</w:t>
+      </w:r>
+    </w:p>
+    <w:p>
+      <w:pPr>
+        <w:pStyle w:val="RecipeDetail"/>
+        <w:rPr>
+          <w:lang w:eastAsia="zh-CN"/>
+        </w:rPr>
+      </w:pPr>
+      <w:r>
+        <w:rPr>
+          <w:lang w:eastAsia="zh-CN"/>
+        </w:rPr>
+        <w:t>裂纹石砖，蠹虫生成蛋，裂纹石砖，</w:t>
+      </w:r>
+    </w:p>
+    <w:p>
+      <w:pPr>
+        <w:pStyle w:val="RecipeDetail"/>
+        <w:rPr>
+          <w:lang w:eastAsia="zh-CN"/>
+        </w:rPr>
+      </w:pPr>
+      <w:r>
+        <w:rPr>
+          <w:lang w:eastAsia="zh-CN"/>
+        </w:rPr>
+        <w:t>裂纹石砖，裂纹石砖，裂纹石砖→8虫蚀裂纹石砖</w:t>
+      </w:r>
+    </w:p>
+    <w:p>
+      <w:pPr>
+        <w:pStyle w:val="31"/>
+      </w:pPr>
+      <w:r>
+        <w:t xml:space="preserve">13. </w:t>
+      </w:r>
+      <w:r>
+        <w:t>虫蚀錾制石砖（</w:t>
+      </w:r>
+      <w:r>
+        <w:t>minecraft:infested_chiseled_stone_bricks</w:t>
+      </w:r>
+      <w:r>
+        <w:t>）</w:t>
+      </w:r>
+    </w:p>
+    <w:p>
+      <w:pPr>
+        <w:pStyle w:val="RecipeDetail"/>
+      </w:pPr>
+      <w:r>
+        <w:t>创造工作台，有序合成</w:t>
+      </w:r>
+    </w:p>
+    <w:p>
+      <w:pPr>
+        <w:pStyle w:val="RecipeDetail"/>
+      </w:pPr>
+      <w:r>
+        <w:t>錾制石砖，錾制石砖，錾制石砖，</w:t>
+      </w:r>
+    </w:p>
+    <w:p>
+      <w:pPr>
+        <w:pStyle w:val="RecipeDetail"/>
+        <w:rPr>
+          <w:lang w:eastAsia="zh-CN"/>
+        </w:rPr>
+      </w:pPr>
+      <w:r>
+        <w:rPr>
+          <w:lang w:eastAsia="zh-CN"/>
+        </w:rPr>
+        <w:t>錾制石砖，蠹虫生成蛋，錾制石砖，</w:t>
+      </w:r>
+    </w:p>
+    <w:p>
+      <w:pPr>
+        <w:pStyle w:val="RecipeDetail"/>
+        <w:rPr>
+          <w:lang w:eastAsia="zh-CN"/>
+        </w:rPr>
+      </w:pPr>
+      <w:r>
+        <w:rPr>
+          <w:lang w:eastAsia="zh-CN"/>
+        </w:rPr>
+        <w:t>錾制石砖，錾制石砖，錾制石砖→8虫蚀錾制石砖</w:t>
+      </w:r>
+    </w:p>
+    <w:p>
+      <w:pPr>
+        <w:pStyle w:val="31"/>
+      </w:pPr>
+      <w:r>
+        <w:t xml:space="preserve">14. </w:t>
+      </w:r>
+      <w:r>
+        <w:t>虫蚀深板岩（</w:t>
+      </w:r>
+      <w:r>
+        <w:t>minecraft:infested_deepslate</w:t>
+      </w:r>
+      <w:r>
+        <w:t>）</w:t>
+      </w:r>
+    </w:p>
+    <w:p>
+      <w:pPr>
+        <w:pStyle w:val="RecipeDetail"/>
+      </w:pPr>
+      <w:r>
+        <w:t>创造工作台，有序合成</w:t>
+      </w:r>
+    </w:p>
+    <w:p>
+      <w:pPr>
+        <w:pStyle w:val="RecipeDetail"/>
+      </w:pPr>
+      <w:r>
+        <w:t>深板岩，深板岩，深板岩，</w:t>
+      </w:r>
+    </w:p>
+    <w:p>
+      <w:pPr>
+        <w:pStyle w:val="RecipeDetail"/>
+      </w:pPr>
+      <w:r>
+        <w:t>深板岩，蠹虫生成蛋，深板岩，</w:t>
+      </w:r>
+    </w:p>
+    <w:p>
+      <w:pPr>
+        <w:pStyle w:val="RecipeDetail"/>
+        <w:rPr>
+          <w:lang w:eastAsia="zh-CN"/>
+        </w:rPr>
+      </w:pPr>
+      <w:r>
+        <w:rPr>
+          <w:lang w:eastAsia="zh-CN"/>
+        </w:rPr>
+        <w:t>深板岩，深板岩，深板岩→8虫蚀深板岩</w:t>
+      </w:r>
+    </w:p>
+    <w:p>
+      <w:pPr>
+        <w:pStyle w:val="31"/>
+        <w:rPr>
+          <w:lang w:eastAsia="zh-CN"/>
+        </w:rPr>
+      </w:pPr>
+      <w:r>
+        <w:rPr>
+          <w:lang w:eastAsia="zh-CN"/>
+        </w:rPr>
+        <w:t xml:space="preserve">15. </w:t>
+      </w:r>
+      <w:r>
+        <w:rPr>
+          <w:lang w:eastAsia="zh-CN"/>
+        </w:rPr>
+        <w:t>刷怪笼（</w:t>
+      </w:r>
+      <w:r>
+        <w:rPr>
+          <w:lang w:eastAsia="zh-CN"/>
+        </w:rPr>
+        <w:t>minecraft:spawner</w:t>
+      </w:r>
+      <w:r>
+        <w:rPr>
+          <w:lang w:eastAsia="zh-CN"/>
+        </w:rPr>
+        <w:t>）</w:t>
+      </w:r>
+    </w:p>
+    <w:p>
+      <w:pPr>
+        <w:pStyle w:val="RecipeDetail"/>
+        <w:rPr>
+          <w:lang w:eastAsia="zh-CN"/>
+        </w:rPr>
+      </w:pPr>
+      <w:r>
+        <w:rPr>
+          <w:lang w:eastAsia="zh-CN"/>
+        </w:rPr>
+        <w:t>创造工作台，有序合成</w:t>
+      </w:r>
+    </w:p>
+    <w:p>
+      <w:pPr>
+        <w:pStyle w:val="RecipeDetail"/>
+        <w:rPr>
+          <w:lang w:eastAsia="zh-CN"/>
+        </w:rPr>
+      </w:pPr>
+      <w:r>
+        <w:rPr>
+          <w:lang w:eastAsia="zh-CN"/>
+        </w:rPr>
+        <w:t>铁栅栏，铁栅栏，铁栅栏，</w:t>
+      </w:r>
+    </w:p>
+    <w:p>
+      <w:pPr>
+        <w:pStyle w:val="RecipeDetail"/>
         <w:rPr>
           <w:lang w:eastAsia="zh-CN"/>
         </w:rPr>
@@ -2077,7 +2357,7 @@
           <w:lang w:eastAsia="zh-CN"/>
         </w:rPr>
         <w:lastRenderedPageBreak/>
-        <w:t>泥土/砂土/草方块/灰化土/菌丝体/缠根泥土（六选一），任意材质的锄头</w:t>
+        <w:t>铁栅栏，下界之星，铁栅栏，</w:t>
       </w:r>
     </w:p>
     <w:p>
@@ -2091,21 +2371,7 @@
         <w:rPr>
           <w:lang w:eastAsia="zh-CN"/>
         </w:rPr>
-        <w:t>特殊</w:t>
-      </w:r>
-      <w:proofErr w:type="gramStart"/>
-      <w:r>
-        <w:rPr>
-          <w:lang w:eastAsia="zh-CN"/>
-        </w:rPr>
-        <w:t>备注:</w:t>
-      </w:r>
-      <w:proofErr w:type="gramEnd"/>
-      <w:r>
-        <w:rPr>
-          <w:lang w:eastAsia="zh-CN"/>
-        </w:rPr>
-        <w:t>锄头不会消耗</w:t>
+        <w:t>铁栅栏，铁栅栏，铁栅栏→1刷怪笼</w:t>
       </w:r>
     </w:p>
     <w:p>
@@ -2113,21 +2379,14 @@
         <w:pStyle w:val="31"/>
       </w:pPr>
       <w:r>
-        <w:t xml:space="preserve">8. </w:t>
-      </w:r>
-      <w:proofErr w:type="spellStart"/>
-      <w:r>
-        <w:t>虫蚀石头（</w:t>
-      </w:r>
-      <w:proofErr w:type="gramStart"/>
-      <w:r>
-        <w:t>minecraft:infested</w:t>
-      </w:r>
-      <w:proofErr w:type="gramEnd"/>
-      <w:r>
-        <w:t>_stone</w:t>
-      </w:r>
-      <w:proofErr w:type="spellEnd"/>
+        <w:t xml:space="preserve">16. </w:t>
+      </w:r>
+      <w:r>
+        <w:t>高草丛（</w:t>
+      </w:r>
+      <w:r>
+        <w:t>minecraft:tall_grass</w:t>
+      </w:r>
       <w:r>
         <w:t>）</w:t>
       </w:r>
@@ -2145,7 +2404,7 @@
         <w:pStyle w:val="RecipeDetail"/>
       </w:pPr>
       <w:r>
-        <w:t>石头，石头，石头，</w:t>
+        <w:t>骨粉</w:t>
       </w:r>
     </w:p>
     <w:p>
@@ -2153,69 +2412,199 @@
         <w:pStyle w:val="RecipeDetail"/>
       </w:pPr>
       <w:r>
-        <w:t>石头，虫蚀药水/蠹虫生成蛋，石头，</w:t>
+        <w:t>矮草丛→1高草丛</w:t>
+      </w:r>
+    </w:p>
+    <w:p>
+      <w:pPr>
+        <w:pStyle w:val="31"/>
+      </w:pPr>
+      <w:r>
+        <w:t xml:space="preserve">17. </w:t>
+      </w:r>
+      <w:r>
+        <w:t>大型蕨（</w:t>
+      </w:r>
+      <w:r>
+        <w:t>minecraft:large_fern</w:t>
+      </w:r>
+      <w:r>
+        <w:t>）</w:t>
       </w:r>
     </w:p>
     <w:p>
       <w:pPr>
         <w:pStyle w:val="RecipeDetail"/>
-        <w:rPr>
-          <w:lang w:eastAsia="zh-CN"/>
-        </w:rPr>
-      </w:pPr>
-      <w:r>
-        <w:rPr>
-          <w:lang w:eastAsia="zh-CN"/>
-        </w:rPr>
-        <w:t>石头，石头，石头→8虫蚀石头</w:t>
+      </w:pPr>
+      <w:r>
+        <w:t>创造工作台，有序合成</w:t>
+      </w:r>
+    </w:p>
+    <w:p>
+      <w:pPr>
+        <w:pStyle w:val="RecipeDetail"/>
+        <w:rPr>
+          <w:lang w:eastAsia="zh-CN"/>
+        </w:rPr>
+      </w:pPr>
+      <w:r>
+        <w:rPr>
+          <w:lang w:eastAsia="zh-CN"/>
+        </w:rPr>
+        <w:t>骨粉</w:t>
+      </w:r>
+    </w:p>
+    <w:p>
+      <w:pPr>
+        <w:pStyle w:val="RecipeDetail"/>
+        <w:rPr>
+          <w:lang w:eastAsia="zh-CN"/>
+        </w:rPr>
+      </w:pPr>
+      <w:r>
+        <w:rPr>
+          <w:lang w:eastAsia="zh-CN"/>
+        </w:rPr>
+        <w:t>蕨→1大型蕨</w:t>
       </w:r>
     </w:p>
     <w:p>
       <w:pPr>
         <w:pStyle w:val="31"/>
-      </w:pPr>
-      <w:r>
-        <w:t xml:space="preserve">9. </w:t>
-      </w:r>
-      <w:proofErr w:type="spellStart"/>
-      <w:r>
-        <w:t>虫蚀圆石（</w:t>
-      </w:r>
-      <w:proofErr w:type="gramStart"/>
-      <w:r>
-        <w:t>minecraft:infested</w:t>
-      </w:r>
-      <w:proofErr w:type="gramEnd"/>
-      <w:r>
-        <w:t>_cobblestone</w:t>
-      </w:r>
-      <w:proofErr w:type="spellEnd"/>
-      <w:r>
+        <w:rPr>
+          <w:lang w:eastAsia="zh-CN"/>
+        </w:rPr>
+      </w:pPr>
+      <w:r>
+        <w:rPr>
+          <w:lang w:eastAsia="zh-CN"/>
+        </w:rPr>
+        <w:t xml:space="preserve">18. </w:t>
+      </w:r>
+      <w:r>
+        <w:rPr>
+          <w:lang w:eastAsia="zh-CN"/>
+        </w:rPr>
+        <w:t>试炼刷怪笼（</w:t>
+      </w:r>
+      <w:r>
+        <w:rPr>
+          <w:lang w:eastAsia="zh-CN"/>
+        </w:rPr>
+        <w:t>minecraft:trial_spawner</w:t>
+      </w:r>
+      <w:r>
+        <w:rPr>
+          <w:lang w:eastAsia="zh-CN"/>
+        </w:rPr>
         <w:t>）</w:t>
       </w:r>
     </w:p>
     <w:p>
       <w:pPr>
         <w:pStyle w:val="RecipeDetail"/>
-      </w:pPr>
-      <w:r>
+        <w:rPr>
+          <w:lang w:eastAsia="zh-CN"/>
+        </w:rPr>
+      </w:pPr>
+      <w:r>
+        <w:rPr>
+          <w:lang w:eastAsia="zh-CN"/>
+        </w:rPr>
         <w:t>创造工作台，有序合成</w:t>
       </w:r>
     </w:p>
     <w:p>
       <w:pPr>
         <w:pStyle w:val="RecipeDetail"/>
-      </w:pPr>
-      <w:r>
-        <w:t>圆石，圆石，圆石，</w:t>
+        <w:rPr>
+          <w:lang w:eastAsia="zh-CN"/>
+        </w:rPr>
+      </w:pPr>
+      <w:r>
+        <w:rPr>
+          <w:lang w:eastAsia="zh-CN"/>
+        </w:rPr>
+        <w:t>铜</w:t>
+      </w:r>
+      <w:r>
+        <w:rPr>
+          <w:rFonts w:ascii="宋体" w:eastAsia="宋体" w:hAnsi="宋体" w:cs="宋体" w:hint="eastAsia"/>
+          <w:lang w:eastAsia="zh-CN"/>
+        </w:rPr>
+        <w:t>格栅</w:t>
+      </w:r>
+      <w:r>
+        <w:rPr>
+          <w:lang w:eastAsia="zh-CN"/>
+        </w:rPr>
+        <w:t>，铜</w:t>
+      </w:r>
+      <w:r>
+        <w:rPr>
+          <w:rFonts w:ascii="宋体" w:eastAsia="宋体" w:hAnsi="宋体" w:cs="宋体" w:hint="eastAsia"/>
+          <w:lang w:eastAsia="zh-CN"/>
+        </w:rPr>
+        <w:t>格栅</w:t>
+      </w:r>
+      <w:r>
+        <w:rPr>
+          <w:lang w:eastAsia="zh-CN"/>
+        </w:rPr>
+        <w:t>，铜</w:t>
+      </w:r>
+      <w:r>
+        <w:rPr>
+          <w:rFonts w:ascii="宋体" w:eastAsia="宋体" w:hAnsi="宋体" w:cs="宋体" w:hint="eastAsia"/>
+          <w:lang w:eastAsia="zh-CN"/>
+        </w:rPr>
+        <w:t>格栅</w:t>
+      </w:r>
+      <w:r>
+        <w:rPr>
+          <w:lang w:eastAsia="zh-CN"/>
+        </w:rPr>
+        <w:t>，</w:t>
       </w:r>
     </w:p>
     <w:p>
       <w:pPr>
         <w:pStyle w:val="RecipeDetail"/>
-      </w:pPr>
-      <w:r>
-        <w:t>圆石，虫蚀药水/蠹虫生成蛋，圆石，</w:t>
+        <w:rPr>
+          <w:lang w:eastAsia="zh-CN"/>
+        </w:rPr>
+      </w:pPr>
+      <w:r>
+        <w:rPr>
+          <w:lang w:eastAsia="zh-CN"/>
+        </w:rPr>
+        <w:t>铜</w:t>
+      </w:r>
+      <w:r>
+        <w:rPr>
+          <w:rFonts w:ascii="宋体" w:eastAsia="宋体" w:hAnsi="宋体" w:cs="宋体" w:hint="eastAsia"/>
+          <w:lang w:eastAsia="zh-CN"/>
+        </w:rPr>
+        <w:t>格栅</w:t>
+      </w:r>
+      <w:r>
+        <w:rPr>
+          <w:lang w:eastAsia="zh-CN"/>
+        </w:rPr>
+        <w:t>，下界之星，铜</w:t>
+      </w:r>
+      <w:r>
+        <w:rPr>
+          <w:rFonts w:ascii="宋体" w:eastAsia="宋体" w:hAnsi="宋体" w:cs="宋体" w:hint="eastAsia"/>
+          <w:lang w:eastAsia="zh-CN"/>
+        </w:rPr>
+        <w:t>格栅</w:t>
+      </w:r>
+      <w:r>
+        <w:rPr>
+          <w:lang w:eastAsia="zh-CN"/>
+        </w:rPr>
+        <w:t>，</w:t>
       </w:r>
     </w:p>
     <w:p>
@@ -2229,55 +2618,226 @@
         <w:rPr>
           <w:lang w:eastAsia="zh-CN"/>
         </w:rPr>
-        <w:t>圆石，圆石，圆石→8虫蚀圆石</w:t>
+        <w:t>铜</w:t>
+      </w:r>
+      <w:r>
+        <w:rPr>
+          <w:rFonts w:ascii="宋体" w:eastAsia="宋体" w:hAnsi="宋体" w:cs="宋体" w:hint="eastAsia"/>
+          <w:lang w:eastAsia="zh-CN"/>
+        </w:rPr>
+        <w:t>格栅</w:t>
+      </w:r>
+      <w:r>
+        <w:rPr>
+          <w:lang w:eastAsia="zh-CN"/>
+        </w:rPr>
+        <w:t>，铜</w:t>
+      </w:r>
+      <w:r>
+        <w:rPr>
+          <w:rFonts w:ascii="宋体" w:eastAsia="宋体" w:hAnsi="宋体" w:cs="宋体" w:hint="eastAsia"/>
+          <w:lang w:eastAsia="zh-CN"/>
+        </w:rPr>
+        <w:t>格栅</w:t>
+      </w:r>
+      <w:r>
+        <w:rPr>
+          <w:lang w:eastAsia="zh-CN"/>
+        </w:rPr>
+        <w:t>，铜</w:t>
+      </w:r>
+      <w:r>
+        <w:rPr>
+          <w:rFonts w:ascii="宋体" w:eastAsia="宋体" w:hAnsi="宋体" w:cs="宋体" w:hint="eastAsia"/>
+          <w:lang w:eastAsia="zh-CN"/>
+        </w:rPr>
+        <w:t>格栅</w:t>
+      </w:r>
+      <w:r>
+        <w:rPr>
+          <w:lang w:eastAsia="zh-CN"/>
+        </w:rPr>
+        <w:t>，→1试炼刷怪笼（铜</w:t>
+      </w:r>
+      <w:r>
+        <w:rPr>
+          <w:rFonts w:ascii="宋体" w:eastAsia="宋体" w:hAnsi="宋体" w:cs="宋体" w:hint="eastAsia"/>
+          <w:lang w:eastAsia="zh-CN"/>
+        </w:rPr>
+        <w:t>格栅</w:t>
+      </w:r>
+      <w:r>
+        <w:rPr>
+          <w:lang w:eastAsia="zh-CN"/>
+        </w:rPr>
+        <w:t>含未氧化及各氧化阶段、含涂蜡变体；各格可混搭）</w:t>
+      </w:r>
+    </w:p>
+    <w:p>
+      <w:pPr>
+        <w:pStyle w:val="RecipeDetail"/>
+        <w:rPr>
+          <w:lang w:eastAsia="zh-CN"/>
+        </w:rPr>
+      </w:pPr>
+      <w:r>
+        <w:rPr>
+          <w:lang w:eastAsia="zh-CN"/>
+        </w:rPr>
+        <w:t>特殊：创造工作台，无序合成</w:t>
+      </w:r>
+    </w:p>
+    <w:p>
+      <w:pPr>
+        <w:pStyle w:val="RecipeDetail"/>
+        <w:rPr>
+          <w:lang w:eastAsia="zh-CN"/>
+        </w:rPr>
+      </w:pPr>
+      <w:r>
+        <w:rPr>
+          <w:lang w:eastAsia="zh-CN"/>
+        </w:rPr>
+        <w:t>不祥之瓶，试炼刷怪笼→1试炼刷怪笼（物品显示“不祥试炼刷怪笼”，状态 ominous=true）</w:t>
       </w:r>
     </w:p>
     <w:p>
       <w:pPr>
         <w:pStyle w:val="31"/>
-      </w:pPr>
-      <w:r>
-        <w:t xml:space="preserve">10. </w:t>
-      </w:r>
-      <w:proofErr w:type="spellStart"/>
-      <w:r>
-        <w:t>虫蚀石砖（</w:t>
-      </w:r>
-      <w:proofErr w:type="gramStart"/>
-      <w:r>
-        <w:t>minecraft:infested</w:t>
-      </w:r>
-      <w:proofErr w:type="gramEnd"/>
-      <w:r>
-        <w:t>_stone_bricks</w:t>
-      </w:r>
-      <w:proofErr w:type="spellEnd"/>
-      <w:r>
+        <w:rPr>
+          <w:lang w:eastAsia="zh-CN"/>
+        </w:rPr>
+      </w:pPr>
+      <w:r>
+        <w:rPr>
+          <w:lang w:eastAsia="zh-CN"/>
+        </w:rPr>
+        <w:t xml:space="preserve">19. </w:t>
+      </w:r>
+      <w:r>
+        <w:rPr>
+          <w:lang w:eastAsia="zh-CN"/>
+        </w:rPr>
+        <w:t>宝库（</w:t>
+      </w:r>
+      <w:r>
+        <w:rPr>
+          <w:lang w:eastAsia="zh-CN"/>
+        </w:rPr>
+        <w:t>minecraft:vault</w:t>
+      </w:r>
+      <w:r>
+        <w:rPr>
+          <w:lang w:eastAsia="zh-CN"/>
+        </w:rPr>
         <w:t>）</w:t>
       </w:r>
     </w:p>
     <w:p>
       <w:pPr>
         <w:pStyle w:val="RecipeDetail"/>
-      </w:pPr>
-      <w:r>
+        <w:rPr>
+          <w:lang w:eastAsia="zh-CN"/>
+        </w:rPr>
+      </w:pPr>
+      <w:r>
+        <w:rPr>
+          <w:lang w:eastAsia="zh-CN"/>
+        </w:rPr>
         <w:t>创造工作台，有序合成</w:t>
       </w:r>
     </w:p>
     <w:p>
       <w:pPr>
         <w:pStyle w:val="RecipeDetail"/>
-      </w:pPr>
-      <w:r>
-        <w:t>石砖，石砖，石砖，</w:t>
+        <w:rPr>
+          <w:lang w:eastAsia="zh-CN"/>
+        </w:rPr>
+      </w:pPr>
+      <w:r>
+        <w:rPr>
+          <w:lang w:eastAsia="zh-CN"/>
+        </w:rPr>
+        <w:t>铜</w:t>
+      </w:r>
+      <w:r>
+        <w:rPr>
+          <w:rFonts w:ascii="宋体" w:eastAsia="宋体" w:hAnsi="宋体" w:cs="宋体" w:hint="eastAsia"/>
+          <w:lang w:eastAsia="zh-CN"/>
+        </w:rPr>
+        <w:t>格栅</w:t>
+      </w:r>
+      <w:r>
+        <w:rPr>
+          <w:lang w:eastAsia="zh-CN"/>
+        </w:rPr>
+        <w:t>，铜</w:t>
+      </w:r>
+      <w:r>
+        <w:rPr>
+          <w:rFonts w:ascii="宋体" w:eastAsia="宋体" w:hAnsi="宋体" w:cs="宋体" w:hint="eastAsia"/>
+          <w:lang w:eastAsia="zh-CN"/>
+        </w:rPr>
+        <w:t>格栅</w:t>
+      </w:r>
+      <w:r>
+        <w:rPr>
+          <w:lang w:eastAsia="zh-CN"/>
+        </w:rPr>
+        <w:t>，铜</w:t>
+      </w:r>
+      <w:r>
+        <w:rPr>
+          <w:rFonts w:ascii="宋体" w:eastAsia="宋体" w:hAnsi="宋体" w:cs="宋体" w:hint="eastAsia"/>
+          <w:lang w:eastAsia="zh-CN"/>
+        </w:rPr>
+        <w:t>格栅</w:t>
+      </w:r>
+      <w:r>
+        <w:rPr>
+          <w:lang w:eastAsia="zh-CN"/>
+        </w:rPr>
+        <w:t>，</w:t>
       </w:r>
     </w:p>
     <w:p>
       <w:pPr>
         <w:pStyle w:val="RecipeDetail"/>
-      </w:pPr>
-      <w:r>
-        <w:t>石砖，虫蚀药水/蠹虫生成蛋，石砖，</w:t>
+        <w:rPr>
+          <w:lang w:eastAsia="zh-CN"/>
+        </w:rPr>
+      </w:pPr>
+      <w:r>
+        <w:rPr>
+          <w:lang w:eastAsia="zh-CN"/>
+        </w:rPr>
+        <w:t>铜</w:t>
+      </w:r>
+      <w:r>
+        <w:rPr>
+          <w:rFonts w:ascii="宋体" w:eastAsia="宋体" w:hAnsi="宋体" w:cs="宋体" w:hint="eastAsia"/>
+          <w:lang w:eastAsia="zh-CN"/>
+        </w:rPr>
+        <w:t>格栅</w:t>
+      </w:r>
+      <w:r>
+        <w:rPr>
+          <w:lang w:eastAsia="zh-CN"/>
+        </w:rPr>
+        <w:t>，附魔金苹果，铜</w:t>
+      </w:r>
+      <w:r>
+        <w:rPr>
+          <w:rFonts w:ascii="宋体" w:eastAsia="宋体" w:hAnsi="宋体" w:cs="宋体" w:hint="eastAsia"/>
+          <w:lang w:eastAsia="zh-CN"/>
+        </w:rPr>
+        <w:t>格栅</w:t>
+      </w:r>
+      <w:r>
+        <w:rPr>
+          <w:lang w:eastAsia="zh-CN"/>
+        </w:rPr>
+        <w:t>，</w:t>
       </w:r>
     </w:p>
     <w:p>
@@ -2291,786 +2851,78 @@
         <w:rPr>
           <w:lang w:eastAsia="zh-CN"/>
         </w:rPr>
-        <w:t>石砖，石砖，石砖→8虫蚀石砖</w:t>
-      </w:r>
-    </w:p>
-    <w:p>
-      <w:pPr>
-        <w:pStyle w:val="31"/>
-      </w:pPr>
-      <w:r>
-        <w:t xml:space="preserve">11. </w:t>
-      </w:r>
-      <w:proofErr w:type="spellStart"/>
-      <w:r>
-        <w:t>虫蚀苔石砖（</w:t>
-      </w:r>
-      <w:proofErr w:type="gramStart"/>
-      <w:r>
-        <w:t>minecraft:infested</w:t>
-      </w:r>
-      <w:proofErr w:type="gramEnd"/>
-      <w:r>
-        <w:t>_mossy_stone_bricks</w:t>
-      </w:r>
-      <w:proofErr w:type="spellEnd"/>
-      <w:r>
-        <w:t>）</w:t>
+        <w:t>铜</w:t>
+      </w:r>
+      <w:r>
+        <w:rPr>
+          <w:rFonts w:ascii="宋体" w:eastAsia="宋体" w:hAnsi="宋体" w:cs="宋体" w:hint="eastAsia"/>
+          <w:lang w:eastAsia="zh-CN"/>
+        </w:rPr>
+        <w:t>格栅</w:t>
+      </w:r>
+      <w:r>
+        <w:rPr>
+          <w:lang w:eastAsia="zh-CN"/>
+        </w:rPr>
+        <w:t>，铜</w:t>
+      </w:r>
+      <w:r>
+        <w:rPr>
+          <w:rFonts w:ascii="宋体" w:eastAsia="宋体" w:hAnsi="宋体" w:cs="宋体" w:hint="eastAsia"/>
+          <w:lang w:eastAsia="zh-CN"/>
+        </w:rPr>
+        <w:t>格栅</w:t>
+      </w:r>
+      <w:r>
+        <w:rPr>
+          <w:lang w:eastAsia="zh-CN"/>
+        </w:rPr>
+        <w:t>，铜</w:t>
+      </w:r>
+      <w:r>
+        <w:rPr>
+          <w:rFonts w:ascii="宋体" w:eastAsia="宋体" w:hAnsi="宋体" w:cs="宋体" w:hint="eastAsia"/>
+          <w:lang w:eastAsia="zh-CN"/>
+        </w:rPr>
+        <w:t>格栅</w:t>
+      </w:r>
+      <w:r>
+        <w:rPr>
+          <w:lang w:eastAsia="zh-CN"/>
+        </w:rPr>
+        <w:t>→1宝库（铜</w:t>
+      </w:r>
+      <w:r>
+        <w:rPr>
+          <w:rFonts w:ascii="宋体" w:eastAsia="宋体" w:hAnsi="宋体" w:cs="宋体" w:hint="eastAsia"/>
+          <w:lang w:eastAsia="zh-CN"/>
+        </w:rPr>
+        <w:t>格栅</w:t>
+      </w:r>
+      <w:r>
+        <w:rPr>
+          <w:lang w:eastAsia="zh-CN"/>
+        </w:rPr>
+        <w:t>含未氧化及各氧化阶段、含涂蜡变体；各格可混搭）</w:t>
       </w:r>
     </w:p>
     <w:p>
       <w:pPr>
         <w:pStyle w:val="RecipeDetail"/>
-      </w:pPr>
-      <w:r>
-        <w:t>创造工作台，有序合成</w:t>
+        <w:rPr>
+          <w:lang w:eastAsia="zh-CN"/>
+        </w:rPr>
+      </w:pPr>
+      <w:r>
+        <w:rPr>
+          <w:lang w:eastAsia="zh-CN"/>
+        </w:rPr>
+        <w:t>特殊：创造工作台，无序合成</w:t>
       </w:r>
     </w:p>
     <w:p>
       <w:pPr>
         <w:pStyle w:val="RecipeDetail"/>
-      </w:pPr>
-      <w:r>
-        <w:t>苔石砖，苔石砖，苔石砖，</w:t>
-      </w:r>
-    </w:p>
-    <w:p>
-      <w:pPr>
-        <w:pStyle w:val="RecipeDetail"/>
-      </w:pPr>
-      <w:r>
-        <w:t>苔石砖，虫蚀药水/蠹虫生成蛋，苔石砖，</w:t>
-      </w:r>
-    </w:p>
-    <w:p>
-      <w:pPr>
-        <w:pStyle w:val="RecipeDetail"/>
-        <w:rPr>
-          <w:lang w:eastAsia="zh-CN"/>
-        </w:rPr>
-      </w:pPr>
-      <w:r>
-        <w:rPr>
-          <w:lang w:eastAsia="zh-CN"/>
-        </w:rPr>
-        <w:t>苔石砖，苔石砖，苔石砖→8虫蚀苔石砖</w:t>
-      </w:r>
-    </w:p>
-    <w:p>
-      <w:pPr>
-        <w:pStyle w:val="31"/>
-      </w:pPr>
-      <w:r>
-        <w:t xml:space="preserve">12. </w:t>
-      </w:r>
-      <w:proofErr w:type="spellStart"/>
-      <w:r>
-        <w:t>虫蚀裂纹石砖（</w:t>
-      </w:r>
-      <w:proofErr w:type="gramStart"/>
-      <w:r>
-        <w:t>minecraft:infested</w:t>
-      </w:r>
-      <w:proofErr w:type="gramEnd"/>
-      <w:r>
-        <w:t>_cracked_stone_bricks</w:t>
-      </w:r>
-      <w:proofErr w:type="spellEnd"/>
-      <w:r>
-        <w:t>）</w:t>
-      </w:r>
-    </w:p>
-    <w:p>
-      <w:pPr>
-        <w:pStyle w:val="RecipeDetail"/>
-      </w:pPr>
-      <w:r>
-        <w:t>创造工作台，有序合成</w:t>
-      </w:r>
-    </w:p>
-    <w:p>
-      <w:pPr>
-        <w:pStyle w:val="RecipeDetail"/>
-      </w:pPr>
-      <w:r>
-        <w:t>裂纹石砖，裂纹石砖，裂纹石砖，</w:t>
-      </w:r>
-    </w:p>
-    <w:p>
-      <w:pPr>
-        <w:pStyle w:val="RecipeDetail"/>
-      </w:pPr>
-      <w:r>
-        <w:t>裂纹石砖，虫蚀药水/蠹虫生成蛋，裂纹石砖，</w:t>
-      </w:r>
-    </w:p>
-    <w:p>
-      <w:pPr>
-        <w:pStyle w:val="RecipeDetail"/>
-        <w:rPr>
-          <w:lang w:eastAsia="zh-CN"/>
-        </w:rPr>
-      </w:pPr>
-      <w:r>
-        <w:rPr>
-          <w:lang w:eastAsia="zh-CN"/>
-        </w:rPr>
-        <w:t>裂纹石砖，裂纹石砖，裂纹石砖→8虫蚀裂纹石砖</w:t>
-      </w:r>
-    </w:p>
-    <w:p>
-      <w:pPr>
-        <w:pStyle w:val="31"/>
-      </w:pPr>
-      <w:r>
-        <w:t xml:space="preserve">13. </w:t>
-      </w:r>
-      <w:proofErr w:type="spellStart"/>
-      <w:r>
-        <w:t>虫蚀錾制石砖（</w:t>
-      </w:r>
-      <w:proofErr w:type="gramStart"/>
-      <w:r>
-        <w:t>minecraft:infested</w:t>
-      </w:r>
-      <w:proofErr w:type="gramEnd"/>
-      <w:r>
-        <w:t>_chiseled_stone_bricks</w:t>
-      </w:r>
-      <w:proofErr w:type="spellEnd"/>
-      <w:r>
-        <w:t>）</w:t>
-      </w:r>
-    </w:p>
-    <w:p>
-      <w:pPr>
-        <w:pStyle w:val="RecipeDetail"/>
-      </w:pPr>
-      <w:r>
-        <w:t>创造工作台，有序合成</w:t>
-      </w:r>
-    </w:p>
-    <w:p>
-      <w:pPr>
-        <w:pStyle w:val="RecipeDetail"/>
-      </w:pPr>
-      <w:r>
-        <w:t>錾制石砖，錾制石砖，錾制石砖，</w:t>
-      </w:r>
-    </w:p>
-    <w:p>
-      <w:pPr>
-        <w:pStyle w:val="RecipeDetail"/>
-      </w:pPr>
-      <w:r>
-        <w:t>錾制石砖，虫蚀药水/蠹虫生成蛋，錾制石砖，</w:t>
-      </w:r>
-    </w:p>
-    <w:p>
-      <w:pPr>
-        <w:pStyle w:val="RecipeDetail"/>
-        <w:rPr>
-          <w:lang w:eastAsia="zh-CN"/>
-        </w:rPr>
-      </w:pPr>
-      <w:r>
-        <w:rPr>
-          <w:lang w:eastAsia="zh-CN"/>
-        </w:rPr>
-        <w:t>錾制石砖，錾制石砖，錾制石砖→8虫蚀錾制石砖</w:t>
-      </w:r>
-    </w:p>
-    <w:p>
-      <w:pPr>
-        <w:pStyle w:val="31"/>
-      </w:pPr>
-      <w:r>
-        <w:t xml:space="preserve">14. </w:t>
-      </w:r>
-      <w:proofErr w:type="spellStart"/>
-      <w:r>
-        <w:t>虫蚀深板岩（</w:t>
-      </w:r>
-      <w:proofErr w:type="gramStart"/>
-      <w:r>
-        <w:t>minecraft:infested</w:t>
-      </w:r>
-      <w:proofErr w:type="gramEnd"/>
-      <w:r>
-        <w:t>_deepslate</w:t>
-      </w:r>
-      <w:proofErr w:type="spellEnd"/>
-      <w:r>
-        <w:t>）</w:t>
-      </w:r>
-    </w:p>
-    <w:p>
-      <w:pPr>
-        <w:pStyle w:val="RecipeDetail"/>
-      </w:pPr>
-      <w:r>
-        <w:t>创造工作台，有序合成</w:t>
-      </w:r>
-    </w:p>
-    <w:p>
-      <w:pPr>
-        <w:pStyle w:val="RecipeDetail"/>
-      </w:pPr>
-      <w:r>
-        <w:t>深板岩，深板岩，深板岩，</w:t>
-      </w:r>
-    </w:p>
-    <w:p>
-      <w:pPr>
-        <w:pStyle w:val="RecipeDetail"/>
-      </w:pPr>
-      <w:r>
-        <w:t>深板岩，虫蚀药水/蠹虫生成蛋，深板岩，</w:t>
-      </w:r>
-    </w:p>
-    <w:p>
-      <w:pPr>
-        <w:pStyle w:val="RecipeDetail"/>
-        <w:rPr>
-          <w:lang w:eastAsia="zh-CN"/>
-        </w:rPr>
-      </w:pPr>
-      <w:r>
-        <w:rPr>
-          <w:lang w:eastAsia="zh-CN"/>
-        </w:rPr>
-        <w:t>深板岩，深板岩，深板岩→8虫蚀深板岩</w:t>
-      </w:r>
-    </w:p>
-    <w:p>
-      <w:pPr>
-        <w:pStyle w:val="31"/>
-        <w:rPr>
-          <w:lang w:eastAsia="zh-CN"/>
-        </w:rPr>
-      </w:pPr>
-      <w:r>
-        <w:rPr>
-          <w:lang w:eastAsia="zh-CN"/>
-        </w:rPr>
-        <w:lastRenderedPageBreak/>
-        <w:t xml:space="preserve">15. </w:t>
-      </w:r>
-      <w:r>
-        <w:rPr>
-          <w:lang w:eastAsia="zh-CN"/>
-        </w:rPr>
-        <w:t>刷怪笼（</w:t>
-      </w:r>
-      <w:proofErr w:type="spellStart"/>
-      <w:r>
-        <w:rPr>
-          <w:lang w:eastAsia="zh-CN"/>
-        </w:rPr>
-        <w:t>minecraft:spawner</w:t>
-      </w:r>
-      <w:proofErr w:type="spellEnd"/>
-      <w:r>
-        <w:rPr>
-          <w:lang w:eastAsia="zh-CN"/>
-        </w:rPr>
-        <w:t>）</w:t>
-      </w:r>
-    </w:p>
-    <w:p>
-      <w:pPr>
-        <w:pStyle w:val="RecipeDetail"/>
-        <w:rPr>
-          <w:lang w:eastAsia="zh-CN"/>
-        </w:rPr>
-      </w:pPr>
-      <w:r>
-        <w:rPr>
-          <w:lang w:eastAsia="zh-CN"/>
-        </w:rPr>
-        <w:t>创造工作台，有序合成</w:t>
-      </w:r>
-    </w:p>
-    <w:p>
-      <w:pPr>
-        <w:pStyle w:val="RecipeDetail"/>
-        <w:rPr>
-          <w:lang w:eastAsia="zh-CN"/>
-        </w:rPr>
-      </w:pPr>
-      <w:r>
-        <w:rPr>
-          <w:lang w:eastAsia="zh-CN"/>
-        </w:rPr>
-        <w:t>铁栅栏，铁栅栏，铁栅栏，</w:t>
-      </w:r>
-    </w:p>
-    <w:p>
-      <w:pPr>
-        <w:pStyle w:val="RecipeDetail"/>
-        <w:rPr>
-          <w:lang w:eastAsia="zh-CN"/>
-        </w:rPr>
-      </w:pPr>
-      <w:r>
-        <w:rPr>
-          <w:lang w:eastAsia="zh-CN"/>
-        </w:rPr>
-        <w:t>铁栅栏，下界之星，铁栅栏，</w:t>
-      </w:r>
-    </w:p>
-    <w:p>
-      <w:pPr>
-        <w:pStyle w:val="RecipeDetail"/>
-        <w:rPr>
-          <w:lang w:eastAsia="zh-CN"/>
-        </w:rPr>
-      </w:pPr>
-      <w:r>
-        <w:rPr>
-          <w:lang w:eastAsia="zh-CN"/>
-        </w:rPr>
-        <w:t>铁栅栏，铁栅栏，铁栅栏→1刷怪笼</w:t>
-      </w:r>
-    </w:p>
-    <w:p>
-      <w:pPr>
-        <w:pStyle w:val="31"/>
-      </w:pPr>
-      <w:r>
-        <w:t xml:space="preserve">16. </w:t>
-      </w:r>
-      <w:proofErr w:type="spellStart"/>
-      <w:r>
-        <w:t>高草丛（</w:t>
-      </w:r>
-      <w:proofErr w:type="gramStart"/>
-      <w:r>
-        <w:t>minecraft:tall</w:t>
-      </w:r>
-      <w:proofErr w:type="gramEnd"/>
-      <w:r>
-        <w:t>_grass</w:t>
-      </w:r>
-      <w:proofErr w:type="spellEnd"/>
-      <w:r>
-        <w:t>）</w:t>
-      </w:r>
-    </w:p>
-    <w:p>
-      <w:pPr>
-        <w:pStyle w:val="RecipeDetail"/>
-      </w:pPr>
-      <w:r>
-        <w:t>创造工作台，有序合成</w:t>
-      </w:r>
-    </w:p>
-    <w:p>
-      <w:pPr>
-        <w:pStyle w:val="RecipeDetail"/>
-      </w:pPr>
-      <w:r>
-        <w:t>骨粉</w:t>
-      </w:r>
-    </w:p>
-    <w:p>
-      <w:pPr>
-        <w:pStyle w:val="RecipeDetail"/>
-      </w:pPr>
-      <w:r>
-        <w:t>矮草丛→1高草丛</w:t>
-      </w:r>
-    </w:p>
-    <w:p>
-      <w:pPr>
-        <w:pStyle w:val="31"/>
-      </w:pPr>
-      <w:r>
-        <w:t xml:space="preserve">17. </w:t>
-      </w:r>
-      <w:r>
-        <w:t>大型蕨（</w:t>
-      </w:r>
-      <w:r>
-        <w:t>minecraft:large_fern</w:t>
-      </w:r>
-      <w:r>
-        <w:t>）</w:t>
-      </w:r>
-    </w:p>
-    <w:p>
-      <w:pPr>
-        <w:pStyle w:val="RecipeDetail"/>
-      </w:pPr>
-      <w:r>
-        <w:t>创造工作台，有序合成</w:t>
-      </w:r>
-    </w:p>
-    <w:p>
-      <w:pPr>
-        <w:pStyle w:val="RecipeDetail"/>
-        <w:rPr>
-          <w:lang w:eastAsia="zh-CN"/>
-        </w:rPr>
-      </w:pPr>
-      <w:r>
-        <w:rPr>
-          <w:lang w:eastAsia="zh-CN"/>
-        </w:rPr>
-        <w:t>骨粉</w:t>
-      </w:r>
-    </w:p>
-    <w:p>
-      <w:pPr>
-        <w:pStyle w:val="RecipeDetail"/>
-        <w:rPr>
-          <w:lang w:eastAsia="zh-CN"/>
-        </w:rPr>
-      </w:pPr>
-      <w:r>
-        <w:rPr>
-          <w:lang w:eastAsia="zh-CN"/>
-        </w:rPr>
-        <w:t>蕨→1大型蕨</w:t>
-      </w:r>
-    </w:p>
-    <w:p>
-      <w:pPr>
-        <w:pStyle w:val="31"/>
-        <w:rPr>
-          <w:lang w:eastAsia="zh-CN"/>
-        </w:rPr>
-      </w:pPr>
-      <w:r>
-        <w:rPr>
-          <w:lang w:eastAsia="zh-CN"/>
-        </w:rPr>
-        <w:t xml:space="preserve">18. </w:t>
-      </w:r>
-      <w:r>
-        <w:rPr>
-          <w:lang w:eastAsia="zh-CN"/>
-        </w:rPr>
-        <w:t>试炼刷怪笼（</w:t>
-      </w:r>
-      <w:proofErr w:type="spellStart"/>
-      <w:r>
-        <w:rPr>
-          <w:lang w:eastAsia="zh-CN"/>
-        </w:rPr>
-        <w:t>minecraft:trial_spawner</w:t>
-      </w:r>
-      <w:proofErr w:type="spellEnd"/>
-      <w:r>
-        <w:rPr>
-          <w:lang w:eastAsia="zh-CN"/>
-        </w:rPr>
-        <w:t>）</w:t>
-      </w:r>
-    </w:p>
-    <w:p>
-      <w:pPr>
-        <w:pStyle w:val="RecipeDetail"/>
-        <w:rPr>
-          <w:lang w:eastAsia="zh-CN"/>
-        </w:rPr>
-      </w:pPr>
-      <w:r>
-        <w:rPr>
-          <w:lang w:eastAsia="zh-CN"/>
-        </w:rPr>
-        <w:t>创造工作台，有序合成</w:t>
-      </w:r>
-    </w:p>
-    <w:p>
-      <w:pPr>
-        <w:pStyle w:val="RecipeDetail"/>
-        <w:rPr>
-          <w:lang w:eastAsia="zh-CN"/>
-        </w:rPr>
-      </w:pPr>
-      <w:r>
-        <w:rPr>
-          <w:lang w:eastAsia="zh-CN"/>
-        </w:rPr>
-        <w:t>铜块，铜块，铜块，</w:t>
-      </w:r>
-    </w:p>
-    <w:p>
-      <w:pPr>
-        <w:pStyle w:val="RecipeDetail"/>
-        <w:rPr>
-          <w:lang w:eastAsia="zh-CN"/>
-        </w:rPr>
-      </w:pPr>
-      <w:r>
-        <w:rPr>
-          <w:lang w:eastAsia="zh-CN"/>
-        </w:rPr>
-        <w:t>铁栅栏，下界之星，铁栅栏，</w:t>
-      </w:r>
-    </w:p>
-    <w:p>
-      <w:pPr>
-        <w:pStyle w:val="RecipeDetail"/>
-        <w:rPr>
-          <w:lang w:eastAsia="zh-CN"/>
-        </w:rPr>
-      </w:pPr>
-      <w:r>
-        <w:rPr>
-          <w:lang w:eastAsia="zh-CN"/>
-        </w:rPr>
-        <w:t>铜块，铜块，铜块→1试炼刷怪笼（铜块含未氧化及各氧化阶段、含涂蜡变体；各格可混搭）</w:t>
-      </w:r>
-    </w:p>
-    <w:p>
-      <w:pPr>
-        <w:pStyle w:val="RecipeDetail"/>
-        <w:rPr>
-          <w:lang w:eastAsia="zh-CN"/>
-        </w:rPr>
-      </w:pPr>
-      <w:r>
-        <w:rPr>
-          <w:lang w:eastAsia="zh-CN"/>
-        </w:rPr>
-        <w:t>方案二：创造工作台，有序合成</w:t>
-      </w:r>
-    </w:p>
-    <w:p>
-      <w:pPr>
-        <w:pStyle w:val="RecipeDetail"/>
-        <w:rPr>
-          <w:lang w:eastAsia="zh-CN"/>
-        </w:rPr>
-      </w:pPr>
-      <w:r>
-        <w:rPr>
-          <w:lang w:eastAsia="zh-CN"/>
-        </w:rPr>
-        <w:t>铜栅栏，铜栅栏，铜栅栏，</w:t>
-      </w:r>
-    </w:p>
-    <w:p>
-      <w:pPr>
-        <w:pStyle w:val="RecipeDetail"/>
-        <w:rPr>
-          <w:lang w:eastAsia="zh-CN"/>
-        </w:rPr>
-      </w:pPr>
-      <w:r>
-        <w:rPr>
-          <w:lang w:eastAsia="zh-CN"/>
-        </w:rPr>
-        <w:t>铜栅栏，下界之星，铜栅栏，</w:t>
-      </w:r>
-    </w:p>
-    <w:p>
-      <w:pPr>
-        <w:pStyle w:val="RecipeDetail"/>
-        <w:rPr>
-          <w:lang w:eastAsia="zh-CN"/>
-        </w:rPr>
-      </w:pPr>
-      <w:r>
-        <w:rPr>
-          <w:lang w:eastAsia="zh-CN"/>
-        </w:rPr>
-        <w:t>铜栅栏，铜栅栏，铜栅栏，→1试炼刷怪笼（铜栅栏含未氧化及各氧化阶段、含涂蜡变体；各格可混搭）</w:t>
-      </w:r>
-    </w:p>
-    <w:p>
-      <w:pPr>
-        <w:pStyle w:val="RecipeDetail"/>
-        <w:rPr>
-          <w:lang w:eastAsia="zh-CN"/>
-        </w:rPr>
-      </w:pPr>
-      <w:r>
-        <w:rPr>
-          <w:lang w:eastAsia="zh-CN"/>
-        </w:rPr>
-        <w:t>特殊：创造工作台，无序合成</w:t>
-      </w:r>
-    </w:p>
-    <w:p>
-      <w:pPr>
-        <w:pStyle w:val="RecipeDetail"/>
-        <w:rPr>
-          <w:lang w:eastAsia="zh-CN"/>
-        </w:rPr>
-      </w:pPr>
-      <w:r>
-        <w:rPr>
-          <w:lang w:eastAsia="zh-CN"/>
-        </w:rPr>
-        <w:t>不祥之瓶，试炼刷怪笼→1试炼刷怪笼（物品显示“不祥试炼刷怪笼”，状态 ominous=true）</w:t>
-      </w:r>
-    </w:p>
-    <w:p>
-      <w:pPr>
-        <w:pStyle w:val="31"/>
-        <w:rPr>
-          <w:lang w:eastAsia="zh-CN"/>
-        </w:rPr>
-      </w:pPr>
-      <w:r>
-        <w:rPr>
-          <w:lang w:eastAsia="zh-CN"/>
-        </w:rPr>
-        <w:t xml:space="preserve">19. </w:t>
-      </w:r>
-      <w:r>
-        <w:rPr>
-          <w:lang w:eastAsia="zh-CN"/>
-        </w:rPr>
-        <w:t>宝库（</w:t>
-      </w:r>
-      <w:proofErr w:type="spellStart"/>
-      <w:r>
-        <w:rPr>
-          <w:lang w:eastAsia="zh-CN"/>
-        </w:rPr>
-        <w:t>minecraft:vault</w:t>
-      </w:r>
-      <w:proofErr w:type="spellEnd"/>
-      <w:r>
-        <w:rPr>
-          <w:lang w:eastAsia="zh-CN"/>
-        </w:rPr>
-        <w:t>）</w:t>
-      </w:r>
-    </w:p>
-    <w:p>
-      <w:pPr>
-        <w:pStyle w:val="RecipeDetail"/>
-        <w:rPr>
-          <w:lang w:eastAsia="zh-CN"/>
-        </w:rPr>
-      </w:pPr>
-      <w:r>
-        <w:rPr>
-          <w:lang w:eastAsia="zh-CN"/>
-        </w:rPr>
-        <w:t>创造工作台，有序合成</w:t>
-      </w:r>
-    </w:p>
-    <w:p>
-      <w:pPr>
-        <w:pStyle w:val="RecipeDetail"/>
-        <w:rPr>
-          <w:lang w:eastAsia="zh-CN"/>
-        </w:rPr>
-      </w:pPr>
-      <w:r>
-        <w:rPr>
-          <w:lang w:eastAsia="zh-CN"/>
-        </w:rPr>
-        <w:t>方案一：铜块，铜块，铜块，</w:t>
-      </w:r>
-    </w:p>
-    <w:p>
-      <w:pPr>
-        <w:pStyle w:val="RecipeDetail"/>
-        <w:rPr>
-          <w:lang w:eastAsia="zh-CN"/>
-        </w:rPr>
-      </w:pPr>
-      <w:r>
-        <w:rPr>
-          <w:lang w:eastAsia="zh-CN"/>
-        </w:rPr>
-        <w:t>铁栅栏，附魔金苹果，铁栅栏，</w:t>
-      </w:r>
-    </w:p>
-    <w:p>
-      <w:pPr>
-        <w:pStyle w:val="RecipeDetail"/>
-        <w:rPr>
-          <w:lang w:eastAsia="zh-CN"/>
-        </w:rPr>
-      </w:pPr>
-      <w:r>
-        <w:rPr>
-          <w:lang w:eastAsia="zh-CN"/>
-        </w:rPr>
-        <w:t>铜块，铜块，铜块→1宝库（铜块含未氧化及各氧化阶段、含涂蜡变体；各格可混搭）</w:t>
-      </w:r>
-    </w:p>
-    <w:p>
-      <w:pPr>
-        <w:pStyle w:val="RecipeDetail"/>
-        <w:rPr>
-          <w:lang w:eastAsia="zh-CN"/>
-        </w:rPr>
-      </w:pPr>
-      <w:r>
-        <w:rPr>
-          <w:lang w:eastAsia="zh-CN"/>
-        </w:rPr>
-        <w:t>方案二：创造工作台，有序合成</w:t>
-      </w:r>
-    </w:p>
-    <w:p>
-      <w:pPr>
-        <w:pStyle w:val="RecipeDetail"/>
-        <w:rPr>
-          <w:lang w:eastAsia="zh-CN"/>
-        </w:rPr>
-      </w:pPr>
-      <w:r>
-        <w:rPr>
-          <w:lang w:eastAsia="zh-CN"/>
-        </w:rPr>
-        <w:t>铜栅栏，铜栅栏，铜栅栏，</w:t>
-      </w:r>
-    </w:p>
-    <w:p>
-      <w:pPr>
-        <w:pStyle w:val="RecipeDetail"/>
-        <w:rPr>
-          <w:lang w:eastAsia="zh-CN"/>
-        </w:rPr>
-      </w:pPr>
-      <w:r>
-        <w:rPr>
-          <w:lang w:eastAsia="zh-CN"/>
-        </w:rPr>
-        <w:t>铜栅栏，附魔金苹果，铜栅栏，</w:t>
-      </w:r>
-    </w:p>
-    <w:p>
-      <w:pPr>
-        <w:pStyle w:val="RecipeDetail"/>
-        <w:rPr>
-          <w:lang w:eastAsia="zh-CN"/>
-        </w:rPr>
-      </w:pPr>
-      <w:r>
-        <w:rPr>
-          <w:lang w:eastAsia="zh-CN"/>
-        </w:rPr>
-        <w:t>铜栅栏，铜栅栏，铜栅栏→1宝库（铜栅栏含未氧化及各氧化阶段、含涂蜡变体；各格可混搭）</w:t>
-      </w:r>
-    </w:p>
-    <w:p>
-      <w:pPr>
-        <w:pStyle w:val="RecipeDetail"/>
-        <w:rPr>
-          <w:lang w:eastAsia="zh-CN"/>
-        </w:rPr>
-      </w:pPr>
-      <w:r>
-        <w:rPr>
-          <w:lang w:eastAsia="zh-CN"/>
-        </w:rPr>
-        <w:t>特殊：创造工作台，无序合成</w:t>
-      </w:r>
-    </w:p>
-    <w:p>
-      <w:pPr>
-        <w:pStyle w:val="RecipeDetail"/>
         <w:rPr>
           <w:lang w:eastAsia="zh-CN"/>
         </w:rPr>
@@ -3115,13 +2967,8 @@
         </w:rPr>
         <w:t>下表的“切石材料”指将 1 个对应群系生成蛋放入切石机，可选择产出该行目标生成蛋 1 个。不同目标可以共享同一种群系蛋。表中写明工作台的条目则按列出的工作台配方制作，不通过切石机。</w:t>
       </w:r>
-      <w:proofErr w:type="spellStart"/>
-      <w:r>
-        <w:t>原有牛生成蛋占位配方删除</w:t>
-      </w:r>
-      <w:proofErr w:type="spellEnd"/>
-      <w:r>
-        <w:t>。</w:t>
+      <w:r>
+        <w:t>原有牛生成蛋占位配方删除。</w:t>
       </w:r>
     </w:p>
     <w:tbl>
@@ -3159,7 +3006,6 @@
                 <w:b/>
                 <w:color w:val="FFFFFF"/>
               </w:rPr>
-              <w:lastRenderedPageBreak/>
               <w:t>目标生成蛋</w:t>
             </w:r>
           </w:p>
@@ -3241,35 +3087,7 @@
               <w:rPr>
                 <w:sz w:val="18"/>
               </w:rPr>
-              <w:t xml:space="preserve">2. </w:t>
-            </w:r>
-            <w:proofErr w:type="spellStart"/>
-            <w:r>
-              <w:rPr>
-                <w:sz w:val="18"/>
-              </w:rPr>
-              <w:t>牛生成蛋（</w:t>
-            </w:r>
-            <w:proofErr w:type="gramStart"/>
-            <w:r>
-              <w:rPr>
-                <w:sz w:val="18"/>
-              </w:rPr>
-              <w:t>minecraft:cow</w:t>
-            </w:r>
-            <w:proofErr w:type="gramEnd"/>
-            <w:r>
-              <w:rPr>
-                <w:sz w:val="18"/>
-              </w:rPr>
-              <w:t>_spawn_egg</w:t>
-            </w:r>
-            <w:proofErr w:type="spellEnd"/>
-            <w:r>
-              <w:rPr>
-                <w:sz w:val="18"/>
-              </w:rPr>
-              <w:t>）</w:t>
+              <w:t>2. 牛生成蛋（minecraft:cow_spawn_egg）</w:t>
             </w:r>
           </w:p>
         </w:tc>
@@ -3313,35 +3131,7 @@
               <w:rPr>
                 <w:sz w:val="18"/>
               </w:rPr>
-              <w:t xml:space="preserve">3. </w:t>
-            </w:r>
-            <w:proofErr w:type="spellStart"/>
-            <w:r>
-              <w:rPr>
-                <w:sz w:val="18"/>
-              </w:rPr>
-              <w:t>猪生成蛋（</w:t>
-            </w:r>
-            <w:proofErr w:type="gramStart"/>
-            <w:r>
-              <w:rPr>
-                <w:sz w:val="18"/>
-              </w:rPr>
-              <w:t>minecraft:pig</w:t>
-            </w:r>
-            <w:proofErr w:type="gramEnd"/>
-            <w:r>
-              <w:rPr>
-                <w:sz w:val="18"/>
-              </w:rPr>
-              <w:t>_spawn_egg</w:t>
-            </w:r>
-            <w:proofErr w:type="spellEnd"/>
-            <w:r>
-              <w:rPr>
-                <w:sz w:val="18"/>
-              </w:rPr>
-              <w:t>）</w:t>
+              <w:t>3. 猪生成蛋（minecraft:pig_spawn_egg）</w:t>
             </w:r>
           </w:p>
         </w:tc>
@@ -3385,35 +3175,7 @@
               <w:rPr>
                 <w:sz w:val="18"/>
               </w:rPr>
-              <w:t xml:space="preserve">4. </w:t>
-            </w:r>
-            <w:proofErr w:type="spellStart"/>
-            <w:r>
-              <w:rPr>
-                <w:sz w:val="18"/>
-              </w:rPr>
-              <w:t>绵羊生成蛋（</w:t>
-            </w:r>
-            <w:proofErr w:type="gramStart"/>
-            <w:r>
-              <w:rPr>
-                <w:sz w:val="18"/>
-              </w:rPr>
-              <w:t>minecraft:sheep</w:t>
-            </w:r>
-            <w:proofErr w:type="gramEnd"/>
-            <w:r>
-              <w:rPr>
-                <w:sz w:val="18"/>
-              </w:rPr>
-              <w:t>_spawn_egg</w:t>
-            </w:r>
-            <w:proofErr w:type="spellEnd"/>
-            <w:r>
-              <w:rPr>
-                <w:sz w:val="18"/>
-              </w:rPr>
-              <w:t>）</w:t>
+              <w:t>4. 绵羊生成蛋（minecraft:sheep_spawn_egg）</w:t>
             </w:r>
           </w:p>
         </w:tc>
@@ -3457,35 +3219,7 @@
               <w:rPr>
                 <w:sz w:val="18"/>
               </w:rPr>
-              <w:t xml:space="preserve">5. </w:t>
-            </w:r>
-            <w:proofErr w:type="spellStart"/>
-            <w:r>
-              <w:rPr>
-                <w:sz w:val="18"/>
-              </w:rPr>
-              <w:t>骆驼生成蛋（</w:t>
-            </w:r>
-            <w:proofErr w:type="gramStart"/>
-            <w:r>
-              <w:rPr>
-                <w:sz w:val="18"/>
-              </w:rPr>
-              <w:t>minecraft:camel</w:t>
-            </w:r>
-            <w:proofErr w:type="gramEnd"/>
-            <w:r>
-              <w:rPr>
-                <w:sz w:val="18"/>
-              </w:rPr>
-              <w:t>_spawn_egg</w:t>
-            </w:r>
-            <w:proofErr w:type="spellEnd"/>
-            <w:r>
-              <w:rPr>
-                <w:sz w:val="18"/>
-              </w:rPr>
-              <w:t>）</w:t>
+              <w:t>5. 骆驼生成蛋（minecraft:camel_spawn_egg）</w:t>
             </w:r>
           </w:p>
         </w:tc>
@@ -3565,6 +3299,7 @@
               <w:rPr>
                 <w:sz w:val="18"/>
               </w:rPr>
+              <w:lastRenderedPageBreak/>
               <w:t>7. 马生成蛋（minecraft:horse_spawn_egg）</w:t>
             </w:r>
           </w:p>
@@ -3649,21 +3384,7 @@
               <w:rPr>
                 <w:sz w:val="18"/>
               </w:rPr>
-              <w:t xml:space="preserve">9. </w:t>
-            </w:r>
-            <w:proofErr w:type="spellStart"/>
-            <w:r>
-              <w:rPr>
-                <w:sz w:val="18"/>
-              </w:rPr>
-              <w:t>猫生成蛋（minecraft:cat_spawn_egg</w:t>
-            </w:r>
-            <w:proofErr w:type="spellEnd"/>
-            <w:r>
-              <w:rPr>
-                <w:sz w:val="18"/>
-              </w:rPr>
-              <w:t>）</w:t>
+              <w:t>9. 猫生成蛋（minecraft:cat_spawn_egg）</w:t>
             </w:r>
           </w:p>
         </w:tc>
@@ -4343,14 +4064,7 @@
               <w:rPr>
                 <w:sz w:val="18"/>
               </w:rPr>
-              <w:t>26. 发光鱿鱼生成蛋</w:t>
-            </w:r>
-            <w:r>
-              <w:rPr>
-                <w:sz w:val="18"/>
-              </w:rPr>
-              <w:lastRenderedPageBreak/>
-              <w:t>（minecraft:glow_squid_spawn_egg）</w:t>
+              <w:t>26. 发光鱿鱼生成蛋（minecraft:glow_squid_spawn_egg）</w:t>
             </w:r>
           </w:p>
         </w:tc>
@@ -4368,7 +4082,6 @@
               <w:rPr>
                 <w:sz w:val="18"/>
               </w:rPr>
-              <w:lastRenderedPageBreak/>
               <w:t>切石材料：洞穴；1→1</w:t>
             </w:r>
           </w:p>
@@ -4515,35 +4228,7 @@
               <w:rPr>
                 <w:sz w:val="18"/>
               </w:rPr>
-              <w:t xml:space="preserve">30. </w:t>
-            </w:r>
-            <w:proofErr w:type="spellStart"/>
-            <w:r>
-              <w:rPr>
-                <w:sz w:val="18"/>
-              </w:rPr>
-              <w:t>鱿鱼生成蛋（</w:t>
-            </w:r>
-            <w:proofErr w:type="gramStart"/>
-            <w:r>
-              <w:rPr>
-                <w:sz w:val="18"/>
-              </w:rPr>
-              <w:t>minecraft:squid</w:t>
-            </w:r>
-            <w:proofErr w:type="gramEnd"/>
-            <w:r>
-              <w:rPr>
-                <w:sz w:val="18"/>
-              </w:rPr>
-              <w:t>_spawn_egg</w:t>
-            </w:r>
-            <w:proofErr w:type="spellEnd"/>
-            <w:r>
-              <w:rPr>
-                <w:sz w:val="18"/>
-              </w:rPr>
-              <w:t>）</w:t>
+              <w:t>30. 鱿鱼生成蛋（minecraft:squid_spawn_egg）</w:t>
             </w:r>
           </w:p>
         </w:tc>
@@ -4587,35 +4272,7 @@
               <w:rPr>
                 <w:sz w:val="18"/>
               </w:rPr>
-              <w:t xml:space="preserve">31. </w:t>
-            </w:r>
-            <w:proofErr w:type="spellStart"/>
-            <w:r>
-              <w:rPr>
-                <w:sz w:val="18"/>
-              </w:rPr>
-              <w:t>蝌蚪生成蛋（</w:t>
-            </w:r>
-            <w:proofErr w:type="gramStart"/>
-            <w:r>
-              <w:rPr>
-                <w:sz w:val="18"/>
-              </w:rPr>
-              <w:t>minecraft:tadpole</w:t>
-            </w:r>
-            <w:proofErr w:type="gramEnd"/>
-            <w:r>
-              <w:rPr>
-                <w:sz w:val="18"/>
-              </w:rPr>
-              <w:t>_spawn_egg</w:t>
-            </w:r>
-            <w:proofErr w:type="spellEnd"/>
-            <w:r>
-              <w:rPr>
-                <w:sz w:val="18"/>
-              </w:rPr>
-              <w:t>）</w:t>
+              <w:t>31. 蝌蚪生成蛋（minecraft:tadpole_spawn_egg）</w:t>
             </w:r>
           </w:p>
         </w:tc>
@@ -4659,35 +4316,8 @@
               <w:rPr>
                 <w:sz w:val="18"/>
               </w:rPr>
-              <w:t xml:space="preserve">32. </w:t>
-            </w:r>
-            <w:proofErr w:type="spellStart"/>
-            <w:r>
-              <w:rPr>
-                <w:sz w:val="18"/>
-              </w:rPr>
-              <w:t>热带鱼生成蛋（</w:t>
-            </w:r>
-            <w:proofErr w:type="gramStart"/>
-            <w:r>
-              <w:rPr>
-                <w:sz w:val="18"/>
-              </w:rPr>
-              <w:t>minecraft:tropical</w:t>
-            </w:r>
-            <w:proofErr w:type="gramEnd"/>
-            <w:r>
-              <w:rPr>
-                <w:sz w:val="18"/>
-              </w:rPr>
-              <w:t>_fish_spawn_egg</w:t>
-            </w:r>
-            <w:proofErr w:type="spellEnd"/>
-            <w:r>
-              <w:rPr>
-                <w:sz w:val="18"/>
-              </w:rPr>
-              <w:t>）</w:t>
+              <w:lastRenderedPageBreak/>
+              <w:t>32. 热带鱼生成蛋（minecraft:tropical_fish_spawn_egg）</w:t>
             </w:r>
           </w:p>
         </w:tc>
@@ -4731,35 +4361,7 @@
               <w:rPr>
                 <w:sz w:val="18"/>
               </w:rPr>
-              <w:t xml:space="preserve">33. </w:t>
-            </w:r>
-            <w:proofErr w:type="spellStart"/>
-            <w:r>
-              <w:rPr>
-                <w:sz w:val="18"/>
-              </w:rPr>
-              <w:t>海龟生成蛋（</w:t>
-            </w:r>
-            <w:proofErr w:type="gramStart"/>
-            <w:r>
-              <w:rPr>
-                <w:sz w:val="18"/>
-              </w:rPr>
-              <w:t>minecraft:turtle</w:t>
-            </w:r>
-            <w:proofErr w:type="gramEnd"/>
-            <w:r>
-              <w:rPr>
-                <w:sz w:val="18"/>
-              </w:rPr>
-              <w:t>_spawn_egg</w:t>
-            </w:r>
-            <w:proofErr w:type="spellEnd"/>
-            <w:r>
-              <w:rPr>
-                <w:sz w:val="18"/>
-              </w:rPr>
-              <w:t>）</w:t>
+              <w:t>33. 海龟生成蛋（minecraft:turtle_spawn_egg）</w:t>
             </w:r>
           </w:p>
         </w:tc>
@@ -4883,35 +4485,7 @@
               <w:rPr>
                 <w:sz w:val="18"/>
               </w:rPr>
-              <w:t xml:space="preserve">36. </w:t>
-            </w:r>
-            <w:proofErr w:type="spellStart"/>
-            <w:r>
-              <w:rPr>
-                <w:sz w:val="18"/>
-              </w:rPr>
-              <w:t>嗅探兽生成蛋（</w:t>
-            </w:r>
-            <w:proofErr w:type="gramStart"/>
-            <w:r>
-              <w:rPr>
-                <w:sz w:val="18"/>
-              </w:rPr>
-              <w:t>minecraft:sniffer</w:t>
-            </w:r>
-            <w:proofErr w:type="gramEnd"/>
-            <w:r>
-              <w:rPr>
-                <w:sz w:val="18"/>
-              </w:rPr>
-              <w:t>_spawn_egg</w:t>
-            </w:r>
-            <w:proofErr w:type="spellEnd"/>
-            <w:r>
-              <w:rPr>
-                <w:sz w:val="18"/>
-              </w:rPr>
-              <w:t>）</w:t>
+              <w:t>36. 嗅探兽生成蛋（minecraft:sniffer_spawn_egg）</w:t>
             </w:r>
           </w:p>
         </w:tc>
@@ -4955,35 +4529,7 @@
               <w:rPr>
                 <w:sz w:val="18"/>
               </w:rPr>
-              <w:t>37. *</w:t>
-            </w:r>
-            <w:proofErr w:type="spellStart"/>
-            <w:r>
-              <w:rPr>
-                <w:sz w:val="18"/>
-              </w:rPr>
-              <w:t>硫方怪生成蛋（</w:t>
-            </w:r>
-            <w:proofErr w:type="gramStart"/>
-            <w:r>
-              <w:rPr>
-                <w:sz w:val="18"/>
-              </w:rPr>
-              <w:t>minecraft:sulfur</w:t>
-            </w:r>
-            <w:proofErr w:type="gramEnd"/>
-            <w:r>
-              <w:rPr>
-                <w:sz w:val="18"/>
-              </w:rPr>
-              <w:t>_cube_spawn_egg</w:t>
-            </w:r>
-            <w:proofErr w:type="spellEnd"/>
-            <w:r>
-              <w:rPr>
-                <w:sz w:val="18"/>
-              </w:rPr>
-              <w:t>）</w:t>
+              <w:t>37. *硫方怪生成蛋（minecraft:sulfur_cube_spawn_egg）</w:t>
             </w:r>
           </w:p>
         </w:tc>
@@ -5067,35 +4613,7 @@
               <w:rPr>
                 <w:sz w:val="18"/>
               </w:rPr>
-              <w:t xml:space="preserve">39. </w:t>
-            </w:r>
-            <w:proofErr w:type="spellStart"/>
-            <w:r>
-              <w:rPr>
-                <w:sz w:val="18"/>
-              </w:rPr>
-              <w:t>铁傀儡生成蛋（</w:t>
-            </w:r>
-            <w:proofErr w:type="gramStart"/>
-            <w:r>
-              <w:rPr>
-                <w:sz w:val="18"/>
-              </w:rPr>
-              <w:t>minecraft:iron</w:t>
-            </w:r>
-            <w:proofErr w:type="gramEnd"/>
-            <w:r>
-              <w:rPr>
-                <w:sz w:val="18"/>
-              </w:rPr>
-              <w:t>_golem_spawn_egg</w:t>
-            </w:r>
-            <w:proofErr w:type="spellEnd"/>
-            <w:r>
-              <w:rPr>
-                <w:sz w:val="18"/>
-              </w:rPr>
-              <w:t>）</w:t>
+              <w:t>39. 铁傀儡生成蛋（minecraft:iron_golem_spawn_egg）</w:t>
             </w:r>
           </w:p>
         </w:tc>
@@ -5139,35 +4657,7 @@
               <w:rPr>
                 <w:sz w:val="18"/>
               </w:rPr>
-              <w:t xml:space="preserve">40. </w:t>
-            </w:r>
-            <w:proofErr w:type="spellStart"/>
-            <w:r>
-              <w:rPr>
-                <w:sz w:val="18"/>
-              </w:rPr>
-              <w:t>雪傀儡生成蛋（</w:t>
-            </w:r>
-            <w:proofErr w:type="gramStart"/>
-            <w:r>
-              <w:rPr>
-                <w:sz w:val="18"/>
-              </w:rPr>
-              <w:t>minecraft:snow</w:t>
-            </w:r>
-            <w:proofErr w:type="gramEnd"/>
-            <w:r>
-              <w:rPr>
-                <w:sz w:val="18"/>
-              </w:rPr>
-              <w:t>_golem_spawn_egg</w:t>
-            </w:r>
-            <w:proofErr w:type="spellEnd"/>
-            <w:r>
-              <w:rPr>
-                <w:sz w:val="18"/>
-              </w:rPr>
-              <w:t>）</w:t>
+              <w:t>40. 雪傀儡生成蛋（minecraft:snow_golem_spawn_egg）</w:t>
             </w:r>
           </w:p>
         </w:tc>
@@ -5211,35 +4701,7 @@
               <w:rPr>
                 <w:sz w:val="18"/>
               </w:rPr>
-              <w:t xml:space="preserve">41. </w:t>
-            </w:r>
-            <w:proofErr w:type="spellStart"/>
-            <w:r>
-              <w:rPr>
-                <w:sz w:val="18"/>
-              </w:rPr>
-              <w:t>行商羊驼生成蛋（</w:t>
-            </w:r>
-            <w:proofErr w:type="gramStart"/>
-            <w:r>
-              <w:rPr>
-                <w:sz w:val="18"/>
-              </w:rPr>
-              <w:t>minecraft:trader</w:t>
-            </w:r>
-            <w:proofErr w:type="gramEnd"/>
-            <w:r>
-              <w:rPr>
-                <w:sz w:val="18"/>
-              </w:rPr>
-              <w:t>_llama_spawn_egg</w:t>
-            </w:r>
-            <w:proofErr w:type="spellEnd"/>
-            <w:r>
-              <w:rPr>
-                <w:sz w:val="18"/>
-              </w:rPr>
-              <w:t>）</w:t>
+              <w:t>41. 行商羊驼生成蛋（minecraft:trader_llama_spawn_egg）</w:t>
             </w:r>
           </w:p>
         </w:tc>
@@ -5283,35 +4745,7 @@
               <w:rPr>
                 <w:sz w:val="18"/>
               </w:rPr>
-              <w:t xml:space="preserve">42. </w:t>
-            </w:r>
-            <w:proofErr w:type="spellStart"/>
-            <w:r>
-              <w:rPr>
-                <w:sz w:val="18"/>
-              </w:rPr>
-              <w:t>村民生成蛋（</w:t>
-            </w:r>
-            <w:proofErr w:type="gramStart"/>
-            <w:r>
-              <w:rPr>
-                <w:sz w:val="18"/>
-              </w:rPr>
-              <w:t>minecraft:villager</w:t>
-            </w:r>
-            <w:proofErr w:type="gramEnd"/>
-            <w:r>
-              <w:rPr>
-                <w:sz w:val="18"/>
-              </w:rPr>
-              <w:t>_spawn_egg</w:t>
-            </w:r>
-            <w:proofErr w:type="spellEnd"/>
-            <w:r>
-              <w:rPr>
-                <w:sz w:val="18"/>
-              </w:rPr>
-              <w:t>）</w:t>
+              <w:t>42. 村民生成蛋（minecraft:villager_spawn_egg）</w:t>
             </w:r>
           </w:p>
         </w:tc>
@@ -5355,35 +4789,7 @@
               <w:rPr>
                 <w:sz w:val="18"/>
               </w:rPr>
-              <w:t xml:space="preserve">43. </w:t>
-            </w:r>
-            <w:proofErr w:type="spellStart"/>
-            <w:r>
-              <w:rPr>
-                <w:sz w:val="18"/>
-              </w:rPr>
-              <w:t>流浪商人生成蛋（</w:t>
-            </w:r>
-            <w:proofErr w:type="gramStart"/>
-            <w:r>
-              <w:rPr>
-                <w:sz w:val="18"/>
-              </w:rPr>
-              <w:t>minecraft:wandering</w:t>
-            </w:r>
-            <w:proofErr w:type="gramEnd"/>
-            <w:r>
-              <w:rPr>
-                <w:sz w:val="18"/>
-              </w:rPr>
-              <w:t>_trader_spawn_egg</w:t>
-            </w:r>
-            <w:proofErr w:type="spellEnd"/>
-            <w:r>
-              <w:rPr>
-                <w:sz w:val="18"/>
-              </w:rPr>
-              <w:t>）</w:t>
+              <w:t>43. 流浪商人生成蛋（minecraft:wandering_trader_spawn_egg）</w:t>
             </w:r>
           </w:p>
         </w:tc>
@@ -5427,35 +4833,7 @@
               <w:rPr>
                 <w:sz w:val="18"/>
               </w:rPr>
-              <w:t xml:space="preserve">44. </w:t>
-            </w:r>
-            <w:proofErr w:type="spellStart"/>
-            <w:r>
-              <w:rPr>
-                <w:sz w:val="18"/>
-              </w:rPr>
-              <w:t>沼骸生成蛋（</w:t>
-            </w:r>
-            <w:proofErr w:type="gramStart"/>
-            <w:r>
-              <w:rPr>
-                <w:sz w:val="18"/>
-              </w:rPr>
-              <w:t>minecraft:bogged</w:t>
-            </w:r>
-            <w:proofErr w:type="gramEnd"/>
-            <w:r>
-              <w:rPr>
-                <w:sz w:val="18"/>
-              </w:rPr>
-              <w:t>_spawn_egg</w:t>
-            </w:r>
-            <w:proofErr w:type="spellEnd"/>
-            <w:r>
-              <w:rPr>
-                <w:sz w:val="18"/>
-              </w:rPr>
-              <w:t>）</w:t>
+              <w:t>44. 沼骸生成蛋（minecraft:bogged_spawn_egg）</w:t>
             </w:r>
           </w:p>
         </w:tc>
@@ -5499,35 +4877,7 @@
               <w:rPr>
                 <w:sz w:val="18"/>
               </w:rPr>
-              <w:t>45. *</w:t>
-            </w:r>
-            <w:proofErr w:type="spellStart"/>
-            <w:r>
-              <w:rPr>
-                <w:sz w:val="18"/>
-              </w:rPr>
-              <w:t>骆驼尸壳生成蛋（</w:t>
-            </w:r>
-            <w:proofErr w:type="gramStart"/>
-            <w:r>
-              <w:rPr>
-                <w:sz w:val="18"/>
-              </w:rPr>
-              <w:t>minecraft:camel</w:t>
-            </w:r>
-            <w:proofErr w:type="gramEnd"/>
-            <w:r>
-              <w:rPr>
-                <w:sz w:val="18"/>
-              </w:rPr>
-              <w:t>_husk_spawn_egg</w:t>
-            </w:r>
-            <w:proofErr w:type="spellEnd"/>
-            <w:r>
-              <w:rPr>
-                <w:sz w:val="18"/>
-              </w:rPr>
-              <w:t>）</w:t>
+              <w:t>45. *骆驼尸壳生成蛋（minecraft:camel_husk_spawn_egg）</w:t>
             </w:r>
           </w:p>
         </w:tc>
@@ -5571,35 +4921,7 @@
               <w:rPr>
                 <w:sz w:val="18"/>
               </w:rPr>
-              <w:t xml:space="preserve">46. </w:t>
-            </w:r>
-            <w:proofErr w:type="spellStart"/>
-            <w:r>
-              <w:rPr>
-                <w:sz w:val="18"/>
-              </w:rPr>
-              <w:t>溺尸生成蛋（</w:t>
-            </w:r>
-            <w:proofErr w:type="gramStart"/>
-            <w:r>
-              <w:rPr>
-                <w:sz w:val="18"/>
-              </w:rPr>
-              <w:t>minecraft:drowned</w:t>
-            </w:r>
-            <w:proofErr w:type="gramEnd"/>
-            <w:r>
-              <w:rPr>
-                <w:sz w:val="18"/>
-              </w:rPr>
-              <w:t>_spawn_egg</w:t>
-            </w:r>
-            <w:proofErr w:type="spellEnd"/>
-            <w:r>
-              <w:rPr>
-                <w:sz w:val="18"/>
-              </w:rPr>
-              <w:t>）</w:t>
+              <w:t>46. 溺尸生成蛋（minecraft:drowned_spawn_egg）</w:t>
             </w:r>
           </w:p>
         </w:tc>
@@ -5643,36 +4965,7 @@
               <w:rPr>
                 <w:sz w:val="18"/>
               </w:rPr>
-              <w:lastRenderedPageBreak/>
-              <w:t xml:space="preserve">47. </w:t>
-            </w:r>
-            <w:proofErr w:type="spellStart"/>
-            <w:r>
-              <w:rPr>
-                <w:sz w:val="18"/>
-              </w:rPr>
-              <w:t>尸壳生成蛋（</w:t>
-            </w:r>
-            <w:proofErr w:type="gramStart"/>
-            <w:r>
-              <w:rPr>
-                <w:sz w:val="18"/>
-              </w:rPr>
-              <w:t>minecraft:husk</w:t>
-            </w:r>
-            <w:proofErr w:type="gramEnd"/>
-            <w:r>
-              <w:rPr>
-                <w:sz w:val="18"/>
-              </w:rPr>
-              <w:t>_spawn_egg</w:t>
-            </w:r>
-            <w:proofErr w:type="spellEnd"/>
-            <w:r>
-              <w:rPr>
-                <w:sz w:val="18"/>
-              </w:rPr>
-              <w:t>）</w:t>
+              <w:t>47. 尸壳生成蛋（minecraft:husk_spawn_egg）</w:t>
             </w:r>
           </w:p>
         </w:tc>
@@ -5716,35 +5009,7 @@
               <w:rPr>
                 <w:sz w:val="18"/>
               </w:rPr>
-              <w:t>48. *</w:t>
-            </w:r>
-            <w:proofErr w:type="spellStart"/>
-            <w:r>
-              <w:rPr>
-                <w:sz w:val="18"/>
-              </w:rPr>
-              <w:t>焦骸生成蛋（</w:t>
-            </w:r>
-            <w:proofErr w:type="gramStart"/>
-            <w:r>
-              <w:rPr>
-                <w:sz w:val="18"/>
-              </w:rPr>
-              <w:t>minecraft:parched</w:t>
-            </w:r>
-            <w:proofErr w:type="gramEnd"/>
-            <w:r>
-              <w:rPr>
-                <w:sz w:val="18"/>
-              </w:rPr>
-              <w:t>_spawn_egg</w:t>
-            </w:r>
-            <w:proofErr w:type="spellEnd"/>
-            <w:r>
-              <w:rPr>
-                <w:sz w:val="18"/>
-              </w:rPr>
-              <w:t>）</w:t>
+              <w:t>48. *焦骸生成蛋（minecraft:parched_spawn_egg）</w:t>
             </w:r>
           </w:p>
         </w:tc>
@@ -5788,35 +5053,7 @@
               <w:rPr>
                 <w:sz w:val="18"/>
               </w:rPr>
-              <w:t xml:space="preserve">49. </w:t>
-            </w:r>
-            <w:proofErr w:type="spellStart"/>
-            <w:r>
-              <w:rPr>
-                <w:sz w:val="18"/>
-              </w:rPr>
-              <w:t>骷髅生成蛋（</w:t>
-            </w:r>
-            <w:proofErr w:type="gramStart"/>
-            <w:r>
-              <w:rPr>
-                <w:sz w:val="18"/>
-              </w:rPr>
-              <w:t>minecraft:skeleton</w:t>
-            </w:r>
-            <w:proofErr w:type="gramEnd"/>
-            <w:r>
-              <w:rPr>
-                <w:sz w:val="18"/>
-              </w:rPr>
-              <w:t>_spawn_egg</w:t>
-            </w:r>
-            <w:proofErr w:type="spellEnd"/>
-            <w:r>
-              <w:rPr>
-                <w:sz w:val="18"/>
-              </w:rPr>
-              <w:t>）</w:t>
+              <w:t>49. 骷髅生成蛋（minecraft:skeleton_spawn_egg）</w:t>
             </w:r>
           </w:p>
         </w:tc>
@@ -5860,35 +5097,7 @@
               <w:rPr>
                 <w:sz w:val="18"/>
               </w:rPr>
-              <w:t xml:space="preserve">50. </w:t>
-            </w:r>
-            <w:proofErr w:type="spellStart"/>
-            <w:r>
-              <w:rPr>
-                <w:sz w:val="18"/>
-              </w:rPr>
-              <w:t>骷髅马生成蛋（</w:t>
-            </w:r>
-            <w:proofErr w:type="gramStart"/>
-            <w:r>
-              <w:rPr>
-                <w:sz w:val="18"/>
-              </w:rPr>
-              <w:t>minecraft:skeleton</w:t>
-            </w:r>
-            <w:proofErr w:type="gramEnd"/>
-            <w:r>
-              <w:rPr>
-                <w:sz w:val="18"/>
-              </w:rPr>
-              <w:t>_horse_spawn_egg</w:t>
-            </w:r>
-            <w:proofErr w:type="spellEnd"/>
-            <w:r>
-              <w:rPr>
-                <w:sz w:val="18"/>
-              </w:rPr>
-              <w:t>）</w:t>
+              <w:t>50. 骷髅马生成蛋（minecraft:skeleton_horse_spawn_egg）</w:t>
             </w:r>
           </w:p>
         </w:tc>
@@ -5932,35 +5141,7 @@
               <w:rPr>
                 <w:sz w:val="18"/>
               </w:rPr>
-              <w:t xml:space="preserve">51. </w:t>
-            </w:r>
-            <w:proofErr w:type="spellStart"/>
-            <w:r>
-              <w:rPr>
-                <w:sz w:val="18"/>
-              </w:rPr>
-              <w:t>流浪者生成蛋（</w:t>
-            </w:r>
-            <w:proofErr w:type="gramStart"/>
-            <w:r>
-              <w:rPr>
-                <w:sz w:val="18"/>
-              </w:rPr>
-              <w:t>minecraft:stray</w:t>
-            </w:r>
-            <w:proofErr w:type="gramEnd"/>
-            <w:r>
-              <w:rPr>
-                <w:sz w:val="18"/>
-              </w:rPr>
-              <w:t>_spawn_egg</w:t>
-            </w:r>
-            <w:proofErr w:type="spellEnd"/>
-            <w:r>
-              <w:rPr>
-                <w:sz w:val="18"/>
-              </w:rPr>
-              <w:t>）</w:t>
+              <w:t>51. 流浪者生成蛋（minecraft:stray_spawn_egg）</w:t>
             </w:r>
           </w:p>
         </w:tc>
@@ -6004,35 +5185,14 @@
               <w:rPr>
                 <w:sz w:val="18"/>
               </w:rPr>
-              <w:t xml:space="preserve">52. </w:t>
-            </w:r>
-            <w:proofErr w:type="spellStart"/>
-            <w:r>
-              <w:rPr>
-                <w:sz w:val="18"/>
-              </w:rPr>
-              <w:t>凋灵生成蛋（</w:t>
-            </w:r>
-            <w:proofErr w:type="gramStart"/>
-            <w:r>
-              <w:rPr>
-                <w:sz w:val="18"/>
-              </w:rPr>
-              <w:t>minecraft:wither</w:t>
-            </w:r>
-            <w:proofErr w:type="gramEnd"/>
-            <w:r>
-              <w:rPr>
-                <w:sz w:val="18"/>
-              </w:rPr>
-              <w:t>_spawn_egg</w:t>
-            </w:r>
-            <w:proofErr w:type="spellEnd"/>
-            <w:r>
-              <w:rPr>
-                <w:sz w:val="18"/>
-              </w:rPr>
-              <w:t>）</w:t>
+              <w:t>52. 凋灵生成蛋</w:t>
+            </w:r>
+            <w:r>
+              <w:rPr>
+                <w:sz w:val="18"/>
+              </w:rPr>
+              <w:lastRenderedPageBreak/>
+              <w:t>（minecraft:wither_spawn_egg）</w:t>
             </w:r>
           </w:p>
         </w:tc>
@@ -6054,7 +5214,16 @@
                 <w:sz w:val="18"/>
                 <w:lang w:eastAsia="zh-CN"/>
               </w:rPr>
-              <w:t>创造工作台·有序合成 凋零骷髅头颅，凋零骷髅头颅，凋零骷髅头颅， 灵魂沙/灵魂土，灵魂沙/灵魂土，灵魂沙/灵魂土， 空，灵魂沙/灵魂土，空→凋灵生成蛋</w:t>
+              <w:lastRenderedPageBreak/>
+              <w:t>创造工作台·有序合成 凋零骷髅头颅，凋零骷髅头颅，凋零骷髅头颅， 灵魂</w:t>
+            </w:r>
+            <w:r>
+              <w:rPr>
+                <w:sz w:val="18"/>
+                <w:lang w:eastAsia="zh-CN"/>
+              </w:rPr>
+              <w:lastRenderedPageBreak/>
+              <w:t>沙/灵魂土，灵魂沙/灵魂土，灵魂沙/灵魂土， 空，灵魂沙/灵魂土，空→凋灵生成蛋</w:t>
             </w:r>
           </w:p>
         </w:tc>
@@ -6076,35 +5245,8 @@
               <w:rPr>
                 <w:sz w:val="18"/>
               </w:rPr>
-              <w:t xml:space="preserve">53. </w:t>
-            </w:r>
-            <w:proofErr w:type="spellStart"/>
-            <w:r>
-              <w:rPr>
-                <w:sz w:val="18"/>
-              </w:rPr>
-              <w:t>凋灵骷髅生成蛋（</w:t>
-            </w:r>
-            <w:proofErr w:type="gramStart"/>
-            <w:r>
-              <w:rPr>
-                <w:sz w:val="18"/>
-              </w:rPr>
-              <w:t>minecraft:wither</w:t>
-            </w:r>
-            <w:proofErr w:type="gramEnd"/>
-            <w:r>
-              <w:rPr>
-                <w:sz w:val="18"/>
-              </w:rPr>
-              <w:t>_skeleton_spawn_egg</w:t>
-            </w:r>
-            <w:proofErr w:type="spellEnd"/>
-            <w:r>
-              <w:rPr>
-                <w:sz w:val="18"/>
-              </w:rPr>
-              <w:t>）</w:t>
+              <w:lastRenderedPageBreak/>
+              <w:t>53. 凋灵骷髅生成蛋（minecraft:wither_skeleton_spawn_egg）</w:t>
             </w:r>
           </w:p>
         </w:tc>
@@ -6188,35 +5330,7 @@
               <w:rPr>
                 <w:sz w:val="18"/>
               </w:rPr>
-              <w:t xml:space="preserve">55. </w:t>
-            </w:r>
-            <w:proofErr w:type="spellStart"/>
-            <w:r>
-              <w:rPr>
-                <w:sz w:val="18"/>
-              </w:rPr>
-              <w:t>僵尸马生成蛋（</w:t>
-            </w:r>
-            <w:proofErr w:type="gramStart"/>
-            <w:r>
-              <w:rPr>
-                <w:sz w:val="18"/>
-              </w:rPr>
-              <w:t>minecraft:zombie</w:t>
-            </w:r>
-            <w:proofErr w:type="gramEnd"/>
-            <w:r>
-              <w:rPr>
-                <w:sz w:val="18"/>
-              </w:rPr>
-              <w:t>_horse_spawn_egg</w:t>
-            </w:r>
-            <w:proofErr w:type="spellEnd"/>
-            <w:r>
-              <w:rPr>
-                <w:sz w:val="18"/>
-              </w:rPr>
-              <w:t>）</w:t>
+              <w:t>55. 僵尸马生成蛋（minecraft:zombie_horse_spawn_egg）</w:t>
             </w:r>
           </w:p>
         </w:tc>
@@ -6260,35 +5374,7 @@
               <w:rPr>
                 <w:sz w:val="18"/>
               </w:rPr>
-              <w:t>56. *</w:t>
-            </w:r>
-            <w:proofErr w:type="spellStart"/>
-            <w:r>
-              <w:rPr>
-                <w:sz w:val="18"/>
-              </w:rPr>
-              <w:t>僵尸鹦鹉螺生成蛋（</w:t>
-            </w:r>
-            <w:proofErr w:type="gramStart"/>
-            <w:r>
-              <w:rPr>
-                <w:sz w:val="18"/>
-              </w:rPr>
-              <w:t>minecraft:zombie</w:t>
-            </w:r>
-            <w:proofErr w:type="gramEnd"/>
-            <w:r>
-              <w:rPr>
-                <w:sz w:val="18"/>
-              </w:rPr>
-              <w:t>_nautilus_spawn_egg</w:t>
-            </w:r>
-            <w:proofErr w:type="spellEnd"/>
-            <w:r>
-              <w:rPr>
-                <w:sz w:val="18"/>
-              </w:rPr>
-              <w:t>）</w:t>
+              <w:t>56. *僵尸鹦鹉螺生成蛋（minecraft:zombie_nautilus_spawn_egg）</w:t>
             </w:r>
           </w:p>
         </w:tc>
@@ -6332,35 +5418,7 @@
               <w:rPr>
                 <w:sz w:val="18"/>
               </w:rPr>
-              <w:t xml:space="preserve">57. </w:t>
-            </w:r>
-            <w:proofErr w:type="spellStart"/>
-            <w:r>
-              <w:rPr>
-                <w:sz w:val="18"/>
-              </w:rPr>
-              <w:t>僵尸村民生成蛋（</w:t>
-            </w:r>
-            <w:proofErr w:type="gramStart"/>
-            <w:r>
-              <w:rPr>
-                <w:sz w:val="18"/>
-              </w:rPr>
-              <w:t>minecraft:zombie</w:t>
-            </w:r>
-            <w:proofErr w:type="gramEnd"/>
-            <w:r>
-              <w:rPr>
-                <w:sz w:val="18"/>
-              </w:rPr>
-              <w:t>_villager_spawn_egg</w:t>
-            </w:r>
-            <w:proofErr w:type="spellEnd"/>
-            <w:r>
-              <w:rPr>
-                <w:sz w:val="18"/>
-              </w:rPr>
-              <w:t>）</w:t>
+              <w:t>57. 僵尸村民生成蛋（minecraft:zombie_villager_spawn_egg）</w:t>
             </w:r>
           </w:p>
         </w:tc>
@@ -6404,35 +5462,7 @@
               <w:rPr>
                 <w:sz w:val="18"/>
               </w:rPr>
-              <w:t xml:space="preserve">58. </w:t>
-            </w:r>
-            <w:proofErr w:type="spellStart"/>
-            <w:r>
-              <w:rPr>
-                <w:sz w:val="18"/>
-              </w:rPr>
-              <w:t>洞穴蜘蛛生成蛋（</w:t>
-            </w:r>
-            <w:proofErr w:type="gramStart"/>
-            <w:r>
-              <w:rPr>
-                <w:sz w:val="18"/>
-              </w:rPr>
-              <w:t>minecraft:cave</w:t>
-            </w:r>
-            <w:proofErr w:type="gramEnd"/>
-            <w:r>
-              <w:rPr>
-                <w:sz w:val="18"/>
-              </w:rPr>
-              <w:t>_spider_spawn_egg</w:t>
-            </w:r>
-            <w:proofErr w:type="spellEnd"/>
-            <w:r>
-              <w:rPr>
-                <w:sz w:val="18"/>
-              </w:rPr>
-              <w:t>）</w:t>
+              <w:t>58. 洞穴蜘蛛生成蛋（minecraft:cave_spider_spawn_egg）</w:t>
             </w:r>
           </w:p>
         </w:tc>
@@ -6516,35 +5546,7 @@
               <w:rPr>
                 <w:sz w:val="18"/>
               </w:rPr>
-              <w:t xml:space="preserve">60. </w:t>
-            </w:r>
-            <w:proofErr w:type="spellStart"/>
-            <w:r>
-              <w:rPr>
-                <w:sz w:val="18"/>
-              </w:rPr>
-              <w:t>旋风人生成蛋（</w:t>
-            </w:r>
-            <w:proofErr w:type="gramStart"/>
-            <w:r>
-              <w:rPr>
-                <w:sz w:val="18"/>
-              </w:rPr>
-              <w:t>minecraft:breeze</w:t>
-            </w:r>
-            <w:proofErr w:type="gramEnd"/>
-            <w:r>
-              <w:rPr>
-                <w:sz w:val="18"/>
-              </w:rPr>
-              <w:t>_spawn_egg</w:t>
-            </w:r>
-            <w:proofErr w:type="spellEnd"/>
-            <w:r>
-              <w:rPr>
-                <w:sz w:val="18"/>
-              </w:rPr>
-              <w:t>）</w:t>
+              <w:t>60. 旋风人生成蛋（minecraft:breeze_spawn_egg）</w:t>
             </w:r>
           </w:p>
         </w:tc>
@@ -6628,35 +5630,7 @@
               <w:rPr>
                 <w:sz w:val="18"/>
               </w:rPr>
-              <w:t xml:space="preserve">62. </w:t>
-            </w:r>
-            <w:proofErr w:type="spellStart"/>
-            <w:r>
-              <w:rPr>
-                <w:sz w:val="18"/>
-              </w:rPr>
-              <w:t>苦力怕生成蛋（</w:t>
-            </w:r>
-            <w:proofErr w:type="gramStart"/>
-            <w:r>
-              <w:rPr>
-                <w:sz w:val="18"/>
-              </w:rPr>
-              <w:t>minecraft:creeper</w:t>
-            </w:r>
-            <w:proofErr w:type="gramEnd"/>
-            <w:r>
-              <w:rPr>
-                <w:sz w:val="18"/>
-              </w:rPr>
-              <w:t>_spawn_egg</w:t>
-            </w:r>
-            <w:proofErr w:type="spellEnd"/>
-            <w:r>
-              <w:rPr>
-                <w:sz w:val="18"/>
-              </w:rPr>
-              <w:t>）</w:t>
+              <w:t>62. 苦力怕生成蛋（minecraft:creeper_spawn_egg）</w:t>
             </w:r>
           </w:p>
         </w:tc>
@@ -6700,35 +5674,7 @@
               <w:rPr>
                 <w:sz w:val="18"/>
               </w:rPr>
-              <w:t xml:space="preserve">63. </w:t>
-            </w:r>
-            <w:proofErr w:type="spellStart"/>
-            <w:r>
-              <w:rPr>
-                <w:sz w:val="18"/>
-              </w:rPr>
-              <w:t>远古守卫者生成蛋（</w:t>
-            </w:r>
-            <w:proofErr w:type="gramStart"/>
-            <w:r>
-              <w:rPr>
-                <w:sz w:val="18"/>
-              </w:rPr>
-              <w:t>minecraft:elder</w:t>
-            </w:r>
-            <w:proofErr w:type="gramEnd"/>
-            <w:r>
-              <w:rPr>
-                <w:sz w:val="18"/>
-              </w:rPr>
-              <w:t>_guardian_spawn_egg</w:t>
-            </w:r>
-            <w:proofErr w:type="spellEnd"/>
-            <w:r>
-              <w:rPr>
-                <w:sz w:val="18"/>
-              </w:rPr>
-              <w:t>）</w:t>
+              <w:t>63. 远古守卫者生成蛋（minecraft:elder_guardian_spawn_egg）</w:t>
             </w:r>
           </w:p>
         </w:tc>
@@ -6772,35 +5718,7 @@
               <w:rPr>
                 <w:sz w:val="18"/>
               </w:rPr>
-              <w:t xml:space="preserve">64. </w:t>
-            </w:r>
-            <w:proofErr w:type="spellStart"/>
-            <w:r>
-              <w:rPr>
-                <w:sz w:val="18"/>
-              </w:rPr>
-              <w:t>守卫者生成蛋（</w:t>
-            </w:r>
-            <w:proofErr w:type="gramStart"/>
-            <w:r>
-              <w:rPr>
-                <w:sz w:val="18"/>
-              </w:rPr>
-              <w:t>minecraft:guardian</w:t>
-            </w:r>
-            <w:proofErr w:type="gramEnd"/>
-            <w:r>
-              <w:rPr>
-                <w:sz w:val="18"/>
-              </w:rPr>
-              <w:t>_spawn_egg</w:t>
-            </w:r>
-            <w:proofErr w:type="spellEnd"/>
-            <w:r>
-              <w:rPr>
-                <w:sz w:val="18"/>
-              </w:rPr>
-              <w:t>）</w:t>
+              <w:t>64. 守卫者生成蛋（minecraft:guardian_spawn_egg）</w:t>
             </w:r>
           </w:p>
         </w:tc>
@@ -6884,35 +5802,7 @@
               <w:rPr>
                 <w:sz w:val="18"/>
               </w:rPr>
-              <w:t xml:space="preserve">66. </w:t>
-            </w:r>
-            <w:proofErr w:type="spellStart"/>
-            <w:r>
-              <w:rPr>
-                <w:sz w:val="18"/>
-              </w:rPr>
-              <w:t>蠹虫生成蛋（</w:t>
-            </w:r>
-            <w:proofErr w:type="gramStart"/>
-            <w:r>
-              <w:rPr>
-                <w:sz w:val="18"/>
-              </w:rPr>
-              <w:t>minecraft:silverfish</w:t>
-            </w:r>
-            <w:proofErr w:type="gramEnd"/>
-            <w:r>
-              <w:rPr>
-                <w:sz w:val="18"/>
-              </w:rPr>
-              <w:t>_spawn_egg</w:t>
-            </w:r>
-            <w:proofErr w:type="spellEnd"/>
-            <w:r>
-              <w:rPr>
-                <w:sz w:val="18"/>
-              </w:rPr>
-              <w:t>）</w:t>
+              <w:t>66. 蠹虫生成蛋（minecraft:silverfish_spawn_egg）</w:t>
             </w:r>
           </w:p>
         </w:tc>
@@ -6992,14 +5882,7 @@
               <w:rPr>
                 <w:sz w:val="18"/>
               </w:rPr>
-              <w:t>68. 监守者生成蛋</w:t>
-            </w:r>
-            <w:r>
-              <w:rPr>
-                <w:sz w:val="18"/>
-              </w:rPr>
-              <w:lastRenderedPageBreak/>
-              <w:t>（minecraft:warden_spawn_egg）</w:t>
+              <w:t>68. 监守者生成蛋（minecraft:warden_spawn_egg）</w:t>
             </w:r>
           </w:p>
         </w:tc>
@@ -7021,16 +5904,7 @@
                 <w:sz w:val="18"/>
                 <w:lang w:eastAsia="zh-CN"/>
               </w:rPr>
-              <w:lastRenderedPageBreak/>
-              <w:t>创造工作台·有序合成 幽匿块，幽匿块，幽匿块， 幽匿块，洞穴群系生成</w:t>
-            </w:r>
-            <w:r>
-              <w:rPr>
-                <w:sz w:val="18"/>
-                <w:lang w:eastAsia="zh-CN"/>
-              </w:rPr>
-              <w:lastRenderedPageBreak/>
-              <w:t>蛋，幽匿块， 幽匿块，幽匿催发体，幽匿块→1监守者生成蛋</w:t>
+              <w:t>创造工作台·有序合成 幽匿块，幽匿块，幽匿块， 幽匿块，洞穴群系生成蛋，幽匿块， 幽匿块，幽匿催发体，幽匿块→1监守者生成蛋</w:t>
             </w:r>
           </w:p>
         </w:tc>
@@ -7052,36 +5926,7 @@
               <w:rPr>
                 <w:sz w:val="18"/>
               </w:rPr>
-              <w:lastRenderedPageBreak/>
-              <w:t xml:space="preserve">69. </w:t>
-            </w:r>
-            <w:proofErr w:type="spellStart"/>
-            <w:r>
-              <w:rPr>
-                <w:sz w:val="18"/>
-              </w:rPr>
-              <w:t>女巫生成蛋（</w:t>
-            </w:r>
-            <w:proofErr w:type="gramStart"/>
-            <w:r>
-              <w:rPr>
-                <w:sz w:val="18"/>
-              </w:rPr>
-              <w:t>minecraft:witch</w:t>
-            </w:r>
-            <w:proofErr w:type="gramEnd"/>
-            <w:r>
-              <w:rPr>
-                <w:sz w:val="18"/>
-              </w:rPr>
-              <w:t>_spawn_egg</w:t>
-            </w:r>
-            <w:proofErr w:type="spellEnd"/>
-            <w:r>
-              <w:rPr>
-                <w:sz w:val="18"/>
-              </w:rPr>
-              <w:t>）</w:t>
+              <w:t>69. 女巫生成蛋（minecraft:witch_spawn_egg）</w:t>
             </w:r>
           </w:p>
         </w:tc>
@@ -7125,35 +5970,7 @@
               <w:rPr>
                 <w:sz w:val="18"/>
               </w:rPr>
-              <w:t xml:space="preserve">70. </w:t>
-            </w:r>
-            <w:proofErr w:type="spellStart"/>
-            <w:r>
-              <w:rPr>
-                <w:sz w:val="18"/>
-              </w:rPr>
-              <w:t>唤魔者生成蛋（</w:t>
-            </w:r>
-            <w:proofErr w:type="gramStart"/>
-            <w:r>
-              <w:rPr>
-                <w:sz w:val="18"/>
-              </w:rPr>
-              <w:t>minecraft:evoker</w:t>
-            </w:r>
-            <w:proofErr w:type="gramEnd"/>
-            <w:r>
-              <w:rPr>
-                <w:sz w:val="18"/>
-              </w:rPr>
-              <w:t>_spawn_egg</w:t>
-            </w:r>
-            <w:proofErr w:type="spellEnd"/>
-            <w:r>
-              <w:rPr>
-                <w:sz w:val="18"/>
-              </w:rPr>
-              <w:t>）</w:t>
+              <w:t>70. 唤魔者生成蛋（minecraft:evoker_spawn_egg）</w:t>
             </w:r>
           </w:p>
         </w:tc>
@@ -7313,7 +6130,14 @@
               <w:rPr>
                 <w:sz w:val="18"/>
               </w:rPr>
-              <w:t>74. 恼鬼生成蛋（minecraft:vex_spawn_egg）</w:t>
+              <w:t>74. 恼鬼生成蛋</w:t>
+            </w:r>
+            <w:r>
+              <w:rPr>
+                <w:sz w:val="18"/>
+              </w:rPr>
+              <w:lastRenderedPageBreak/>
+              <w:t>（minecraft:vex_spawn_egg）</w:t>
             </w:r>
           </w:p>
         </w:tc>
@@ -7331,6 +6155,7 @@
               <w:rPr>
                 <w:sz w:val="18"/>
               </w:rPr>
+              <w:lastRenderedPageBreak/>
               <w:t>切石材料：森林；1→1</w:t>
             </w:r>
           </w:p>
@@ -7477,35 +6302,7 @@
               <w:rPr>
                 <w:sz w:val="18"/>
               </w:rPr>
-              <w:t xml:space="preserve">78. </w:t>
-            </w:r>
-            <w:proofErr w:type="spellStart"/>
-            <w:r>
-              <w:rPr>
-                <w:sz w:val="18"/>
-              </w:rPr>
-              <w:t>疣猪兽生成蛋（</w:t>
-            </w:r>
-            <w:proofErr w:type="gramStart"/>
-            <w:r>
-              <w:rPr>
-                <w:sz w:val="18"/>
-              </w:rPr>
-              <w:t>minecraft:hoglin</w:t>
-            </w:r>
-            <w:proofErr w:type="gramEnd"/>
-            <w:r>
-              <w:rPr>
-                <w:sz w:val="18"/>
-              </w:rPr>
-              <w:t>_spawn_egg</w:t>
-            </w:r>
-            <w:proofErr w:type="spellEnd"/>
-            <w:r>
-              <w:rPr>
-                <w:sz w:val="18"/>
-              </w:rPr>
-              <w:t>）</w:t>
+              <w:t>78. 疣猪兽生成蛋（minecraft:hoglin_spawn_egg）</w:t>
             </w:r>
           </w:p>
         </w:tc>
@@ -7669,35 +6466,7 @@
               <w:rPr>
                 <w:sz w:val="18"/>
               </w:rPr>
-              <w:t xml:space="preserve">82. </w:t>
-            </w:r>
-            <w:proofErr w:type="spellStart"/>
-            <w:r>
-              <w:rPr>
-                <w:sz w:val="18"/>
-              </w:rPr>
-              <w:t>炽足兽生成蛋（</w:t>
-            </w:r>
-            <w:proofErr w:type="gramStart"/>
-            <w:r>
-              <w:rPr>
-                <w:sz w:val="18"/>
-              </w:rPr>
-              <w:t>minecraft:strider</w:t>
-            </w:r>
-            <w:proofErr w:type="gramEnd"/>
-            <w:r>
-              <w:rPr>
-                <w:sz w:val="18"/>
-              </w:rPr>
-              <w:t>_spawn_egg</w:t>
-            </w:r>
-            <w:proofErr w:type="spellEnd"/>
-            <w:r>
-              <w:rPr>
-                <w:sz w:val="18"/>
-              </w:rPr>
-              <w:t>）</w:t>
+              <w:t>82. 炽足兽生成蛋（minecraft:strider_spawn_egg）</w:t>
             </w:r>
           </w:p>
         </w:tc>
@@ -7781,35 +6550,7 @@
               <w:rPr>
                 <w:sz w:val="18"/>
               </w:rPr>
-              <w:t xml:space="preserve">84. </w:t>
-            </w:r>
-            <w:proofErr w:type="spellStart"/>
-            <w:r>
-              <w:rPr>
-                <w:sz w:val="18"/>
-              </w:rPr>
-              <w:t>僵尸猪灵生成蛋（</w:t>
-            </w:r>
-            <w:proofErr w:type="gramStart"/>
-            <w:r>
-              <w:rPr>
-                <w:sz w:val="18"/>
-              </w:rPr>
-              <w:t>minecraft:zombified</w:t>
-            </w:r>
-            <w:proofErr w:type="gramEnd"/>
-            <w:r>
-              <w:rPr>
-                <w:sz w:val="18"/>
-              </w:rPr>
-              <w:t>_piglin_spawn_egg</w:t>
-            </w:r>
-            <w:proofErr w:type="spellEnd"/>
-            <w:r>
-              <w:rPr>
-                <w:sz w:val="18"/>
-              </w:rPr>
-              <w:t>）</w:t>
+              <w:t>84. 僵尸猪灵生成蛋（minecraft:zombified_piglin_spawn_egg）</w:t>
             </w:r>
           </w:p>
         </w:tc>
@@ -7893,35 +6634,7 @@
               <w:rPr>
                 <w:sz w:val="18"/>
               </w:rPr>
-              <w:t xml:space="preserve">86. </w:t>
-            </w:r>
-            <w:proofErr w:type="spellStart"/>
-            <w:r>
-              <w:rPr>
-                <w:sz w:val="18"/>
-              </w:rPr>
-              <w:t>末影人生成蛋（</w:t>
-            </w:r>
-            <w:proofErr w:type="gramStart"/>
-            <w:r>
-              <w:rPr>
-                <w:sz w:val="18"/>
-              </w:rPr>
-              <w:t>minecraft:enderman</w:t>
-            </w:r>
-            <w:proofErr w:type="gramEnd"/>
-            <w:r>
-              <w:rPr>
-                <w:sz w:val="18"/>
-              </w:rPr>
-              <w:t>_spawn_egg</w:t>
-            </w:r>
-            <w:proofErr w:type="spellEnd"/>
-            <w:r>
-              <w:rPr>
-                <w:sz w:val="18"/>
-              </w:rPr>
-              <w:t>）</w:t>
+              <w:t>86. 末影人生成蛋（minecraft:enderman_spawn_egg）</w:t>
             </w:r>
           </w:p>
         </w:tc>
@@ -8035,49 +6748,187 @@
         <w:pStyle w:val="1"/>
       </w:pPr>
       <w:r>
+        <w:t>四</w:t>
+      </w:r>
+      <w:r>
+        <w:t xml:space="preserve"> </w:t>
+      </w:r>
+      <w:r>
+        <w:t>可再生与其他物品</w:t>
+      </w:r>
+    </w:p>
+    <w:p>
+      <w:pPr>
+        <w:pStyle w:val="21"/>
+      </w:pPr>
+      <w:r>
+        <w:t>普通工作台配方</w:t>
+      </w:r>
+    </w:p>
+    <w:p>
+      <w:pPr>
+        <w:pStyle w:val="31"/>
+      </w:pPr>
+      <w:r>
+        <w:t xml:space="preserve">1. </w:t>
+      </w:r>
+      <w:r>
+        <w:t>方解石</w:t>
+      </w:r>
+    </w:p>
+    <w:p>
+      <w:pPr>
+        <w:pStyle w:val="RecipeDetail"/>
+      </w:pPr>
+      <w:r>
+        <w:t>普通工作台，有序合成</w:t>
+      </w:r>
+    </w:p>
+    <w:p>
+      <w:pPr>
+        <w:pStyle w:val="RecipeDetail"/>
+      </w:pPr>
+      <w:r>
+        <w:t>滴水石块，凝灰岩</w:t>
+      </w:r>
+    </w:p>
+    <w:p>
+      <w:pPr>
+        <w:pStyle w:val="RecipeDetail"/>
+        <w:rPr>
+          <w:lang w:eastAsia="zh-CN"/>
+        </w:rPr>
+      </w:pPr>
+      <w:r>
+        <w:rPr>
+          <w:lang w:eastAsia="zh-CN"/>
+        </w:rPr>
+        <w:t>凝灰岩，滴水石块→2方解石</w:t>
+      </w:r>
+    </w:p>
+    <w:p>
+      <w:pPr>
+        <w:pStyle w:val="31"/>
+        <w:rPr>
+          <w:lang w:eastAsia="zh-CN"/>
+        </w:rPr>
+      </w:pPr>
+      <w:r>
+        <w:rPr>
+          <w:lang w:eastAsia="zh-CN"/>
+        </w:rPr>
+        <w:t xml:space="preserve">2. </w:t>
+      </w:r>
+      <w:r>
+        <w:rPr>
+          <w:lang w:eastAsia="zh-CN"/>
+        </w:rPr>
+        <w:t>铁马铠</w:t>
+      </w:r>
+    </w:p>
+    <w:p>
+      <w:pPr>
+        <w:pStyle w:val="RecipeDetail"/>
+        <w:rPr>
+          <w:lang w:eastAsia="zh-CN"/>
+        </w:rPr>
+      </w:pPr>
+      <w:r>
+        <w:rPr>
+          <w:lang w:eastAsia="zh-CN"/>
+        </w:rPr>
+        <w:t>普通工作台，有序合成</w:t>
+      </w:r>
+    </w:p>
+    <w:p>
+      <w:pPr>
+        <w:pStyle w:val="RecipeDetail"/>
+        <w:rPr>
+          <w:lang w:eastAsia="zh-CN"/>
+        </w:rPr>
+      </w:pPr>
+      <w:r>
+        <w:rPr>
+          <w:lang w:eastAsia="zh-CN"/>
+        </w:rPr>
+        <w:t>铁锭，空，铁锭</w:t>
+      </w:r>
+    </w:p>
+    <w:p>
+      <w:pPr>
+        <w:pStyle w:val="RecipeDetail"/>
+        <w:rPr>
+          <w:lang w:eastAsia="zh-CN"/>
+        </w:rPr>
+      </w:pPr>
+      <w:r>
+        <w:rPr>
+          <w:lang w:eastAsia="zh-CN"/>
+        </w:rPr>
+        <w:t>铁锭，铁锭，铁锭</w:t>
+      </w:r>
+    </w:p>
+    <w:p>
+      <w:pPr>
+        <w:pStyle w:val="RecipeDetail"/>
+        <w:rPr>
+          <w:lang w:eastAsia="zh-CN"/>
+        </w:rPr>
+      </w:pPr>
+      <w:r>
+        <w:rPr>
+          <w:lang w:eastAsia="zh-CN"/>
+        </w:rPr>
         <w:lastRenderedPageBreak/>
-        <w:t>四</w:t>
-      </w:r>
-      <w:r>
-        <w:t xml:space="preserve"> </w:t>
-      </w:r>
-      <w:r>
-        <w:t>可再生与其他物品</w:t>
-      </w:r>
-    </w:p>
-    <w:p>
-      <w:pPr>
-        <w:pStyle w:val="21"/>
-      </w:pPr>
-      <w:r>
-        <w:t>普通工作台配方</w:t>
+        <w:t>铁锭，空，铁锭→1铁马铠</w:t>
       </w:r>
     </w:p>
     <w:p>
       <w:pPr>
         <w:pStyle w:val="31"/>
-      </w:pPr>
-      <w:r>
-        <w:t xml:space="preserve">1. </w:t>
-      </w:r>
-      <w:r>
-        <w:t>方解石</w:t>
+        <w:rPr>
+          <w:lang w:eastAsia="zh-CN"/>
+        </w:rPr>
+      </w:pPr>
+      <w:r>
+        <w:rPr>
+          <w:lang w:eastAsia="zh-CN"/>
+        </w:rPr>
+        <w:t xml:space="preserve">3. </w:t>
+      </w:r>
+      <w:r>
+        <w:rPr>
+          <w:lang w:eastAsia="zh-CN"/>
+        </w:rPr>
+        <w:t>金马铠</w:t>
       </w:r>
     </w:p>
     <w:p>
       <w:pPr>
         <w:pStyle w:val="RecipeDetail"/>
-      </w:pPr>
-      <w:r>
+        <w:rPr>
+          <w:lang w:eastAsia="zh-CN"/>
+        </w:rPr>
+      </w:pPr>
+      <w:r>
+        <w:rPr>
+          <w:lang w:eastAsia="zh-CN"/>
+        </w:rPr>
         <w:t>普通工作台，有序合成</w:t>
       </w:r>
     </w:p>
     <w:p>
       <w:pPr>
         <w:pStyle w:val="RecipeDetail"/>
-      </w:pPr>
-      <w:r>
-        <w:t>滴水石块，凝灰岩</w:t>
+        <w:rPr>
+          <w:lang w:eastAsia="zh-CN"/>
+        </w:rPr>
+      </w:pPr>
+      <w:r>
+        <w:rPr>
+          <w:lang w:eastAsia="zh-CN"/>
+        </w:rPr>
+        <w:t>金锭，空，金锭</w:t>
       </w:r>
     </w:p>
     <w:p>
@@ -8091,7 +6942,21 @@
         <w:rPr>
           <w:lang w:eastAsia="zh-CN"/>
         </w:rPr>
-        <w:t>凝灰岩，滴水石块→2方解石</w:t>
+        <w:t>金锭，金锭，金锭</w:t>
+      </w:r>
+    </w:p>
+    <w:p>
+      <w:pPr>
+        <w:pStyle w:val="RecipeDetail"/>
+        <w:rPr>
+          <w:lang w:eastAsia="zh-CN"/>
+        </w:rPr>
+      </w:pPr>
+      <w:r>
+        <w:rPr>
+          <w:lang w:eastAsia="zh-CN"/>
+        </w:rPr>
+        <w:t>金锭，空，金锭→1金马铠</w:t>
       </w:r>
     </w:p>
     <w:p>
@@ -8105,13 +6970,13 @@
         <w:rPr>
           <w:lang w:eastAsia="zh-CN"/>
         </w:rPr>
-        <w:t xml:space="preserve">2. </w:t>
-      </w:r>
-      <w:r>
-        <w:rPr>
-          <w:lang w:eastAsia="zh-CN"/>
-        </w:rPr>
-        <w:t>铁马铠</w:t>
+        <w:t xml:space="preserve">4. </w:t>
+      </w:r>
+      <w:r>
+        <w:rPr>
+          <w:lang w:eastAsia="zh-CN"/>
+        </w:rPr>
+        <w:t>钻石马铠</w:t>
       </w:r>
     </w:p>
     <w:p>
@@ -8139,7 +7004,7 @@
         <w:rPr>
           <w:lang w:eastAsia="zh-CN"/>
         </w:rPr>
-        <w:t>铁锭，空，铁锭</w:t>
+        <w:t>钻石，空，钻石</w:t>
       </w:r>
     </w:p>
     <w:p>
@@ -8153,7 +7018,7 @@
         <w:rPr>
           <w:lang w:eastAsia="zh-CN"/>
         </w:rPr>
-        <w:t>铁锭，铁锭，铁锭</w:t>
+        <w:t>钻石，钻石，钻石</w:t>
       </w:r>
     </w:p>
     <w:p>
@@ -8167,7 +7032,7 @@
         <w:rPr>
           <w:lang w:eastAsia="zh-CN"/>
         </w:rPr>
-        <w:t>铁锭，空，铁锭→1铁马铠</w:t>
+        <w:t>钻石，空，钻石→1钻石马铠</w:t>
       </w:r>
     </w:p>
     <w:p>
@@ -8181,13 +7046,13 @@
         <w:rPr>
           <w:lang w:eastAsia="zh-CN"/>
         </w:rPr>
-        <w:t xml:space="preserve">3. </w:t>
-      </w:r>
-      <w:r>
-        <w:rPr>
-          <w:lang w:eastAsia="zh-CN"/>
-        </w:rPr>
-        <w:t>金马铠</w:t>
+        <w:t>5. *</w:t>
+      </w:r>
+      <w:r>
+        <w:rPr>
+          <w:lang w:eastAsia="zh-CN"/>
+        </w:rPr>
+        <w:t>铜马铠</w:t>
       </w:r>
     </w:p>
     <w:p>
@@ -8215,7 +7080,7 @@
         <w:rPr>
           <w:lang w:eastAsia="zh-CN"/>
         </w:rPr>
-        <w:t>金锭，空，金锭</w:t>
+        <w:t>铜锭，空，铜锭</w:t>
       </w:r>
     </w:p>
     <w:p>
@@ -8229,7 +7094,7 @@
         <w:rPr>
           <w:lang w:eastAsia="zh-CN"/>
         </w:rPr>
-        <w:t>金锭，金锭，金锭</w:t>
+        <w:t>铜锭，铜锭，铜锭</w:t>
       </w:r>
     </w:p>
     <w:p>
@@ -8243,7 +7108,7 @@
         <w:rPr>
           <w:lang w:eastAsia="zh-CN"/>
         </w:rPr>
-        <w:t>金锭，空，金锭→1金马铠</w:t>
+        <w:t>铜锭，空，铜锭→1铜马铠</w:t>
       </w:r>
     </w:p>
     <w:p>
@@ -8257,13 +7122,13 @@
         <w:rPr>
           <w:lang w:eastAsia="zh-CN"/>
         </w:rPr>
-        <w:t xml:space="preserve">4. </w:t>
-      </w:r>
-      <w:r>
-        <w:rPr>
-          <w:lang w:eastAsia="zh-CN"/>
-        </w:rPr>
-        <w:t>钻石马铠</w:t>
+        <w:t xml:space="preserve">6. </w:t>
+      </w:r>
+      <w:r>
+        <w:rPr>
+          <w:lang w:eastAsia="zh-CN"/>
+        </w:rPr>
+        <w:t>灵魂土</w:t>
       </w:r>
     </w:p>
     <w:p>
@@ -8291,7 +7156,7 @@
         <w:rPr>
           <w:lang w:eastAsia="zh-CN"/>
         </w:rPr>
-        <w:t>钻石，空，钻石</w:t>
+        <w:t>灵魂沙，泥土</w:t>
       </w:r>
     </w:p>
     <w:p>
@@ -8305,54 +7170,68 @@
         <w:rPr>
           <w:lang w:eastAsia="zh-CN"/>
         </w:rPr>
-        <w:t>钻石，钻石，钻石</w:t>
+        <w:t>泥土，灵魂沙→2灵魂土</w:t>
+      </w:r>
+    </w:p>
+    <w:p>
+      <w:pPr>
+        <w:pStyle w:val="31"/>
+      </w:pPr>
+      <w:r>
+        <w:t xml:space="preserve">7. </w:t>
+      </w:r>
+      <w:r>
+        <w:t>枯萎的灌木</w:t>
       </w:r>
     </w:p>
     <w:p>
       <w:pPr>
         <w:pStyle w:val="RecipeDetail"/>
-        <w:rPr>
-          <w:lang w:eastAsia="zh-CN"/>
-        </w:rPr>
-      </w:pPr>
-      <w:r>
-        <w:rPr>
-          <w:lang w:eastAsia="zh-CN"/>
-        </w:rPr>
-        <w:t>钻石，空，钻石→1钻石马铠</w:t>
+      </w:pPr>
+      <w:r>
+        <w:t>普通工作台，有序合成</w:t>
+      </w:r>
+    </w:p>
+    <w:p>
+      <w:pPr>
+        <w:pStyle w:val="RecipeDetail"/>
+      </w:pPr>
+      <w:r>
+        <w:t>木棍，空，空</w:t>
+      </w:r>
+    </w:p>
+    <w:p>
+      <w:pPr>
+        <w:pStyle w:val="RecipeDetail"/>
+      </w:pPr>
+      <w:r>
+        <w:t>木棍，木棍，木棍</w:t>
+      </w:r>
+    </w:p>
+    <w:p>
+      <w:pPr>
+        <w:pStyle w:val="RecipeDetail"/>
+      </w:pPr>
+      <w:r>
+        <w:t>空，木棍，空→1枯萎的灌木</w:t>
       </w:r>
     </w:p>
     <w:p>
       <w:pPr>
         <w:pStyle w:val="31"/>
-        <w:rPr>
-          <w:lang w:eastAsia="zh-CN"/>
-        </w:rPr>
-      </w:pPr>
-      <w:r>
-        <w:rPr>
-          <w:lang w:eastAsia="zh-CN"/>
-        </w:rPr>
-        <w:t>5. *</w:t>
-      </w:r>
-      <w:r>
-        <w:rPr>
-          <w:lang w:eastAsia="zh-CN"/>
-        </w:rPr>
-        <w:t>铜马铠</w:t>
+      </w:pPr>
+      <w:r>
+        <w:t xml:space="preserve">8. </w:t>
+      </w:r>
+      <w:r>
+        <w:t>孢子花</w:t>
       </w:r>
     </w:p>
     <w:p>
       <w:pPr>
         <w:pStyle w:val="RecipeDetail"/>
-        <w:rPr>
-          <w:lang w:eastAsia="zh-CN"/>
-        </w:rPr>
-      </w:pPr>
-      <w:r>
-        <w:rPr>
-          <w:lang w:eastAsia="zh-CN"/>
-        </w:rPr>
+      </w:pPr>
+      <w:r>
         <w:t>普通工作台，有序合成</w:t>
       </w:r>
     </w:p>
@@ -8367,7 +7246,7 @@
         <w:rPr>
           <w:lang w:eastAsia="zh-CN"/>
         </w:rPr>
-        <w:t>铜锭，空，铜锭</w:t>
+        <w:t>苔藓块，苔藓块，苔藓块</w:t>
       </w:r>
     </w:p>
     <w:p>
@@ -8381,190 +7260,19 @@
         <w:rPr>
           <w:lang w:eastAsia="zh-CN"/>
         </w:rPr>
-        <w:t>铜锭，铜锭，铜锭</w:t>
-      </w:r>
-    </w:p>
-    <w:p>
-      <w:pPr>
-        <w:pStyle w:val="RecipeDetail"/>
-        <w:rPr>
-          <w:lang w:eastAsia="zh-CN"/>
-        </w:rPr>
-      </w:pPr>
-      <w:r>
-        <w:rPr>
-          <w:lang w:eastAsia="zh-CN"/>
-        </w:rPr>
-        <w:t>铜锭，空，铜锭→1铜马铠</w:t>
+        <w:t>空，下文“花的适用范围”内任意一种花，空→1孢子花</w:t>
       </w:r>
     </w:p>
     <w:p>
       <w:pPr>
         <w:pStyle w:val="31"/>
-        <w:rPr>
-          <w:lang w:eastAsia="zh-CN"/>
-        </w:rPr>
-      </w:pPr>
-      <w:r>
-        <w:rPr>
-          <w:lang w:eastAsia="zh-CN"/>
-        </w:rPr>
-        <w:t xml:space="preserve">6. </w:t>
-      </w:r>
-      <w:r>
-        <w:rPr>
-          <w:lang w:eastAsia="zh-CN"/>
-        </w:rPr>
-        <w:t>灵魂土</w:t>
-      </w:r>
-    </w:p>
-    <w:p>
-      <w:pPr>
-        <w:pStyle w:val="RecipeDetail"/>
-        <w:rPr>
-          <w:lang w:eastAsia="zh-CN"/>
-        </w:rPr>
-      </w:pPr>
-      <w:r>
-        <w:rPr>
-          <w:lang w:eastAsia="zh-CN"/>
-        </w:rPr>
-        <w:t>普通工作台，有序合成</w:t>
-      </w:r>
-    </w:p>
-    <w:p>
-      <w:pPr>
-        <w:pStyle w:val="RecipeDetail"/>
-        <w:rPr>
-          <w:lang w:eastAsia="zh-CN"/>
-        </w:rPr>
-      </w:pPr>
-      <w:r>
-        <w:rPr>
-          <w:lang w:eastAsia="zh-CN"/>
-        </w:rPr>
-        <w:t>灵魂沙，泥土</w:t>
-      </w:r>
-    </w:p>
-    <w:p>
-      <w:pPr>
-        <w:pStyle w:val="RecipeDetail"/>
-        <w:rPr>
-          <w:lang w:eastAsia="zh-CN"/>
-        </w:rPr>
-      </w:pPr>
-      <w:r>
-        <w:rPr>
-          <w:lang w:eastAsia="zh-CN"/>
-        </w:rPr>
-        <w:t>泥土，灵魂沙→2灵魂土</w:t>
-      </w:r>
-    </w:p>
-    <w:p>
-      <w:pPr>
-        <w:pStyle w:val="31"/>
-      </w:pPr>
-      <w:r>
-        <w:t xml:space="preserve">7. </w:t>
-      </w:r>
-      <w:proofErr w:type="spellStart"/>
-      <w:r>
-        <w:t>枯萎的灌木</w:t>
-      </w:r>
-      <w:proofErr w:type="spellEnd"/>
-    </w:p>
-    <w:p>
-      <w:pPr>
-        <w:pStyle w:val="RecipeDetail"/>
-      </w:pPr>
-      <w:r>
-        <w:t>普通工作台，有序合成</w:t>
-      </w:r>
-    </w:p>
-    <w:p>
-      <w:pPr>
-        <w:pStyle w:val="RecipeDetail"/>
-      </w:pPr>
-      <w:r>
-        <w:t>木棍，空，空</w:t>
-      </w:r>
-    </w:p>
-    <w:p>
-      <w:pPr>
-        <w:pStyle w:val="RecipeDetail"/>
-      </w:pPr>
-      <w:r>
-        <w:t>木棍，木棍，木棍</w:t>
-      </w:r>
-    </w:p>
-    <w:p>
-      <w:pPr>
-        <w:pStyle w:val="RecipeDetail"/>
-      </w:pPr>
-      <w:r>
-        <w:t>空，木棍，空→1枯萎的灌木</w:t>
-      </w:r>
-    </w:p>
-    <w:p>
-      <w:pPr>
-        <w:pStyle w:val="31"/>
-      </w:pPr>
-      <w:r>
-        <w:t xml:space="preserve">8. </w:t>
-      </w:r>
-      <w:r>
-        <w:t>孢子花</w:t>
-      </w:r>
-    </w:p>
-    <w:p>
-      <w:pPr>
-        <w:pStyle w:val="RecipeDetail"/>
-      </w:pPr>
-      <w:r>
-        <w:t>普通工作台，有序合成</w:t>
-      </w:r>
-    </w:p>
-    <w:p>
-      <w:pPr>
-        <w:pStyle w:val="RecipeDetail"/>
-        <w:rPr>
-          <w:lang w:eastAsia="zh-CN"/>
-        </w:rPr>
-      </w:pPr>
-      <w:r>
-        <w:rPr>
-          <w:lang w:eastAsia="zh-CN"/>
-        </w:rPr>
-        <w:lastRenderedPageBreak/>
-        <w:t>苔藓块，苔藓块，苔藓块</w:t>
-      </w:r>
-    </w:p>
-    <w:p>
-      <w:pPr>
-        <w:pStyle w:val="RecipeDetail"/>
-        <w:rPr>
-          <w:lang w:eastAsia="zh-CN"/>
-        </w:rPr>
-      </w:pPr>
-      <w:r>
-        <w:rPr>
-          <w:lang w:eastAsia="zh-CN"/>
-        </w:rPr>
-        <w:t>空，下文“花的适用范围”内任意一种花，空→1孢子花</w:t>
-      </w:r>
-    </w:p>
-    <w:p>
-      <w:pPr>
-        <w:pStyle w:val="31"/>
       </w:pPr>
       <w:r>
         <w:t xml:space="preserve">9. </w:t>
       </w:r>
-      <w:proofErr w:type="spellStart"/>
       <w:r>
         <w:t>蜘蛛网</w:t>
       </w:r>
-      <w:proofErr w:type="spellEnd"/>
     </w:p>
     <w:p>
       <w:pPr>
@@ -8719,6 +7427,7 @@
                 <w:sz w:val="18"/>
                 <w:lang w:eastAsia="zh-CN"/>
               </w:rPr>
+              <w:lastRenderedPageBreak/>
               <w:t>蒲公英、虞美人、兰花、绒球葱、蓝花美耳草、红色郁金香、橙色郁金香、白色郁金香、粉红色郁金香、滨菊、矢车菊、铃兰、凋灵玫瑰、火把花、*闭合的眼眸花、*张开的眼眸花、*金蒲公英</w:t>
             </w:r>
           </w:p>
@@ -8910,13 +7619,8 @@
       <w:pPr>
         <w:pStyle w:val="RecipeDetail"/>
       </w:pPr>
-      <w:proofErr w:type="spellStart"/>
-      <w:r>
-        <w:t>幻翼膜，幻翼膜，幻翼膜</w:t>
-      </w:r>
-      <w:proofErr w:type="spellEnd"/>
-      <w:r>
-        <w:t>，</w:t>
+      <w:r>
+        <w:t>幻翼膜，幻翼膜，幻翼膜，</w:t>
       </w:r>
     </w:p>
     <w:p>
@@ -9027,13 +7731,8 @@
       <w:pPr>
         <w:pStyle w:val="RecipeDetail"/>
       </w:pPr>
-      <w:proofErr w:type="spellStart"/>
-      <w:r>
-        <w:t>哭泣的黑曜石，哭泣的黑曜石，哭泣的黑曜石</w:t>
-      </w:r>
-      <w:proofErr w:type="spellEnd"/>
-      <w:r>
-        <w:t>，</w:t>
+      <w:r>
+        <w:t>哭泣的黑曜石，哭泣的黑曜石，哭泣的黑曜石，</w:t>
       </w:r>
     </w:p>
     <w:p>
@@ -9102,160 +7801,156 @@
       <w:pPr>
         <w:pStyle w:val="RecipeDetail"/>
       </w:pPr>
-      <w:proofErr w:type="spellStart"/>
       <w:r>
         <w:t>金粒，金粒，金粒</w:t>
       </w:r>
-      <w:proofErr w:type="spellEnd"/>
     </w:p>
     <w:p>
       <w:pPr>
         <w:pStyle w:val="RecipeDetail"/>
       </w:pPr>
       <w:r>
+        <w:t>黑石，黑石，黑石</w:t>
+      </w:r>
+    </w:p>
+    <w:p>
+      <w:pPr>
+        <w:pStyle w:val="RecipeDetail"/>
+        <w:rPr>
+          <w:lang w:eastAsia="zh-CN"/>
+        </w:rPr>
+      </w:pPr>
+      <w:r>
+        <w:rPr>
+          <w:lang w:eastAsia="zh-CN"/>
+        </w:rPr>
+        <w:t>黑石，黑石，黑石→1镶金黑石</w:t>
+      </w:r>
+    </w:p>
+    <w:p>
+      <w:pPr>
+        <w:pStyle w:val="31"/>
+        <w:rPr>
+          <w:lang w:eastAsia="zh-CN"/>
+        </w:rPr>
+      </w:pPr>
+      <w:r>
+        <w:rPr>
+          <w:lang w:eastAsia="zh-CN"/>
+        </w:rPr>
+        <w:t xml:space="preserve">6. </w:t>
+      </w:r>
+      <w:r>
+        <w:rPr>
+          <w:lang w:eastAsia="zh-CN"/>
+        </w:rPr>
+        <w:t>海洋之心</w:t>
+      </w:r>
+    </w:p>
+    <w:p>
+      <w:pPr>
+        <w:pStyle w:val="RecipeDetail"/>
+        <w:rPr>
+          <w:lang w:eastAsia="zh-CN"/>
+        </w:rPr>
+      </w:pPr>
+      <w:r>
+        <w:rPr>
+          <w:lang w:eastAsia="zh-CN"/>
+        </w:rPr>
+        <w:t>创造工作台，有序合成</w:t>
+      </w:r>
+    </w:p>
+    <w:p>
+      <w:pPr>
+        <w:pStyle w:val="RecipeDetail"/>
+      </w:pPr>
+      <w:r>
+        <w:t>海晶石，海晶石，海晶石</w:t>
+      </w:r>
+    </w:p>
+    <w:p>
+      <w:pPr>
+        <w:pStyle w:val="RecipeDetail"/>
+        <w:rPr>
+          <w:lang w:eastAsia="zh-CN"/>
+        </w:rPr>
+      </w:pPr>
+      <w:r>
+        <w:rPr>
+          <w:lang w:eastAsia="zh-CN"/>
+        </w:rPr>
+        <w:t>海晶石，基底物质，海晶石</w:t>
+      </w:r>
+    </w:p>
+    <w:p>
+      <w:pPr>
+        <w:pStyle w:val="RecipeDetail"/>
+      </w:pPr>
+      <w:r>
+        <w:t>海晶石，海晶石，海晶石→1海洋之心</w:t>
+      </w:r>
+    </w:p>
+    <w:p>
+      <w:pPr>
+        <w:pStyle w:val="31"/>
+        <w:rPr>
+          <w:lang w:eastAsia="zh-CN"/>
+        </w:rPr>
+      </w:pPr>
+      <w:r>
+        <w:rPr>
+          <w:lang w:eastAsia="zh-CN"/>
+        </w:rPr>
+        <w:t xml:space="preserve">7. </w:t>
+      </w:r>
+      <w:r>
+        <w:rPr>
+          <w:lang w:eastAsia="zh-CN"/>
+        </w:rPr>
+        <w:t>附魔金苹果</w:t>
+      </w:r>
+    </w:p>
+    <w:p>
+      <w:pPr>
+        <w:pStyle w:val="RecipeDetail"/>
+        <w:rPr>
+          <w:lang w:eastAsia="zh-CN"/>
+        </w:rPr>
+      </w:pPr>
+      <w:r>
+        <w:rPr>
+          <w:lang w:eastAsia="zh-CN"/>
+        </w:rPr>
+        <w:t>创造工作台，有序合成</w:t>
+      </w:r>
+    </w:p>
+    <w:p>
+      <w:pPr>
+        <w:pStyle w:val="RecipeDetail"/>
+        <w:rPr>
+          <w:lang w:eastAsia="zh-CN"/>
+        </w:rPr>
+      </w:pPr>
+      <w:r>
+        <w:rPr>
+          <w:lang w:eastAsia="zh-CN"/>
+        </w:rPr>
+        <w:t>金块，金块，金块</w:t>
+      </w:r>
+    </w:p>
+    <w:p>
+      <w:pPr>
+        <w:pStyle w:val="RecipeDetail"/>
+        <w:rPr>
+          <w:lang w:eastAsia="zh-CN"/>
+        </w:rPr>
+      </w:pPr>
+      <w:r>
+        <w:rPr>
+          <w:lang w:eastAsia="zh-CN"/>
+        </w:rPr>
         <w:lastRenderedPageBreak/>
-        <w:t>黑石，黑石，黑石</w:t>
-      </w:r>
-    </w:p>
-    <w:p>
-      <w:pPr>
-        <w:pStyle w:val="RecipeDetail"/>
-        <w:rPr>
-          <w:lang w:eastAsia="zh-CN"/>
-        </w:rPr>
-      </w:pPr>
-      <w:r>
-        <w:rPr>
-          <w:lang w:eastAsia="zh-CN"/>
-        </w:rPr>
-        <w:t>黑石，黑石，黑石→1镶金黑石</w:t>
-      </w:r>
-    </w:p>
-    <w:p>
-      <w:pPr>
-        <w:pStyle w:val="31"/>
-        <w:rPr>
-          <w:lang w:eastAsia="zh-CN"/>
-        </w:rPr>
-      </w:pPr>
-      <w:r>
-        <w:rPr>
-          <w:lang w:eastAsia="zh-CN"/>
-        </w:rPr>
-        <w:t xml:space="preserve">6. </w:t>
-      </w:r>
-      <w:r>
-        <w:rPr>
-          <w:lang w:eastAsia="zh-CN"/>
-        </w:rPr>
-        <w:t>海洋之心</w:t>
-      </w:r>
-    </w:p>
-    <w:p>
-      <w:pPr>
-        <w:pStyle w:val="RecipeDetail"/>
-        <w:rPr>
-          <w:lang w:eastAsia="zh-CN"/>
-        </w:rPr>
-      </w:pPr>
-      <w:r>
-        <w:rPr>
-          <w:lang w:eastAsia="zh-CN"/>
-        </w:rPr>
-        <w:t>创造工作台，有序合成</w:t>
-      </w:r>
-    </w:p>
-    <w:p>
-      <w:pPr>
-        <w:pStyle w:val="RecipeDetail"/>
-      </w:pPr>
-      <w:proofErr w:type="spellStart"/>
-      <w:r>
-        <w:t>海晶石，海晶石，海晶石</w:t>
-      </w:r>
-      <w:proofErr w:type="spellEnd"/>
-    </w:p>
-    <w:p>
-      <w:pPr>
-        <w:pStyle w:val="RecipeDetail"/>
-        <w:rPr>
-          <w:lang w:eastAsia="zh-CN"/>
-        </w:rPr>
-      </w:pPr>
-      <w:r>
-        <w:rPr>
-          <w:lang w:eastAsia="zh-CN"/>
-        </w:rPr>
-        <w:t>海晶石，基底物质，海晶石</w:t>
-      </w:r>
-    </w:p>
-    <w:p>
-      <w:pPr>
-        <w:pStyle w:val="RecipeDetail"/>
-      </w:pPr>
-      <w:r>
-        <w:t>海晶石，海晶石，海晶石→1海洋之心</w:t>
-      </w:r>
-    </w:p>
-    <w:p>
-      <w:pPr>
-        <w:pStyle w:val="31"/>
-        <w:rPr>
-          <w:lang w:eastAsia="zh-CN"/>
-        </w:rPr>
-      </w:pPr>
-      <w:r>
-        <w:rPr>
-          <w:lang w:eastAsia="zh-CN"/>
-        </w:rPr>
-        <w:t xml:space="preserve">7. </w:t>
-      </w:r>
-      <w:r>
-        <w:rPr>
-          <w:lang w:eastAsia="zh-CN"/>
-        </w:rPr>
-        <w:t>附魔金苹果</w:t>
-      </w:r>
-    </w:p>
-    <w:p>
-      <w:pPr>
-        <w:pStyle w:val="RecipeDetail"/>
-        <w:rPr>
-          <w:lang w:eastAsia="zh-CN"/>
-        </w:rPr>
-      </w:pPr>
-      <w:r>
-        <w:rPr>
-          <w:lang w:eastAsia="zh-CN"/>
-        </w:rPr>
-        <w:t>创造工作台，有序合成</w:t>
-      </w:r>
-    </w:p>
-    <w:p>
-      <w:pPr>
-        <w:pStyle w:val="RecipeDetail"/>
-        <w:rPr>
-          <w:lang w:eastAsia="zh-CN"/>
-        </w:rPr>
-      </w:pPr>
-      <w:r>
-        <w:rPr>
-          <w:lang w:eastAsia="zh-CN"/>
-        </w:rPr>
-        <w:t>金块，金块，金块</w:t>
-      </w:r>
-    </w:p>
-    <w:p>
-      <w:pPr>
-        <w:pStyle w:val="RecipeDetail"/>
-        <w:rPr>
-          <w:lang w:eastAsia="zh-CN"/>
-        </w:rPr>
-      </w:pPr>
-      <w:r>
-        <w:rPr>
-          <w:lang w:eastAsia="zh-CN"/>
-        </w:rPr>
         <w:t>金块，苹果，金块</w:t>
       </w:r>
     </w:p>
@@ -9330,7 +8025,6 @@
             <w:shd w:val="clear" w:color="auto" w:fill="24445D"/>
           </w:tcPr>
           <w:p>
-            <w:proofErr w:type="spellStart"/>
             <w:r>
               <w:rPr>
                 <w:b/>
@@ -9338,7 +8032,6 @@
               </w:rPr>
               <w:t>产物</w:t>
             </w:r>
-            <w:proofErr w:type="spellEnd"/>
           </w:p>
         </w:tc>
         <w:tc>
@@ -9395,7 +8088,63 @@
                 <w:sz w:val="18"/>
                 <w:lang w:eastAsia="zh-CN"/>
               </w:rPr>
-              <w:t>铁锭，铁锭，铁锭；石头，石头，石头；石头，石头，石头→1铁矿石（无序）</w:t>
+              <w:t>铁锭，</w:t>
+            </w:r>
+            <w:r>
+              <w:rPr>
+                <w:sz w:val="18"/>
+                <w:lang w:eastAsia="zh-CN"/>
+              </w:rPr>
+              <w:t>石头，石头</w:t>
+            </w:r>
+            <w:r>
+              <w:rPr>
+                <w:sz w:val="18"/>
+                <w:lang w:eastAsia="zh-CN"/>
+              </w:rPr>
+              <w:t>；</w:t>
+            </w:r>
+            <w:r>
+              <w:rPr>
+                <w:sz w:val="18"/>
+                <w:lang w:eastAsia="zh-CN"/>
+              </w:rPr>
+              <w:t>铁锭</w:t>
+            </w:r>
+            <w:r>
+              <w:rPr>
+                <w:sz w:val="18"/>
+                <w:lang w:eastAsia="zh-CN"/>
+              </w:rPr>
+              <w:t>，</w:t>
+            </w:r>
+            <w:r>
+              <w:rPr>
+                <w:sz w:val="18"/>
+                <w:lang w:eastAsia="zh-CN"/>
+              </w:rPr>
+              <w:t>石头，</w:t>
+            </w:r>
+            <w:r>
+              <w:rPr>
+                <w:sz w:val="18"/>
+                <w:lang w:eastAsia="zh-CN"/>
+              </w:rPr>
+              <w:t>石头；石头，石头，</w:t>
+            </w:r>
+            <w:r>
+              <w:rPr>
+                <w:sz w:val="18"/>
+                <w:lang w:eastAsia="zh-CN"/>
+              </w:rPr>
+              <w:t>铁锭</w:t>
+            </w:r>
+            <w:r>
+              <w:rPr>
+                <w:sz w:val="18"/>
+                <w:lang w:eastAsia="zh-CN"/>
+              </w:rPr>
+              <w:t>→1铁矿石（无序）</w:t>
             </w:r>
           </w:p>
         </w:tc>
@@ -9414,14 +8163,12 @@
             <w:pPr>
               <w:spacing w:after="0"/>
             </w:pPr>
-            <w:proofErr w:type="spellStart"/>
             <w:r>
               <w:rPr>
                 <w:sz w:val="18"/>
               </w:rPr>
               <w:t>煤矿石</w:t>
             </w:r>
-            <w:proofErr w:type="spellEnd"/>
           </w:p>
         </w:tc>
         <w:tc>
@@ -9439,10 +8186,48 @@
             </w:pPr>
             <w:r>
               <w:rPr>
-                <w:sz w:val="18"/>
-                <w:lang w:eastAsia="zh-CN"/>
-              </w:rPr>
-              <w:t>煤炭，煤炭，煤炭；石头，石头，石头；石头，石头，石头→1煤矿石（无序）</w:t>
+                <w:rFonts w:ascii="宋体" w:eastAsia="宋体" w:hAnsi="宋体" w:cs="宋体" w:hint="eastAsia"/>
+                <w:sz w:val="18"/>
+                <w:lang w:eastAsia="zh-CN"/>
+              </w:rPr>
+              <w:t>煤炭</w:t>
+            </w:r>
+            <w:r>
+              <w:rPr>
+                <w:sz w:val="18"/>
+                <w:lang w:eastAsia="zh-CN"/>
+              </w:rPr>
+              <w:t>，石头，石头；</w:t>
+            </w:r>
+            <w:r>
+              <w:rPr>
+                <w:rFonts w:ascii="宋体" w:eastAsia="宋体" w:hAnsi="宋体" w:cs="宋体" w:hint="eastAsia"/>
+                <w:sz w:val="18"/>
+                <w:lang w:eastAsia="zh-CN"/>
+              </w:rPr>
+              <w:t>煤炭</w:t>
+            </w:r>
+            <w:r>
+              <w:rPr>
+                <w:sz w:val="18"/>
+                <w:lang w:eastAsia="zh-CN"/>
+              </w:rPr>
+              <w:t>，石头，石头；石头，石头，</w:t>
+            </w:r>
+            <w:r>
+              <w:rPr>
+                <w:rFonts w:ascii="宋体" w:eastAsia="宋体" w:hAnsi="宋体" w:cs="宋体" w:hint="eastAsia"/>
+                <w:sz w:val="18"/>
+                <w:lang w:eastAsia="zh-CN"/>
+              </w:rPr>
+              <w:t>煤炭</w:t>
+            </w:r>
+            <w:r>
+              <w:rPr>
+                <w:sz w:val="18"/>
+                <w:lang w:eastAsia="zh-CN"/>
+              </w:rPr>
+              <w:t>→1煤矿石（无序）</w:t>
             </w:r>
           </w:p>
         </w:tc>
@@ -9460,14 +8245,12 @@
             <w:pPr>
               <w:spacing w:after="0"/>
             </w:pPr>
-            <w:proofErr w:type="spellStart"/>
             <w:r>
               <w:rPr>
                 <w:sz w:val="18"/>
               </w:rPr>
               <w:t>金矿石</w:t>
             </w:r>
-            <w:proofErr w:type="spellEnd"/>
           </w:p>
         </w:tc>
         <w:tc>
@@ -9484,10 +8267,50 @@
             </w:pPr>
             <w:r>
               <w:rPr>
-                <w:sz w:val="18"/>
-                <w:lang w:eastAsia="zh-CN"/>
-              </w:rPr>
-              <w:t>金锭，金锭，金锭；石头，石头，石头；石头，石头，石头→1金矿石（无序）</w:t>
+                <w:rFonts w:ascii="宋体" w:eastAsia="宋体" w:hAnsi="宋体" w:cs="宋体" w:hint="eastAsia"/>
+                <w:sz w:val="18"/>
+                <w:lang w:eastAsia="zh-CN"/>
+              </w:rPr>
+              <w:t>金锭</w:t>
+            </w:r>
+            <w:r>
+              <w:rPr>
+                <w:rFonts w:ascii="宋体" w:eastAsia="宋体" w:hAnsi="宋体" w:cs="宋体" w:hint="eastAsia"/>
+                <w:sz w:val="18"/>
+                <w:lang w:eastAsia="zh-CN"/>
+              </w:rPr>
+              <w:t>，石头，石头；</w:t>
+            </w:r>
+            <w:r>
+              <w:rPr>
+                <w:rFonts w:ascii="宋体" w:eastAsia="宋体" w:hAnsi="宋体" w:cs="宋体" w:hint="eastAsia"/>
+                <w:sz w:val="18"/>
+                <w:lang w:eastAsia="zh-CN"/>
+              </w:rPr>
+              <w:t>金锭</w:t>
+            </w:r>
+            <w:r>
+              <w:rPr>
+                <w:rFonts w:ascii="宋体" w:eastAsia="宋体" w:hAnsi="宋体" w:cs="宋体" w:hint="eastAsia"/>
+                <w:sz w:val="18"/>
+                <w:lang w:eastAsia="zh-CN"/>
+              </w:rPr>
+              <w:t>，石头，石头；石头，石头，</w:t>
+            </w:r>
+            <w:r>
+              <w:rPr>
+                <w:rFonts w:ascii="宋体" w:eastAsia="宋体" w:hAnsi="宋体" w:cs="宋体" w:hint="eastAsia"/>
+                <w:sz w:val="18"/>
+                <w:lang w:eastAsia="zh-CN"/>
+              </w:rPr>
+              <w:t>金锭</w:t>
+            </w:r>
+            <w:r>
+              <w:rPr>
+                <w:sz w:val="18"/>
+                <w:lang w:eastAsia="zh-CN"/>
+              </w:rPr>
+              <w:t>→1金矿石（无序）</w:t>
             </w:r>
           </w:p>
         </w:tc>
@@ -9506,14 +8329,12 @@
             <w:pPr>
               <w:spacing w:after="0"/>
             </w:pPr>
-            <w:proofErr w:type="spellStart"/>
             <w:r>
               <w:rPr>
                 <w:sz w:val="18"/>
               </w:rPr>
               <w:t>钻石矿石</w:t>
             </w:r>
-            <w:proofErr w:type="spellEnd"/>
           </w:p>
         </w:tc>
         <w:tc>
@@ -9531,10 +8352,50 @@
             </w:pPr>
             <w:r>
               <w:rPr>
-                <w:sz w:val="18"/>
-                <w:lang w:eastAsia="zh-CN"/>
-              </w:rPr>
-              <w:t>钻石，钻石，钻石；石头，石头，石头；石头，石头，石头→1钻石矿石（无序）</w:t>
+                <w:rFonts w:ascii="宋体" w:eastAsia="宋体" w:hAnsi="宋体" w:cs="宋体" w:hint="eastAsia"/>
+                <w:sz w:val="18"/>
+                <w:lang w:eastAsia="zh-CN"/>
+              </w:rPr>
+              <w:t>钻石</w:t>
+            </w:r>
+            <w:r>
+              <w:rPr>
+                <w:rFonts w:ascii="宋体" w:eastAsia="宋体" w:hAnsi="宋体" w:cs="宋体" w:hint="eastAsia"/>
+                <w:sz w:val="18"/>
+                <w:lang w:eastAsia="zh-CN"/>
+              </w:rPr>
+              <w:t>，石头，石头；</w:t>
+            </w:r>
+            <w:r>
+              <w:rPr>
+                <w:rFonts w:ascii="宋体" w:eastAsia="宋体" w:hAnsi="宋体" w:cs="宋体" w:hint="eastAsia"/>
+                <w:sz w:val="18"/>
+                <w:lang w:eastAsia="zh-CN"/>
+              </w:rPr>
+              <w:t>钻石</w:t>
+            </w:r>
+            <w:r>
+              <w:rPr>
+                <w:rFonts w:ascii="宋体" w:eastAsia="宋体" w:hAnsi="宋体" w:cs="宋体" w:hint="eastAsia"/>
+                <w:sz w:val="18"/>
+                <w:lang w:eastAsia="zh-CN"/>
+              </w:rPr>
+              <w:t>，石头，石头；石头，石头，</w:t>
+            </w:r>
+            <w:r>
+              <w:rPr>
+                <w:rFonts w:ascii="宋体" w:eastAsia="宋体" w:hAnsi="宋体" w:cs="宋体" w:hint="eastAsia"/>
+                <w:sz w:val="18"/>
+                <w:lang w:eastAsia="zh-CN"/>
+              </w:rPr>
+              <w:t>钻石</w:t>
+            </w:r>
+            <w:r>
+              <w:rPr>
+                <w:sz w:val="18"/>
+                <w:lang w:eastAsia="zh-CN"/>
+              </w:rPr>
+              <w:t>→1钻石矿石（无序）</w:t>
             </w:r>
           </w:p>
         </w:tc>
@@ -9552,14 +8413,12 @@
             <w:pPr>
               <w:spacing w:after="0"/>
             </w:pPr>
-            <w:proofErr w:type="spellStart"/>
             <w:r>
               <w:rPr>
                 <w:sz w:val="18"/>
               </w:rPr>
               <w:t>红石矿石</w:t>
             </w:r>
-            <w:proofErr w:type="spellEnd"/>
           </w:p>
         </w:tc>
         <w:tc>
@@ -9598,14 +8457,12 @@
             <w:pPr>
               <w:spacing w:after="0"/>
             </w:pPr>
-            <w:proofErr w:type="spellStart"/>
             <w:r>
               <w:rPr>
                 <w:sz w:val="18"/>
               </w:rPr>
               <w:t>青金石矿石</w:t>
             </w:r>
-            <w:proofErr w:type="spellEnd"/>
           </w:p>
         </w:tc>
         <w:tc>
@@ -9644,14 +8501,12 @@
             <w:pPr>
               <w:spacing w:after="0"/>
             </w:pPr>
-            <w:proofErr w:type="spellStart"/>
             <w:r>
               <w:rPr>
                 <w:sz w:val="18"/>
               </w:rPr>
               <w:t>铜矿石</w:t>
             </w:r>
-            <w:proofErr w:type="spellEnd"/>
           </w:p>
         </w:tc>
         <w:tc>
@@ -9668,10 +8523,50 @@
             </w:pPr>
             <w:r>
               <w:rPr>
-                <w:sz w:val="18"/>
-                <w:lang w:eastAsia="zh-CN"/>
-              </w:rPr>
-              <w:t>铜锭，铜锭，铜锭；石头，石头，石头；石头，石头，石头→1铜矿石（无序）</w:t>
+                <w:rFonts w:ascii="宋体" w:eastAsia="宋体" w:hAnsi="宋体" w:cs="宋体" w:hint="eastAsia"/>
+                <w:sz w:val="18"/>
+                <w:lang w:eastAsia="zh-CN"/>
+              </w:rPr>
+              <w:t>铜锭</w:t>
+            </w:r>
+            <w:r>
+              <w:rPr>
+                <w:rFonts w:ascii="宋体" w:eastAsia="宋体" w:hAnsi="宋体" w:cs="宋体" w:hint="eastAsia"/>
+                <w:sz w:val="18"/>
+                <w:lang w:eastAsia="zh-CN"/>
+              </w:rPr>
+              <w:t>，石头，石头；</w:t>
+            </w:r>
+            <w:r>
+              <w:rPr>
+                <w:rFonts w:ascii="宋体" w:eastAsia="宋体" w:hAnsi="宋体" w:cs="宋体" w:hint="eastAsia"/>
+                <w:sz w:val="18"/>
+                <w:lang w:eastAsia="zh-CN"/>
+              </w:rPr>
+              <w:t>铜锭</w:t>
+            </w:r>
+            <w:r>
+              <w:rPr>
+                <w:rFonts w:ascii="宋体" w:eastAsia="宋体" w:hAnsi="宋体" w:cs="宋体" w:hint="eastAsia"/>
+                <w:sz w:val="18"/>
+                <w:lang w:eastAsia="zh-CN"/>
+              </w:rPr>
+              <w:t>，石头，石头；石头，石头，</w:t>
+            </w:r>
+            <w:r>
+              <w:rPr>
+                <w:rFonts w:ascii="宋体" w:eastAsia="宋体" w:hAnsi="宋体" w:cs="宋体" w:hint="eastAsia"/>
+                <w:sz w:val="18"/>
+                <w:lang w:eastAsia="zh-CN"/>
+              </w:rPr>
+              <w:t>铜锭</w:t>
+            </w:r>
+            <w:r>
+              <w:rPr>
+                <w:sz w:val="18"/>
+                <w:lang w:eastAsia="zh-CN"/>
+              </w:rPr>
+              <w:t>→1铜矿石（无序）</w:t>
             </w:r>
           </w:p>
         </w:tc>
@@ -9690,14 +8585,12 @@
             <w:pPr>
               <w:spacing w:after="0"/>
             </w:pPr>
-            <w:proofErr w:type="spellStart"/>
             <w:r>
               <w:rPr>
                 <w:sz w:val="18"/>
               </w:rPr>
               <w:t>深层铁矿石</w:t>
             </w:r>
-            <w:proofErr w:type="spellEnd"/>
           </w:p>
         </w:tc>
         <w:tc>
@@ -9715,10 +8608,114 @@
             </w:pPr>
             <w:r>
               <w:rPr>
-                <w:sz w:val="18"/>
-                <w:lang w:eastAsia="zh-CN"/>
-              </w:rPr>
-              <w:t>铁锭，铁锭，铁锭；深板岩，深板岩，深板岩；深板岩，深板岩，深板岩→1深层铁矿石（无序）</w:t>
+                <w:rFonts w:ascii="宋体" w:eastAsia="宋体" w:hAnsi="宋体" w:cs="宋体" w:hint="eastAsia"/>
+                <w:sz w:val="18"/>
+                <w:lang w:eastAsia="zh-CN"/>
+              </w:rPr>
+              <w:t>铁锭，</w:t>
+            </w:r>
+            <w:r>
+              <w:rPr>
+                <w:rFonts w:ascii="宋体" w:eastAsia="宋体" w:hAnsi="宋体" w:cs="宋体" w:hint="eastAsia"/>
+                <w:sz w:val="18"/>
+                <w:lang w:eastAsia="zh-CN"/>
+              </w:rPr>
+              <w:t>深板岩</w:t>
+            </w:r>
+            <w:r>
+              <w:rPr>
+                <w:rFonts w:ascii="宋体" w:eastAsia="宋体" w:hAnsi="宋体" w:cs="宋体" w:hint="eastAsia"/>
+                <w:sz w:val="18"/>
+                <w:lang w:eastAsia="zh-CN"/>
+              </w:rPr>
+              <w:t>，</w:t>
+            </w:r>
+            <w:r>
+              <w:rPr>
+                <w:rFonts w:ascii="宋体" w:eastAsia="宋体" w:hAnsi="宋体" w:cs="宋体" w:hint="eastAsia"/>
+                <w:sz w:val="18"/>
+                <w:lang w:eastAsia="zh-CN"/>
+              </w:rPr>
+              <w:t>深板岩</w:t>
+            </w:r>
+            <w:r>
+              <w:rPr>
+                <w:rFonts w:ascii="宋体" w:eastAsia="宋体" w:hAnsi="宋体" w:cs="宋体" w:hint="eastAsia"/>
+                <w:sz w:val="18"/>
+                <w:lang w:eastAsia="zh-CN"/>
+              </w:rPr>
+              <w:t>；铁锭，</w:t>
+            </w:r>
+            <w:r>
+              <w:rPr>
+                <w:rFonts w:ascii="宋体" w:eastAsia="宋体" w:hAnsi="宋体" w:cs="宋体" w:hint="eastAsia"/>
+                <w:sz w:val="18"/>
+                <w:lang w:eastAsia="zh-CN"/>
+              </w:rPr>
+              <w:t>深板岩</w:t>
+            </w:r>
+            <w:r>
+              <w:rPr>
+                <w:rFonts w:ascii="宋体" w:eastAsia="宋体" w:hAnsi="宋体" w:cs="宋体" w:hint="eastAsia"/>
+                <w:sz w:val="18"/>
+                <w:lang w:eastAsia="zh-CN"/>
+              </w:rPr>
+              <w:t>，</w:t>
+            </w:r>
+            <w:r>
+              <w:rPr>
+                <w:rFonts w:ascii="宋体" w:eastAsia="宋体" w:hAnsi="宋体" w:cs="宋体" w:hint="eastAsia"/>
+                <w:sz w:val="18"/>
+                <w:lang w:eastAsia="zh-CN"/>
+              </w:rPr>
+              <w:t>深板岩</w:t>
+            </w:r>
+            <w:r>
+              <w:rPr>
+                <w:rFonts w:ascii="宋体" w:eastAsia="宋体" w:hAnsi="宋体" w:cs="宋体" w:hint="eastAsia"/>
+                <w:sz w:val="18"/>
+                <w:lang w:eastAsia="zh-CN"/>
+              </w:rPr>
+              <w:t>；</w:t>
+            </w:r>
+            <w:r>
+              <w:rPr>
+                <w:rFonts w:ascii="宋体" w:eastAsia="宋体" w:hAnsi="宋体" w:cs="宋体" w:hint="eastAsia"/>
+                <w:sz w:val="18"/>
+                <w:lang w:eastAsia="zh-CN"/>
+              </w:rPr>
+              <w:t>深板岩</w:t>
+            </w:r>
+            <w:r>
+              <w:rPr>
+                <w:rFonts w:ascii="宋体" w:eastAsia="宋体" w:hAnsi="宋体" w:cs="宋体" w:hint="eastAsia"/>
+                <w:sz w:val="18"/>
+                <w:lang w:eastAsia="zh-CN"/>
+              </w:rPr>
+              <w:t>，</w:t>
+            </w:r>
+            <w:r>
+              <w:rPr>
+                <w:rFonts w:ascii="宋体" w:eastAsia="宋体" w:hAnsi="宋体" w:cs="宋体" w:hint="eastAsia"/>
+                <w:sz w:val="18"/>
+                <w:lang w:eastAsia="zh-CN"/>
+              </w:rPr>
+              <w:t>深板岩</w:t>
+            </w:r>
+            <w:r>
+              <w:rPr>
+                <w:rFonts w:ascii="宋体" w:eastAsia="宋体" w:hAnsi="宋体" w:cs="宋体" w:hint="eastAsia"/>
+                <w:sz w:val="18"/>
+                <w:lang w:eastAsia="zh-CN"/>
+              </w:rPr>
+              <w:t>，铁锭</w:t>
+            </w:r>
+            <w:r>
+              <w:rPr>
+                <w:sz w:val="18"/>
+                <w:lang w:eastAsia="zh-CN"/>
+              </w:rPr>
+              <w:t>→1深层铁矿石（无序）</w:t>
             </w:r>
           </w:p>
         </w:tc>
@@ -9736,14 +8733,12 @@
             <w:pPr>
               <w:spacing w:after="0"/>
             </w:pPr>
-            <w:proofErr w:type="spellStart"/>
             <w:r>
               <w:rPr>
                 <w:sz w:val="18"/>
               </w:rPr>
               <w:t>深层煤矿石</w:t>
             </w:r>
-            <w:proofErr w:type="spellEnd"/>
           </w:p>
         </w:tc>
         <w:tc>
@@ -9760,10 +8755,146 @@
             </w:pPr>
             <w:r>
               <w:rPr>
-                <w:sz w:val="18"/>
-                <w:lang w:eastAsia="zh-CN"/>
-              </w:rPr>
-              <w:t>煤炭，煤炭，煤炭；深板岩，深板岩，深板岩；深板岩，深板岩，深板岩→1深层煤矿石（无序）</w:t>
+                <w:rFonts w:ascii="宋体" w:eastAsia="宋体" w:hAnsi="宋体" w:cs="宋体" w:hint="eastAsia"/>
+                <w:sz w:val="18"/>
+                <w:lang w:eastAsia="zh-CN"/>
+              </w:rPr>
+              <w:t>煤炭</w:t>
+            </w:r>
+            <w:r>
+              <w:rPr>
+                <w:rFonts w:ascii="宋体" w:eastAsia="宋体" w:hAnsi="宋体" w:cs="宋体" w:hint="eastAsia"/>
+                <w:sz w:val="18"/>
+                <w:lang w:eastAsia="zh-CN"/>
+              </w:rPr>
+              <w:t>，</w:t>
+            </w:r>
+            <w:r>
+              <w:rPr>
+                <w:rFonts w:ascii="宋体" w:eastAsia="宋体" w:hAnsi="宋体" w:cs="宋体" w:hint="eastAsia"/>
+                <w:sz w:val="18"/>
+                <w:lang w:eastAsia="zh-CN"/>
+              </w:rPr>
+              <w:t>深板岩</w:t>
+            </w:r>
+            <w:r>
+              <w:rPr>
+                <w:rFonts w:ascii="宋体" w:eastAsia="宋体" w:hAnsi="宋体" w:cs="宋体" w:hint="eastAsia"/>
+                <w:sz w:val="18"/>
+                <w:lang w:eastAsia="zh-CN"/>
+              </w:rPr>
+              <w:t>，</w:t>
+            </w:r>
+            <w:r>
+              <w:rPr>
+                <w:rFonts w:ascii="宋体" w:eastAsia="宋体" w:hAnsi="宋体" w:cs="宋体" w:hint="eastAsia"/>
+                <w:sz w:val="18"/>
+                <w:lang w:eastAsia="zh-CN"/>
+              </w:rPr>
+              <w:t>深板岩</w:t>
+            </w:r>
+            <w:r>
+              <w:rPr>
+                <w:rFonts w:ascii="宋体" w:eastAsia="宋体" w:hAnsi="宋体" w:cs="宋体" w:hint="eastAsia"/>
+                <w:sz w:val="18"/>
+                <w:lang w:eastAsia="zh-CN"/>
+              </w:rPr>
+              <w:t>；</w:t>
+            </w:r>
+            <w:r>
+              <w:rPr>
+                <w:rFonts w:ascii="宋体" w:eastAsia="宋体" w:hAnsi="宋体" w:cs="宋体" w:hint="eastAsia"/>
+                <w:sz w:val="18"/>
+                <w:lang w:eastAsia="zh-CN"/>
+              </w:rPr>
+              <w:t>煤炭</w:t>
+            </w:r>
+            <w:r>
+              <w:rPr>
+                <w:rFonts w:ascii="宋体" w:eastAsia="宋体" w:hAnsi="宋体" w:cs="宋体" w:hint="eastAsia"/>
+                <w:sz w:val="18"/>
+                <w:lang w:eastAsia="zh-CN"/>
+              </w:rPr>
+              <w:t>，</w:t>
+            </w:r>
+            <w:r>
+              <w:rPr>
+                <w:rFonts w:ascii="宋体" w:eastAsia="宋体" w:hAnsi="宋体" w:cs="宋体" w:hint="eastAsia"/>
+                <w:sz w:val="18"/>
+                <w:lang w:eastAsia="zh-CN"/>
+              </w:rPr>
+              <w:t>深板岩</w:t>
+            </w:r>
+            <w:r>
+              <w:rPr>
+                <w:rFonts w:ascii="宋体" w:eastAsia="宋体" w:hAnsi="宋体" w:cs="宋体" w:hint="eastAsia"/>
+                <w:sz w:val="18"/>
+                <w:lang w:eastAsia="zh-CN"/>
+              </w:rPr>
+              <w:t>，</w:t>
+            </w:r>
+            <w:r>
+              <w:rPr>
+                <w:rFonts w:ascii="宋体" w:eastAsia="宋体" w:hAnsi="宋体" w:cs="宋体" w:hint="eastAsia"/>
+                <w:sz w:val="18"/>
+                <w:lang w:eastAsia="zh-CN"/>
+              </w:rPr>
+              <w:t>深板岩</w:t>
+            </w:r>
+            <w:r>
+              <w:rPr>
+                <w:rFonts w:ascii="宋体" w:eastAsia="宋体" w:hAnsi="宋体" w:cs="宋体" w:hint="eastAsia"/>
+                <w:sz w:val="18"/>
+                <w:lang w:eastAsia="zh-CN"/>
+              </w:rPr>
+              <w:t>；</w:t>
+            </w:r>
+            <w:r>
+              <w:rPr>
+                <w:rFonts w:ascii="宋体" w:eastAsia="宋体" w:hAnsi="宋体" w:cs="宋体" w:hint="eastAsia"/>
+                <w:sz w:val="18"/>
+                <w:lang w:eastAsia="zh-CN"/>
+              </w:rPr>
+              <w:t>深板岩</w:t>
+            </w:r>
+            <w:r>
+              <w:rPr>
+                <w:rFonts w:ascii="宋体" w:eastAsia="宋体" w:hAnsi="宋体" w:cs="宋体" w:hint="eastAsia"/>
+                <w:sz w:val="18"/>
+                <w:lang w:eastAsia="zh-CN"/>
+              </w:rPr>
+              <w:t>，</w:t>
+            </w:r>
+            <w:r>
+              <w:rPr>
+                <w:rFonts w:ascii="宋体" w:eastAsia="宋体" w:hAnsi="宋体" w:cs="宋体" w:hint="eastAsia"/>
+                <w:sz w:val="18"/>
+                <w:lang w:eastAsia="zh-CN"/>
+              </w:rPr>
+              <w:t>深板岩</w:t>
+            </w:r>
+            <w:r>
+              <w:rPr>
+                <w:rFonts w:ascii="宋体" w:eastAsia="宋体" w:hAnsi="宋体" w:cs="宋体" w:hint="eastAsia"/>
+                <w:sz w:val="18"/>
+                <w:lang w:eastAsia="zh-CN"/>
+              </w:rPr>
+              <w:t>，</w:t>
+            </w:r>
+            <w:r>
+              <w:rPr>
+                <w:rFonts w:ascii="宋体" w:eastAsia="宋体" w:hAnsi="宋体" w:cs="宋体" w:hint="eastAsia"/>
+                <w:sz w:val="18"/>
+                <w:lang w:eastAsia="zh-CN"/>
+              </w:rPr>
+              <w:t>煤炭</w:t>
+            </w:r>
+            <w:r>
+              <w:rPr>
+                <w:sz w:val="18"/>
+                <w:lang w:eastAsia="zh-CN"/>
+              </w:rPr>
+              <w:t>→1深层煤矿石（无序）</w:t>
             </w:r>
           </w:p>
         </w:tc>
@@ -9782,14 +8913,12 @@
             <w:pPr>
               <w:spacing w:after="0"/>
             </w:pPr>
-            <w:proofErr w:type="spellStart"/>
             <w:r>
               <w:rPr>
                 <w:sz w:val="18"/>
               </w:rPr>
               <w:t>深层金矿石</w:t>
             </w:r>
-            <w:proofErr w:type="spellEnd"/>
           </w:p>
         </w:tc>
         <w:tc>
@@ -9807,10 +8936,146 @@
             </w:pPr>
             <w:r>
               <w:rPr>
-                <w:sz w:val="18"/>
-                <w:lang w:eastAsia="zh-CN"/>
-              </w:rPr>
-              <w:t>金锭，金锭，金锭；深板岩，深板岩，深板岩；深板岩，深板岩，深板岩→1深层金矿石（无序）</w:t>
+                <w:rFonts w:ascii="宋体" w:eastAsia="宋体" w:hAnsi="宋体" w:cs="宋体" w:hint="eastAsia"/>
+                <w:sz w:val="18"/>
+                <w:lang w:eastAsia="zh-CN"/>
+              </w:rPr>
+              <w:t>金锭</w:t>
+            </w:r>
+            <w:r>
+              <w:rPr>
+                <w:rFonts w:ascii="宋体" w:eastAsia="宋体" w:hAnsi="宋体" w:cs="宋体" w:hint="eastAsia"/>
+                <w:sz w:val="18"/>
+                <w:lang w:eastAsia="zh-CN"/>
+              </w:rPr>
+              <w:t>，</w:t>
+            </w:r>
+            <w:r>
+              <w:rPr>
+                <w:rFonts w:ascii="宋体" w:eastAsia="宋体" w:hAnsi="宋体" w:cs="宋体" w:hint="eastAsia"/>
+                <w:sz w:val="18"/>
+                <w:lang w:eastAsia="zh-CN"/>
+              </w:rPr>
+              <w:t>深板岩</w:t>
+            </w:r>
+            <w:r>
+              <w:rPr>
+                <w:rFonts w:ascii="宋体" w:eastAsia="宋体" w:hAnsi="宋体" w:cs="宋体" w:hint="eastAsia"/>
+                <w:sz w:val="18"/>
+                <w:lang w:eastAsia="zh-CN"/>
+              </w:rPr>
+              <w:t>，</w:t>
+            </w:r>
+            <w:r>
+              <w:rPr>
+                <w:rFonts w:ascii="宋体" w:eastAsia="宋体" w:hAnsi="宋体" w:cs="宋体" w:hint="eastAsia"/>
+                <w:sz w:val="18"/>
+                <w:lang w:eastAsia="zh-CN"/>
+              </w:rPr>
+              <w:t>深板岩</w:t>
+            </w:r>
+            <w:r>
+              <w:rPr>
+                <w:rFonts w:ascii="宋体" w:eastAsia="宋体" w:hAnsi="宋体" w:cs="宋体" w:hint="eastAsia"/>
+                <w:sz w:val="18"/>
+                <w:lang w:eastAsia="zh-CN"/>
+              </w:rPr>
+              <w:t>；</w:t>
+            </w:r>
+            <w:r>
+              <w:rPr>
+                <w:rFonts w:ascii="宋体" w:eastAsia="宋体" w:hAnsi="宋体" w:cs="宋体" w:hint="eastAsia"/>
+                <w:sz w:val="18"/>
+                <w:lang w:eastAsia="zh-CN"/>
+              </w:rPr>
+              <w:t>金锭</w:t>
+            </w:r>
+            <w:r>
+              <w:rPr>
+                <w:rFonts w:ascii="宋体" w:eastAsia="宋体" w:hAnsi="宋体" w:cs="宋体" w:hint="eastAsia"/>
+                <w:sz w:val="18"/>
+                <w:lang w:eastAsia="zh-CN"/>
+              </w:rPr>
+              <w:t>，</w:t>
+            </w:r>
+            <w:r>
+              <w:rPr>
+                <w:rFonts w:ascii="宋体" w:eastAsia="宋体" w:hAnsi="宋体" w:cs="宋体" w:hint="eastAsia"/>
+                <w:sz w:val="18"/>
+                <w:lang w:eastAsia="zh-CN"/>
+              </w:rPr>
+              <w:t>深板岩</w:t>
+            </w:r>
+            <w:r>
+              <w:rPr>
+                <w:rFonts w:ascii="宋体" w:eastAsia="宋体" w:hAnsi="宋体" w:cs="宋体" w:hint="eastAsia"/>
+                <w:sz w:val="18"/>
+                <w:lang w:eastAsia="zh-CN"/>
+              </w:rPr>
+              <w:t>，</w:t>
+            </w:r>
+            <w:r>
+              <w:rPr>
+                <w:rFonts w:ascii="宋体" w:eastAsia="宋体" w:hAnsi="宋体" w:cs="宋体" w:hint="eastAsia"/>
+                <w:sz w:val="18"/>
+                <w:lang w:eastAsia="zh-CN"/>
+              </w:rPr>
+              <w:t>深板岩</w:t>
+            </w:r>
+            <w:r>
+              <w:rPr>
+                <w:rFonts w:ascii="宋体" w:eastAsia="宋体" w:hAnsi="宋体" w:cs="宋体" w:hint="eastAsia"/>
+                <w:sz w:val="18"/>
+                <w:lang w:eastAsia="zh-CN"/>
+              </w:rPr>
+              <w:t>；</w:t>
+            </w:r>
+            <w:r>
+              <w:rPr>
+                <w:rFonts w:ascii="宋体" w:eastAsia="宋体" w:hAnsi="宋体" w:cs="宋体" w:hint="eastAsia"/>
+                <w:sz w:val="18"/>
+                <w:lang w:eastAsia="zh-CN"/>
+              </w:rPr>
+              <w:t>深板岩</w:t>
+            </w:r>
+            <w:r>
+              <w:rPr>
+                <w:rFonts w:ascii="宋体" w:eastAsia="宋体" w:hAnsi="宋体" w:cs="宋体" w:hint="eastAsia"/>
+                <w:sz w:val="18"/>
+                <w:lang w:eastAsia="zh-CN"/>
+              </w:rPr>
+              <w:t>，</w:t>
+            </w:r>
+            <w:r>
+              <w:rPr>
+                <w:rFonts w:ascii="宋体" w:eastAsia="宋体" w:hAnsi="宋体" w:cs="宋体" w:hint="eastAsia"/>
+                <w:sz w:val="18"/>
+                <w:lang w:eastAsia="zh-CN"/>
+              </w:rPr>
+              <w:t>深板岩</w:t>
+            </w:r>
+            <w:r>
+              <w:rPr>
+                <w:rFonts w:ascii="宋体" w:eastAsia="宋体" w:hAnsi="宋体" w:cs="宋体" w:hint="eastAsia"/>
+                <w:sz w:val="18"/>
+                <w:lang w:eastAsia="zh-CN"/>
+              </w:rPr>
+              <w:t>，</w:t>
+            </w:r>
+            <w:r>
+              <w:rPr>
+                <w:rFonts w:ascii="宋体" w:eastAsia="宋体" w:hAnsi="宋体" w:cs="宋体" w:hint="eastAsia"/>
+                <w:sz w:val="18"/>
+                <w:lang w:eastAsia="zh-CN"/>
+              </w:rPr>
+              <w:t>金锭</w:t>
+            </w:r>
+            <w:r>
+              <w:rPr>
+                <w:sz w:val="18"/>
+                <w:lang w:eastAsia="zh-CN"/>
+              </w:rPr>
+              <w:t>→1深层金矿石（无序）</w:t>
             </w:r>
           </w:p>
         </w:tc>
@@ -9828,14 +9093,12 @@
             <w:pPr>
               <w:spacing w:after="0"/>
             </w:pPr>
-            <w:proofErr w:type="spellStart"/>
             <w:r>
               <w:rPr>
                 <w:sz w:val="18"/>
               </w:rPr>
               <w:t>深层钻石矿石</w:t>
             </w:r>
-            <w:proofErr w:type="spellEnd"/>
           </w:p>
         </w:tc>
         <w:tc>
@@ -9852,10 +9115,146 @@
             </w:pPr>
             <w:r>
               <w:rPr>
-                <w:sz w:val="18"/>
-                <w:lang w:eastAsia="zh-CN"/>
-              </w:rPr>
-              <w:t>钻石，钻石，钻石；深板岩，深板岩，深板岩；深板岩，深板岩，深板岩→1深层钻石矿石（无序）</w:t>
+                <w:rFonts w:ascii="宋体" w:eastAsia="宋体" w:hAnsi="宋体" w:cs="宋体" w:hint="eastAsia"/>
+                <w:sz w:val="18"/>
+                <w:lang w:eastAsia="zh-CN"/>
+              </w:rPr>
+              <w:t>钻石</w:t>
+            </w:r>
+            <w:r>
+              <w:rPr>
+                <w:rFonts w:ascii="宋体" w:eastAsia="宋体" w:hAnsi="宋体" w:cs="宋体" w:hint="eastAsia"/>
+                <w:sz w:val="18"/>
+                <w:lang w:eastAsia="zh-CN"/>
+              </w:rPr>
+              <w:t>，</w:t>
+            </w:r>
+            <w:r>
+              <w:rPr>
+                <w:rFonts w:ascii="宋体" w:eastAsia="宋体" w:hAnsi="宋体" w:cs="宋体" w:hint="eastAsia"/>
+                <w:sz w:val="18"/>
+                <w:lang w:eastAsia="zh-CN"/>
+              </w:rPr>
+              <w:t>深板岩</w:t>
+            </w:r>
+            <w:r>
+              <w:rPr>
+                <w:rFonts w:ascii="宋体" w:eastAsia="宋体" w:hAnsi="宋体" w:cs="宋体" w:hint="eastAsia"/>
+                <w:sz w:val="18"/>
+                <w:lang w:eastAsia="zh-CN"/>
+              </w:rPr>
+              <w:t>，</w:t>
+            </w:r>
+            <w:r>
+              <w:rPr>
+                <w:rFonts w:ascii="宋体" w:eastAsia="宋体" w:hAnsi="宋体" w:cs="宋体" w:hint="eastAsia"/>
+                <w:sz w:val="18"/>
+                <w:lang w:eastAsia="zh-CN"/>
+              </w:rPr>
+              <w:t>深板岩</w:t>
+            </w:r>
+            <w:r>
+              <w:rPr>
+                <w:rFonts w:ascii="宋体" w:eastAsia="宋体" w:hAnsi="宋体" w:cs="宋体" w:hint="eastAsia"/>
+                <w:sz w:val="18"/>
+                <w:lang w:eastAsia="zh-CN"/>
+              </w:rPr>
+              <w:t>；</w:t>
+            </w:r>
+            <w:r>
+              <w:rPr>
+                <w:rFonts w:ascii="宋体" w:eastAsia="宋体" w:hAnsi="宋体" w:cs="宋体" w:hint="eastAsia"/>
+                <w:sz w:val="18"/>
+                <w:lang w:eastAsia="zh-CN"/>
+              </w:rPr>
+              <w:t>钻石</w:t>
+            </w:r>
+            <w:r>
+              <w:rPr>
+                <w:rFonts w:ascii="宋体" w:eastAsia="宋体" w:hAnsi="宋体" w:cs="宋体" w:hint="eastAsia"/>
+                <w:sz w:val="18"/>
+                <w:lang w:eastAsia="zh-CN"/>
+              </w:rPr>
+              <w:t>，</w:t>
+            </w:r>
+            <w:r>
+              <w:rPr>
+                <w:rFonts w:ascii="宋体" w:eastAsia="宋体" w:hAnsi="宋体" w:cs="宋体" w:hint="eastAsia"/>
+                <w:sz w:val="18"/>
+                <w:lang w:eastAsia="zh-CN"/>
+              </w:rPr>
+              <w:t>深板岩</w:t>
+            </w:r>
+            <w:r>
+              <w:rPr>
+                <w:rFonts w:ascii="宋体" w:eastAsia="宋体" w:hAnsi="宋体" w:cs="宋体" w:hint="eastAsia"/>
+                <w:sz w:val="18"/>
+                <w:lang w:eastAsia="zh-CN"/>
+              </w:rPr>
+              <w:t>，</w:t>
+            </w:r>
+            <w:r>
+              <w:rPr>
+                <w:rFonts w:ascii="宋体" w:eastAsia="宋体" w:hAnsi="宋体" w:cs="宋体" w:hint="eastAsia"/>
+                <w:sz w:val="18"/>
+                <w:lang w:eastAsia="zh-CN"/>
+              </w:rPr>
+              <w:t>深板岩</w:t>
+            </w:r>
+            <w:r>
+              <w:rPr>
+                <w:rFonts w:ascii="宋体" w:eastAsia="宋体" w:hAnsi="宋体" w:cs="宋体" w:hint="eastAsia"/>
+                <w:sz w:val="18"/>
+                <w:lang w:eastAsia="zh-CN"/>
+              </w:rPr>
+              <w:t>；</w:t>
+            </w:r>
+            <w:r>
+              <w:rPr>
+                <w:rFonts w:ascii="宋体" w:eastAsia="宋体" w:hAnsi="宋体" w:cs="宋体" w:hint="eastAsia"/>
+                <w:sz w:val="18"/>
+                <w:lang w:eastAsia="zh-CN"/>
+              </w:rPr>
+              <w:t>深板岩</w:t>
+            </w:r>
+            <w:r>
+              <w:rPr>
+                <w:rFonts w:ascii="宋体" w:eastAsia="宋体" w:hAnsi="宋体" w:cs="宋体" w:hint="eastAsia"/>
+                <w:sz w:val="18"/>
+                <w:lang w:eastAsia="zh-CN"/>
+              </w:rPr>
+              <w:t>，</w:t>
+            </w:r>
+            <w:r>
+              <w:rPr>
+                <w:rFonts w:ascii="宋体" w:eastAsia="宋体" w:hAnsi="宋体" w:cs="宋体" w:hint="eastAsia"/>
+                <w:sz w:val="18"/>
+                <w:lang w:eastAsia="zh-CN"/>
+              </w:rPr>
+              <w:t>深板岩</w:t>
+            </w:r>
+            <w:r>
+              <w:rPr>
+                <w:rFonts w:ascii="宋体" w:eastAsia="宋体" w:hAnsi="宋体" w:cs="宋体" w:hint="eastAsia"/>
+                <w:sz w:val="18"/>
+                <w:lang w:eastAsia="zh-CN"/>
+              </w:rPr>
+              <w:t>，</w:t>
+            </w:r>
+            <w:r>
+              <w:rPr>
+                <w:rFonts w:ascii="宋体" w:eastAsia="宋体" w:hAnsi="宋体" w:cs="宋体" w:hint="eastAsia"/>
+                <w:sz w:val="18"/>
+                <w:lang w:eastAsia="zh-CN"/>
+              </w:rPr>
+              <w:t>钻石</w:t>
+            </w:r>
+            <w:r>
+              <w:rPr>
+                <w:sz w:val="18"/>
+                <w:lang w:eastAsia="zh-CN"/>
+              </w:rPr>
+              <w:t>→1深层钻石矿石（无序）</w:t>
             </w:r>
           </w:p>
         </w:tc>
@@ -9874,14 +9273,12 @@
             <w:pPr>
               <w:spacing w:after="0"/>
             </w:pPr>
-            <w:proofErr w:type="spellStart"/>
             <w:r>
               <w:rPr>
                 <w:sz w:val="18"/>
               </w:rPr>
               <w:t>深层红石矿石</w:t>
             </w:r>
-            <w:proofErr w:type="spellEnd"/>
           </w:p>
         </w:tc>
         <w:tc>
@@ -9920,14 +9317,12 @@
             <w:pPr>
               <w:spacing w:after="0"/>
             </w:pPr>
-            <w:proofErr w:type="spellStart"/>
             <w:r>
               <w:rPr>
                 <w:sz w:val="18"/>
               </w:rPr>
               <w:t>深层青金石矿石</w:t>
             </w:r>
-            <w:proofErr w:type="spellEnd"/>
           </w:p>
         </w:tc>
         <w:tc>
@@ -9966,14 +9361,12 @@
             <w:pPr>
               <w:spacing w:after="0"/>
             </w:pPr>
-            <w:proofErr w:type="spellStart"/>
             <w:r>
               <w:rPr>
                 <w:sz w:val="18"/>
               </w:rPr>
               <w:t>深层铜矿石</w:t>
             </w:r>
-            <w:proofErr w:type="spellEnd"/>
           </w:p>
         </w:tc>
         <w:tc>
@@ -9991,10 +9384,146 @@
             </w:pPr>
             <w:r>
               <w:rPr>
-                <w:sz w:val="18"/>
-                <w:lang w:eastAsia="zh-CN"/>
-              </w:rPr>
-              <w:t>铜锭，铜锭，铜锭；深板岩，深板岩，深板岩；深板岩，深板岩，深板岩→1深层铜矿石（无序）</w:t>
+                <w:rFonts w:ascii="宋体" w:eastAsia="宋体" w:hAnsi="宋体" w:cs="宋体" w:hint="eastAsia"/>
+                <w:sz w:val="18"/>
+                <w:lang w:eastAsia="zh-CN"/>
+              </w:rPr>
+              <w:t>铜锭</w:t>
+            </w:r>
+            <w:r>
+              <w:rPr>
+                <w:rFonts w:ascii="宋体" w:eastAsia="宋体" w:hAnsi="宋体" w:cs="宋体" w:hint="eastAsia"/>
+                <w:sz w:val="18"/>
+                <w:lang w:eastAsia="zh-CN"/>
+              </w:rPr>
+              <w:t>，</w:t>
+            </w:r>
+            <w:r>
+              <w:rPr>
+                <w:rFonts w:ascii="宋体" w:eastAsia="宋体" w:hAnsi="宋体" w:cs="宋体" w:hint="eastAsia"/>
+                <w:sz w:val="18"/>
+                <w:lang w:eastAsia="zh-CN"/>
+              </w:rPr>
+              <w:t>深板岩</w:t>
+            </w:r>
+            <w:r>
+              <w:rPr>
+                <w:rFonts w:ascii="宋体" w:eastAsia="宋体" w:hAnsi="宋体" w:cs="宋体" w:hint="eastAsia"/>
+                <w:sz w:val="18"/>
+                <w:lang w:eastAsia="zh-CN"/>
+              </w:rPr>
+              <w:t>，</w:t>
+            </w:r>
+            <w:r>
+              <w:rPr>
+                <w:rFonts w:ascii="宋体" w:eastAsia="宋体" w:hAnsi="宋体" w:cs="宋体" w:hint="eastAsia"/>
+                <w:sz w:val="18"/>
+                <w:lang w:eastAsia="zh-CN"/>
+              </w:rPr>
+              <w:t>深板岩</w:t>
+            </w:r>
+            <w:r>
+              <w:rPr>
+                <w:rFonts w:ascii="宋体" w:eastAsia="宋体" w:hAnsi="宋体" w:cs="宋体" w:hint="eastAsia"/>
+                <w:sz w:val="18"/>
+                <w:lang w:eastAsia="zh-CN"/>
+              </w:rPr>
+              <w:t>；</w:t>
+            </w:r>
+            <w:r>
+              <w:rPr>
+                <w:rFonts w:ascii="宋体" w:eastAsia="宋体" w:hAnsi="宋体" w:cs="宋体" w:hint="eastAsia"/>
+                <w:sz w:val="18"/>
+                <w:lang w:eastAsia="zh-CN"/>
+              </w:rPr>
+              <w:t>铜锭</w:t>
+            </w:r>
+            <w:r>
+              <w:rPr>
+                <w:rFonts w:ascii="宋体" w:eastAsia="宋体" w:hAnsi="宋体" w:cs="宋体" w:hint="eastAsia"/>
+                <w:sz w:val="18"/>
+                <w:lang w:eastAsia="zh-CN"/>
+              </w:rPr>
+              <w:t>，</w:t>
+            </w:r>
+            <w:r>
+              <w:rPr>
+                <w:rFonts w:ascii="宋体" w:eastAsia="宋体" w:hAnsi="宋体" w:cs="宋体" w:hint="eastAsia"/>
+                <w:sz w:val="18"/>
+                <w:lang w:eastAsia="zh-CN"/>
+              </w:rPr>
+              <w:t>深板岩</w:t>
+            </w:r>
+            <w:r>
+              <w:rPr>
+                <w:rFonts w:ascii="宋体" w:eastAsia="宋体" w:hAnsi="宋体" w:cs="宋体" w:hint="eastAsia"/>
+                <w:sz w:val="18"/>
+                <w:lang w:eastAsia="zh-CN"/>
+              </w:rPr>
+              <w:t>，</w:t>
+            </w:r>
+            <w:r>
+              <w:rPr>
+                <w:rFonts w:ascii="宋体" w:eastAsia="宋体" w:hAnsi="宋体" w:cs="宋体" w:hint="eastAsia"/>
+                <w:sz w:val="18"/>
+                <w:lang w:eastAsia="zh-CN"/>
+              </w:rPr>
+              <w:t>深板岩</w:t>
+            </w:r>
+            <w:r>
+              <w:rPr>
+                <w:rFonts w:ascii="宋体" w:eastAsia="宋体" w:hAnsi="宋体" w:cs="宋体" w:hint="eastAsia"/>
+                <w:sz w:val="18"/>
+                <w:lang w:eastAsia="zh-CN"/>
+              </w:rPr>
+              <w:t>；</w:t>
+            </w:r>
+            <w:r>
+              <w:rPr>
+                <w:rFonts w:ascii="宋体" w:eastAsia="宋体" w:hAnsi="宋体" w:cs="宋体" w:hint="eastAsia"/>
+                <w:sz w:val="18"/>
+                <w:lang w:eastAsia="zh-CN"/>
+              </w:rPr>
+              <w:t>深板岩</w:t>
+            </w:r>
+            <w:r>
+              <w:rPr>
+                <w:rFonts w:ascii="宋体" w:eastAsia="宋体" w:hAnsi="宋体" w:cs="宋体" w:hint="eastAsia"/>
+                <w:sz w:val="18"/>
+                <w:lang w:eastAsia="zh-CN"/>
+              </w:rPr>
+              <w:t>，</w:t>
+            </w:r>
+            <w:r>
+              <w:rPr>
+                <w:rFonts w:ascii="宋体" w:eastAsia="宋体" w:hAnsi="宋体" w:cs="宋体" w:hint="eastAsia"/>
+                <w:sz w:val="18"/>
+                <w:lang w:eastAsia="zh-CN"/>
+              </w:rPr>
+              <w:t>深板岩</w:t>
+            </w:r>
+            <w:r>
+              <w:rPr>
+                <w:rFonts w:ascii="宋体" w:eastAsia="宋体" w:hAnsi="宋体" w:cs="宋体" w:hint="eastAsia"/>
+                <w:sz w:val="18"/>
+                <w:lang w:eastAsia="zh-CN"/>
+              </w:rPr>
+              <w:t>，</w:t>
+            </w:r>
+            <w:r>
+              <w:rPr>
+                <w:rFonts w:ascii="宋体" w:eastAsia="宋体" w:hAnsi="宋体" w:cs="宋体" w:hint="eastAsia"/>
+                <w:sz w:val="18"/>
+                <w:lang w:eastAsia="zh-CN"/>
+              </w:rPr>
+              <w:t>铜锭</w:t>
+            </w:r>
+            <w:r>
+              <w:rPr>
+                <w:sz w:val="18"/>
+                <w:lang w:eastAsia="zh-CN"/>
+              </w:rPr>
+              <w:t>→1深层铜矿石（无序）</w:t>
             </w:r>
           </w:p>
         </w:tc>
@@ -10012,14 +9541,12 @@
             <w:pPr>
               <w:spacing w:after="0"/>
             </w:pPr>
-            <w:proofErr w:type="spellStart"/>
             <w:r>
               <w:rPr>
                 <w:sz w:val="18"/>
               </w:rPr>
               <w:t>下界金矿石</w:t>
             </w:r>
-            <w:proofErr w:type="spellEnd"/>
           </w:p>
         </w:tc>
         <w:tc>
@@ -10058,14 +9585,12 @@
             <w:pPr>
               <w:spacing w:after="0"/>
             </w:pPr>
-            <w:proofErr w:type="spellStart"/>
             <w:r>
               <w:rPr>
                 <w:sz w:val="18"/>
               </w:rPr>
               <w:t>下界石英矿石</w:t>
             </w:r>
-            <w:proofErr w:type="spellEnd"/>
           </w:p>
         </w:tc>
         <w:tc>
@@ -10104,14 +9629,12 @@
             <w:pPr>
               <w:spacing w:after="0"/>
             </w:pPr>
-            <w:proofErr w:type="spellStart"/>
             <w:r>
               <w:rPr>
                 <w:sz w:val="18"/>
               </w:rPr>
               <w:t>远古残骸</w:t>
             </w:r>
-            <w:proofErr w:type="spellEnd"/>
           </w:p>
         </w:tc>
         <w:tc>
@@ -10131,39 +9654,7 @@
                 <w:sz w:val="18"/>
                 <w:lang w:eastAsia="zh-CN"/>
               </w:rPr>
-              <w:t>下界岩，下界岩，下界岩</w:t>
-            </w:r>
-            <w:proofErr w:type="gramStart"/>
-            <w:r>
-              <w:rPr>
-                <w:sz w:val="18"/>
-                <w:lang w:eastAsia="zh-CN"/>
-              </w:rPr>
-              <w:t>，；</w:t>
-            </w:r>
-            <w:proofErr w:type="gramEnd"/>
-            <w:r>
-              <w:rPr>
-                <w:sz w:val="18"/>
-                <w:lang w:eastAsia="zh-CN"/>
-              </w:rPr>
-              <w:t>下界岩，基底物质，下界岩</w:t>
-            </w:r>
-            <w:proofErr w:type="gramStart"/>
-            <w:r>
-              <w:rPr>
-                <w:sz w:val="18"/>
-                <w:lang w:eastAsia="zh-CN"/>
-              </w:rPr>
-              <w:t>，；</w:t>
-            </w:r>
-            <w:proofErr w:type="gramEnd"/>
-            <w:r>
-              <w:rPr>
-                <w:sz w:val="18"/>
-                <w:lang w:eastAsia="zh-CN"/>
-              </w:rPr>
-              <w:t>下界岩，下界岩，下界岩，→1远古残骸（有序）</w:t>
+              <w:t>下界岩，下界岩，下界岩，；下界岩，基底物质，下界岩，；下界岩，下界岩，下界岩，→1远古残骸（有序）</w:t>
             </w:r>
           </w:p>
         </w:tc>
@@ -10221,26 +9712,8 @@
       <w:pStyle w:val="a7"/>
       <w:jc w:val="center"/>
     </w:pPr>
-    <w:proofErr w:type="spellStart"/>
     <w:r>
-      <w:t>创造核心</w:t>
-    </w:r>
-    <w:proofErr w:type="spellEnd"/>
-    <w:r>
-      <w:t xml:space="preserve"> 0.2 </w:t>
-    </w:r>
-    <w:proofErr w:type="spellStart"/>
-    <w:proofErr w:type="gramStart"/>
-    <w:r>
-      <w:t>合成表</w:t>
-    </w:r>
-    <w:proofErr w:type="spellEnd"/>
-    <w:r>
-      <w:t xml:space="preserve">  ·</w:t>
-    </w:r>
-    <w:proofErr w:type="gramEnd"/>
-    <w:r>
-      <w:t xml:space="preserve">  </w:t>
+      <w:t xml:space="preserve">创造核心 0.2 合成表  ·  </w:t>
     </w:r>
     <w:r>
       <w:fldChar w:fldCharType="begin"/>

--- a/docs/recipe_spec.docx
+++ b/docs/recipe_spec.docx
@@ -39,7 +39,21 @@
         <w:rPr>
           <w:lang w:eastAsia="zh-CN"/>
         </w:rPr>
-        <w:t xml:space="preserve">Minecraft 1.21.1 · NeoForge 21.1.248 · </w:t>
+        <w:t xml:space="preserve">Minecraft 1.21.1 · </w:t>
+      </w:r>
+      <w:proofErr w:type="spellStart"/>
+      <w:r>
+        <w:rPr>
+          <w:lang w:eastAsia="zh-CN"/>
+        </w:rPr>
+        <w:t>NeoForge</w:t>
+      </w:r>
+      <w:proofErr w:type="spellEnd"/>
+      <w:r>
+        <w:rPr>
+          <w:lang w:eastAsia="zh-CN"/>
+        </w:rPr>
+        <w:t xml:space="preserve"> 21.1.248 · </w:t>
       </w:r>
       <w:r>
         <w:rPr>
@@ -124,7 +138,21 @@
         <w:rPr>
           <w:lang w:eastAsia="zh-CN"/>
         </w:rPr>
-        <w:t>标有“*”的条目使用 1.21.1 未自带的物品。只有依赖模组确实注册了相关物品时才加载相应配方，实施时对这些条目使用 neoforge:item_exists 条件；其具体注册 ID 以依赖模组为准。</w:t>
+        <w:t xml:space="preserve">标有“*”的条目使用 1.21.1 未自带的物品。只有依赖模组确实注册了相关物品时才加载相应配方，实施时对这些条目使用 </w:t>
+      </w:r>
+      <w:proofErr w:type="spellStart"/>
+      <w:r>
+        <w:rPr>
+          <w:lang w:eastAsia="zh-CN"/>
+        </w:rPr>
+        <w:t>neoforge:item_exists</w:t>
+      </w:r>
+      <w:proofErr w:type="spellEnd"/>
+      <w:r>
+        <w:rPr>
+          <w:lang w:eastAsia="zh-CN"/>
+        </w:rPr>
+        <w:t xml:space="preserve"> 条件；其具体注册 ID 以依赖模组为准。</w:t>
       </w:r>
     </w:p>
     <w:p>
@@ -223,6 +251,7 @@
             <w:shd w:val="clear" w:color="auto" w:fill="24445D"/>
           </w:tcPr>
           <w:p>
+            <w:proofErr w:type="spellStart"/>
             <w:r>
               <w:rPr>
                 <w:b/>
@@ -230,6 +259,7 @@
               </w:rPr>
               <w:t>物品</w:t>
             </w:r>
+            <w:proofErr w:type="spellEnd"/>
           </w:p>
         </w:tc>
         <w:tc>
@@ -243,7 +273,23 @@
                 <w:b/>
                 <w:color w:val="FFFFFF"/>
               </w:rPr>
-              <w:t>3×3 配方（按行）</w:t>
+              <w:t xml:space="preserve">3×3 </w:t>
+            </w:r>
+            <w:proofErr w:type="spellStart"/>
+            <w:r>
+              <w:rPr>
+                <w:b/>
+                <w:color w:val="FFFFFF"/>
+              </w:rPr>
+              <w:t>配方（按行</w:t>
+            </w:r>
+            <w:proofErr w:type="spellEnd"/>
+            <w:r>
+              <w:rPr>
+                <w:b/>
+                <w:color w:val="FFFFFF"/>
+              </w:rPr>
+              <w:t>）</w:t>
             </w:r>
           </w:p>
         </w:tc>
@@ -261,12 +307,14 @@
             <w:pPr>
               <w:spacing w:after="0"/>
             </w:pPr>
+            <w:proofErr w:type="spellStart"/>
             <w:r>
               <w:rPr>
                 <w:sz w:val="18"/>
               </w:rPr>
               <w:t>洞穴群系生成蛋</w:t>
             </w:r>
+            <w:proofErr w:type="spellEnd"/>
           </w:p>
         </w:tc>
         <w:tc>
@@ -305,12 +353,14 @@
             <w:pPr>
               <w:spacing w:after="0"/>
             </w:pPr>
+            <w:proofErr w:type="spellStart"/>
             <w:r>
               <w:rPr>
                 <w:sz w:val="18"/>
               </w:rPr>
               <w:t>干旱群系生成蛋</w:t>
             </w:r>
+            <w:proofErr w:type="spellEnd"/>
           </w:p>
         </w:tc>
         <w:tc>
@@ -349,12 +399,14 @@
             <w:pPr>
               <w:spacing w:after="0"/>
             </w:pPr>
+            <w:proofErr w:type="spellStart"/>
             <w:r>
               <w:rPr>
                 <w:sz w:val="18"/>
               </w:rPr>
               <w:t>海洋群系生成蛋</w:t>
             </w:r>
+            <w:proofErr w:type="spellEnd"/>
           </w:p>
         </w:tc>
         <w:tc>
@@ -393,12 +445,14 @@
             <w:pPr>
               <w:spacing w:after="0"/>
             </w:pPr>
+            <w:proofErr w:type="spellStart"/>
             <w:r>
               <w:rPr>
                 <w:sz w:val="18"/>
               </w:rPr>
               <w:t>平原群系生成蛋</w:t>
             </w:r>
+            <w:proofErr w:type="spellEnd"/>
           </w:p>
         </w:tc>
         <w:tc>
@@ -437,12 +491,14 @@
             <w:pPr>
               <w:spacing w:after="0"/>
             </w:pPr>
+            <w:proofErr w:type="spellStart"/>
             <w:r>
               <w:rPr>
                 <w:sz w:val="18"/>
               </w:rPr>
               <w:t>森林群系生成蛋</w:t>
             </w:r>
+            <w:proofErr w:type="spellEnd"/>
           </w:p>
         </w:tc>
         <w:tc>
@@ -481,12 +537,14 @@
             <w:pPr>
               <w:spacing w:after="0"/>
             </w:pPr>
+            <w:proofErr w:type="spellStart"/>
             <w:r>
               <w:rPr>
                 <w:sz w:val="18"/>
               </w:rPr>
               <w:t>山地群系生成蛋</w:t>
             </w:r>
+            <w:proofErr w:type="spellEnd"/>
           </w:p>
         </w:tc>
         <w:tc>
@@ -525,12 +583,14 @@
             <w:pPr>
               <w:spacing w:after="0"/>
             </w:pPr>
+            <w:proofErr w:type="spellStart"/>
             <w:r>
               <w:rPr>
                 <w:sz w:val="18"/>
               </w:rPr>
               <w:t>湿地群系生成蛋</w:t>
             </w:r>
+            <w:proofErr w:type="spellEnd"/>
           </w:p>
         </w:tc>
         <w:tc>
@@ -569,12 +629,14 @@
             <w:pPr>
               <w:spacing w:after="0"/>
             </w:pPr>
+            <w:proofErr w:type="spellStart"/>
             <w:r>
               <w:rPr>
                 <w:sz w:val="18"/>
               </w:rPr>
               <w:t>下界群系生成蛋</w:t>
             </w:r>
+            <w:proofErr w:type="spellEnd"/>
           </w:p>
         </w:tc>
         <w:tc>
@@ -613,12 +675,14 @@
             <w:pPr>
               <w:spacing w:after="0"/>
             </w:pPr>
+            <w:proofErr w:type="spellStart"/>
             <w:r>
               <w:rPr>
                 <w:sz w:val="18"/>
               </w:rPr>
               <w:t>末地群系生成蛋</w:t>
             </w:r>
+            <w:proofErr w:type="spellEnd"/>
           </w:p>
         </w:tc>
         <w:tc>
@@ -772,14 +836,30 @@
           <w:rFonts w:eastAsia="宋体" w:hint="eastAsia"/>
           <w:lang w:eastAsia="zh-CN"/>
         </w:rPr>
-        <w:t>木棍，瓶装“</w:t>
-      </w:r>
+        <w:t>木棍，瓶装</w:t>
+      </w:r>
+      <w:proofErr w:type="gramStart"/>
       <w:r>
         <w:rPr>
           <w:rFonts w:eastAsia="宋体" w:hint="eastAsia"/>
           <w:lang w:eastAsia="zh-CN"/>
         </w:rPr>
-        <w:t xml:space="preserve">   </w:t>
+        <w:t>“</w:t>
+      </w:r>
+      <w:r>
+        <w:rPr>
+          <w:rFonts w:eastAsia="宋体" w:hint="eastAsia"/>
+          <w:lang w:eastAsia="zh-CN"/>
+        </w:rPr>
+        <w:t xml:space="preserve"> </w:t>
+      </w:r>
+      <w:proofErr w:type="gramEnd"/>
+      <w:r>
+        <w:rPr>
+          <w:rFonts w:eastAsia="宋体" w:hint="eastAsia"/>
+          <w:lang w:eastAsia="zh-CN"/>
+        </w:rPr>
+        <w:t xml:space="preserve">  </w:t>
       </w:r>
       <w:r>
         <w:rPr>
@@ -1334,12 +1414,16 @@
       <w:r>
         <w:t xml:space="preserve">1. </w:t>
       </w:r>
+      <w:proofErr w:type="spellStart"/>
       <w:r>
         <w:t>屏障（</w:t>
       </w:r>
+      <w:proofErr w:type="gramStart"/>
       <w:r>
         <w:t>minecraft:barrier</w:t>
       </w:r>
+      <w:proofErr w:type="spellEnd"/>
+      <w:proofErr w:type="gramEnd"/>
       <w:r>
         <w:t>）</w:t>
       </w:r>
@@ -1348,25 +1432,70 @@
       <w:pPr>
         <w:pStyle w:val="RecipeDetail"/>
       </w:pPr>
+      <w:proofErr w:type="spellStart"/>
       <w:r>
         <w:t>创造工作台，有序合成</w:t>
       </w:r>
+      <w:proofErr w:type="spellEnd"/>
     </w:p>
     <w:p>
       <w:pPr>
         <w:pStyle w:val="RecipeDetail"/>
       </w:pPr>
-      <w:r>
-        <w:t>瓶装“   ”，瓶装“   ”，瓶装“   ”，</w:t>
-      </w:r>
+      <w:proofErr w:type="spellStart"/>
+      <w:proofErr w:type="gramStart"/>
+      <w:r>
+        <w:t>瓶装</w:t>
+      </w:r>
+      <w:proofErr w:type="spellEnd"/>
+      <w:r>
+        <w:t>“   ”，</w:t>
+      </w:r>
+      <w:proofErr w:type="spellStart"/>
+      <w:r>
+        <w:t>瓶装</w:t>
+      </w:r>
+      <w:proofErr w:type="spellEnd"/>
+      <w:r>
+        <w:t>“   ”，</w:t>
+      </w:r>
+      <w:proofErr w:type="spellStart"/>
+      <w:r>
+        <w:t>瓶装</w:t>
+      </w:r>
+      <w:proofErr w:type="spellEnd"/>
+      <w:r>
+        <w:t>“   ”，</w:t>
+      </w:r>
+      <w:proofErr w:type="gramEnd"/>
     </w:p>
     <w:p>
       <w:pPr>
         <w:pStyle w:val="RecipeDetail"/>
       </w:pPr>
-      <w:r>
-        <w:t>瓶装“   ”，基岩，瓶装“   ”，</w:t>
-      </w:r>
+      <w:proofErr w:type="spellStart"/>
+      <w:proofErr w:type="gramStart"/>
+      <w:r>
+        <w:t>瓶装</w:t>
+      </w:r>
+      <w:proofErr w:type="spellEnd"/>
+      <w:r>
+        <w:t>“   ”，</w:t>
+      </w:r>
+      <w:proofErr w:type="spellStart"/>
+      <w:proofErr w:type="gramEnd"/>
+      <w:r>
+        <w:t>基岩，</w:t>
+      </w:r>
+      <w:proofErr w:type="gramStart"/>
+      <w:r>
+        <w:t>瓶装</w:t>
+      </w:r>
+      <w:proofErr w:type="spellEnd"/>
+      <w:r>
+        <w:t>“   ”，</w:t>
+      </w:r>
+      <w:proofErr w:type="gramEnd"/>
     </w:p>
     <w:p>
       <w:pPr>
@@ -1379,7 +1508,49 @@
         <w:rPr>
           <w:lang w:eastAsia="zh-CN"/>
         </w:rPr>
-        <w:t>瓶装“   ”，瓶装“   ”，瓶装“   ”→1屏障</w:t>
+        <w:t>瓶装</w:t>
+      </w:r>
+      <w:proofErr w:type="gramStart"/>
+      <w:r>
+        <w:rPr>
+          <w:lang w:eastAsia="zh-CN"/>
+        </w:rPr>
+        <w:t xml:space="preserve">“ </w:t>
+      </w:r>
+      <w:proofErr w:type="gramEnd"/>
+      <w:r>
+        <w:rPr>
+          <w:lang w:eastAsia="zh-CN"/>
+        </w:rPr>
+        <w:t xml:space="preserve">  ”，瓶装</w:t>
+      </w:r>
+      <w:proofErr w:type="gramStart"/>
+      <w:r>
+        <w:rPr>
+          <w:lang w:eastAsia="zh-CN"/>
+        </w:rPr>
+        <w:t xml:space="preserve">“ </w:t>
+      </w:r>
+      <w:proofErr w:type="gramEnd"/>
+      <w:r>
+        <w:rPr>
+          <w:lang w:eastAsia="zh-CN"/>
+        </w:rPr>
+        <w:t xml:space="preserve">  ”，瓶装</w:t>
+      </w:r>
+      <w:proofErr w:type="gramStart"/>
+      <w:r>
+        <w:rPr>
+          <w:lang w:eastAsia="zh-CN"/>
+        </w:rPr>
+        <w:t xml:space="preserve">“ </w:t>
+      </w:r>
+      <w:proofErr w:type="gramEnd"/>
+      <w:r>
+        <w:rPr>
+          <w:lang w:eastAsia="zh-CN"/>
+        </w:rPr>
+        <w:t xml:space="preserve">  ”→1屏障</w:t>
       </w:r>
     </w:p>
     <w:p>
@@ -1394,7 +1565,21 @@
           <w:lang w:eastAsia="zh-CN"/>
         </w:rPr>
         <w:lastRenderedPageBreak/>
-        <w:t>特殊备注:合成后返还八个空瓶</w:t>
+        <w:t>特殊</w:t>
+      </w:r>
+      <w:proofErr w:type="gramStart"/>
+      <w:r>
+        <w:rPr>
+          <w:lang w:eastAsia="zh-CN"/>
+        </w:rPr>
+        <w:t>备注:</w:t>
+      </w:r>
+      <w:proofErr w:type="gramEnd"/>
+      <w:r>
+        <w:rPr>
+          <w:lang w:eastAsia="zh-CN"/>
+        </w:rPr>
+        <w:t>合成后返还八个空瓶</w:t>
       </w:r>
     </w:p>
     <w:p>
@@ -1404,12 +1589,16 @@
       <w:r>
         <w:t xml:space="preserve">2. </w:t>
       </w:r>
+      <w:proofErr w:type="spellStart"/>
       <w:r>
         <w:t>光源方块（</w:t>
       </w:r>
+      <w:proofErr w:type="gramStart"/>
       <w:r>
         <w:t>minecraft:light</w:t>
       </w:r>
+      <w:proofErr w:type="spellEnd"/>
+      <w:proofErr w:type="gramEnd"/>
       <w:r>
         <w:t>）</w:t>
       </w:r>
@@ -1418,25 +1607,70 @@
       <w:pPr>
         <w:pStyle w:val="RecipeDetail"/>
       </w:pPr>
+      <w:proofErr w:type="spellStart"/>
       <w:r>
         <w:t>创造工作台，有序合成</w:t>
       </w:r>
+      <w:proofErr w:type="spellEnd"/>
     </w:p>
     <w:p>
       <w:pPr>
         <w:pStyle w:val="RecipeDetail"/>
       </w:pPr>
-      <w:r>
-        <w:t>瓶装“   ”，瓶装“   ”，瓶装“   ”，</w:t>
-      </w:r>
+      <w:proofErr w:type="spellStart"/>
+      <w:proofErr w:type="gramStart"/>
+      <w:r>
+        <w:t>瓶装</w:t>
+      </w:r>
+      <w:proofErr w:type="spellEnd"/>
+      <w:r>
+        <w:t>“   ”，</w:t>
+      </w:r>
+      <w:proofErr w:type="spellStart"/>
+      <w:r>
+        <w:t>瓶装</w:t>
+      </w:r>
+      <w:proofErr w:type="spellEnd"/>
+      <w:r>
+        <w:t>“   ”，</w:t>
+      </w:r>
+      <w:proofErr w:type="spellStart"/>
+      <w:r>
+        <w:t>瓶装</w:t>
+      </w:r>
+      <w:proofErr w:type="spellEnd"/>
+      <w:r>
+        <w:t>“   ”，</w:t>
+      </w:r>
+      <w:proofErr w:type="gramEnd"/>
     </w:p>
     <w:p>
       <w:pPr>
         <w:pStyle w:val="RecipeDetail"/>
       </w:pPr>
-      <w:r>
-        <w:t>瓶装“   ”，火把，瓶装“   ”，</w:t>
-      </w:r>
+      <w:proofErr w:type="spellStart"/>
+      <w:proofErr w:type="gramStart"/>
+      <w:r>
+        <w:t>瓶装</w:t>
+      </w:r>
+      <w:proofErr w:type="spellEnd"/>
+      <w:r>
+        <w:t>“   ”，</w:t>
+      </w:r>
+      <w:proofErr w:type="spellStart"/>
+      <w:proofErr w:type="gramEnd"/>
+      <w:r>
+        <w:t>火把，</w:t>
+      </w:r>
+      <w:proofErr w:type="gramStart"/>
+      <w:r>
+        <w:t>瓶装</w:t>
+      </w:r>
+      <w:proofErr w:type="spellEnd"/>
+      <w:r>
+        <w:t>“   ”，</w:t>
+      </w:r>
+      <w:proofErr w:type="gramEnd"/>
     </w:p>
     <w:p>
       <w:pPr>
@@ -1449,7 +1683,49 @@
         <w:rPr>
           <w:lang w:eastAsia="zh-CN"/>
         </w:rPr>
-        <w:t>瓶装“   ”，瓶装“   ”，瓶装“   ”→1光源方块（亮度等级 1）</w:t>
+        <w:t>瓶装</w:t>
+      </w:r>
+      <w:proofErr w:type="gramStart"/>
+      <w:r>
+        <w:rPr>
+          <w:lang w:eastAsia="zh-CN"/>
+        </w:rPr>
+        <w:t xml:space="preserve">“ </w:t>
+      </w:r>
+      <w:proofErr w:type="gramEnd"/>
+      <w:r>
+        <w:rPr>
+          <w:lang w:eastAsia="zh-CN"/>
+        </w:rPr>
+        <w:t xml:space="preserve">  ”，瓶装</w:t>
+      </w:r>
+      <w:proofErr w:type="gramStart"/>
+      <w:r>
+        <w:rPr>
+          <w:lang w:eastAsia="zh-CN"/>
+        </w:rPr>
+        <w:t xml:space="preserve">“ </w:t>
+      </w:r>
+      <w:proofErr w:type="gramEnd"/>
+      <w:r>
+        <w:rPr>
+          <w:lang w:eastAsia="zh-CN"/>
+        </w:rPr>
+        <w:t xml:space="preserve">  ”，瓶装</w:t>
+      </w:r>
+      <w:proofErr w:type="gramStart"/>
+      <w:r>
+        <w:rPr>
+          <w:lang w:eastAsia="zh-CN"/>
+        </w:rPr>
+        <w:t xml:space="preserve">“ </w:t>
+      </w:r>
+      <w:proofErr w:type="gramEnd"/>
+      <w:r>
+        <w:rPr>
+          <w:lang w:eastAsia="zh-CN"/>
+        </w:rPr>
+        <w:t xml:space="preserve">  ”→1光源方块（亮度等级 1）</w:t>
       </w:r>
     </w:p>
     <w:p>
@@ -1463,7 +1739,21 @@
         <w:rPr>
           <w:lang w:eastAsia="zh-CN"/>
         </w:rPr>
-        <w:t>特殊备注:合成后返还八个空瓶</w:t>
+        <w:t>特殊</w:t>
+      </w:r>
+      <w:proofErr w:type="gramStart"/>
+      <w:r>
+        <w:rPr>
+          <w:lang w:eastAsia="zh-CN"/>
+        </w:rPr>
+        <w:t>备注:</w:t>
+      </w:r>
+      <w:proofErr w:type="gramEnd"/>
+      <w:r>
+        <w:rPr>
+          <w:lang w:eastAsia="zh-CN"/>
+        </w:rPr>
+        <w:t>合成后返还八个空瓶</w:t>
       </w:r>
     </w:p>
     <w:p>
@@ -1477,7 +1767,35 @@
         <w:rPr>
           <w:lang w:eastAsia="zh-CN"/>
         </w:rPr>
-        <w:t>特殊备注:为物品添加备注:手持光源方块右键已放置的光源方块可以改变其亮度</w:t>
+        <w:t>特殊</w:t>
+      </w:r>
+      <w:proofErr w:type="gramStart"/>
+      <w:r>
+        <w:rPr>
+          <w:lang w:eastAsia="zh-CN"/>
+        </w:rPr>
+        <w:t>备注:</w:t>
+      </w:r>
+      <w:proofErr w:type="gramEnd"/>
+      <w:r>
+        <w:rPr>
+          <w:lang w:eastAsia="zh-CN"/>
+        </w:rPr>
+        <w:t>为物品添加</w:t>
+      </w:r>
+      <w:proofErr w:type="gramStart"/>
+      <w:r>
+        <w:rPr>
+          <w:lang w:eastAsia="zh-CN"/>
+        </w:rPr>
+        <w:t>备注:</w:t>
+      </w:r>
+      <w:proofErr w:type="gramEnd"/>
+      <w:r>
+        <w:rPr>
+          <w:lang w:eastAsia="zh-CN"/>
+        </w:rPr>
+        <w:t>手持光源方块右键已放置的光源方块可以改变其亮度</w:t>
       </w:r>
     </w:p>
     <w:p>
@@ -1499,12 +1817,14 @@
         </w:rPr>
         <w:t>调试棒（</w:t>
       </w:r>
+      <w:proofErr w:type="spellStart"/>
       <w:r>
         <w:rPr>
           <w:lang w:eastAsia="zh-CN"/>
         </w:rPr>
         <w:t>minecraft:debug_stick</w:t>
       </w:r>
+      <w:proofErr w:type="spellEnd"/>
       <w:r>
         <w:rPr>
           <w:lang w:eastAsia="zh-CN"/>
@@ -1561,12 +1881,16 @@
       <w:r>
         <w:t xml:space="preserve">1. </w:t>
       </w:r>
+      <w:proofErr w:type="spellStart"/>
       <w:r>
         <w:t>基岩（</w:t>
       </w:r>
+      <w:proofErr w:type="gramStart"/>
       <w:r>
         <w:t>minecraft:bedrock</w:t>
       </w:r>
+      <w:proofErr w:type="spellEnd"/>
+      <w:proofErr w:type="gramEnd"/>
       <w:r>
         <w:t>）</w:t>
       </w:r>
@@ -1586,12 +1910,19 @@
       <w:r>
         <w:t xml:space="preserve">2. </w:t>
       </w:r>
+      <w:proofErr w:type="spellStart"/>
       <w:r>
         <w:t>强化深板岩（</w:t>
       </w:r>
-      <w:r>
-        <w:t>minecraft:reinforced_deepslate</w:t>
-      </w:r>
+      <w:proofErr w:type="gramStart"/>
+      <w:r>
+        <w:t>minecraft:reinforced</w:t>
+      </w:r>
+      <w:proofErr w:type="gramEnd"/>
+      <w:r>
+        <w:t>_deepslate</w:t>
+      </w:r>
+      <w:proofErr w:type="spellEnd"/>
       <w:r>
         <w:t>）</w:t>
       </w:r>
@@ -1600,24 +1931,36 @@
       <w:pPr>
         <w:pStyle w:val="RecipeDetail"/>
       </w:pPr>
+      <w:proofErr w:type="spellStart"/>
       <w:r>
         <w:t>创造工作台，有序合成</w:t>
       </w:r>
+      <w:proofErr w:type="spellEnd"/>
     </w:p>
     <w:p>
       <w:pPr>
         <w:pStyle w:val="RecipeDetail"/>
       </w:pPr>
-      <w:r>
-        <w:t>深板岩，深板岩，深板岩，</w:t>
+      <w:proofErr w:type="spellStart"/>
+      <w:r>
+        <w:t>深板岩，深板岩，深板岩</w:t>
+      </w:r>
+      <w:proofErr w:type="spellEnd"/>
+      <w:r>
+        <w:t>，</w:t>
       </w:r>
     </w:p>
     <w:p>
       <w:pPr>
         <w:pStyle w:val="RecipeDetail"/>
       </w:pPr>
-      <w:r>
-        <w:t>深板岩，深板岩，深板岩，</w:t>
+      <w:proofErr w:type="spellStart"/>
+      <w:r>
+        <w:t>深板岩，深板岩，深板岩</w:t>
+      </w:r>
+      <w:proofErr w:type="spellEnd"/>
+      <w:r>
+        <w:t>，</w:t>
       </w:r>
     </w:p>
     <w:p>
@@ -1641,12 +1984,19 @@
       <w:r>
         <w:t xml:space="preserve">3. </w:t>
       </w:r>
+      <w:proofErr w:type="spellStart"/>
       <w:r>
         <w:t>紫水晶母岩（</w:t>
       </w:r>
-      <w:r>
-        <w:t>minecraft:budding_amethyst</w:t>
-      </w:r>
+      <w:proofErr w:type="gramStart"/>
+      <w:r>
+        <w:t>minecraft:budding</w:t>
+      </w:r>
+      <w:proofErr w:type="gramEnd"/>
+      <w:r>
+        <w:t>_amethyst</w:t>
+      </w:r>
+      <w:proofErr w:type="spellEnd"/>
       <w:r>
         <w:t>）</w:t>
       </w:r>
@@ -1708,12 +2058,19 @@
       <w:r>
         <w:t xml:space="preserve">4. </w:t>
       </w:r>
+      <w:proofErr w:type="spellStart"/>
       <w:r>
         <w:t>紫颂植株（</w:t>
       </w:r>
-      <w:r>
-        <w:t>minecraft:chorus_plant</w:t>
-      </w:r>
+      <w:proofErr w:type="gramStart"/>
+      <w:r>
+        <w:t>minecraft:chorus</w:t>
+      </w:r>
+      <w:proofErr w:type="gramEnd"/>
+      <w:r>
+        <w:t>_plant</w:t>
+      </w:r>
+      <w:proofErr w:type="spellEnd"/>
       <w:r>
         <w:t>）</w:t>
       </w:r>
@@ -1733,12 +2090,19 @@
       <w:r>
         <w:t xml:space="preserve">5. </w:t>
       </w:r>
+      <w:proofErr w:type="spellStart"/>
       <w:r>
         <w:t>土径（</w:t>
       </w:r>
-      <w:r>
-        <w:t>minecraft:dirt_path</w:t>
-      </w:r>
+      <w:proofErr w:type="gramStart"/>
+      <w:r>
+        <w:t>minecraft:dirt</w:t>
+      </w:r>
+      <w:proofErr w:type="gramEnd"/>
+      <w:r>
+        <w:t>_path</w:t>
+      </w:r>
+      <w:proofErr w:type="spellEnd"/>
       <w:r>
         <w:t>）</w:t>
       </w:r>
@@ -1762,12 +2126,19 @@
       <w:r>
         <w:t xml:space="preserve">6. </w:t>
       </w:r>
+      <w:proofErr w:type="spellStart"/>
       <w:r>
         <w:t>末地传送门框架（</w:t>
       </w:r>
-      <w:r>
-        <w:t>minecraft:end_portal_frame</w:t>
-      </w:r>
+      <w:proofErr w:type="gramStart"/>
+      <w:r>
+        <w:t>minecraft:end</w:t>
+      </w:r>
+      <w:proofErr w:type="gramEnd"/>
+      <w:r>
+        <w:t>_portal_frame</w:t>
+      </w:r>
+      <w:proofErr w:type="spellEnd"/>
       <w:r>
         <w:t>）</w:t>
       </w:r>
@@ -1775,16 +2146,28 @@
     <w:p>
       <w:pPr>
         <w:pStyle w:val="RecipeDetail"/>
-      </w:pPr>
-      <w:r>
+        <w:rPr>
+          <w:lang w:eastAsia="zh-CN"/>
+        </w:rPr>
+      </w:pPr>
+      <w:r>
+        <w:rPr>
+          <w:lang w:eastAsia="zh-CN"/>
+        </w:rPr>
         <w:t>创造工作台，有序合成</w:t>
       </w:r>
     </w:p>
     <w:p>
       <w:pPr>
         <w:pStyle w:val="RecipeDetail"/>
-      </w:pPr>
-      <w:r>
+        <w:rPr>
+          <w:lang w:eastAsia="zh-CN"/>
+        </w:rPr>
+      </w:pPr>
+      <w:r>
+        <w:rPr>
+          <w:lang w:eastAsia="zh-CN"/>
+        </w:rPr>
         <w:t>末地石，空，末地石，</w:t>
       </w:r>
     </w:p>
@@ -1792,8 +2175,13 @@
       <w:pPr>
         <w:pStyle w:val="RecipeDetail"/>
       </w:pPr>
-      <w:r>
-        <w:t>末影之眼，基岩，末影之眼，</w:t>
+      <w:proofErr w:type="spellStart"/>
+      <w:r>
+        <w:t>末影之眼，基岩，末影之眼</w:t>
+      </w:r>
+      <w:proofErr w:type="spellEnd"/>
+      <w:r>
+        <w:t>，</w:t>
       </w:r>
     </w:p>
     <w:p>
@@ -1829,12 +2217,14 @@
         </w:rPr>
         <w:t>耕地（</w:t>
       </w:r>
+      <w:proofErr w:type="spellStart"/>
       <w:r>
         <w:rPr>
           <w:lang w:eastAsia="zh-CN"/>
         </w:rPr>
         <w:t>minecraft:farmland</w:t>
       </w:r>
+      <w:proofErr w:type="spellEnd"/>
       <w:r>
         <w:rPr>
           <w:lang w:eastAsia="zh-CN"/>
@@ -1865,12 +2255,19 @@
         <w:lastRenderedPageBreak/>
         <w:t xml:space="preserve">8. </w:t>
       </w:r>
+      <w:proofErr w:type="spellStart"/>
       <w:r>
         <w:t>虫蚀石头（</w:t>
       </w:r>
-      <w:r>
-        <w:t>minecraft:infested_stone</w:t>
-      </w:r>
+      <w:proofErr w:type="gramStart"/>
+      <w:r>
+        <w:t>minecraft:infested</w:t>
+      </w:r>
+      <w:proofErr w:type="gramEnd"/>
+      <w:r>
+        <w:t>_stone</w:t>
+      </w:r>
+      <w:proofErr w:type="spellEnd"/>
       <w:r>
         <w:t>）</w:t>
       </w:r>
@@ -1879,9 +2276,11 @@
       <w:pPr>
         <w:pStyle w:val="RecipeDetail"/>
       </w:pPr>
+      <w:proofErr w:type="spellStart"/>
       <w:r>
         <w:t>创造工作台，有序合成</w:t>
       </w:r>
+      <w:proofErr w:type="spellEnd"/>
     </w:p>
     <w:p>
       <w:pPr>
@@ -1932,12 +2331,19 @@
       <w:r>
         <w:t xml:space="preserve">9. </w:t>
       </w:r>
+      <w:proofErr w:type="spellStart"/>
       <w:r>
         <w:t>虫蚀圆石（</w:t>
       </w:r>
-      <w:r>
-        <w:t>minecraft:infested_cobblestone</w:t>
-      </w:r>
+      <w:proofErr w:type="gramStart"/>
+      <w:r>
+        <w:t>minecraft:infested</w:t>
+      </w:r>
+      <w:proofErr w:type="gramEnd"/>
+      <w:r>
+        <w:t>_cobblestone</w:t>
+      </w:r>
+      <w:proofErr w:type="spellEnd"/>
       <w:r>
         <w:t>）</w:t>
       </w:r>
@@ -1946,16 +2352,23 @@
       <w:pPr>
         <w:pStyle w:val="RecipeDetail"/>
       </w:pPr>
+      <w:proofErr w:type="spellStart"/>
       <w:r>
         <w:t>创造工作台，有序合成</w:t>
       </w:r>
+      <w:proofErr w:type="spellEnd"/>
     </w:p>
     <w:p>
       <w:pPr>
         <w:pStyle w:val="RecipeDetail"/>
       </w:pPr>
-      <w:r>
-        <w:t>圆石，圆石，圆石，</w:t>
+      <w:proofErr w:type="spellStart"/>
+      <w:r>
+        <w:t>圆石，圆石，圆石</w:t>
+      </w:r>
+      <w:proofErr w:type="spellEnd"/>
+      <w:r>
+        <w:t>，</w:t>
       </w:r>
     </w:p>
     <w:p>
@@ -1993,12 +2406,19 @@
       <w:r>
         <w:t xml:space="preserve">10. </w:t>
       </w:r>
+      <w:proofErr w:type="spellStart"/>
       <w:r>
         <w:t>虫蚀石砖（</w:t>
       </w:r>
-      <w:r>
-        <w:t>minecraft:infested_stone_bricks</w:t>
-      </w:r>
+      <w:proofErr w:type="gramStart"/>
+      <w:r>
+        <w:t>minecraft:infested</w:t>
+      </w:r>
+      <w:proofErr w:type="gramEnd"/>
+      <w:r>
+        <w:t>_stone_bricks</w:t>
+      </w:r>
+      <w:proofErr w:type="spellEnd"/>
       <w:r>
         <w:t>）</w:t>
       </w:r>
@@ -2007,16 +2427,23 @@
       <w:pPr>
         <w:pStyle w:val="RecipeDetail"/>
       </w:pPr>
+      <w:proofErr w:type="spellStart"/>
       <w:r>
         <w:t>创造工作台，有序合成</w:t>
       </w:r>
+      <w:proofErr w:type="spellEnd"/>
     </w:p>
     <w:p>
       <w:pPr>
         <w:pStyle w:val="RecipeDetail"/>
       </w:pPr>
-      <w:r>
-        <w:t>石砖，石砖，石砖，</w:t>
+      <w:proofErr w:type="spellStart"/>
+      <w:r>
+        <w:t>石砖，石砖，石砖</w:t>
+      </w:r>
+      <w:proofErr w:type="spellEnd"/>
+      <w:r>
+        <w:t>，</w:t>
       </w:r>
     </w:p>
     <w:p>
@@ -2054,12 +2481,19 @@
       <w:r>
         <w:t xml:space="preserve">11. </w:t>
       </w:r>
+      <w:proofErr w:type="spellStart"/>
       <w:r>
         <w:t>虫蚀苔石砖（</w:t>
       </w:r>
-      <w:r>
-        <w:t>minecraft:infested_mossy_stone_bricks</w:t>
-      </w:r>
+      <w:proofErr w:type="gramStart"/>
+      <w:r>
+        <w:t>minecraft:infested</w:t>
+      </w:r>
+      <w:proofErr w:type="gramEnd"/>
+      <w:r>
+        <w:t>_mossy_stone_bricks</w:t>
+      </w:r>
+      <w:proofErr w:type="spellEnd"/>
       <w:r>
         <w:t>）</w:t>
       </w:r>
@@ -2068,16 +2502,23 @@
       <w:pPr>
         <w:pStyle w:val="RecipeDetail"/>
       </w:pPr>
+      <w:proofErr w:type="spellStart"/>
       <w:r>
         <w:t>创造工作台，有序合成</w:t>
       </w:r>
+      <w:proofErr w:type="spellEnd"/>
     </w:p>
     <w:p>
       <w:pPr>
         <w:pStyle w:val="RecipeDetail"/>
       </w:pPr>
-      <w:r>
-        <w:t>苔石砖，苔石砖，苔石砖，</w:t>
+      <w:proofErr w:type="spellStart"/>
+      <w:r>
+        <w:t>苔石砖，苔石砖，苔石砖</w:t>
+      </w:r>
+      <w:proofErr w:type="spellEnd"/>
+      <w:r>
+        <w:t>，</w:t>
       </w:r>
     </w:p>
     <w:p>
@@ -2115,12 +2556,19 @@
       <w:r>
         <w:t xml:space="preserve">12. </w:t>
       </w:r>
+      <w:proofErr w:type="spellStart"/>
       <w:r>
         <w:t>虫蚀裂纹石砖（</w:t>
       </w:r>
-      <w:r>
-        <w:t>minecraft:infested_cracked_stone_bricks</w:t>
-      </w:r>
+      <w:proofErr w:type="gramStart"/>
+      <w:r>
+        <w:t>minecraft:infested</w:t>
+      </w:r>
+      <w:proofErr w:type="gramEnd"/>
+      <w:r>
+        <w:t>_cracked_stone_bricks</w:t>
+      </w:r>
+      <w:proofErr w:type="spellEnd"/>
       <w:r>
         <w:t>）</w:t>
       </w:r>
@@ -2129,16 +2577,23 @@
       <w:pPr>
         <w:pStyle w:val="RecipeDetail"/>
       </w:pPr>
+      <w:proofErr w:type="spellStart"/>
       <w:r>
         <w:t>创造工作台，有序合成</w:t>
       </w:r>
+      <w:proofErr w:type="spellEnd"/>
     </w:p>
     <w:p>
       <w:pPr>
         <w:pStyle w:val="RecipeDetail"/>
       </w:pPr>
-      <w:r>
-        <w:t>裂纹石砖，裂纹石砖，裂纹石砖，</w:t>
+      <w:proofErr w:type="spellStart"/>
+      <w:r>
+        <w:t>裂纹石砖，裂纹石砖，裂纹石砖</w:t>
+      </w:r>
+      <w:proofErr w:type="spellEnd"/>
+      <w:r>
+        <w:t>，</w:t>
       </w:r>
     </w:p>
     <w:p>
@@ -2176,12 +2631,19 @@
       <w:r>
         <w:t xml:space="preserve">13. </w:t>
       </w:r>
+      <w:proofErr w:type="spellStart"/>
       <w:r>
         <w:t>虫蚀錾制石砖（</w:t>
       </w:r>
-      <w:r>
-        <w:t>minecraft:infested_chiseled_stone_bricks</w:t>
-      </w:r>
+      <w:proofErr w:type="gramStart"/>
+      <w:r>
+        <w:t>minecraft:infested</w:t>
+      </w:r>
+      <w:proofErr w:type="gramEnd"/>
+      <w:r>
+        <w:t>_chiseled_stone_bricks</w:t>
+      </w:r>
+      <w:proofErr w:type="spellEnd"/>
       <w:r>
         <w:t>）</w:t>
       </w:r>
@@ -2190,16 +2652,23 @@
       <w:pPr>
         <w:pStyle w:val="RecipeDetail"/>
       </w:pPr>
+      <w:proofErr w:type="spellStart"/>
       <w:r>
         <w:t>创造工作台，有序合成</w:t>
       </w:r>
+      <w:proofErr w:type="spellEnd"/>
     </w:p>
     <w:p>
       <w:pPr>
         <w:pStyle w:val="RecipeDetail"/>
       </w:pPr>
-      <w:r>
-        <w:t>錾制石砖，錾制石砖，錾制石砖，</w:t>
+      <w:proofErr w:type="spellStart"/>
+      <w:r>
+        <w:t>錾制石砖，錾制石砖，錾制石砖</w:t>
+      </w:r>
+      <w:proofErr w:type="spellEnd"/>
+      <w:r>
+        <w:t>，</w:t>
       </w:r>
     </w:p>
     <w:p>
@@ -2237,12 +2706,19 @@
       <w:r>
         <w:t xml:space="preserve">14. </w:t>
       </w:r>
+      <w:proofErr w:type="spellStart"/>
       <w:r>
         <w:t>虫蚀深板岩（</w:t>
       </w:r>
-      <w:r>
-        <w:t>minecraft:infested_deepslate</w:t>
-      </w:r>
+      <w:proofErr w:type="gramStart"/>
+      <w:r>
+        <w:t>minecraft:infested</w:t>
+      </w:r>
+      <w:proofErr w:type="gramEnd"/>
+      <w:r>
+        <w:t>_deepslate</w:t>
+      </w:r>
+      <w:proofErr w:type="spellEnd"/>
       <w:r>
         <w:t>）</w:t>
       </w:r>
@@ -2251,24 +2727,36 @@
       <w:pPr>
         <w:pStyle w:val="RecipeDetail"/>
       </w:pPr>
+      <w:proofErr w:type="spellStart"/>
       <w:r>
         <w:t>创造工作台，有序合成</w:t>
       </w:r>
+      <w:proofErr w:type="spellEnd"/>
     </w:p>
     <w:p>
       <w:pPr>
         <w:pStyle w:val="RecipeDetail"/>
       </w:pPr>
-      <w:r>
-        <w:t>深板岩，深板岩，深板岩，</w:t>
+      <w:proofErr w:type="spellStart"/>
+      <w:r>
+        <w:t>深板岩，深板岩，深板岩</w:t>
+      </w:r>
+      <w:proofErr w:type="spellEnd"/>
+      <w:r>
+        <w:t>，</w:t>
       </w:r>
     </w:p>
     <w:p>
       <w:pPr>
         <w:pStyle w:val="RecipeDetail"/>
       </w:pPr>
-      <w:r>
-        <w:t>深板岩，蠹虫生成蛋，深板岩，</w:t>
+      <w:proofErr w:type="spellStart"/>
+      <w:r>
+        <w:t>深板岩，蠹虫生成蛋，深板岩</w:t>
+      </w:r>
+      <w:proofErr w:type="spellEnd"/>
+      <w:r>
+        <w:t>，</w:t>
       </w:r>
     </w:p>
     <w:p>
@@ -2304,12 +2792,14 @@
         </w:rPr>
         <w:t>刷怪笼（</w:t>
       </w:r>
+      <w:proofErr w:type="spellStart"/>
       <w:r>
         <w:rPr>
           <w:lang w:eastAsia="zh-CN"/>
         </w:rPr>
         <w:t>minecraft:spawner</w:t>
       </w:r>
+      <w:proofErr w:type="spellEnd"/>
       <w:r>
         <w:rPr>
           <w:lang w:eastAsia="zh-CN"/>
@@ -2381,12 +2871,19 @@
       <w:r>
         <w:t xml:space="preserve">16. </w:t>
       </w:r>
+      <w:proofErr w:type="spellStart"/>
       <w:r>
         <w:t>高草丛（</w:t>
       </w:r>
-      <w:r>
-        <w:t>minecraft:tall_grass</w:t>
-      </w:r>
+      <w:proofErr w:type="gramStart"/>
+      <w:r>
+        <w:t>minecraft:tall</w:t>
+      </w:r>
+      <w:proofErr w:type="gramEnd"/>
+      <w:r>
+        <w:t>_grass</w:t>
+      </w:r>
+      <w:proofErr w:type="spellEnd"/>
       <w:r>
         <w:t>）</w:t>
       </w:r>
@@ -2395,17 +2892,21 @@
       <w:pPr>
         <w:pStyle w:val="RecipeDetail"/>
       </w:pPr>
+      <w:proofErr w:type="spellStart"/>
       <w:r>
         <w:t>创造工作台，有序合成</w:t>
       </w:r>
+      <w:proofErr w:type="spellEnd"/>
     </w:p>
     <w:p>
       <w:pPr>
         <w:pStyle w:val="RecipeDetail"/>
       </w:pPr>
+      <w:proofErr w:type="spellStart"/>
       <w:r>
         <w:t>骨粉</w:t>
       </w:r>
+      <w:proofErr w:type="spellEnd"/>
     </w:p>
     <w:p>
       <w:pPr>
@@ -2422,12 +2923,19 @@
       <w:r>
         <w:t xml:space="preserve">17. </w:t>
       </w:r>
+      <w:proofErr w:type="spellStart"/>
       <w:r>
         <w:t>大型蕨（</w:t>
       </w:r>
-      <w:r>
-        <w:t>minecraft:large_fern</w:t>
-      </w:r>
+      <w:proofErr w:type="gramStart"/>
+      <w:r>
+        <w:t>minecraft:large</w:t>
+      </w:r>
+      <w:proofErr w:type="gramEnd"/>
+      <w:r>
+        <w:t>_fern</w:t>
+      </w:r>
+      <w:proofErr w:type="spellEnd"/>
       <w:r>
         <w:t>）</w:t>
       </w:r>
@@ -2436,9 +2944,11 @@
       <w:pPr>
         <w:pStyle w:val="RecipeDetail"/>
       </w:pPr>
+      <w:proofErr w:type="spellStart"/>
       <w:r>
         <w:t>创造工作台，有序合成</w:t>
       </w:r>
+      <w:proofErr w:type="spellEnd"/>
     </w:p>
     <w:p>
       <w:pPr>
@@ -2487,12 +2997,14 @@
         </w:rPr>
         <w:t>试炼刷怪笼（</w:t>
       </w:r>
+      <w:proofErr w:type="spellStart"/>
       <w:r>
         <w:rPr>
           <w:lang w:eastAsia="zh-CN"/>
         </w:rPr>
         <w:t>minecraft:trial_spawner</w:t>
       </w:r>
+      <w:proofErr w:type="spellEnd"/>
       <w:r>
         <w:rPr>
           <w:lang w:eastAsia="zh-CN"/>
@@ -2720,12 +3232,14 @@
         </w:rPr>
         <w:t>宝库（</w:t>
       </w:r>
+      <w:proofErr w:type="spellStart"/>
       <w:r>
         <w:rPr>
           <w:lang w:eastAsia="zh-CN"/>
         </w:rPr>
         <w:t>minecraft:vault</w:t>
       </w:r>
+      <w:proofErr w:type="spellEnd"/>
       <w:r>
         <w:rPr>
           <w:lang w:eastAsia="zh-CN"/>
@@ -2924,6 +3438,7 @@
       <w:pPr>
         <w:pStyle w:val="RecipeDetail"/>
         <w:rPr>
+          <w:rFonts w:eastAsia="宋体"/>
           <w:lang w:eastAsia="zh-CN"/>
         </w:rPr>
       </w:pPr>
@@ -2936,6 +3451,305 @@
     </w:p>
     <w:p>
       <w:pPr>
+        <w:pStyle w:val="RecipeDetail"/>
+        <w:rPr>
+          <w:rFonts w:eastAsia="宋体"/>
+          <w:lang w:eastAsia="zh-CN"/>
+        </w:rPr>
+      </w:pPr>
+    </w:p>
+    <w:p>
+      <w:pPr>
+        <w:pStyle w:val="31"/>
+        <w:rPr>
+          <w:rFonts w:hint="eastAsia"/>
+          <w:lang w:eastAsia="zh-CN"/>
+        </w:rPr>
+      </w:pPr>
+      <w:r>
+        <w:rPr>
+          <w:rFonts w:hint="eastAsia"/>
+          <w:lang w:eastAsia="zh-CN"/>
+        </w:rPr>
+        <w:t>20</w:t>
+      </w:r>
+      <w:r>
+        <w:rPr>
+          <w:lang w:eastAsia="zh-CN"/>
+        </w:rPr>
+        <w:t>.</w:t>
+      </w:r>
+      <w:r>
+        <w:rPr>
+          <w:rFonts w:hint="eastAsia"/>
+          <w:lang w:eastAsia="zh-CN"/>
+        </w:rPr>
+        <w:t>可疑的沙子</w:t>
+      </w:r>
+    </w:p>
+    <w:p>
+      <w:pPr>
+        <w:pStyle w:val="RecipeDetail"/>
+        <w:rPr>
+          <w:lang w:eastAsia="zh-CN"/>
+        </w:rPr>
+      </w:pPr>
+      <w:r>
+        <w:rPr>
+          <w:lang w:eastAsia="zh-CN"/>
+        </w:rPr>
+        <w:t>创造工作台，有序合成</w:t>
+      </w:r>
+    </w:p>
+    <w:p>
+      <w:pPr>
+        <w:pStyle w:val="RecipeDetail"/>
+        <w:rPr>
+          <w:lang w:eastAsia="zh-CN"/>
+        </w:rPr>
+      </w:pPr>
+      <w:r>
+        <w:rPr>
+          <w:rFonts w:ascii="宋体" w:eastAsia="宋体" w:hAnsi="宋体" w:cs="宋体" w:hint="eastAsia"/>
+          <w:lang w:eastAsia="zh-CN"/>
+        </w:rPr>
+        <w:t>空，沙子，空，</w:t>
+      </w:r>
+    </w:p>
+    <w:p>
+      <w:pPr>
+        <w:pStyle w:val="RecipeDetail"/>
+        <w:rPr>
+          <w:lang w:eastAsia="zh-CN"/>
+        </w:rPr>
+      </w:pPr>
+      <w:r>
+        <w:rPr>
+          <w:rFonts w:ascii="宋体" w:eastAsia="宋体" w:hAnsi="宋体" w:cs="宋体" w:hint="eastAsia"/>
+          <w:lang w:eastAsia="zh-CN"/>
+        </w:rPr>
+        <w:t>沙子，陶罐，沙子</w:t>
+      </w:r>
+    </w:p>
+    <w:p>
+      <w:pPr>
+        <w:pStyle w:val="RecipeDetail"/>
+        <w:rPr>
+          <w:rFonts w:hint="eastAsia"/>
+          <w:lang w:eastAsia="zh-CN"/>
+        </w:rPr>
+      </w:pPr>
+      <w:r>
+        <w:rPr>
+          <w:rFonts w:ascii="宋体" w:eastAsia="宋体" w:hAnsi="宋体" w:cs="宋体" w:hint="eastAsia"/>
+          <w:lang w:eastAsia="zh-CN"/>
+        </w:rPr>
+        <w:t>空，沙子，空</w:t>
+      </w:r>
+      <w:r>
+        <w:rPr>
+          <w:lang w:eastAsia="zh-CN"/>
+        </w:rPr>
+        <w:t>→</w:t>
+      </w:r>
+      <w:r>
+        <w:rPr>
+          <w:rFonts w:hint="eastAsia"/>
+          <w:lang w:eastAsia="zh-CN"/>
+        </w:rPr>
+        <w:t>4</w:t>
+      </w:r>
+      <w:r>
+        <w:rPr>
+          <w:rFonts w:ascii="宋体" w:eastAsia="宋体" w:hAnsi="宋体" w:cs="宋体" w:hint="eastAsia"/>
+          <w:lang w:eastAsia="zh-CN"/>
+        </w:rPr>
+        <w:t>可疑的沙子</w:t>
+      </w:r>
+    </w:p>
+    <w:p>
+      <w:pPr>
+        <w:pStyle w:val="RecipeDetail"/>
+        <w:rPr>
+          <w:rFonts w:eastAsia="宋体"/>
+          <w:lang w:eastAsia="zh-CN"/>
+        </w:rPr>
+      </w:pPr>
+    </w:p>
+    <w:p>
+      <w:pPr>
+        <w:pStyle w:val="31"/>
+        <w:rPr>
+          <w:rFonts w:hint="eastAsia"/>
+          <w:lang w:eastAsia="zh-CN"/>
+        </w:rPr>
+      </w:pPr>
+      <w:r>
+        <w:rPr>
+          <w:rFonts w:eastAsia="宋体" w:hint="eastAsia"/>
+          <w:lang w:eastAsia="zh-CN"/>
+        </w:rPr>
+        <w:t>21</w:t>
+      </w:r>
+      <w:r>
+        <w:rPr>
+          <w:lang w:eastAsia="zh-CN"/>
+        </w:rPr>
+        <w:t>.</w:t>
+      </w:r>
+      <w:r>
+        <w:rPr>
+          <w:rFonts w:hint="eastAsia"/>
+          <w:lang w:eastAsia="zh-CN"/>
+        </w:rPr>
+        <w:t>可疑的</w:t>
+      </w:r>
+      <w:r>
+        <w:rPr>
+          <w:rFonts w:hint="eastAsia"/>
+          <w:lang w:eastAsia="zh-CN"/>
+        </w:rPr>
+        <w:t>沙</w:t>
+      </w:r>
+      <w:r>
+        <w:rPr>
+          <w:rFonts w:ascii="微软雅黑" w:eastAsia="微软雅黑" w:hAnsi="微软雅黑" w:cs="微软雅黑" w:hint="eastAsia"/>
+          <w:lang w:eastAsia="zh-CN"/>
+        </w:rPr>
+        <w:t>砾</w:t>
+      </w:r>
+    </w:p>
+    <w:p>
+      <w:pPr>
+        <w:pStyle w:val="RecipeDetail"/>
+        <w:rPr>
+          <w:lang w:eastAsia="zh-CN"/>
+        </w:rPr>
+      </w:pPr>
+      <w:r>
+        <w:rPr>
+          <w:lang w:eastAsia="zh-CN"/>
+        </w:rPr>
+        <w:t>创造工作台，有序合成</w:t>
+      </w:r>
+    </w:p>
+    <w:p>
+      <w:pPr>
+        <w:pStyle w:val="RecipeDetail"/>
+        <w:rPr>
+          <w:lang w:eastAsia="zh-CN"/>
+        </w:rPr>
+      </w:pPr>
+      <w:r>
+        <w:rPr>
+          <w:rFonts w:ascii="宋体" w:eastAsia="宋体" w:hAnsi="宋体" w:cs="宋体" w:hint="eastAsia"/>
+          <w:lang w:eastAsia="zh-CN"/>
+        </w:rPr>
+        <w:t>空，</w:t>
+      </w:r>
+      <w:r>
+        <w:rPr>
+          <w:rFonts w:ascii="宋体" w:eastAsia="宋体" w:hAnsi="宋体" w:cs="宋体" w:hint="eastAsia"/>
+          <w:lang w:eastAsia="zh-CN"/>
+        </w:rPr>
+        <w:t>沙砾</w:t>
+      </w:r>
+      <w:r>
+        <w:rPr>
+          <w:rFonts w:ascii="宋体" w:eastAsia="宋体" w:hAnsi="宋体" w:cs="宋体" w:hint="eastAsia"/>
+          <w:lang w:eastAsia="zh-CN"/>
+        </w:rPr>
+        <w:t>，空，</w:t>
+      </w:r>
+    </w:p>
+    <w:p>
+      <w:pPr>
+        <w:pStyle w:val="RecipeDetail"/>
+        <w:rPr>
+          <w:lang w:eastAsia="zh-CN"/>
+        </w:rPr>
+      </w:pPr>
+      <w:r>
+        <w:rPr>
+          <w:rFonts w:ascii="宋体" w:eastAsia="宋体" w:hAnsi="宋体" w:cs="宋体" w:hint="eastAsia"/>
+          <w:lang w:eastAsia="zh-CN"/>
+        </w:rPr>
+        <w:t>沙砾</w:t>
+      </w:r>
+      <w:r>
+        <w:rPr>
+          <w:rFonts w:ascii="宋体" w:eastAsia="宋体" w:hAnsi="宋体" w:cs="宋体" w:hint="eastAsia"/>
+          <w:lang w:eastAsia="zh-CN"/>
+        </w:rPr>
+        <w:t>，陶罐，</w:t>
+      </w:r>
+      <w:r>
+        <w:rPr>
+          <w:rFonts w:ascii="宋体" w:eastAsia="宋体" w:hAnsi="宋体" w:cs="宋体" w:hint="eastAsia"/>
+          <w:lang w:eastAsia="zh-CN"/>
+        </w:rPr>
+        <w:t>沙砾</w:t>
+      </w:r>
+    </w:p>
+    <w:p>
+      <w:pPr>
+        <w:pStyle w:val="RecipeDetail"/>
+        <w:rPr>
+          <w:rFonts w:hint="eastAsia"/>
+          <w:lang w:eastAsia="zh-CN"/>
+        </w:rPr>
+      </w:pPr>
+      <w:r>
+        <w:rPr>
+          <w:rFonts w:ascii="宋体" w:eastAsia="宋体" w:hAnsi="宋体" w:cs="宋体" w:hint="eastAsia"/>
+          <w:lang w:eastAsia="zh-CN"/>
+        </w:rPr>
+        <w:t>空，</w:t>
+      </w:r>
+      <w:r>
+        <w:rPr>
+          <w:rFonts w:ascii="宋体" w:eastAsia="宋体" w:hAnsi="宋体" w:cs="宋体" w:hint="eastAsia"/>
+          <w:lang w:eastAsia="zh-CN"/>
+        </w:rPr>
+        <w:t>沙砾</w:t>
+      </w:r>
+      <w:r>
+        <w:rPr>
+          <w:rFonts w:ascii="宋体" w:eastAsia="宋体" w:hAnsi="宋体" w:cs="宋体" w:hint="eastAsia"/>
+          <w:lang w:eastAsia="zh-CN"/>
+        </w:rPr>
+        <w:t>，空</w:t>
+      </w:r>
+      <w:r>
+        <w:rPr>
+          <w:lang w:eastAsia="zh-CN"/>
+        </w:rPr>
+        <w:t>→</w:t>
+      </w:r>
+      <w:r>
+        <w:rPr>
+          <w:rFonts w:hint="eastAsia"/>
+          <w:lang w:eastAsia="zh-CN"/>
+        </w:rPr>
+        <w:t>4</w:t>
+      </w:r>
+      <w:r>
+        <w:rPr>
+          <w:rFonts w:ascii="宋体" w:eastAsia="宋体" w:hAnsi="宋体" w:cs="宋体" w:hint="eastAsia"/>
+          <w:lang w:eastAsia="zh-CN"/>
+        </w:rPr>
+        <w:t>可疑的</w:t>
+      </w:r>
+      <w:r>
+        <w:rPr>
+          <w:rFonts w:ascii="宋体" w:eastAsia="宋体" w:hAnsi="宋体" w:cs="宋体" w:hint="eastAsia"/>
+          <w:lang w:eastAsia="zh-CN"/>
+        </w:rPr>
+        <w:t>沙砾</w:t>
+      </w:r>
+    </w:p>
+    <w:p>
+      <w:pPr>
         <w:pStyle w:val="1"/>
         <w:rPr>
           <w:lang w:eastAsia="zh-CN"/>
@@ -2945,6 +3759,7 @@
         <w:rPr>
           <w:lang w:eastAsia="zh-CN"/>
         </w:rPr>
+        <w:lastRenderedPageBreak/>
         <w:t>三</w:t>
       </w:r>
       <w:r>
@@ -2967,8 +3782,13 @@
         </w:rPr>
         <w:t>下表的“切石材料”指将 1 个对应群系生成蛋放入切石机，可选择产出该行目标生成蛋 1 个。不同目标可以共享同一种群系蛋。表中写明工作台的条目则按列出的工作台配方制作，不通过切石机。</w:t>
       </w:r>
-      <w:r>
-        <w:t>原有牛生成蛋占位配方删除。</w:t>
+      <w:proofErr w:type="spellStart"/>
+      <w:r>
+        <w:t>原有牛生成蛋占位配方删除</w:t>
+      </w:r>
+      <w:proofErr w:type="spellEnd"/>
+      <w:r>
+        <w:t>。</w:t>
       </w:r>
     </w:p>
     <w:tbl>
@@ -3001,6 +3821,7 @@
             <w:shd w:val="clear" w:color="auto" w:fill="24445D"/>
           </w:tcPr>
           <w:p>
+            <w:proofErr w:type="spellStart"/>
             <w:r>
               <w:rPr>
                 <w:b/>
@@ -3008,6 +3829,7 @@
               </w:rPr>
               <w:t>目标生成蛋</w:t>
             </w:r>
+            <w:proofErr w:type="spellEnd"/>
           </w:p>
         </w:tc>
         <w:tc>
@@ -3016,6 +3838,7 @@
             <w:shd w:val="clear" w:color="auto" w:fill="24445D"/>
           </w:tcPr>
           <w:p>
+            <w:proofErr w:type="spellStart"/>
             <w:r>
               <w:rPr>
                 <w:b/>
@@ -3023,6 +3846,7 @@
               </w:rPr>
               <w:t>获取配方</w:t>
             </w:r>
+            <w:proofErr w:type="spellEnd"/>
           </w:p>
         </w:tc>
       </w:tr>
@@ -3043,7 +3867,35 @@
               <w:rPr>
                 <w:sz w:val="18"/>
               </w:rPr>
-              <w:t>1. 鸡生成蛋（minecraft:chicken_spawn_egg）</w:t>
+              <w:t xml:space="preserve">1. </w:t>
+            </w:r>
+            <w:proofErr w:type="spellStart"/>
+            <w:r>
+              <w:rPr>
+                <w:sz w:val="18"/>
+              </w:rPr>
+              <w:t>鸡生成蛋（</w:t>
+            </w:r>
+            <w:proofErr w:type="gramStart"/>
+            <w:r>
+              <w:rPr>
+                <w:sz w:val="18"/>
+              </w:rPr>
+              <w:t>minecraft:chicken</w:t>
+            </w:r>
+            <w:proofErr w:type="gramEnd"/>
+            <w:r>
+              <w:rPr>
+                <w:sz w:val="18"/>
+              </w:rPr>
+              <w:t>_spawn_egg</w:t>
+            </w:r>
+            <w:proofErr w:type="spellEnd"/>
+            <w:r>
+              <w:rPr>
+                <w:sz w:val="18"/>
+              </w:rPr>
+              <w:t>）</w:t>
             </w:r>
           </w:p>
         </w:tc>
@@ -3087,7 +3939,35 @@
               <w:rPr>
                 <w:sz w:val="18"/>
               </w:rPr>
-              <w:t>2. 牛生成蛋（minecraft:cow_spawn_egg）</w:t>
+              <w:t xml:space="preserve">2. </w:t>
+            </w:r>
+            <w:proofErr w:type="spellStart"/>
+            <w:r>
+              <w:rPr>
+                <w:sz w:val="18"/>
+              </w:rPr>
+              <w:t>牛生成蛋（</w:t>
+            </w:r>
+            <w:proofErr w:type="gramStart"/>
+            <w:r>
+              <w:rPr>
+                <w:sz w:val="18"/>
+              </w:rPr>
+              <w:t>minecraft:cow</w:t>
+            </w:r>
+            <w:proofErr w:type="gramEnd"/>
+            <w:r>
+              <w:rPr>
+                <w:sz w:val="18"/>
+              </w:rPr>
+              <w:t>_spawn_egg</w:t>
+            </w:r>
+            <w:proofErr w:type="spellEnd"/>
+            <w:r>
+              <w:rPr>
+                <w:sz w:val="18"/>
+              </w:rPr>
+              <w:t>）</w:t>
             </w:r>
           </w:p>
         </w:tc>
@@ -3131,7 +4011,35 @@
               <w:rPr>
                 <w:sz w:val="18"/>
               </w:rPr>
-              <w:t>3. 猪生成蛋（minecraft:pig_spawn_egg）</w:t>
+              <w:t xml:space="preserve">3. </w:t>
+            </w:r>
+            <w:proofErr w:type="spellStart"/>
+            <w:r>
+              <w:rPr>
+                <w:sz w:val="18"/>
+              </w:rPr>
+              <w:t>猪生成蛋（</w:t>
+            </w:r>
+            <w:proofErr w:type="gramStart"/>
+            <w:r>
+              <w:rPr>
+                <w:sz w:val="18"/>
+              </w:rPr>
+              <w:t>minecraft:pig</w:t>
+            </w:r>
+            <w:proofErr w:type="gramEnd"/>
+            <w:r>
+              <w:rPr>
+                <w:sz w:val="18"/>
+              </w:rPr>
+              <w:t>_spawn_egg</w:t>
+            </w:r>
+            <w:proofErr w:type="spellEnd"/>
+            <w:r>
+              <w:rPr>
+                <w:sz w:val="18"/>
+              </w:rPr>
+              <w:t>）</w:t>
             </w:r>
           </w:p>
         </w:tc>
@@ -3175,7 +4083,35 @@
               <w:rPr>
                 <w:sz w:val="18"/>
               </w:rPr>
-              <w:t>4. 绵羊生成蛋（minecraft:sheep_spawn_egg）</w:t>
+              <w:t xml:space="preserve">4. </w:t>
+            </w:r>
+            <w:proofErr w:type="spellStart"/>
+            <w:r>
+              <w:rPr>
+                <w:sz w:val="18"/>
+              </w:rPr>
+              <w:t>绵羊生成蛋（</w:t>
+            </w:r>
+            <w:proofErr w:type="gramStart"/>
+            <w:r>
+              <w:rPr>
+                <w:sz w:val="18"/>
+              </w:rPr>
+              <w:t>minecraft:sheep</w:t>
+            </w:r>
+            <w:proofErr w:type="gramEnd"/>
+            <w:r>
+              <w:rPr>
+                <w:sz w:val="18"/>
+              </w:rPr>
+              <w:t>_spawn_egg</w:t>
+            </w:r>
+            <w:proofErr w:type="spellEnd"/>
+            <w:r>
+              <w:rPr>
+                <w:sz w:val="18"/>
+              </w:rPr>
+              <w:t>）</w:t>
             </w:r>
           </w:p>
         </w:tc>
@@ -3219,7 +4155,35 @@
               <w:rPr>
                 <w:sz w:val="18"/>
               </w:rPr>
-              <w:t>5. 骆驼生成蛋（minecraft:camel_spawn_egg）</w:t>
+              <w:t xml:space="preserve">5. </w:t>
+            </w:r>
+            <w:proofErr w:type="spellStart"/>
+            <w:r>
+              <w:rPr>
+                <w:sz w:val="18"/>
+              </w:rPr>
+              <w:t>骆驼生成蛋（</w:t>
+            </w:r>
+            <w:proofErr w:type="gramStart"/>
+            <w:r>
+              <w:rPr>
+                <w:sz w:val="18"/>
+              </w:rPr>
+              <w:t>minecraft:camel</w:t>
+            </w:r>
+            <w:proofErr w:type="gramEnd"/>
+            <w:r>
+              <w:rPr>
+                <w:sz w:val="18"/>
+              </w:rPr>
+              <w:t>_spawn_egg</w:t>
+            </w:r>
+            <w:proofErr w:type="spellEnd"/>
+            <w:r>
+              <w:rPr>
+                <w:sz w:val="18"/>
+              </w:rPr>
+              <w:t>）</w:t>
             </w:r>
           </w:p>
         </w:tc>
@@ -3259,7 +4223,35 @@
               <w:rPr>
                 <w:sz w:val="18"/>
               </w:rPr>
-              <w:t>6. 驴生成蛋（minecraft:donkey_spawn_egg）</w:t>
+              <w:t xml:space="preserve">6. </w:t>
+            </w:r>
+            <w:proofErr w:type="spellStart"/>
+            <w:r>
+              <w:rPr>
+                <w:sz w:val="18"/>
+              </w:rPr>
+              <w:t>驴生成蛋（</w:t>
+            </w:r>
+            <w:proofErr w:type="gramStart"/>
+            <w:r>
+              <w:rPr>
+                <w:sz w:val="18"/>
+              </w:rPr>
+              <w:t>minecraft:donkey</w:t>
+            </w:r>
+            <w:proofErr w:type="gramEnd"/>
+            <w:r>
+              <w:rPr>
+                <w:sz w:val="18"/>
+              </w:rPr>
+              <w:t>_spawn_egg</w:t>
+            </w:r>
+            <w:proofErr w:type="spellEnd"/>
+            <w:r>
+              <w:rPr>
+                <w:sz w:val="18"/>
+              </w:rPr>
+              <w:t>）</w:t>
             </w:r>
           </w:p>
         </w:tc>
@@ -3299,8 +4291,35 @@
               <w:rPr>
                 <w:sz w:val="18"/>
               </w:rPr>
-              <w:lastRenderedPageBreak/>
-              <w:t>7. 马生成蛋（minecraft:horse_spawn_egg）</w:t>
+              <w:t xml:space="preserve">7. </w:t>
+            </w:r>
+            <w:proofErr w:type="spellStart"/>
+            <w:r>
+              <w:rPr>
+                <w:sz w:val="18"/>
+              </w:rPr>
+              <w:t>马生成蛋（</w:t>
+            </w:r>
+            <w:proofErr w:type="gramStart"/>
+            <w:r>
+              <w:rPr>
+                <w:sz w:val="18"/>
+              </w:rPr>
+              <w:t>minecraft:horse</w:t>
+            </w:r>
+            <w:proofErr w:type="gramEnd"/>
+            <w:r>
+              <w:rPr>
+                <w:sz w:val="18"/>
+              </w:rPr>
+              <w:t>_spawn_egg</w:t>
+            </w:r>
+            <w:proofErr w:type="spellEnd"/>
+            <w:r>
+              <w:rPr>
+                <w:sz w:val="18"/>
+              </w:rPr>
+              <w:t>）</w:t>
             </w:r>
           </w:p>
         </w:tc>
@@ -3340,7 +4359,35 @@
               <w:rPr>
                 <w:sz w:val="18"/>
               </w:rPr>
-              <w:t>8. 骡生成蛋（minecraft:mule_spawn_egg）</w:t>
+              <w:t xml:space="preserve">8. </w:t>
+            </w:r>
+            <w:proofErr w:type="spellStart"/>
+            <w:r>
+              <w:rPr>
+                <w:sz w:val="18"/>
+              </w:rPr>
+              <w:t>骡生成蛋（</w:t>
+            </w:r>
+            <w:proofErr w:type="gramStart"/>
+            <w:r>
+              <w:rPr>
+                <w:sz w:val="18"/>
+              </w:rPr>
+              <w:t>minecraft:mule</w:t>
+            </w:r>
+            <w:proofErr w:type="gramEnd"/>
+            <w:r>
+              <w:rPr>
+                <w:sz w:val="18"/>
+              </w:rPr>
+              <w:t>_spawn_egg</w:t>
+            </w:r>
+            <w:proofErr w:type="spellEnd"/>
+            <w:r>
+              <w:rPr>
+                <w:sz w:val="18"/>
+              </w:rPr>
+              <w:t>）</w:t>
             </w:r>
           </w:p>
         </w:tc>
@@ -3384,7 +4431,21 @@
               <w:rPr>
                 <w:sz w:val="18"/>
               </w:rPr>
-              <w:t>9. 猫生成蛋（minecraft:cat_spawn_egg）</w:t>
+              <w:t xml:space="preserve">9. </w:t>
+            </w:r>
+            <w:proofErr w:type="spellStart"/>
+            <w:r>
+              <w:rPr>
+                <w:sz w:val="18"/>
+              </w:rPr>
+              <w:t>猫生成蛋（minecraft:cat_spawn_egg</w:t>
+            </w:r>
+            <w:proofErr w:type="spellEnd"/>
+            <w:r>
+              <w:rPr>
+                <w:sz w:val="18"/>
+              </w:rPr>
+              <w:t>）</w:t>
             </w:r>
           </w:p>
         </w:tc>
@@ -3424,7 +4485,35 @@
               <w:rPr>
                 <w:sz w:val="18"/>
               </w:rPr>
-              <w:t>10. 鹦鹉生成蛋（minecraft:parrot_spawn_egg）</w:t>
+              <w:t xml:space="preserve">10. </w:t>
+            </w:r>
+            <w:proofErr w:type="spellStart"/>
+            <w:r>
+              <w:rPr>
+                <w:sz w:val="18"/>
+              </w:rPr>
+              <w:t>鹦鹉生成蛋（</w:t>
+            </w:r>
+            <w:proofErr w:type="gramStart"/>
+            <w:r>
+              <w:rPr>
+                <w:sz w:val="18"/>
+              </w:rPr>
+              <w:t>minecraft:parrot</w:t>
+            </w:r>
+            <w:proofErr w:type="gramEnd"/>
+            <w:r>
+              <w:rPr>
+                <w:sz w:val="18"/>
+              </w:rPr>
+              <w:t>_spawn_egg</w:t>
+            </w:r>
+            <w:proofErr w:type="spellEnd"/>
+            <w:r>
+              <w:rPr>
+                <w:sz w:val="18"/>
+              </w:rPr>
+              <w:t>）</w:t>
             </w:r>
           </w:p>
         </w:tc>
@@ -3464,7 +4553,35 @@
               <w:rPr>
                 <w:sz w:val="18"/>
               </w:rPr>
-              <w:t>11. 狼生成蛋（minecraft:wolf_spawn_egg）</w:t>
+              <w:t xml:space="preserve">11. </w:t>
+            </w:r>
+            <w:proofErr w:type="spellStart"/>
+            <w:r>
+              <w:rPr>
+                <w:sz w:val="18"/>
+              </w:rPr>
+              <w:t>狼生成蛋（</w:t>
+            </w:r>
+            <w:proofErr w:type="gramStart"/>
+            <w:r>
+              <w:rPr>
+                <w:sz w:val="18"/>
+              </w:rPr>
+              <w:t>minecraft:wolf</w:t>
+            </w:r>
+            <w:proofErr w:type="gramEnd"/>
+            <w:r>
+              <w:rPr>
+                <w:sz w:val="18"/>
+              </w:rPr>
+              <w:t>_spawn_egg</w:t>
+            </w:r>
+            <w:proofErr w:type="spellEnd"/>
+            <w:r>
+              <w:rPr>
+                <w:sz w:val="18"/>
+              </w:rPr>
+              <w:t>）</w:t>
             </w:r>
           </w:p>
         </w:tc>
@@ -3504,7 +4621,35 @@
               <w:rPr>
                 <w:sz w:val="18"/>
               </w:rPr>
-              <w:t>12. 犰狳生成蛋（minecraft:armadillo_spawn_egg）</w:t>
+              <w:t xml:space="preserve">12. </w:t>
+            </w:r>
+            <w:proofErr w:type="spellStart"/>
+            <w:r>
+              <w:rPr>
+                <w:sz w:val="18"/>
+              </w:rPr>
+              <w:t>犰狳生成蛋（</w:t>
+            </w:r>
+            <w:proofErr w:type="gramStart"/>
+            <w:r>
+              <w:rPr>
+                <w:sz w:val="18"/>
+              </w:rPr>
+              <w:t>minecraft:armadillo</w:t>
+            </w:r>
+            <w:proofErr w:type="gramEnd"/>
+            <w:r>
+              <w:rPr>
+                <w:sz w:val="18"/>
+              </w:rPr>
+              <w:t>_spawn_egg</w:t>
+            </w:r>
+            <w:proofErr w:type="spellEnd"/>
+            <w:r>
+              <w:rPr>
+                <w:sz w:val="18"/>
+              </w:rPr>
+              <w:t>）</w:t>
             </w:r>
           </w:p>
         </w:tc>
@@ -3544,7 +4689,21 @@
               <w:rPr>
                 <w:sz w:val="18"/>
               </w:rPr>
-              <w:t>13. 蝙蝠生成蛋（minecraft:bat_spawn_egg）</w:t>
+              <w:t xml:space="preserve">13. </w:t>
+            </w:r>
+            <w:proofErr w:type="spellStart"/>
+            <w:r>
+              <w:rPr>
+                <w:sz w:val="18"/>
+              </w:rPr>
+              <w:t>蝙蝠生成蛋（minecraft:bat_spawn_egg</w:t>
+            </w:r>
+            <w:proofErr w:type="spellEnd"/>
+            <w:r>
+              <w:rPr>
+                <w:sz w:val="18"/>
+              </w:rPr>
+              <w:t>）</w:t>
             </w:r>
           </w:p>
         </w:tc>
@@ -3584,7 +4743,35 @@
               <w:rPr>
                 <w:sz w:val="18"/>
               </w:rPr>
-              <w:t>14. 蜜蜂生成蛋（minecraft:bee_spawn_egg）</w:t>
+              <w:t xml:space="preserve">14. </w:t>
+            </w:r>
+            <w:proofErr w:type="spellStart"/>
+            <w:r>
+              <w:rPr>
+                <w:sz w:val="18"/>
+              </w:rPr>
+              <w:t>蜜蜂生成蛋（</w:t>
+            </w:r>
+            <w:proofErr w:type="gramStart"/>
+            <w:r>
+              <w:rPr>
+                <w:sz w:val="18"/>
+              </w:rPr>
+              <w:t>minecraft:bee</w:t>
+            </w:r>
+            <w:proofErr w:type="gramEnd"/>
+            <w:r>
+              <w:rPr>
+                <w:sz w:val="18"/>
+              </w:rPr>
+              <w:t>_spawn_egg</w:t>
+            </w:r>
+            <w:proofErr w:type="spellEnd"/>
+            <w:r>
+              <w:rPr>
+                <w:sz w:val="18"/>
+              </w:rPr>
+              <w:t>）</w:t>
             </w:r>
           </w:p>
         </w:tc>
@@ -3624,7 +4811,35 @@
               <w:rPr>
                 <w:sz w:val="18"/>
               </w:rPr>
-              <w:t>15. 狐狸生成蛋（minecraft:fox_spawn_egg）</w:t>
+              <w:t xml:space="preserve">15. </w:t>
+            </w:r>
+            <w:proofErr w:type="spellStart"/>
+            <w:r>
+              <w:rPr>
+                <w:sz w:val="18"/>
+              </w:rPr>
+              <w:t>狐狸生成蛋（</w:t>
+            </w:r>
+            <w:proofErr w:type="gramStart"/>
+            <w:r>
+              <w:rPr>
+                <w:sz w:val="18"/>
+              </w:rPr>
+              <w:t>minecraft:fox</w:t>
+            </w:r>
+            <w:proofErr w:type="gramEnd"/>
+            <w:r>
+              <w:rPr>
+                <w:sz w:val="18"/>
+              </w:rPr>
+              <w:t>_spawn_egg</w:t>
+            </w:r>
+            <w:proofErr w:type="spellEnd"/>
+            <w:r>
+              <w:rPr>
+                <w:sz w:val="18"/>
+              </w:rPr>
+              <w:t>）</w:t>
             </w:r>
           </w:p>
         </w:tc>
@@ -3664,7 +4879,35 @@
               <w:rPr>
                 <w:sz w:val="18"/>
               </w:rPr>
-              <w:t>16. 山羊生成蛋（minecraft:goat_spawn_egg）</w:t>
+              <w:t xml:space="preserve">16. </w:t>
+            </w:r>
+            <w:proofErr w:type="spellStart"/>
+            <w:r>
+              <w:rPr>
+                <w:sz w:val="18"/>
+              </w:rPr>
+              <w:t>山羊生成蛋（</w:t>
+            </w:r>
+            <w:proofErr w:type="gramStart"/>
+            <w:r>
+              <w:rPr>
+                <w:sz w:val="18"/>
+              </w:rPr>
+              <w:t>minecraft:goat</w:t>
+            </w:r>
+            <w:proofErr w:type="gramEnd"/>
+            <w:r>
+              <w:rPr>
+                <w:sz w:val="18"/>
+              </w:rPr>
+              <w:t>_spawn_egg</w:t>
+            </w:r>
+            <w:proofErr w:type="spellEnd"/>
+            <w:r>
+              <w:rPr>
+                <w:sz w:val="18"/>
+              </w:rPr>
+              <w:t>）</w:t>
             </w:r>
           </w:p>
         </w:tc>
@@ -3704,7 +4947,35 @@
               <w:rPr>
                 <w:sz w:val="18"/>
               </w:rPr>
-              <w:t>17. 羊驼生成蛋（minecraft:llama_spawn_egg）</w:t>
+              <w:t xml:space="preserve">17. </w:t>
+            </w:r>
+            <w:proofErr w:type="spellStart"/>
+            <w:r>
+              <w:rPr>
+                <w:sz w:val="18"/>
+              </w:rPr>
+              <w:t>羊驼生成蛋（</w:t>
+            </w:r>
+            <w:proofErr w:type="gramStart"/>
+            <w:r>
+              <w:rPr>
+                <w:sz w:val="18"/>
+              </w:rPr>
+              <w:t>minecraft:llama</w:t>
+            </w:r>
+            <w:proofErr w:type="gramEnd"/>
+            <w:r>
+              <w:rPr>
+                <w:sz w:val="18"/>
+              </w:rPr>
+              <w:t>_spawn_egg</w:t>
+            </w:r>
+            <w:proofErr w:type="spellEnd"/>
+            <w:r>
+              <w:rPr>
+                <w:sz w:val="18"/>
+              </w:rPr>
+              <w:t>）</w:t>
             </w:r>
           </w:p>
         </w:tc>
@@ -3744,7 +5015,35 @@
               <w:rPr>
                 <w:sz w:val="18"/>
               </w:rPr>
-              <w:t>18. 豹猫生成蛋（minecraft:ocelot_spawn_egg）</w:t>
+              <w:t xml:space="preserve">18. </w:t>
+            </w:r>
+            <w:proofErr w:type="spellStart"/>
+            <w:r>
+              <w:rPr>
+                <w:sz w:val="18"/>
+              </w:rPr>
+              <w:t>豹猫生成蛋（</w:t>
+            </w:r>
+            <w:proofErr w:type="gramStart"/>
+            <w:r>
+              <w:rPr>
+                <w:sz w:val="18"/>
+              </w:rPr>
+              <w:t>minecraft:ocelot</w:t>
+            </w:r>
+            <w:proofErr w:type="gramEnd"/>
+            <w:r>
+              <w:rPr>
+                <w:sz w:val="18"/>
+              </w:rPr>
+              <w:t>_spawn_egg</w:t>
+            </w:r>
+            <w:proofErr w:type="spellEnd"/>
+            <w:r>
+              <w:rPr>
+                <w:sz w:val="18"/>
+              </w:rPr>
+              <w:t>）</w:t>
             </w:r>
           </w:p>
         </w:tc>
@@ -3784,7 +5083,35 @@
               <w:rPr>
                 <w:sz w:val="18"/>
               </w:rPr>
-              <w:t>19. 熊猫生成蛋（minecraft:panda_spawn_egg）</w:t>
+              <w:t xml:space="preserve">19. </w:t>
+            </w:r>
+            <w:proofErr w:type="spellStart"/>
+            <w:r>
+              <w:rPr>
+                <w:sz w:val="18"/>
+              </w:rPr>
+              <w:t>熊猫生成蛋（</w:t>
+            </w:r>
+            <w:proofErr w:type="gramStart"/>
+            <w:r>
+              <w:rPr>
+                <w:sz w:val="18"/>
+              </w:rPr>
+              <w:t>minecraft:panda</w:t>
+            </w:r>
+            <w:proofErr w:type="gramEnd"/>
+            <w:r>
+              <w:rPr>
+                <w:sz w:val="18"/>
+              </w:rPr>
+              <w:t>_spawn_egg</w:t>
+            </w:r>
+            <w:proofErr w:type="spellEnd"/>
+            <w:r>
+              <w:rPr>
+                <w:sz w:val="18"/>
+              </w:rPr>
+              <w:t>）</w:t>
             </w:r>
           </w:p>
         </w:tc>
@@ -3824,7 +5151,35 @@
               <w:rPr>
                 <w:sz w:val="18"/>
               </w:rPr>
-              <w:t>20. 北极熊生成蛋（minecraft:polar_bear_spawn_egg）</w:t>
+              <w:t xml:space="preserve">20. </w:t>
+            </w:r>
+            <w:proofErr w:type="spellStart"/>
+            <w:r>
+              <w:rPr>
+                <w:sz w:val="18"/>
+              </w:rPr>
+              <w:t>北极熊生成蛋（</w:t>
+            </w:r>
+            <w:proofErr w:type="gramStart"/>
+            <w:r>
+              <w:rPr>
+                <w:sz w:val="18"/>
+              </w:rPr>
+              <w:t>minecraft:polar</w:t>
+            </w:r>
+            <w:proofErr w:type="gramEnd"/>
+            <w:r>
+              <w:rPr>
+                <w:sz w:val="18"/>
+              </w:rPr>
+              <w:t>_bear_spawn_egg</w:t>
+            </w:r>
+            <w:proofErr w:type="spellEnd"/>
+            <w:r>
+              <w:rPr>
+                <w:sz w:val="18"/>
+              </w:rPr>
+              <w:t>）</w:t>
             </w:r>
           </w:p>
         </w:tc>
@@ -3864,7 +5219,35 @@
               <w:rPr>
                 <w:sz w:val="18"/>
               </w:rPr>
-              <w:t>21. 兔子生成蛋（minecraft:rabbit_spawn_egg）</w:t>
+              <w:t xml:space="preserve">21. </w:t>
+            </w:r>
+            <w:proofErr w:type="spellStart"/>
+            <w:r>
+              <w:rPr>
+                <w:sz w:val="18"/>
+              </w:rPr>
+              <w:t>兔子生成蛋（</w:t>
+            </w:r>
+            <w:proofErr w:type="gramStart"/>
+            <w:r>
+              <w:rPr>
+                <w:sz w:val="18"/>
+              </w:rPr>
+              <w:t>minecraft:rabbit</w:t>
+            </w:r>
+            <w:proofErr w:type="gramEnd"/>
+            <w:r>
+              <w:rPr>
+                <w:sz w:val="18"/>
+              </w:rPr>
+              <w:t>_spawn_egg</w:t>
+            </w:r>
+            <w:proofErr w:type="spellEnd"/>
+            <w:r>
+              <w:rPr>
+                <w:sz w:val="18"/>
+              </w:rPr>
+              <w:t>）</w:t>
             </w:r>
           </w:p>
         </w:tc>
@@ -3904,7 +5287,35 @@
               <w:rPr>
                 <w:sz w:val="18"/>
               </w:rPr>
-              <w:t>22. 美西螈生成蛋（minecraft:axolotl_spawn_egg）</w:t>
+              <w:t xml:space="preserve">22. </w:t>
+            </w:r>
+            <w:proofErr w:type="spellStart"/>
+            <w:r>
+              <w:rPr>
+                <w:sz w:val="18"/>
+              </w:rPr>
+              <w:t>美西螈生成蛋（</w:t>
+            </w:r>
+            <w:proofErr w:type="gramStart"/>
+            <w:r>
+              <w:rPr>
+                <w:sz w:val="18"/>
+              </w:rPr>
+              <w:t>minecraft:axolotl</w:t>
+            </w:r>
+            <w:proofErr w:type="gramEnd"/>
+            <w:r>
+              <w:rPr>
+                <w:sz w:val="18"/>
+              </w:rPr>
+              <w:t>_spawn_egg</w:t>
+            </w:r>
+            <w:proofErr w:type="spellEnd"/>
+            <w:r>
+              <w:rPr>
+                <w:sz w:val="18"/>
+              </w:rPr>
+              <w:t>）</w:t>
             </w:r>
           </w:p>
         </w:tc>
@@ -3944,7 +5355,42 @@
               <w:rPr>
                 <w:sz w:val="18"/>
               </w:rPr>
-              <w:t>23. 鳕鱼生成蛋（minecraft:cod_spawn_egg）</w:t>
+              <w:t xml:space="preserve">23. </w:t>
+            </w:r>
+            <w:proofErr w:type="spellStart"/>
+            <w:r>
+              <w:rPr>
+                <w:sz w:val="18"/>
+              </w:rPr>
+              <w:t>鳕鱼生成蛋</w:t>
+            </w:r>
+            <w:r>
+              <w:rPr>
+                <w:sz w:val="18"/>
+              </w:rPr>
+              <w:lastRenderedPageBreak/>
+              <w:t>（</w:t>
+            </w:r>
+            <w:proofErr w:type="gramStart"/>
+            <w:r>
+              <w:rPr>
+                <w:sz w:val="18"/>
+              </w:rPr>
+              <w:t>minecraft:cod</w:t>
+            </w:r>
+            <w:proofErr w:type="gramEnd"/>
+            <w:r>
+              <w:rPr>
+                <w:sz w:val="18"/>
+              </w:rPr>
+              <w:t>_spawn_egg</w:t>
+            </w:r>
+            <w:proofErr w:type="spellEnd"/>
+            <w:r>
+              <w:rPr>
+                <w:sz w:val="18"/>
+              </w:rPr>
+              <w:t>）</w:t>
             </w:r>
           </w:p>
         </w:tc>
@@ -3961,6 +5407,7 @@
               <w:rPr>
                 <w:sz w:val="18"/>
               </w:rPr>
+              <w:lastRenderedPageBreak/>
               <w:t>切石材料：海洋；1→1</w:t>
             </w:r>
           </w:p>
@@ -3984,7 +5431,35 @@
               <w:rPr>
                 <w:sz w:val="18"/>
               </w:rPr>
-              <w:t>24. 海豚生成蛋（minecraft:dolphin_spawn_egg）</w:t>
+              <w:t xml:space="preserve">24. </w:t>
+            </w:r>
+            <w:proofErr w:type="spellStart"/>
+            <w:r>
+              <w:rPr>
+                <w:sz w:val="18"/>
+              </w:rPr>
+              <w:t>海豚生成蛋（</w:t>
+            </w:r>
+            <w:proofErr w:type="gramStart"/>
+            <w:r>
+              <w:rPr>
+                <w:sz w:val="18"/>
+              </w:rPr>
+              <w:t>minecraft:dolphin</w:t>
+            </w:r>
+            <w:proofErr w:type="gramEnd"/>
+            <w:r>
+              <w:rPr>
+                <w:sz w:val="18"/>
+              </w:rPr>
+              <w:t>_spawn_egg</w:t>
+            </w:r>
+            <w:proofErr w:type="spellEnd"/>
+            <w:r>
+              <w:rPr>
+                <w:sz w:val="18"/>
+              </w:rPr>
+              <w:t>）</w:t>
             </w:r>
           </w:p>
         </w:tc>
@@ -4024,7 +5499,35 @@
               <w:rPr>
                 <w:sz w:val="18"/>
               </w:rPr>
-              <w:t>25. 青蛙生成蛋（minecraft:frog_spawn_egg）</w:t>
+              <w:t xml:space="preserve">25. </w:t>
+            </w:r>
+            <w:proofErr w:type="spellStart"/>
+            <w:r>
+              <w:rPr>
+                <w:sz w:val="18"/>
+              </w:rPr>
+              <w:t>青蛙生成蛋（</w:t>
+            </w:r>
+            <w:proofErr w:type="gramStart"/>
+            <w:r>
+              <w:rPr>
+                <w:sz w:val="18"/>
+              </w:rPr>
+              <w:t>minecraft:frog</w:t>
+            </w:r>
+            <w:proofErr w:type="gramEnd"/>
+            <w:r>
+              <w:rPr>
+                <w:sz w:val="18"/>
+              </w:rPr>
+              <w:t>_spawn_egg</w:t>
+            </w:r>
+            <w:proofErr w:type="spellEnd"/>
+            <w:r>
+              <w:rPr>
+                <w:sz w:val="18"/>
+              </w:rPr>
+              <w:t>）</w:t>
             </w:r>
           </w:p>
         </w:tc>
@@ -4064,7 +5567,35 @@
               <w:rPr>
                 <w:sz w:val="18"/>
               </w:rPr>
-              <w:t>26. 发光鱿鱼生成蛋（minecraft:glow_squid_spawn_egg）</w:t>
+              <w:t xml:space="preserve">26. </w:t>
+            </w:r>
+            <w:proofErr w:type="spellStart"/>
+            <w:r>
+              <w:rPr>
+                <w:sz w:val="18"/>
+              </w:rPr>
+              <w:t>发光鱿鱼生成蛋（</w:t>
+            </w:r>
+            <w:proofErr w:type="gramStart"/>
+            <w:r>
+              <w:rPr>
+                <w:sz w:val="18"/>
+              </w:rPr>
+              <w:t>minecraft:glow</w:t>
+            </w:r>
+            <w:proofErr w:type="gramEnd"/>
+            <w:r>
+              <w:rPr>
+                <w:sz w:val="18"/>
+              </w:rPr>
+              <w:t>_squid_spawn_egg</w:t>
+            </w:r>
+            <w:proofErr w:type="spellEnd"/>
+            <w:r>
+              <w:rPr>
+                <w:sz w:val="18"/>
+              </w:rPr>
+              <w:t>）</w:t>
             </w:r>
           </w:p>
         </w:tc>
@@ -4104,7 +5635,35 @@
               <w:rPr>
                 <w:sz w:val="18"/>
               </w:rPr>
-              <w:t>27. *鹦鹉螺生成蛋（minecraft:nautilus_spawn_egg）</w:t>
+              <w:t>27. *</w:t>
+            </w:r>
+            <w:proofErr w:type="spellStart"/>
+            <w:r>
+              <w:rPr>
+                <w:sz w:val="18"/>
+              </w:rPr>
+              <w:t>鹦鹉螺生成蛋（</w:t>
+            </w:r>
+            <w:proofErr w:type="gramStart"/>
+            <w:r>
+              <w:rPr>
+                <w:sz w:val="18"/>
+              </w:rPr>
+              <w:t>minecraft:nautilus</w:t>
+            </w:r>
+            <w:proofErr w:type="gramEnd"/>
+            <w:r>
+              <w:rPr>
+                <w:sz w:val="18"/>
+              </w:rPr>
+              <w:t>_spawn_egg</w:t>
+            </w:r>
+            <w:proofErr w:type="spellEnd"/>
+            <w:r>
+              <w:rPr>
+                <w:sz w:val="18"/>
+              </w:rPr>
+              <w:t>）</w:t>
             </w:r>
           </w:p>
         </w:tc>
@@ -4144,7 +5703,35 @@
               <w:rPr>
                 <w:sz w:val="18"/>
               </w:rPr>
-              <w:t>28. 河豚生成蛋（minecraft:pufferfish_spawn_egg）</w:t>
+              <w:t xml:space="preserve">28. </w:t>
+            </w:r>
+            <w:proofErr w:type="spellStart"/>
+            <w:r>
+              <w:rPr>
+                <w:sz w:val="18"/>
+              </w:rPr>
+              <w:t>河豚生成蛋（</w:t>
+            </w:r>
+            <w:proofErr w:type="gramStart"/>
+            <w:r>
+              <w:rPr>
+                <w:sz w:val="18"/>
+              </w:rPr>
+              <w:t>minecraft:pufferfish</w:t>
+            </w:r>
+            <w:proofErr w:type="gramEnd"/>
+            <w:r>
+              <w:rPr>
+                <w:sz w:val="18"/>
+              </w:rPr>
+              <w:t>_spawn_egg</w:t>
+            </w:r>
+            <w:proofErr w:type="spellEnd"/>
+            <w:r>
+              <w:rPr>
+                <w:sz w:val="18"/>
+              </w:rPr>
+              <w:t>）</w:t>
             </w:r>
           </w:p>
         </w:tc>
@@ -4184,7 +5771,35 @@
               <w:rPr>
                 <w:sz w:val="18"/>
               </w:rPr>
-              <w:t>29. 鲑鱼生成蛋（minecraft:salmon_spawn_egg）</w:t>
+              <w:t xml:space="preserve">29. </w:t>
+            </w:r>
+            <w:proofErr w:type="spellStart"/>
+            <w:r>
+              <w:rPr>
+                <w:sz w:val="18"/>
+              </w:rPr>
+              <w:t>鲑鱼生成蛋（</w:t>
+            </w:r>
+            <w:proofErr w:type="gramStart"/>
+            <w:r>
+              <w:rPr>
+                <w:sz w:val="18"/>
+              </w:rPr>
+              <w:t>minecraft:salmon</w:t>
+            </w:r>
+            <w:proofErr w:type="gramEnd"/>
+            <w:r>
+              <w:rPr>
+                <w:sz w:val="18"/>
+              </w:rPr>
+              <w:t>_spawn_egg</w:t>
+            </w:r>
+            <w:proofErr w:type="spellEnd"/>
+            <w:r>
+              <w:rPr>
+                <w:sz w:val="18"/>
+              </w:rPr>
+              <w:t>）</w:t>
             </w:r>
           </w:p>
         </w:tc>
@@ -4228,7 +5843,35 @@
               <w:rPr>
                 <w:sz w:val="18"/>
               </w:rPr>
-              <w:t>30. 鱿鱼生成蛋（minecraft:squid_spawn_egg）</w:t>
+              <w:t xml:space="preserve">30. </w:t>
+            </w:r>
+            <w:proofErr w:type="spellStart"/>
+            <w:r>
+              <w:rPr>
+                <w:sz w:val="18"/>
+              </w:rPr>
+              <w:t>鱿鱼生成蛋（</w:t>
+            </w:r>
+            <w:proofErr w:type="gramStart"/>
+            <w:r>
+              <w:rPr>
+                <w:sz w:val="18"/>
+              </w:rPr>
+              <w:t>minecraft:squid</w:t>
+            </w:r>
+            <w:proofErr w:type="gramEnd"/>
+            <w:r>
+              <w:rPr>
+                <w:sz w:val="18"/>
+              </w:rPr>
+              <w:t>_spawn_egg</w:t>
+            </w:r>
+            <w:proofErr w:type="spellEnd"/>
+            <w:r>
+              <w:rPr>
+                <w:sz w:val="18"/>
+              </w:rPr>
+              <w:t>）</w:t>
             </w:r>
           </w:p>
         </w:tc>
@@ -4272,7 +5915,35 @@
               <w:rPr>
                 <w:sz w:val="18"/>
               </w:rPr>
-              <w:t>31. 蝌蚪生成蛋（minecraft:tadpole_spawn_egg）</w:t>
+              <w:t xml:space="preserve">31. </w:t>
+            </w:r>
+            <w:proofErr w:type="spellStart"/>
+            <w:r>
+              <w:rPr>
+                <w:sz w:val="18"/>
+              </w:rPr>
+              <w:t>蝌蚪生成蛋（</w:t>
+            </w:r>
+            <w:proofErr w:type="gramStart"/>
+            <w:r>
+              <w:rPr>
+                <w:sz w:val="18"/>
+              </w:rPr>
+              <w:t>minecraft:tadpole</w:t>
+            </w:r>
+            <w:proofErr w:type="gramEnd"/>
+            <w:r>
+              <w:rPr>
+                <w:sz w:val="18"/>
+              </w:rPr>
+              <w:t>_spawn_egg</w:t>
+            </w:r>
+            <w:proofErr w:type="spellEnd"/>
+            <w:r>
+              <w:rPr>
+                <w:sz w:val="18"/>
+              </w:rPr>
+              <w:t>）</w:t>
             </w:r>
           </w:p>
         </w:tc>
@@ -4316,8 +5987,35 @@
               <w:rPr>
                 <w:sz w:val="18"/>
               </w:rPr>
-              <w:lastRenderedPageBreak/>
-              <w:t>32. 热带鱼生成蛋（minecraft:tropical_fish_spawn_egg）</w:t>
+              <w:t xml:space="preserve">32. </w:t>
+            </w:r>
+            <w:proofErr w:type="spellStart"/>
+            <w:r>
+              <w:rPr>
+                <w:sz w:val="18"/>
+              </w:rPr>
+              <w:t>热带鱼生成蛋（</w:t>
+            </w:r>
+            <w:proofErr w:type="gramStart"/>
+            <w:r>
+              <w:rPr>
+                <w:sz w:val="18"/>
+              </w:rPr>
+              <w:t>minecraft:tropical</w:t>
+            </w:r>
+            <w:proofErr w:type="gramEnd"/>
+            <w:r>
+              <w:rPr>
+                <w:sz w:val="18"/>
+              </w:rPr>
+              <w:t>_fish_spawn_egg</w:t>
+            </w:r>
+            <w:proofErr w:type="spellEnd"/>
+            <w:r>
+              <w:rPr>
+                <w:sz w:val="18"/>
+              </w:rPr>
+              <w:t>）</w:t>
             </w:r>
           </w:p>
         </w:tc>
@@ -4361,7 +6059,35 @@
               <w:rPr>
                 <w:sz w:val="18"/>
               </w:rPr>
-              <w:t>33. 海龟生成蛋（minecraft:turtle_spawn_egg）</w:t>
+              <w:t xml:space="preserve">33. </w:t>
+            </w:r>
+            <w:proofErr w:type="spellStart"/>
+            <w:r>
+              <w:rPr>
+                <w:sz w:val="18"/>
+              </w:rPr>
+              <w:t>海龟生成蛋（</w:t>
+            </w:r>
+            <w:proofErr w:type="gramStart"/>
+            <w:r>
+              <w:rPr>
+                <w:sz w:val="18"/>
+              </w:rPr>
+              <w:t>minecraft:turtle</w:t>
+            </w:r>
+            <w:proofErr w:type="gramEnd"/>
+            <w:r>
+              <w:rPr>
+                <w:sz w:val="18"/>
+              </w:rPr>
+              <w:t>_spawn_egg</w:t>
+            </w:r>
+            <w:proofErr w:type="spellEnd"/>
+            <w:r>
+              <w:rPr>
+                <w:sz w:val="18"/>
+              </w:rPr>
+              <w:t>）</w:t>
             </w:r>
           </w:p>
         </w:tc>
@@ -4401,7 +6127,35 @@
               <w:rPr>
                 <w:sz w:val="18"/>
               </w:rPr>
-              <w:t>34. 悦灵生成蛋（minecraft:allay_spawn_egg）</w:t>
+              <w:t xml:space="preserve">34. </w:t>
+            </w:r>
+            <w:proofErr w:type="spellStart"/>
+            <w:r>
+              <w:rPr>
+                <w:sz w:val="18"/>
+              </w:rPr>
+              <w:t>悦灵生成蛋（</w:t>
+            </w:r>
+            <w:proofErr w:type="gramStart"/>
+            <w:r>
+              <w:rPr>
+                <w:sz w:val="18"/>
+              </w:rPr>
+              <w:t>minecraft:allay</w:t>
+            </w:r>
+            <w:proofErr w:type="gramEnd"/>
+            <w:r>
+              <w:rPr>
+                <w:sz w:val="18"/>
+              </w:rPr>
+              <w:t>_spawn_egg</w:t>
+            </w:r>
+            <w:proofErr w:type="spellEnd"/>
+            <w:r>
+              <w:rPr>
+                <w:sz w:val="18"/>
+              </w:rPr>
+              <w:t>）</w:t>
             </w:r>
           </w:p>
         </w:tc>
@@ -4441,7 +6195,35 @@
               <w:rPr>
                 <w:sz w:val="18"/>
               </w:rPr>
-              <w:t>35. 哞菇生成蛋（minecraft:mooshroom_spawn_egg）</w:t>
+              <w:t xml:space="preserve">35. </w:t>
+            </w:r>
+            <w:proofErr w:type="spellStart"/>
+            <w:r>
+              <w:rPr>
+                <w:sz w:val="18"/>
+              </w:rPr>
+              <w:t>哞菇生成蛋（</w:t>
+            </w:r>
+            <w:proofErr w:type="gramStart"/>
+            <w:r>
+              <w:rPr>
+                <w:sz w:val="18"/>
+              </w:rPr>
+              <w:t>minecraft:mooshroom</w:t>
+            </w:r>
+            <w:proofErr w:type="gramEnd"/>
+            <w:r>
+              <w:rPr>
+                <w:sz w:val="18"/>
+              </w:rPr>
+              <w:t>_spawn_egg</w:t>
+            </w:r>
+            <w:proofErr w:type="spellEnd"/>
+            <w:r>
+              <w:rPr>
+                <w:sz w:val="18"/>
+              </w:rPr>
+              <w:t>）</w:t>
             </w:r>
           </w:p>
         </w:tc>
@@ -4485,7 +6267,35 @@
               <w:rPr>
                 <w:sz w:val="18"/>
               </w:rPr>
-              <w:t>36. 嗅探兽生成蛋（minecraft:sniffer_spawn_egg）</w:t>
+              <w:t xml:space="preserve">36. </w:t>
+            </w:r>
+            <w:proofErr w:type="spellStart"/>
+            <w:r>
+              <w:rPr>
+                <w:sz w:val="18"/>
+              </w:rPr>
+              <w:t>嗅探兽生成蛋（</w:t>
+            </w:r>
+            <w:proofErr w:type="gramStart"/>
+            <w:r>
+              <w:rPr>
+                <w:sz w:val="18"/>
+              </w:rPr>
+              <w:t>minecraft:sniffer</w:t>
+            </w:r>
+            <w:proofErr w:type="gramEnd"/>
+            <w:r>
+              <w:rPr>
+                <w:sz w:val="18"/>
+              </w:rPr>
+              <w:t>_spawn_egg</w:t>
+            </w:r>
+            <w:proofErr w:type="spellEnd"/>
+            <w:r>
+              <w:rPr>
+                <w:sz w:val="18"/>
+              </w:rPr>
+              <w:t>）</w:t>
             </w:r>
           </w:p>
         </w:tc>
@@ -4529,7 +6339,35 @@
               <w:rPr>
                 <w:sz w:val="18"/>
               </w:rPr>
-              <w:t>37. *硫方怪生成蛋（minecraft:sulfur_cube_spawn_egg）</w:t>
+              <w:t>37. *</w:t>
+            </w:r>
+            <w:proofErr w:type="spellStart"/>
+            <w:r>
+              <w:rPr>
+                <w:sz w:val="18"/>
+              </w:rPr>
+              <w:t>硫方怪生成蛋（</w:t>
+            </w:r>
+            <w:proofErr w:type="gramStart"/>
+            <w:r>
+              <w:rPr>
+                <w:sz w:val="18"/>
+              </w:rPr>
+              <w:t>minecraft:sulfur</w:t>
+            </w:r>
+            <w:proofErr w:type="gramEnd"/>
+            <w:r>
+              <w:rPr>
+                <w:sz w:val="18"/>
+              </w:rPr>
+              <w:t>_cube_spawn_egg</w:t>
+            </w:r>
+            <w:proofErr w:type="spellEnd"/>
+            <w:r>
+              <w:rPr>
+                <w:sz w:val="18"/>
+              </w:rPr>
+              <w:t>）</w:t>
             </w:r>
           </w:p>
         </w:tc>
@@ -4569,7 +6407,35 @@
               <w:rPr>
                 <w:sz w:val="18"/>
               </w:rPr>
-              <w:t>38. *铜傀儡生成蛋（minecraft:copper_golem_spawn_egg）</w:t>
+              <w:t>38. *</w:t>
+            </w:r>
+            <w:proofErr w:type="spellStart"/>
+            <w:r>
+              <w:rPr>
+                <w:sz w:val="18"/>
+              </w:rPr>
+              <w:t>铜傀儡生成蛋（</w:t>
+            </w:r>
+            <w:proofErr w:type="gramStart"/>
+            <w:r>
+              <w:rPr>
+                <w:sz w:val="18"/>
+              </w:rPr>
+              <w:t>minecraft:copper</w:t>
+            </w:r>
+            <w:proofErr w:type="gramEnd"/>
+            <w:r>
+              <w:rPr>
+                <w:sz w:val="18"/>
+              </w:rPr>
+              <w:t>_golem_spawn_egg</w:t>
+            </w:r>
+            <w:proofErr w:type="spellEnd"/>
+            <w:r>
+              <w:rPr>
+                <w:sz w:val="18"/>
+              </w:rPr>
+              <w:t>）</w:t>
             </w:r>
           </w:p>
         </w:tc>
@@ -4613,7 +6479,35 @@
               <w:rPr>
                 <w:sz w:val="18"/>
               </w:rPr>
-              <w:t>39. 铁傀儡生成蛋（minecraft:iron_golem_spawn_egg）</w:t>
+              <w:t xml:space="preserve">39. </w:t>
+            </w:r>
+            <w:proofErr w:type="spellStart"/>
+            <w:r>
+              <w:rPr>
+                <w:sz w:val="18"/>
+              </w:rPr>
+              <w:t>铁傀儡生成蛋（</w:t>
+            </w:r>
+            <w:proofErr w:type="gramStart"/>
+            <w:r>
+              <w:rPr>
+                <w:sz w:val="18"/>
+              </w:rPr>
+              <w:t>minecraft:iron</w:t>
+            </w:r>
+            <w:proofErr w:type="gramEnd"/>
+            <w:r>
+              <w:rPr>
+                <w:sz w:val="18"/>
+              </w:rPr>
+              <w:t>_golem_spawn_egg</w:t>
+            </w:r>
+            <w:proofErr w:type="spellEnd"/>
+            <w:r>
+              <w:rPr>
+                <w:sz w:val="18"/>
+              </w:rPr>
+              <w:t>）</w:t>
             </w:r>
           </w:p>
         </w:tc>
@@ -4657,7 +6551,35 @@
               <w:rPr>
                 <w:sz w:val="18"/>
               </w:rPr>
-              <w:t>40. 雪傀儡生成蛋（minecraft:snow_golem_spawn_egg）</w:t>
+              <w:t xml:space="preserve">40. </w:t>
+            </w:r>
+            <w:proofErr w:type="spellStart"/>
+            <w:r>
+              <w:rPr>
+                <w:sz w:val="18"/>
+              </w:rPr>
+              <w:t>雪傀儡生成蛋（</w:t>
+            </w:r>
+            <w:proofErr w:type="gramStart"/>
+            <w:r>
+              <w:rPr>
+                <w:sz w:val="18"/>
+              </w:rPr>
+              <w:t>minecraft:snow</w:t>
+            </w:r>
+            <w:proofErr w:type="gramEnd"/>
+            <w:r>
+              <w:rPr>
+                <w:sz w:val="18"/>
+              </w:rPr>
+              <w:t>_golem_spawn_egg</w:t>
+            </w:r>
+            <w:proofErr w:type="spellEnd"/>
+            <w:r>
+              <w:rPr>
+                <w:sz w:val="18"/>
+              </w:rPr>
+              <w:t>）</w:t>
             </w:r>
           </w:p>
         </w:tc>
@@ -4701,7 +6623,35 @@
               <w:rPr>
                 <w:sz w:val="18"/>
               </w:rPr>
-              <w:t>41. 行商羊驼生成蛋（minecraft:trader_llama_spawn_egg）</w:t>
+              <w:t xml:space="preserve">41. </w:t>
+            </w:r>
+            <w:proofErr w:type="spellStart"/>
+            <w:r>
+              <w:rPr>
+                <w:sz w:val="18"/>
+              </w:rPr>
+              <w:t>行商羊驼生成蛋（</w:t>
+            </w:r>
+            <w:proofErr w:type="gramStart"/>
+            <w:r>
+              <w:rPr>
+                <w:sz w:val="18"/>
+              </w:rPr>
+              <w:t>minecraft:trader</w:t>
+            </w:r>
+            <w:proofErr w:type="gramEnd"/>
+            <w:r>
+              <w:rPr>
+                <w:sz w:val="18"/>
+              </w:rPr>
+              <w:t>_llama_spawn_egg</w:t>
+            </w:r>
+            <w:proofErr w:type="spellEnd"/>
+            <w:r>
+              <w:rPr>
+                <w:sz w:val="18"/>
+              </w:rPr>
+              <w:t>）</w:t>
             </w:r>
           </w:p>
         </w:tc>
@@ -4745,7 +6695,35 @@
               <w:rPr>
                 <w:sz w:val="18"/>
               </w:rPr>
-              <w:t>42. 村民生成蛋（minecraft:villager_spawn_egg）</w:t>
+              <w:t xml:space="preserve">42. </w:t>
+            </w:r>
+            <w:proofErr w:type="spellStart"/>
+            <w:r>
+              <w:rPr>
+                <w:sz w:val="18"/>
+              </w:rPr>
+              <w:t>村民生成蛋（</w:t>
+            </w:r>
+            <w:proofErr w:type="gramStart"/>
+            <w:r>
+              <w:rPr>
+                <w:sz w:val="18"/>
+              </w:rPr>
+              <w:t>minecraft:villager</w:t>
+            </w:r>
+            <w:proofErr w:type="gramEnd"/>
+            <w:r>
+              <w:rPr>
+                <w:sz w:val="18"/>
+              </w:rPr>
+              <w:t>_spawn_egg</w:t>
+            </w:r>
+            <w:proofErr w:type="spellEnd"/>
+            <w:r>
+              <w:rPr>
+                <w:sz w:val="18"/>
+              </w:rPr>
+              <w:t>）</w:t>
             </w:r>
           </w:p>
         </w:tc>
@@ -4789,7 +6767,35 @@
               <w:rPr>
                 <w:sz w:val="18"/>
               </w:rPr>
-              <w:t>43. 流浪商人生成蛋（minecraft:wandering_trader_spawn_egg）</w:t>
+              <w:t xml:space="preserve">43. </w:t>
+            </w:r>
+            <w:proofErr w:type="spellStart"/>
+            <w:r>
+              <w:rPr>
+                <w:sz w:val="18"/>
+              </w:rPr>
+              <w:t>流浪商人生成蛋（</w:t>
+            </w:r>
+            <w:proofErr w:type="gramStart"/>
+            <w:r>
+              <w:rPr>
+                <w:sz w:val="18"/>
+              </w:rPr>
+              <w:t>minecraft:wandering</w:t>
+            </w:r>
+            <w:proofErr w:type="gramEnd"/>
+            <w:r>
+              <w:rPr>
+                <w:sz w:val="18"/>
+              </w:rPr>
+              <w:t>_trader_spawn_egg</w:t>
+            </w:r>
+            <w:proofErr w:type="spellEnd"/>
+            <w:r>
+              <w:rPr>
+                <w:sz w:val="18"/>
+              </w:rPr>
+              <w:t>）</w:t>
             </w:r>
           </w:p>
         </w:tc>
@@ -4833,7 +6839,42 @@
               <w:rPr>
                 <w:sz w:val="18"/>
               </w:rPr>
-              <w:t>44. 沼骸生成蛋（minecraft:bogged_spawn_egg）</w:t>
+              <w:t xml:space="preserve">44. </w:t>
+            </w:r>
+            <w:proofErr w:type="spellStart"/>
+            <w:r>
+              <w:rPr>
+                <w:sz w:val="18"/>
+              </w:rPr>
+              <w:t>沼骸生成蛋</w:t>
+            </w:r>
+            <w:r>
+              <w:rPr>
+                <w:sz w:val="18"/>
+              </w:rPr>
+              <w:lastRenderedPageBreak/>
+              <w:t>（</w:t>
+            </w:r>
+            <w:proofErr w:type="gramStart"/>
+            <w:r>
+              <w:rPr>
+                <w:sz w:val="18"/>
+              </w:rPr>
+              <w:t>minecraft:bogged</w:t>
+            </w:r>
+            <w:proofErr w:type="gramEnd"/>
+            <w:r>
+              <w:rPr>
+                <w:sz w:val="18"/>
+              </w:rPr>
+              <w:t>_spawn_egg</w:t>
+            </w:r>
+            <w:proofErr w:type="spellEnd"/>
+            <w:r>
+              <w:rPr>
+                <w:sz w:val="18"/>
+              </w:rPr>
+              <w:t>）</w:t>
             </w:r>
           </w:p>
         </w:tc>
@@ -4855,6 +6896,7 @@
                 <w:sz w:val="18"/>
                 <w:lang w:eastAsia="zh-CN"/>
               </w:rPr>
+              <w:lastRenderedPageBreak/>
               <w:t>创造工作台·无序合成 红色蘑菇，骷髅生成蛋，棕色蘑菇→1沼骸生成蛋</w:t>
             </w:r>
           </w:p>
@@ -4877,7 +6919,35 @@
               <w:rPr>
                 <w:sz w:val="18"/>
               </w:rPr>
-              <w:t>45. *骆驼尸壳生成蛋（minecraft:camel_husk_spawn_egg）</w:t>
+              <w:t>45. *</w:t>
+            </w:r>
+            <w:proofErr w:type="spellStart"/>
+            <w:r>
+              <w:rPr>
+                <w:sz w:val="18"/>
+              </w:rPr>
+              <w:t>骆驼尸壳生成蛋（</w:t>
+            </w:r>
+            <w:proofErr w:type="gramStart"/>
+            <w:r>
+              <w:rPr>
+                <w:sz w:val="18"/>
+              </w:rPr>
+              <w:t>minecraft:camel</w:t>
+            </w:r>
+            <w:proofErr w:type="gramEnd"/>
+            <w:r>
+              <w:rPr>
+                <w:sz w:val="18"/>
+              </w:rPr>
+              <w:t>_husk_spawn_egg</w:t>
+            </w:r>
+            <w:proofErr w:type="spellEnd"/>
+            <w:r>
+              <w:rPr>
+                <w:sz w:val="18"/>
+              </w:rPr>
+              <w:t>）</w:t>
             </w:r>
           </w:p>
         </w:tc>
@@ -4921,7 +6991,35 @@
               <w:rPr>
                 <w:sz w:val="18"/>
               </w:rPr>
-              <w:t>46. 溺尸生成蛋（minecraft:drowned_spawn_egg）</w:t>
+              <w:t xml:space="preserve">46. </w:t>
+            </w:r>
+            <w:proofErr w:type="spellStart"/>
+            <w:r>
+              <w:rPr>
+                <w:sz w:val="18"/>
+              </w:rPr>
+              <w:t>溺尸生成蛋（</w:t>
+            </w:r>
+            <w:proofErr w:type="gramStart"/>
+            <w:r>
+              <w:rPr>
+                <w:sz w:val="18"/>
+              </w:rPr>
+              <w:t>minecraft:drowned</w:t>
+            </w:r>
+            <w:proofErr w:type="gramEnd"/>
+            <w:r>
+              <w:rPr>
+                <w:sz w:val="18"/>
+              </w:rPr>
+              <w:t>_spawn_egg</w:t>
+            </w:r>
+            <w:proofErr w:type="spellEnd"/>
+            <w:r>
+              <w:rPr>
+                <w:sz w:val="18"/>
+              </w:rPr>
+              <w:t>）</w:t>
             </w:r>
           </w:p>
         </w:tc>
@@ -4965,7 +7063,35 @@
               <w:rPr>
                 <w:sz w:val="18"/>
               </w:rPr>
-              <w:t>47. 尸壳生成蛋（minecraft:husk_spawn_egg）</w:t>
+              <w:t xml:space="preserve">47. </w:t>
+            </w:r>
+            <w:proofErr w:type="spellStart"/>
+            <w:r>
+              <w:rPr>
+                <w:sz w:val="18"/>
+              </w:rPr>
+              <w:t>尸壳生成蛋（</w:t>
+            </w:r>
+            <w:proofErr w:type="gramStart"/>
+            <w:r>
+              <w:rPr>
+                <w:sz w:val="18"/>
+              </w:rPr>
+              <w:t>minecraft:husk</w:t>
+            </w:r>
+            <w:proofErr w:type="gramEnd"/>
+            <w:r>
+              <w:rPr>
+                <w:sz w:val="18"/>
+              </w:rPr>
+              <w:t>_spawn_egg</w:t>
+            </w:r>
+            <w:proofErr w:type="spellEnd"/>
+            <w:r>
+              <w:rPr>
+                <w:sz w:val="18"/>
+              </w:rPr>
+              <w:t>）</w:t>
             </w:r>
           </w:p>
         </w:tc>
@@ -5009,7 +7135,35 @@
               <w:rPr>
                 <w:sz w:val="18"/>
               </w:rPr>
-              <w:t>48. *焦骸生成蛋（minecraft:parched_spawn_egg）</w:t>
+              <w:t>48. *</w:t>
+            </w:r>
+            <w:proofErr w:type="spellStart"/>
+            <w:r>
+              <w:rPr>
+                <w:sz w:val="18"/>
+              </w:rPr>
+              <w:t>焦骸生成蛋（</w:t>
+            </w:r>
+            <w:proofErr w:type="gramStart"/>
+            <w:r>
+              <w:rPr>
+                <w:sz w:val="18"/>
+              </w:rPr>
+              <w:t>minecraft:parched</w:t>
+            </w:r>
+            <w:proofErr w:type="gramEnd"/>
+            <w:r>
+              <w:rPr>
+                <w:sz w:val="18"/>
+              </w:rPr>
+              <w:t>_spawn_egg</w:t>
+            </w:r>
+            <w:proofErr w:type="spellEnd"/>
+            <w:r>
+              <w:rPr>
+                <w:sz w:val="18"/>
+              </w:rPr>
+              <w:t>）</w:t>
             </w:r>
           </w:p>
         </w:tc>
@@ -5053,7 +7207,35 @@
               <w:rPr>
                 <w:sz w:val="18"/>
               </w:rPr>
-              <w:t>49. 骷髅生成蛋（minecraft:skeleton_spawn_egg）</w:t>
+              <w:t xml:space="preserve">49. </w:t>
+            </w:r>
+            <w:proofErr w:type="spellStart"/>
+            <w:r>
+              <w:rPr>
+                <w:sz w:val="18"/>
+              </w:rPr>
+              <w:t>骷髅生成蛋（</w:t>
+            </w:r>
+            <w:proofErr w:type="gramStart"/>
+            <w:r>
+              <w:rPr>
+                <w:sz w:val="18"/>
+              </w:rPr>
+              <w:t>minecraft:skeleton</w:t>
+            </w:r>
+            <w:proofErr w:type="gramEnd"/>
+            <w:r>
+              <w:rPr>
+                <w:sz w:val="18"/>
+              </w:rPr>
+              <w:t>_spawn_egg</w:t>
+            </w:r>
+            <w:proofErr w:type="spellEnd"/>
+            <w:r>
+              <w:rPr>
+                <w:sz w:val="18"/>
+              </w:rPr>
+              <w:t>）</w:t>
             </w:r>
           </w:p>
         </w:tc>
@@ -5097,7 +7279,35 @@
               <w:rPr>
                 <w:sz w:val="18"/>
               </w:rPr>
-              <w:t>50. 骷髅马生成蛋（minecraft:skeleton_horse_spawn_egg）</w:t>
+              <w:t xml:space="preserve">50. </w:t>
+            </w:r>
+            <w:proofErr w:type="spellStart"/>
+            <w:r>
+              <w:rPr>
+                <w:sz w:val="18"/>
+              </w:rPr>
+              <w:t>骷髅马生成蛋（</w:t>
+            </w:r>
+            <w:proofErr w:type="gramStart"/>
+            <w:r>
+              <w:rPr>
+                <w:sz w:val="18"/>
+              </w:rPr>
+              <w:t>minecraft:skeleton</w:t>
+            </w:r>
+            <w:proofErr w:type="gramEnd"/>
+            <w:r>
+              <w:rPr>
+                <w:sz w:val="18"/>
+              </w:rPr>
+              <w:t>_horse_spawn_egg</w:t>
+            </w:r>
+            <w:proofErr w:type="spellEnd"/>
+            <w:r>
+              <w:rPr>
+                <w:sz w:val="18"/>
+              </w:rPr>
+              <w:t>）</w:t>
             </w:r>
           </w:p>
         </w:tc>
@@ -5141,7 +7351,35 @@
               <w:rPr>
                 <w:sz w:val="18"/>
               </w:rPr>
-              <w:t>51. 流浪者生成蛋（minecraft:stray_spawn_egg）</w:t>
+              <w:t xml:space="preserve">51. </w:t>
+            </w:r>
+            <w:proofErr w:type="spellStart"/>
+            <w:r>
+              <w:rPr>
+                <w:sz w:val="18"/>
+              </w:rPr>
+              <w:t>流浪者生成蛋（</w:t>
+            </w:r>
+            <w:proofErr w:type="gramStart"/>
+            <w:r>
+              <w:rPr>
+                <w:sz w:val="18"/>
+              </w:rPr>
+              <w:t>minecraft:stray</w:t>
+            </w:r>
+            <w:proofErr w:type="gramEnd"/>
+            <w:r>
+              <w:rPr>
+                <w:sz w:val="18"/>
+              </w:rPr>
+              <w:t>_spawn_egg</w:t>
+            </w:r>
+            <w:proofErr w:type="spellEnd"/>
+            <w:r>
+              <w:rPr>
+                <w:sz w:val="18"/>
+              </w:rPr>
+              <w:t>）</w:t>
             </w:r>
           </w:p>
         </w:tc>
@@ -5185,14 +7423,35 @@
               <w:rPr>
                 <w:sz w:val="18"/>
               </w:rPr>
-              <w:t>52. 凋灵生成蛋</w:t>
-            </w:r>
-            <w:r>
-              <w:rPr>
-                <w:sz w:val="18"/>
-              </w:rPr>
-              <w:lastRenderedPageBreak/>
-              <w:t>（minecraft:wither_spawn_egg）</w:t>
+              <w:t xml:space="preserve">52. </w:t>
+            </w:r>
+            <w:proofErr w:type="spellStart"/>
+            <w:r>
+              <w:rPr>
+                <w:sz w:val="18"/>
+              </w:rPr>
+              <w:t>凋灵生成蛋（</w:t>
+            </w:r>
+            <w:proofErr w:type="gramStart"/>
+            <w:r>
+              <w:rPr>
+                <w:sz w:val="18"/>
+              </w:rPr>
+              <w:t>minecraft:wither</w:t>
+            </w:r>
+            <w:proofErr w:type="gramEnd"/>
+            <w:r>
+              <w:rPr>
+                <w:sz w:val="18"/>
+              </w:rPr>
+              <w:t>_spawn_egg</w:t>
+            </w:r>
+            <w:proofErr w:type="spellEnd"/>
+            <w:r>
+              <w:rPr>
+                <w:sz w:val="18"/>
+              </w:rPr>
+              <w:t>）</w:t>
             </w:r>
           </w:p>
         </w:tc>
@@ -5214,16 +7473,7 @@
                 <w:sz w:val="18"/>
                 <w:lang w:eastAsia="zh-CN"/>
               </w:rPr>
-              <w:lastRenderedPageBreak/>
-              <w:t>创造工作台·有序合成 凋零骷髅头颅，凋零骷髅头颅，凋零骷髅头颅， 灵魂</w:t>
-            </w:r>
-            <w:r>
-              <w:rPr>
-                <w:sz w:val="18"/>
-                <w:lang w:eastAsia="zh-CN"/>
-              </w:rPr>
-              <w:lastRenderedPageBreak/>
-              <w:t>沙/灵魂土，灵魂沙/灵魂土，灵魂沙/灵魂土， 空，灵魂沙/灵魂土，空→凋灵生成蛋</w:t>
+              <w:t>创造工作台·有序合成 凋零骷髅头颅，凋零骷髅头颅，凋零骷髅头颅， 灵魂沙/灵魂土，灵魂沙/灵魂土，灵魂沙/灵魂土， 空，灵魂沙/灵魂土，空→凋灵生成蛋</w:t>
             </w:r>
           </w:p>
         </w:tc>
@@ -5245,8 +7495,35 @@
               <w:rPr>
                 <w:sz w:val="18"/>
               </w:rPr>
-              <w:lastRenderedPageBreak/>
-              <w:t>53. 凋灵骷髅生成蛋（minecraft:wither_skeleton_spawn_egg）</w:t>
+              <w:t xml:space="preserve">53. </w:t>
+            </w:r>
+            <w:proofErr w:type="spellStart"/>
+            <w:r>
+              <w:rPr>
+                <w:sz w:val="18"/>
+              </w:rPr>
+              <w:t>凋灵骷髅生成蛋（</w:t>
+            </w:r>
+            <w:proofErr w:type="gramStart"/>
+            <w:r>
+              <w:rPr>
+                <w:sz w:val="18"/>
+              </w:rPr>
+              <w:t>minecraft:wither</w:t>
+            </w:r>
+            <w:proofErr w:type="gramEnd"/>
+            <w:r>
+              <w:rPr>
+                <w:sz w:val="18"/>
+              </w:rPr>
+              <w:t>_skeleton_spawn_egg</w:t>
+            </w:r>
+            <w:proofErr w:type="spellEnd"/>
+            <w:r>
+              <w:rPr>
+                <w:sz w:val="18"/>
+              </w:rPr>
+              <w:t>）</w:t>
             </w:r>
           </w:p>
         </w:tc>
@@ -5286,7 +7563,35 @@
               <w:rPr>
                 <w:sz w:val="18"/>
               </w:rPr>
-              <w:t>54. 僵尸生成蛋（minecraft:zombie_spawn_egg）</w:t>
+              <w:t xml:space="preserve">54. </w:t>
+            </w:r>
+            <w:proofErr w:type="spellStart"/>
+            <w:r>
+              <w:rPr>
+                <w:sz w:val="18"/>
+              </w:rPr>
+              <w:t>僵尸生成蛋（</w:t>
+            </w:r>
+            <w:proofErr w:type="gramStart"/>
+            <w:r>
+              <w:rPr>
+                <w:sz w:val="18"/>
+              </w:rPr>
+              <w:t>minecraft:zombie</w:t>
+            </w:r>
+            <w:proofErr w:type="gramEnd"/>
+            <w:r>
+              <w:rPr>
+                <w:sz w:val="18"/>
+              </w:rPr>
+              <w:t>_spawn_egg</w:t>
+            </w:r>
+            <w:proofErr w:type="spellEnd"/>
+            <w:r>
+              <w:rPr>
+                <w:sz w:val="18"/>
+              </w:rPr>
+              <w:t>）</w:t>
             </w:r>
           </w:p>
         </w:tc>
@@ -5330,7 +7635,35 @@
               <w:rPr>
                 <w:sz w:val="18"/>
               </w:rPr>
-              <w:t>55. 僵尸马生成蛋（minecraft:zombie_horse_spawn_egg）</w:t>
+              <w:t xml:space="preserve">55. </w:t>
+            </w:r>
+            <w:proofErr w:type="spellStart"/>
+            <w:r>
+              <w:rPr>
+                <w:sz w:val="18"/>
+              </w:rPr>
+              <w:t>僵尸马生成蛋（</w:t>
+            </w:r>
+            <w:proofErr w:type="gramStart"/>
+            <w:r>
+              <w:rPr>
+                <w:sz w:val="18"/>
+              </w:rPr>
+              <w:t>minecraft:zombie</w:t>
+            </w:r>
+            <w:proofErr w:type="gramEnd"/>
+            <w:r>
+              <w:rPr>
+                <w:sz w:val="18"/>
+              </w:rPr>
+              <w:t>_horse_spawn_egg</w:t>
+            </w:r>
+            <w:proofErr w:type="spellEnd"/>
+            <w:r>
+              <w:rPr>
+                <w:sz w:val="18"/>
+              </w:rPr>
+              <w:t>）</w:t>
             </w:r>
           </w:p>
         </w:tc>
@@ -5374,7 +7707,35 @@
               <w:rPr>
                 <w:sz w:val="18"/>
               </w:rPr>
-              <w:t>56. *僵尸鹦鹉螺生成蛋（minecraft:zombie_nautilus_spawn_egg）</w:t>
+              <w:t>56. *</w:t>
+            </w:r>
+            <w:proofErr w:type="spellStart"/>
+            <w:r>
+              <w:rPr>
+                <w:sz w:val="18"/>
+              </w:rPr>
+              <w:t>僵尸鹦鹉螺生成蛋（</w:t>
+            </w:r>
+            <w:proofErr w:type="gramStart"/>
+            <w:r>
+              <w:rPr>
+                <w:sz w:val="18"/>
+              </w:rPr>
+              <w:t>minecraft:zombie</w:t>
+            </w:r>
+            <w:proofErr w:type="gramEnd"/>
+            <w:r>
+              <w:rPr>
+                <w:sz w:val="18"/>
+              </w:rPr>
+              <w:t>_nautilus_spawn_egg</w:t>
+            </w:r>
+            <w:proofErr w:type="spellEnd"/>
+            <w:r>
+              <w:rPr>
+                <w:sz w:val="18"/>
+              </w:rPr>
+              <w:t>）</w:t>
             </w:r>
           </w:p>
         </w:tc>
@@ -5418,7 +7779,35 @@
               <w:rPr>
                 <w:sz w:val="18"/>
               </w:rPr>
-              <w:t>57. 僵尸村民生成蛋（minecraft:zombie_villager_spawn_egg）</w:t>
+              <w:t xml:space="preserve">57. </w:t>
+            </w:r>
+            <w:proofErr w:type="spellStart"/>
+            <w:r>
+              <w:rPr>
+                <w:sz w:val="18"/>
+              </w:rPr>
+              <w:t>僵尸村民生成蛋（</w:t>
+            </w:r>
+            <w:proofErr w:type="gramStart"/>
+            <w:r>
+              <w:rPr>
+                <w:sz w:val="18"/>
+              </w:rPr>
+              <w:t>minecraft:zombie</w:t>
+            </w:r>
+            <w:proofErr w:type="gramEnd"/>
+            <w:r>
+              <w:rPr>
+                <w:sz w:val="18"/>
+              </w:rPr>
+              <w:t>_villager_spawn_egg</w:t>
+            </w:r>
+            <w:proofErr w:type="spellEnd"/>
+            <w:r>
+              <w:rPr>
+                <w:sz w:val="18"/>
+              </w:rPr>
+              <w:t>）</w:t>
             </w:r>
           </w:p>
         </w:tc>
@@ -5462,7 +7851,35 @@
               <w:rPr>
                 <w:sz w:val="18"/>
               </w:rPr>
-              <w:t>58. 洞穴蜘蛛生成蛋（minecraft:cave_spider_spawn_egg）</w:t>
+              <w:t xml:space="preserve">58. </w:t>
+            </w:r>
+            <w:proofErr w:type="spellStart"/>
+            <w:r>
+              <w:rPr>
+                <w:sz w:val="18"/>
+              </w:rPr>
+              <w:t>洞穴蜘蛛生成蛋（</w:t>
+            </w:r>
+            <w:proofErr w:type="gramStart"/>
+            <w:r>
+              <w:rPr>
+                <w:sz w:val="18"/>
+              </w:rPr>
+              <w:t>minecraft:cave</w:t>
+            </w:r>
+            <w:proofErr w:type="gramEnd"/>
+            <w:r>
+              <w:rPr>
+                <w:sz w:val="18"/>
+              </w:rPr>
+              <w:t>_spider_spawn_egg</w:t>
+            </w:r>
+            <w:proofErr w:type="spellEnd"/>
+            <w:r>
+              <w:rPr>
+                <w:sz w:val="18"/>
+              </w:rPr>
+              <w:t>）</w:t>
             </w:r>
           </w:p>
         </w:tc>
@@ -5502,7 +7919,35 @@
               <w:rPr>
                 <w:sz w:val="18"/>
               </w:rPr>
-              <w:t>59. 蜘蛛生成蛋（minecraft:spider_spawn_egg）</w:t>
+              <w:t xml:space="preserve">59. </w:t>
+            </w:r>
+            <w:proofErr w:type="spellStart"/>
+            <w:r>
+              <w:rPr>
+                <w:sz w:val="18"/>
+              </w:rPr>
+              <w:t>蜘蛛生成蛋（</w:t>
+            </w:r>
+            <w:proofErr w:type="gramStart"/>
+            <w:r>
+              <w:rPr>
+                <w:sz w:val="18"/>
+              </w:rPr>
+              <w:t>minecraft:spider</w:t>
+            </w:r>
+            <w:proofErr w:type="gramEnd"/>
+            <w:r>
+              <w:rPr>
+                <w:sz w:val="18"/>
+              </w:rPr>
+              <w:t>_spawn_egg</w:t>
+            </w:r>
+            <w:proofErr w:type="spellEnd"/>
+            <w:r>
+              <w:rPr>
+                <w:sz w:val="18"/>
+              </w:rPr>
+              <w:t>）</w:t>
             </w:r>
           </w:p>
         </w:tc>
@@ -5546,7 +7991,35 @@
               <w:rPr>
                 <w:sz w:val="18"/>
               </w:rPr>
-              <w:t>60. 旋风人生成蛋（minecraft:breeze_spawn_egg）</w:t>
+              <w:t xml:space="preserve">60. </w:t>
+            </w:r>
+            <w:proofErr w:type="spellStart"/>
+            <w:r>
+              <w:rPr>
+                <w:sz w:val="18"/>
+              </w:rPr>
+              <w:t>旋风人生成蛋（</w:t>
+            </w:r>
+            <w:proofErr w:type="gramStart"/>
+            <w:r>
+              <w:rPr>
+                <w:sz w:val="18"/>
+              </w:rPr>
+              <w:t>minecraft:breeze</w:t>
+            </w:r>
+            <w:proofErr w:type="gramEnd"/>
+            <w:r>
+              <w:rPr>
+                <w:sz w:val="18"/>
+              </w:rPr>
+              <w:t>_spawn_egg</w:t>
+            </w:r>
+            <w:proofErr w:type="spellEnd"/>
+            <w:r>
+              <w:rPr>
+                <w:sz w:val="18"/>
+              </w:rPr>
+              <w:t>）</w:t>
             </w:r>
           </w:p>
         </w:tc>
@@ -5586,7 +8059,35 @@
               <w:rPr>
                 <w:sz w:val="18"/>
               </w:rPr>
-              <w:t>61. *嘎枝生成蛋（minecraft:creaking_spawn_egg）</w:t>
+              <w:t>61. *</w:t>
+            </w:r>
+            <w:proofErr w:type="spellStart"/>
+            <w:r>
+              <w:rPr>
+                <w:sz w:val="18"/>
+              </w:rPr>
+              <w:t>嘎枝生成蛋（</w:t>
+            </w:r>
+            <w:proofErr w:type="gramStart"/>
+            <w:r>
+              <w:rPr>
+                <w:sz w:val="18"/>
+              </w:rPr>
+              <w:t>minecraft:creaking</w:t>
+            </w:r>
+            <w:proofErr w:type="gramEnd"/>
+            <w:r>
+              <w:rPr>
+                <w:sz w:val="18"/>
+              </w:rPr>
+              <w:t>_spawn_egg</w:t>
+            </w:r>
+            <w:proofErr w:type="spellEnd"/>
+            <w:r>
+              <w:rPr>
+                <w:sz w:val="18"/>
+              </w:rPr>
+              <w:t>）</w:t>
             </w:r>
           </w:p>
         </w:tc>
@@ -5630,7 +8131,35 @@
               <w:rPr>
                 <w:sz w:val="18"/>
               </w:rPr>
-              <w:t>62. 苦力怕生成蛋（minecraft:creeper_spawn_egg）</w:t>
+              <w:t xml:space="preserve">62. </w:t>
+            </w:r>
+            <w:proofErr w:type="spellStart"/>
+            <w:r>
+              <w:rPr>
+                <w:sz w:val="18"/>
+              </w:rPr>
+              <w:t>苦力怕生成蛋（</w:t>
+            </w:r>
+            <w:proofErr w:type="gramStart"/>
+            <w:r>
+              <w:rPr>
+                <w:sz w:val="18"/>
+              </w:rPr>
+              <w:t>minecraft:creeper</w:t>
+            </w:r>
+            <w:proofErr w:type="gramEnd"/>
+            <w:r>
+              <w:rPr>
+                <w:sz w:val="18"/>
+              </w:rPr>
+              <w:t>_spawn_egg</w:t>
+            </w:r>
+            <w:proofErr w:type="spellEnd"/>
+            <w:r>
+              <w:rPr>
+                <w:sz w:val="18"/>
+              </w:rPr>
+              <w:t>）</w:t>
             </w:r>
           </w:p>
         </w:tc>
@@ -5674,7 +8203,35 @@
               <w:rPr>
                 <w:sz w:val="18"/>
               </w:rPr>
-              <w:t>63. 远古守卫者生成蛋（minecraft:elder_guardian_spawn_egg）</w:t>
+              <w:t xml:space="preserve">63. </w:t>
+            </w:r>
+            <w:proofErr w:type="spellStart"/>
+            <w:r>
+              <w:rPr>
+                <w:sz w:val="18"/>
+              </w:rPr>
+              <w:t>远古守卫者生成蛋（</w:t>
+            </w:r>
+            <w:proofErr w:type="gramStart"/>
+            <w:r>
+              <w:rPr>
+                <w:sz w:val="18"/>
+              </w:rPr>
+              <w:t>minecraft:elder</w:t>
+            </w:r>
+            <w:proofErr w:type="gramEnd"/>
+            <w:r>
+              <w:rPr>
+                <w:sz w:val="18"/>
+              </w:rPr>
+              <w:t>_guardian_spawn_egg</w:t>
+            </w:r>
+            <w:proofErr w:type="spellEnd"/>
+            <w:r>
+              <w:rPr>
+                <w:sz w:val="18"/>
+              </w:rPr>
+              <w:t>）</w:t>
             </w:r>
           </w:p>
         </w:tc>
@@ -5718,7 +8275,35 @@
               <w:rPr>
                 <w:sz w:val="18"/>
               </w:rPr>
-              <w:t>64. 守卫者生成蛋（minecraft:guardian_spawn_egg）</w:t>
+              <w:t xml:space="preserve">64. </w:t>
+            </w:r>
+            <w:proofErr w:type="spellStart"/>
+            <w:r>
+              <w:rPr>
+                <w:sz w:val="18"/>
+              </w:rPr>
+              <w:t>守卫者生成蛋（</w:t>
+            </w:r>
+            <w:proofErr w:type="gramStart"/>
+            <w:r>
+              <w:rPr>
+                <w:sz w:val="18"/>
+              </w:rPr>
+              <w:t>minecraft:guardian</w:t>
+            </w:r>
+            <w:proofErr w:type="gramEnd"/>
+            <w:r>
+              <w:rPr>
+                <w:sz w:val="18"/>
+              </w:rPr>
+              <w:t>_spawn_egg</w:t>
+            </w:r>
+            <w:proofErr w:type="spellEnd"/>
+            <w:r>
+              <w:rPr>
+                <w:sz w:val="18"/>
+              </w:rPr>
+              <w:t>）</w:t>
             </w:r>
           </w:p>
         </w:tc>
@@ -5758,7 +8343,42 @@
               <w:rPr>
                 <w:sz w:val="18"/>
               </w:rPr>
-              <w:t>65. 幻翼生成蛋（minecraft:phantom_spawn_egg）</w:t>
+              <w:t xml:space="preserve">65. </w:t>
+            </w:r>
+            <w:proofErr w:type="spellStart"/>
+            <w:r>
+              <w:rPr>
+                <w:sz w:val="18"/>
+              </w:rPr>
+              <w:t>幻翼生成蛋</w:t>
+            </w:r>
+            <w:r>
+              <w:rPr>
+                <w:sz w:val="18"/>
+              </w:rPr>
+              <w:lastRenderedPageBreak/>
+              <w:t>（</w:t>
+            </w:r>
+            <w:proofErr w:type="gramStart"/>
+            <w:r>
+              <w:rPr>
+                <w:sz w:val="18"/>
+              </w:rPr>
+              <w:t>minecraft:phantom</w:t>
+            </w:r>
+            <w:proofErr w:type="gramEnd"/>
+            <w:r>
+              <w:rPr>
+                <w:sz w:val="18"/>
+              </w:rPr>
+              <w:t>_spawn_egg</w:t>
+            </w:r>
+            <w:proofErr w:type="spellEnd"/>
+            <w:r>
+              <w:rPr>
+                <w:sz w:val="18"/>
+              </w:rPr>
+              <w:t>）</w:t>
             </w:r>
           </w:p>
         </w:tc>
@@ -5779,6 +8399,7 @@
                 <w:sz w:val="18"/>
                 <w:lang w:eastAsia="zh-CN"/>
               </w:rPr>
+              <w:lastRenderedPageBreak/>
               <w:t>切石材料：海洋，山地，森林，湿地，平原，干旱；1→1</w:t>
             </w:r>
           </w:p>
@@ -5802,7 +8423,35 @@
               <w:rPr>
                 <w:sz w:val="18"/>
               </w:rPr>
-              <w:t>66. 蠹虫生成蛋（minecraft:silverfish_spawn_egg）</w:t>
+              <w:t xml:space="preserve">66. </w:t>
+            </w:r>
+            <w:proofErr w:type="spellStart"/>
+            <w:r>
+              <w:rPr>
+                <w:sz w:val="18"/>
+              </w:rPr>
+              <w:t>蠹虫生成蛋（</w:t>
+            </w:r>
+            <w:proofErr w:type="gramStart"/>
+            <w:r>
+              <w:rPr>
+                <w:sz w:val="18"/>
+              </w:rPr>
+              <w:t>minecraft:silverfish</w:t>
+            </w:r>
+            <w:proofErr w:type="gramEnd"/>
+            <w:r>
+              <w:rPr>
+                <w:sz w:val="18"/>
+              </w:rPr>
+              <w:t>_spawn_egg</w:t>
+            </w:r>
+            <w:proofErr w:type="spellEnd"/>
+            <w:r>
+              <w:rPr>
+                <w:sz w:val="18"/>
+              </w:rPr>
+              <w:t>）</w:t>
             </w:r>
           </w:p>
         </w:tc>
@@ -5842,7 +8491,35 @@
               <w:rPr>
                 <w:sz w:val="18"/>
               </w:rPr>
-              <w:t>67. 史莱姆生成蛋（minecraft:slime_spawn_egg）</w:t>
+              <w:t xml:space="preserve">67. </w:t>
+            </w:r>
+            <w:proofErr w:type="spellStart"/>
+            <w:r>
+              <w:rPr>
+                <w:sz w:val="18"/>
+              </w:rPr>
+              <w:t>史莱姆生成蛋（</w:t>
+            </w:r>
+            <w:proofErr w:type="gramStart"/>
+            <w:r>
+              <w:rPr>
+                <w:sz w:val="18"/>
+              </w:rPr>
+              <w:t>minecraft:slime</w:t>
+            </w:r>
+            <w:proofErr w:type="gramEnd"/>
+            <w:r>
+              <w:rPr>
+                <w:sz w:val="18"/>
+              </w:rPr>
+              <w:t>_spawn_egg</w:t>
+            </w:r>
+            <w:proofErr w:type="spellEnd"/>
+            <w:r>
+              <w:rPr>
+                <w:sz w:val="18"/>
+              </w:rPr>
+              <w:t>）</w:t>
             </w:r>
           </w:p>
         </w:tc>
@@ -5882,7 +8559,35 @@
               <w:rPr>
                 <w:sz w:val="18"/>
               </w:rPr>
-              <w:t>68. 监守者生成蛋（minecraft:warden_spawn_egg）</w:t>
+              <w:t xml:space="preserve">68. </w:t>
+            </w:r>
+            <w:proofErr w:type="spellStart"/>
+            <w:r>
+              <w:rPr>
+                <w:sz w:val="18"/>
+              </w:rPr>
+              <w:t>监守者生成蛋（</w:t>
+            </w:r>
+            <w:proofErr w:type="gramStart"/>
+            <w:r>
+              <w:rPr>
+                <w:sz w:val="18"/>
+              </w:rPr>
+              <w:t>minecraft:warden</w:t>
+            </w:r>
+            <w:proofErr w:type="gramEnd"/>
+            <w:r>
+              <w:rPr>
+                <w:sz w:val="18"/>
+              </w:rPr>
+              <w:t>_spawn_egg</w:t>
+            </w:r>
+            <w:proofErr w:type="spellEnd"/>
+            <w:r>
+              <w:rPr>
+                <w:sz w:val="18"/>
+              </w:rPr>
+              <w:t>）</w:t>
             </w:r>
           </w:p>
         </w:tc>
@@ -5926,7 +8631,35 @@
               <w:rPr>
                 <w:sz w:val="18"/>
               </w:rPr>
-              <w:t>69. 女巫生成蛋（minecraft:witch_spawn_egg）</w:t>
+              <w:t xml:space="preserve">69. </w:t>
+            </w:r>
+            <w:proofErr w:type="spellStart"/>
+            <w:r>
+              <w:rPr>
+                <w:sz w:val="18"/>
+              </w:rPr>
+              <w:t>女巫生成蛋（</w:t>
+            </w:r>
+            <w:proofErr w:type="gramStart"/>
+            <w:r>
+              <w:rPr>
+                <w:sz w:val="18"/>
+              </w:rPr>
+              <w:t>minecraft:witch</w:t>
+            </w:r>
+            <w:proofErr w:type="gramEnd"/>
+            <w:r>
+              <w:rPr>
+                <w:sz w:val="18"/>
+              </w:rPr>
+              <w:t>_spawn_egg</w:t>
+            </w:r>
+            <w:proofErr w:type="spellEnd"/>
+            <w:r>
+              <w:rPr>
+                <w:sz w:val="18"/>
+              </w:rPr>
+              <w:t>）</w:t>
             </w:r>
           </w:p>
         </w:tc>
@@ -5970,7 +8703,35 @@
               <w:rPr>
                 <w:sz w:val="18"/>
               </w:rPr>
-              <w:t>70. 唤魔者生成蛋（minecraft:evoker_spawn_egg）</w:t>
+              <w:t xml:space="preserve">70. </w:t>
+            </w:r>
+            <w:proofErr w:type="spellStart"/>
+            <w:r>
+              <w:rPr>
+                <w:sz w:val="18"/>
+              </w:rPr>
+              <w:t>唤魔者生成蛋（</w:t>
+            </w:r>
+            <w:proofErr w:type="gramStart"/>
+            <w:r>
+              <w:rPr>
+                <w:sz w:val="18"/>
+              </w:rPr>
+              <w:t>minecraft:evoker</w:t>
+            </w:r>
+            <w:proofErr w:type="gramEnd"/>
+            <w:r>
+              <w:rPr>
+                <w:sz w:val="18"/>
+              </w:rPr>
+              <w:t>_spawn_egg</w:t>
+            </w:r>
+            <w:proofErr w:type="spellEnd"/>
+            <w:r>
+              <w:rPr>
+                <w:sz w:val="18"/>
+              </w:rPr>
+              <w:t>）</w:t>
             </w:r>
           </w:p>
         </w:tc>
@@ -6010,7 +8771,35 @@
               <w:rPr>
                 <w:sz w:val="18"/>
               </w:rPr>
-              <w:t>71. 掠夺者生成蛋（minecraft:pillager_spawn_egg）</w:t>
+              <w:t xml:space="preserve">71. </w:t>
+            </w:r>
+            <w:proofErr w:type="spellStart"/>
+            <w:r>
+              <w:rPr>
+                <w:sz w:val="18"/>
+              </w:rPr>
+              <w:t>掠夺者生成蛋（</w:t>
+            </w:r>
+            <w:proofErr w:type="gramStart"/>
+            <w:r>
+              <w:rPr>
+                <w:sz w:val="18"/>
+              </w:rPr>
+              <w:t>minecraft:pillager</w:t>
+            </w:r>
+            <w:proofErr w:type="gramEnd"/>
+            <w:r>
+              <w:rPr>
+                <w:sz w:val="18"/>
+              </w:rPr>
+              <w:t>_spawn_egg</w:t>
+            </w:r>
+            <w:proofErr w:type="spellEnd"/>
+            <w:r>
+              <w:rPr>
+                <w:sz w:val="18"/>
+              </w:rPr>
+              <w:t>）</w:t>
             </w:r>
           </w:p>
         </w:tc>
@@ -6050,7 +8839,35 @@
               <w:rPr>
                 <w:sz w:val="18"/>
               </w:rPr>
-              <w:t>72. 劫掠兽生成蛋（minecraft:ravager_spawn_egg）</w:t>
+              <w:t xml:space="preserve">72. </w:t>
+            </w:r>
+            <w:proofErr w:type="spellStart"/>
+            <w:r>
+              <w:rPr>
+                <w:sz w:val="18"/>
+              </w:rPr>
+              <w:t>劫掠兽生成蛋（</w:t>
+            </w:r>
+            <w:proofErr w:type="gramStart"/>
+            <w:r>
+              <w:rPr>
+                <w:sz w:val="18"/>
+              </w:rPr>
+              <w:t>minecraft:ravager</w:t>
+            </w:r>
+            <w:proofErr w:type="gramEnd"/>
+            <w:r>
+              <w:rPr>
+                <w:sz w:val="18"/>
+              </w:rPr>
+              <w:t>_spawn_egg</w:t>
+            </w:r>
+            <w:proofErr w:type="spellEnd"/>
+            <w:r>
+              <w:rPr>
+                <w:sz w:val="18"/>
+              </w:rPr>
+              <w:t>）</w:t>
             </w:r>
           </w:p>
         </w:tc>
@@ -6090,7 +8907,35 @@
               <w:rPr>
                 <w:sz w:val="18"/>
               </w:rPr>
-              <w:t>73. 卫道士生成蛋（minecraft:vindicator_spawn_egg）</w:t>
+              <w:t xml:space="preserve">73. </w:t>
+            </w:r>
+            <w:proofErr w:type="spellStart"/>
+            <w:r>
+              <w:rPr>
+                <w:sz w:val="18"/>
+              </w:rPr>
+              <w:t>卫道士生成蛋（</w:t>
+            </w:r>
+            <w:proofErr w:type="gramStart"/>
+            <w:r>
+              <w:rPr>
+                <w:sz w:val="18"/>
+              </w:rPr>
+              <w:t>minecraft:vindicator</w:t>
+            </w:r>
+            <w:proofErr w:type="gramEnd"/>
+            <w:r>
+              <w:rPr>
+                <w:sz w:val="18"/>
+              </w:rPr>
+              <w:t>_spawn_egg</w:t>
+            </w:r>
+            <w:proofErr w:type="spellEnd"/>
+            <w:r>
+              <w:rPr>
+                <w:sz w:val="18"/>
+              </w:rPr>
+              <w:t>）</w:t>
             </w:r>
           </w:p>
         </w:tc>
@@ -6130,14 +8975,35 @@
               <w:rPr>
                 <w:sz w:val="18"/>
               </w:rPr>
-              <w:t>74. 恼鬼生成蛋</w:t>
-            </w:r>
-            <w:r>
-              <w:rPr>
-                <w:sz w:val="18"/>
-              </w:rPr>
-              <w:lastRenderedPageBreak/>
-              <w:t>（minecraft:vex_spawn_egg）</w:t>
+              <w:t xml:space="preserve">74. </w:t>
+            </w:r>
+            <w:proofErr w:type="spellStart"/>
+            <w:r>
+              <w:rPr>
+                <w:sz w:val="18"/>
+              </w:rPr>
+              <w:t>恼鬼生成蛋（</w:t>
+            </w:r>
+            <w:proofErr w:type="gramStart"/>
+            <w:r>
+              <w:rPr>
+                <w:sz w:val="18"/>
+              </w:rPr>
+              <w:t>minecraft:vex</w:t>
+            </w:r>
+            <w:proofErr w:type="gramEnd"/>
+            <w:r>
+              <w:rPr>
+                <w:sz w:val="18"/>
+              </w:rPr>
+              <w:t>_spawn_egg</w:t>
+            </w:r>
+            <w:proofErr w:type="spellEnd"/>
+            <w:r>
+              <w:rPr>
+                <w:sz w:val="18"/>
+              </w:rPr>
+              <w:t>）</w:t>
             </w:r>
           </w:p>
         </w:tc>
@@ -6155,7 +9021,6 @@
               <w:rPr>
                 <w:sz w:val="18"/>
               </w:rPr>
-              <w:lastRenderedPageBreak/>
               <w:t>切石材料：森林；1→1</w:t>
             </w:r>
           </w:p>
@@ -6178,7 +9043,35 @@
               <w:rPr>
                 <w:sz w:val="18"/>
               </w:rPr>
-              <w:t>75. 烈焰人生成蛋（minecraft:blaze_spawn_egg）</w:t>
+              <w:t xml:space="preserve">75. </w:t>
+            </w:r>
+            <w:proofErr w:type="spellStart"/>
+            <w:r>
+              <w:rPr>
+                <w:sz w:val="18"/>
+              </w:rPr>
+              <w:t>烈焰人生成蛋（</w:t>
+            </w:r>
+            <w:proofErr w:type="gramStart"/>
+            <w:r>
+              <w:rPr>
+                <w:sz w:val="18"/>
+              </w:rPr>
+              <w:t>minecraft:blaze</w:t>
+            </w:r>
+            <w:proofErr w:type="gramEnd"/>
+            <w:r>
+              <w:rPr>
+                <w:sz w:val="18"/>
+              </w:rPr>
+              <w:t>_spawn_egg</w:t>
+            </w:r>
+            <w:proofErr w:type="spellEnd"/>
+            <w:r>
+              <w:rPr>
+                <w:sz w:val="18"/>
+              </w:rPr>
+              <w:t>）</w:t>
             </w:r>
           </w:p>
         </w:tc>
@@ -6218,7 +9111,35 @@
               <w:rPr>
                 <w:sz w:val="18"/>
               </w:rPr>
-              <w:t>76. 恶魂生成蛋（minecraft:ghast_spawn_egg）</w:t>
+              <w:t xml:space="preserve">76. </w:t>
+            </w:r>
+            <w:proofErr w:type="spellStart"/>
+            <w:r>
+              <w:rPr>
+                <w:sz w:val="18"/>
+              </w:rPr>
+              <w:t>恶魂生成蛋（</w:t>
+            </w:r>
+            <w:proofErr w:type="gramStart"/>
+            <w:r>
+              <w:rPr>
+                <w:sz w:val="18"/>
+              </w:rPr>
+              <w:t>minecraft:ghast</w:t>
+            </w:r>
+            <w:proofErr w:type="gramEnd"/>
+            <w:r>
+              <w:rPr>
+                <w:sz w:val="18"/>
+              </w:rPr>
+              <w:t>_spawn_egg</w:t>
+            </w:r>
+            <w:proofErr w:type="spellEnd"/>
+            <w:r>
+              <w:rPr>
+                <w:sz w:val="18"/>
+              </w:rPr>
+              <w:t>）</w:t>
             </w:r>
           </w:p>
         </w:tc>
@@ -6258,7 +9179,35 @@
               <w:rPr>
                 <w:sz w:val="18"/>
               </w:rPr>
-              <w:t>77. *快乐恶魂生成蛋（minecraft:happy_ghast_spawn_egg）</w:t>
+              <w:t>77. *</w:t>
+            </w:r>
+            <w:proofErr w:type="spellStart"/>
+            <w:r>
+              <w:rPr>
+                <w:sz w:val="18"/>
+              </w:rPr>
+              <w:t>快乐恶魂生成蛋（</w:t>
+            </w:r>
+            <w:proofErr w:type="gramStart"/>
+            <w:r>
+              <w:rPr>
+                <w:sz w:val="18"/>
+              </w:rPr>
+              <w:t>minecraft:happy</w:t>
+            </w:r>
+            <w:proofErr w:type="gramEnd"/>
+            <w:r>
+              <w:rPr>
+                <w:sz w:val="18"/>
+              </w:rPr>
+              <w:t>_ghast_spawn_egg</w:t>
+            </w:r>
+            <w:proofErr w:type="spellEnd"/>
+            <w:r>
+              <w:rPr>
+                <w:sz w:val="18"/>
+              </w:rPr>
+              <w:t>）</w:t>
             </w:r>
           </w:p>
         </w:tc>
@@ -6302,7 +9251,35 @@
               <w:rPr>
                 <w:sz w:val="18"/>
               </w:rPr>
-              <w:t>78. 疣猪兽生成蛋（minecraft:hoglin_spawn_egg）</w:t>
+              <w:t xml:space="preserve">78. </w:t>
+            </w:r>
+            <w:proofErr w:type="spellStart"/>
+            <w:r>
+              <w:rPr>
+                <w:sz w:val="18"/>
+              </w:rPr>
+              <w:t>疣猪兽生成蛋（</w:t>
+            </w:r>
+            <w:proofErr w:type="gramStart"/>
+            <w:r>
+              <w:rPr>
+                <w:sz w:val="18"/>
+              </w:rPr>
+              <w:t>minecraft:hoglin</w:t>
+            </w:r>
+            <w:proofErr w:type="gramEnd"/>
+            <w:r>
+              <w:rPr>
+                <w:sz w:val="18"/>
+              </w:rPr>
+              <w:t>_spawn_egg</w:t>
+            </w:r>
+            <w:proofErr w:type="spellEnd"/>
+            <w:r>
+              <w:rPr>
+                <w:sz w:val="18"/>
+              </w:rPr>
+              <w:t>）</w:t>
             </w:r>
           </w:p>
         </w:tc>
@@ -6342,7 +9319,35 @@
               <w:rPr>
                 <w:sz w:val="18"/>
               </w:rPr>
-              <w:t>79. 岩浆怪生成蛋（minecraft:magma_cube_spawn_egg）</w:t>
+              <w:t xml:space="preserve">79. </w:t>
+            </w:r>
+            <w:proofErr w:type="spellStart"/>
+            <w:r>
+              <w:rPr>
+                <w:sz w:val="18"/>
+              </w:rPr>
+              <w:t>岩浆怪生成蛋（</w:t>
+            </w:r>
+            <w:proofErr w:type="gramStart"/>
+            <w:r>
+              <w:rPr>
+                <w:sz w:val="18"/>
+              </w:rPr>
+              <w:t>minecraft:magma</w:t>
+            </w:r>
+            <w:proofErr w:type="gramEnd"/>
+            <w:r>
+              <w:rPr>
+                <w:sz w:val="18"/>
+              </w:rPr>
+              <w:t>_cube_spawn_egg</w:t>
+            </w:r>
+            <w:proofErr w:type="spellEnd"/>
+            <w:r>
+              <w:rPr>
+                <w:sz w:val="18"/>
+              </w:rPr>
+              <w:t>）</w:t>
             </w:r>
           </w:p>
         </w:tc>
@@ -6382,7 +9387,35 @@
               <w:rPr>
                 <w:sz w:val="18"/>
               </w:rPr>
-              <w:t>80. 猪灵生成蛋（minecraft:piglin_spawn_egg）</w:t>
+              <w:t xml:space="preserve">80. </w:t>
+            </w:r>
+            <w:proofErr w:type="spellStart"/>
+            <w:r>
+              <w:rPr>
+                <w:sz w:val="18"/>
+              </w:rPr>
+              <w:t>猪灵生成蛋（</w:t>
+            </w:r>
+            <w:proofErr w:type="gramStart"/>
+            <w:r>
+              <w:rPr>
+                <w:sz w:val="18"/>
+              </w:rPr>
+              <w:t>minecraft:piglin</w:t>
+            </w:r>
+            <w:proofErr w:type="gramEnd"/>
+            <w:r>
+              <w:rPr>
+                <w:sz w:val="18"/>
+              </w:rPr>
+              <w:t>_spawn_egg</w:t>
+            </w:r>
+            <w:proofErr w:type="spellEnd"/>
+            <w:r>
+              <w:rPr>
+                <w:sz w:val="18"/>
+              </w:rPr>
+              <w:t>）</w:t>
             </w:r>
           </w:p>
         </w:tc>
@@ -6422,7 +9455,35 @@
               <w:rPr>
                 <w:sz w:val="18"/>
               </w:rPr>
-              <w:t>81. 猪灵蛮兵生成蛋（minecraft:piglin_brute_spawn_egg）</w:t>
+              <w:t xml:space="preserve">81. </w:t>
+            </w:r>
+            <w:proofErr w:type="spellStart"/>
+            <w:r>
+              <w:rPr>
+                <w:sz w:val="18"/>
+              </w:rPr>
+              <w:t>猪灵蛮兵生成蛋（</w:t>
+            </w:r>
+            <w:proofErr w:type="gramStart"/>
+            <w:r>
+              <w:rPr>
+                <w:sz w:val="18"/>
+              </w:rPr>
+              <w:t>minecraft:piglin</w:t>
+            </w:r>
+            <w:proofErr w:type="gramEnd"/>
+            <w:r>
+              <w:rPr>
+                <w:sz w:val="18"/>
+              </w:rPr>
+              <w:t>_brute_spawn_egg</w:t>
+            </w:r>
+            <w:proofErr w:type="spellEnd"/>
+            <w:r>
+              <w:rPr>
+                <w:sz w:val="18"/>
+              </w:rPr>
+              <w:t>）</w:t>
             </w:r>
           </w:p>
         </w:tc>
@@ -6466,7 +9527,35 @@
               <w:rPr>
                 <w:sz w:val="18"/>
               </w:rPr>
-              <w:t>82. 炽足兽生成蛋（minecraft:strider_spawn_egg）</w:t>
+              <w:t xml:space="preserve">82. </w:t>
+            </w:r>
+            <w:proofErr w:type="spellStart"/>
+            <w:r>
+              <w:rPr>
+                <w:sz w:val="18"/>
+              </w:rPr>
+              <w:t>炽足兽生成蛋（</w:t>
+            </w:r>
+            <w:proofErr w:type="gramStart"/>
+            <w:r>
+              <w:rPr>
+                <w:sz w:val="18"/>
+              </w:rPr>
+              <w:t>minecraft:strider</w:t>
+            </w:r>
+            <w:proofErr w:type="gramEnd"/>
+            <w:r>
+              <w:rPr>
+                <w:sz w:val="18"/>
+              </w:rPr>
+              <w:t>_spawn_egg</w:t>
+            </w:r>
+            <w:proofErr w:type="spellEnd"/>
+            <w:r>
+              <w:rPr>
+                <w:sz w:val="18"/>
+              </w:rPr>
+              <w:t>）</w:t>
             </w:r>
           </w:p>
         </w:tc>
@@ -6506,7 +9595,35 @@
               <w:rPr>
                 <w:sz w:val="18"/>
               </w:rPr>
-              <w:t>83. 僵尸疣猪兽生成蛋（minecraft:zoglin_spawn_egg）</w:t>
+              <w:t xml:space="preserve">83. </w:t>
+            </w:r>
+            <w:proofErr w:type="spellStart"/>
+            <w:r>
+              <w:rPr>
+                <w:sz w:val="18"/>
+              </w:rPr>
+              <w:t>僵尸疣猪兽生成蛋（</w:t>
+            </w:r>
+            <w:proofErr w:type="gramStart"/>
+            <w:r>
+              <w:rPr>
+                <w:sz w:val="18"/>
+              </w:rPr>
+              <w:t>minecraft:zoglin</w:t>
+            </w:r>
+            <w:proofErr w:type="gramEnd"/>
+            <w:r>
+              <w:rPr>
+                <w:sz w:val="18"/>
+              </w:rPr>
+              <w:t>_spawn_egg</w:t>
+            </w:r>
+            <w:proofErr w:type="spellEnd"/>
+            <w:r>
+              <w:rPr>
+                <w:sz w:val="18"/>
+              </w:rPr>
+              <w:t>）</w:t>
             </w:r>
           </w:p>
         </w:tc>
@@ -6550,7 +9667,35 @@
               <w:rPr>
                 <w:sz w:val="18"/>
               </w:rPr>
-              <w:t>84. 僵尸猪灵生成蛋（minecraft:zombified_piglin_spawn_egg）</w:t>
+              <w:t xml:space="preserve">84. </w:t>
+            </w:r>
+            <w:proofErr w:type="spellStart"/>
+            <w:r>
+              <w:rPr>
+                <w:sz w:val="18"/>
+              </w:rPr>
+              <w:t>僵尸猪灵生成蛋（</w:t>
+            </w:r>
+            <w:proofErr w:type="gramStart"/>
+            <w:r>
+              <w:rPr>
+                <w:sz w:val="18"/>
+              </w:rPr>
+              <w:t>minecraft:zombified</w:t>
+            </w:r>
+            <w:proofErr w:type="gramEnd"/>
+            <w:r>
+              <w:rPr>
+                <w:sz w:val="18"/>
+              </w:rPr>
+              <w:t>_piglin_spawn_egg</w:t>
+            </w:r>
+            <w:proofErr w:type="spellEnd"/>
+            <w:r>
+              <w:rPr>
+                <w:sz w:val="18"/>
+              </w:rPr>
+              <w:t>）</w:t>
             </w:r>
           </w:p>
         </w:tc>
@@ -6590,7 +9735,35 @@
               <w:rPr>
                 <w:sz w:val="18"/>
               </w:rPr>
-              <w:t>85. 末影龙生成蛋（minecraft:ender_dragon_spawn_egg）</w:t>
+              <w:t xml:space="preserve">85. </w:t>
+            </w:r>
+            <w:proofErr w:type="spellStart"/>
+            <w:r>
+              <w:rPr>
+                <w:sz w:val="18"/>
+              </w:rPr>
+              <w:t>末影龙生成蛋（</w:t>
+            </w:r>
+            <w:proofErr w:type="gramStart"/>
+            <w:r>
+              <w:rPr>
+                <w:sz w:val="18"/>
+              </w:rPr>
+              <w:t>minecraft:ender</w:t>
+            </w:r>
+            <w:proofErr w:type="gramEnd"/>
+            <w:r>
+              <w:rPr>
+                <w:sz w:val="18"/>
+              </w:rPr>
+              <w:t>_dragon_spawn_egg</w:t>
+            </w:r>
+            <w:proofErr w:type="spellEnd"/>
+            <w:r>
+              <w:rPr>
+                <w:sz w:val="18"/>
+              </w:rPr>
+              <w:t>）</w:t>
             </w:r>
           </w:p>
         </w:tc>
@@ -6634,7 +9807,35 @@
               <w:rPr>
                 <w:sz w:val="18"/>
               </w:rPr>
-              <w:t>86. 末影人生成蛋（minecraft:enderman_spawn_egg）</w:t>
+              <w:t xml:space="preserve">86. </w:t>
+            </w:r>
+            <w:proofErr w:type="spellStart"/>
+            <w:r>
+              <w:rPr>
+                <w:sz w:val="18"/>
+              </w:rPr>
+              <w:t>末影人生成蛋（</w:t>
+            </w:r>
+            <w:proofErr w:type="gramStart"/>
+            <w:r>
+              <w:rPr>
+                <w:sz w:val="18"/>
+              </w:rPr>
+              <w:t>minecraft:enderman</w:t>
+            </w:r>
+            <w:proofErr w:type="gramEnd"/>
+            <w:r>
+              <w:rPr>
+                <w:sz w:val="18"/>
+              </w:rPr>
+              <w:t>_spawn_egg</w:t>
+            </w:r>
+            <w:proofErr w:type="spellEnd"/>
+            <w:r>
+              <w:rPr>
+                <w:sz w:val="18"/>
+              </w:rPr>
+              <w:t>）</w:t>
             </w:r>
           </w:p>
         </w:tc>
@@ -6674,7 +9875,35 @@
               <w:rPr>
                 <w:sz w:val="18"/>
               </w:rPr>
-              <w:t>87. 末影螨生成蛋（minecraft:endermite_spawn_egg）</w:t>
+              <w:t xml:space="preserve">87. </w:t>
+            </w:r>
+            <w:proofErr w:type="spellStart"/>
+            <w:r>
+              <w:rPr>
+                <w:sz w:val="18"/>
+              </w:rPr>
+              <w:t>末影螨生成蛋（</w:t>
+            </w:r>
+            <w:proofErr w:type="gramStart"/>
+            <w:r>
+              <w:rPr>
+                <w:sz w:val="18"/>
+              </w:rPr>
+              <w:t>minecraft:endermite</w:t>
+            </w:r>
+            <w:proofErr w:type="gramEnd"/>
+            <w:r>
+              <w:rPr>
+                <w:sz w:val="18"/>
+              </w:rPr>
+              <w:t>_spawn_egg</w:t>
+            </w:r>
+            <w:proofErr w:type="spellEnd"/>
+            <w:r>
+              <w:rPr>
+                <w:sz w:val="18"/>
+              </w:rPr>
+              <w:t>）</w:t>
             </w:r>
           </w:p>
         </w:tc>
@@ -6714,7 +9943,42 @@
               <w:rPr>
                 <w:sz w:val="18"/>
               </w:rPr>
-              <w:t>88. 潜影贝生成蛋（minecraft:shulker_spawn_egg）</w:t>
+              <w:t xml:space="preserve">88. </w:t>
+            </w:r>
+            <w:proofErr w:type="spellStart"/>
+            <w:r>
+              <w:rPr>
+                <w:sz w:val="18"/>
+              </w:rPr>
+              <w:t>潜影贝生成蛋</w:t>
+            </w:r>
+            <w:r>
+              <w:rPr>
+                <w:sz w:val="18"/>
+              </w:rPr>
+              <w:lastRenderedPageBreak/>
+              <w:t>（</w:t>
+            </w:r>
+            <w:proofErr w:type="gramStart"/>
+            <w:r>
+              <w:rPr>
+                <w:sz w:val="18"/>
+              </w:rPr>
+              <w:t>minecraft:shulker</w:t>
+            </w:r>
+            <w:proofErr w:type="gramEnd"/>
+            <w:r>
+              <w:rPr>
+                <w:sz w:val="18"/>
+              </w:rPr>
+              <w:t>_spawn_egg</w:t>
+            </w:r>
+            <w:proofErr w:type="spellEnd"/>
+            <w:r>
+              <w:rPr>
+                <w:sz w:val="18"/>
+              </w:rPr>
+              <w:t>）</w:t>
             </w:r>
           </w:p>
         </w:tc>
@@ -6732,6 +9996,7 @@
               <w:rPr>
                 <w:sz w:val="18"/>
               </w:rPr>
+              <w:lastRenderedPageBreak/>
               <w:t>切石材料：末地；1→1</w:t>
             </w:r>
           </w:p>
@@ -6753,17 +10018,21 @@
       <w:r>
         <w:t xml:space="preserve"> </w:t>
       </w:r>
+      <w:proofErr w:type="spellStart"/>
       <w:r>
         <w:t>可再生与其他物品</w:t>
       </w:r>
+      <w:proofErr w:type="spellEnd"/>
     </w:p>
     <w:p>
       <w:pPr>
         <w:pStyle w:val="21"/>
       </w:pPr>
+      <w:proofErr w:type="spellStart"/>
       <w:r>
         <w:t>普通工作台配方</w:t>
       </w:r>
+      <w:proofErr w:type="spellEnd"/>
     </w:p>
     <w:p>
       <w:pPr>
@@ -6772,25 +10041,31 @@
       <w:r>
         <w:t xml:space="preserve">1. </w:t>
       </w:r>
+      <w:proofErr w:type="spellStart"/>
       <w:r>
         <w:t>方解石</w:t>
       </w:r>
+      <w:proofErr w:type="spellEnd"/>
     </w:p>
     <w:p>
       <w:pPr>
         <w:pStyle w:val="RecipeDetail"/>
       </w:pPr>
+      <w:proofErr w:type="spellStart"/>
       <w:r>
         <w:t>普通工作台，有序合成</w:t>
       </w:r>
+      <w:proofErr w:type="spellEnd"/>
     </w:p>
     <w:p>
       <w:pPr>
         <w:pStyle w:val="RecipeDetail"/>
       </w:pPr>
+      <w:proofErr w:type="spellStart"/>
       <w:r>
         <w:t>滴水石块，凝灰岩</w:t>
       </w:r>
+      <w:proofErr w:type="spellEnd"/>
     </w:p>
     <w:p>
       <w:pPr>
@@ -6879,43 +10154,373 @@
         <w:rPr>
           <w:lang w:eastAsia="zh-CN"/>
         </w:rPr>
+        <w:t>铁锭，空，铁锭→1铁马铠</w:t>
+      </w:r>
+    </w:p>
+    <w:p>
+      <w:pPr>
+        <w:pStyle w:val="31"/>
+        <w:rPr>
+          <w:lang w:eastAsia="zh-CN"/>
+        </w:rPr>
+      </w:pPr>
+      <w:r>
+        <w:rPr>
+          <w:lang w:eastAsia="zh-CN"/>
+        </w:rPr>
+        <w:t xml:space="preserve">3. </w:t>
+      </w:r>
+      <w:r>
+        <w:rPr>
+          <w:lang w:eastAsia="zh-CN"/>
+        </w:rPr>
+        <w:t>金马铠</w:t>
+      </w:r>
+    </w:p>
+    <w:p>
+      <w:pPr>
+        <w:pStyle w:val="RecipeDetail"/>
+        <w:rPr>
+          <w:lang w:eastAsia="zh-CN"/>
+        </w:rPr>
+      </w:pPr>
+      <w:r>
+        <w:rPr>
+          <w:lang w:eastAsia="zh-CN"/>
+        </w:rPr>
+        <w:t>普通工作台，有序合成</w:t>
+      </w:r>
+    </w:p>
+    <w:p>
+      <w:pPr>
+        <w:pStyle w:val="RecipeDetail"/>
+        <w:rPr>
+          <w:lang w:eastAsia="zh-CN"/>
+        </w:rPr>
+      </w:pPr>
+      <w:r>
+        <w:rPr>
+          <w:lang w:eastAsia="zh-CN"/>
+        </w:rPr>
+        <w:t>金锭，空，金锭</w:t>
+      </w:r>
+    </w:p>
+    <w:p>
+      <w:pPr>
+        <w:pStyle w:val="RecipeDetail"/>
+        <w:rPr>
+          <w:lang w:eastAsia="zh-CN"/>
+        </w:rPr>
+      </w:pPr>
+      <w:r>
+        <w:rPr>
+          <w:lang w:eastAsia="zh-CN"/>
+        </w:rPr>
+        <w:t>金锭，金锭，金锭</w:t>
+      </w:r>
+    </w:p>
+    <w:p>
+      <w:pPr>
+        <w:pStyle w:val="RecipeDetail"/>
+        <w:rPr>
+          <w:lang w:eastAsia="zh-CN"/>
+        </w:rPr>
+      </w:pPr>
+      <w:r>
+        <w:rPr>
+          <w:lang w:eastAsia="zh-CN"/>
+        </w:rPr>
+        <w:t>金锭，空，金锭→1金马铠</w:t>
+      </w:r>
+    </w:p>
+    <w:p>
+      <w:pPr>
+        <w:pStyle w:val="31"/>
+        <w:rPr>
+          <w:lang w:eastAsia="zh-CN"/>
+        </w:rPr>
+      </w:pPr>
+      <w:r>
+        <w:rPr>
+          <w:lang w:eastAsia="zh-CN"/>
+        </w:rPr>
+        <w:t xml:space="preserve">4. </w:t>
+      </w:r>
+      <w:r>
+        <w:rPr>
+          <w:lang w:eastAsia="zh-CN"/>
+        </w:rPr>
+        <w:t>钻石马铠</w:t>
+      </w:r>
+    </w:p>
+    <w:p>
+      <w:pPr>
+        <w:pStyle w:val="RecipeDetail"/>
+        <w:rPr>
+          <w:lang w:eastAsia="zh-CN"/>
+        </w:rPr>
+      </w:pPr>
+      <w:r>
+        <w:rPr>
+          <w:lang w:eastAsia="zh-CN"/>
+        </w:rPr>
+        <w:t>普通工作台，有序合成</w:t>
+      </w:r>
+    </w:p>
+    <w:p>
+      <w:pPr>
+        <w:pStyle w:val="RecipeDetail"/>
+        <w:rPr>
+          <w:lang w:eastAsia="zh-CN"/>
+        </w:rPr>
+      </w:pPr>
+      <w:r>
+        <w:rPr>
+          <w:lang w:eastAsia="zh-CN"/>
+        </w:rPr>
+        <w:t>钻石，空，钻石</w:t>
+      </w:r>
+    </w:p>
+    <w:p>
+      <w:pPr>
+        <w:pStyle w:val="RecipeDetail"/>
+        <w:rPr>
+          <w:lang w:eastAsia="zh-CN"/>
+        </w:rPr>
+      </w:pPr>
+      <w:r>
+        <w:rPr>
+          <w:lang w:eastAsia="zh-CN"/>
+        </w:rPr>
+        <w:t>钻石，钻石，钻石</w:t>
+      </w:r>
+    </w:p>
+    <w:p>
+      <w:pPr>
+        <w:pStyle w:val="RecipeDetail"/>
+        <w:rPr>
+          <w:lang w:eastAsia="zh-CN"/>
+        </w:rPr>
+      </w:pPr>
+      <w:r>
+        <w:rPr>
+          <w:lang w:eastAsia="zh-CN"/>
+        </w:rPr>
+        <w:t>钻石，空，钻石→1钻石马铠</w:t>
+      </w:r>
+    </w:p>
+    <w:p>
+      <w:pPr>
+        <w:pStyle w:val="31"/>
+        <w:rPr>
+          <w:lang w:eastAsia="zh-CN"/>
+        </w:rPr>
+      </w:pPr>
+      <w:r>
+        <w:rPr>
+          <w:lang w:eastAsia="zh-CN"/>
+        </w:rPr>
+        <w:t>5. *</w:t>
+      </w:r>
+      <w:r>
+        <w:rPr>
+          <w:lang w:eastAsia="zh-CN"/>
+        </w:rPr>
+        <w:t>铜马铠</w:t>
+      </w:r>
+    </w:p>
+    <w:p>
+      <w:pPr>
+        <w:pStyle w:val="RecipeDetail"/>
+        <w:rPr>
+          <w:lang w:eastAsia="zh-CN"/>
+        </w:rPr>
+      </w:pPr>
+      <w:r>
+        <w:rPr>
+          <w:lang w:eastAsia="zh-CN"/>
+        </w:rPr>
+        <w:t>普通工作台，有序合成</w:t>
+      </w:r>
+    </w:p>
+    <w:p>
+      <w:pPr>
+        <w:pStyle w:val="RecipeDetail"/>
+        <w:rPr>
+          <w:lang w:eastAsia="zh-CN"/>
+        </w:rPr>
+      </w:pPr>
+      <w:r>
+        <w:rPr>
+          <w:lang w:eastAsia="zh-CN"/>
+        </w:rPr>
+        <w:t>铜锭，空，铜锭</w:t>
+      </w:r>
+    </w:p>
+    <w:p>
+      <w:pPr>
+        <w:pStyle w:val="RecipeDetail"/>
+        <w:rPr>
+          <w:lang w:eastAsia="zh-CN"/>
+        </w:rPr>
+      </w:pPr>
+      <w:r>
+        <w:rPr>
+          <w:lang w:eastAsia="zh-CN"/>
+        </w:rPr>
+        <w:t>铜锭，铜锭，铜锭</w:t>
+      </w:r>
+    </w:p>
+    <w:p>
+      <w:pPr>
+        <w:pStyle w:val="RecipeDetail"/>
+        <w:rPr>
+          <w:lang w:eastAsia="zh-CN"/>
+        </w:rPr>
+      </w:pPr>
+      <w:r>
+        <w:rPr>
+          <w:lang w:eastAsia="zh-CN"/>
+        </w:rPr>
+        <w:t>铜锭，空，铜锭→1铜马铠</w:t>
+      </w:r>
+    </w:p>
+    <w:p>
+      <w:pPr>
+        <w:pStyle w:val="31"/>
+        <w:rPr>
+          <w:lang w:eastAsia="zh-CN"/>
+        </w:rPr>
+      </w:pPr>
+      <w:r>
+        <w:rPr>
+          <w:lang w:eastAsia="zh-CN"/>
+        </w:rPr>
+        <w:t xml:space="preserve">6. </w:t>
+      </w:r>
+      <w:r>
+        <w:rPr>
+          <w:lang w:eastAsia="zh-CN"/>
+        </w:rPr>
+        <w:t>灵魂土</w:t>
+      </w:r>
+    </w:p>
+    <w:p>
+      <w:pPr>
+        <w:pStyle w:val="RecipeDetail"/>
+        <w:rPr>
+          <w:lang w:eastAsia="zh-CN"/>
+        </w:rPr>
+      </w:pPr>
+      <w:r>
+        <w:rPr>
+          <w:lang w:eastAsia="zh-CN"/>
+        </w:rPr>
+        <w:t>普通工作台，有序合成</w:t>
+      </w:r>
+    </w:p>
+    <w:p>
+      <w:pPr>
+        <w:pStyle w:val="RecipeDetail"/>
+        <w:rPr>
+          <w:lang w:eastAsia="zh-CN"/>
+        </w:rPr>
+      </w:pPr>
+      <w:r>
+        <w:rPr>
+          <w:lang w:eastAsia="zh-CN"/>
+        </w:rPr>
+        <w:t>灵魂沙，泥土</w:t>
+      </w:r>
+    </w:p>
+    <w:p>
+      <w:pPr>
+        <w:pStyle w:val="RecipeDetail"/>
+        <w:rPr>
+          <w:lang w:eastAsia="zh-CN"/>
+        </w:rPr>
+      </w:pPr>
+      <w:r>
+        <w:rPr>
+          <w:lang w:eastAsia="zh-CN"/>
+        </w:rPr>
+        <w:t>泥土，灵魂沙→2灵魂土</w:t>
+      </w:r>
+    </w:p>
+    <w:p>
+      <w:pPr>
+        <w:pStyle w:val="31"/>
+      </w:pPr>
+      <w:r>
+        <w:t xml:space="preserve">7. </w:t>
+      </w:r>
+      <w:proofErr w:type="spellStart"/>
+      <w:r>
+        <w:t>枯萎的灌木</w:t>
+      </w:r>
+      <w:proofErr w:type="spellEnd"/>
+    </w:p>
+    <w:p>
+      <w:pPr>
+        <w:pStyle w:val="RecipeDetail"/>
+      </w:pPr>
+      <w:proofErr w:type="spellStart"/>
+      <w:r>
+        <w:t>普通工作台，有序合成</w:t>
+      </w:r>
+      <w:proofErr w:type="spellEnd"/>
+    </w:p>
+    <w:p>
+      <w:pPr>
+        <w:pStyle w:val="RecipeDetail"/>
+      </w:pPr>
+      <w:proofErr w:type="spellStart"/>
+      <w:r>
+        <w:t>木棍，空，空</w:t>
+      </w:r>
+      <w:proofErr w:type="spellEnd"/>
+    </w:p>
+    <w:p>
+      <w:pPr>
+        <w:pStyle w:val="RecipeDetail"/>
+      </w:pPr>
+      <w:proofErr w:type="spellStart"/>
+      <w:r>
+        <w:t>木棍，木棍，木棍</w:t>
+      </w:r>
+      <w:proofErr w:type="spellEnd"/>
+    </w:p>
+    <w:p>
+      <w:pPr>
+        <w:pStyle w:val="RecipeDetail"/>
+      </w:pPr>
+      <w:r>
         <w:lastRenderedPageBreak/>
-        <w:t>铁锭，空，铁锭→1铁马铠</w:t>
+        <w:t>空，木棍，空→1枯萎的灌木</w:t>
       </w:r>
     </w:p>
     <w:p>
       <w:pPr>
         <w:pStyle w:val="31"/>
-        <w:rPr>
-          <w:lang w:eastAsia="zh-CN"/>
-        </w:rPr>
-      </w:pPr>
-      <w:r>
-        <w:rPr>
-          <w:lang w:eastAsia="zh-CN"/>
-        </w:rPr>
-        <w:t xml:space="preserve">3. </w:t>
-      </w:r>
-      <w:r>
-        <w:rPr>
-          <w:lang w:eastAsia="zh-CN"/>
-        </w:rPr>
-        <w:t>金马铠</w:t>
-      </w:r>
+      </w:pPr>
+      <w:r>
+        <w:t xml:space="preserve">8. </w:t>
+      </w:r>
+      <w:proofErr w:type="spellStart"/>
+      <w:r>
+        <w:t>孢子花</w:t>
+      </w:r>
+      <w:proofErr w:type="spellEnd"/>
     </w:p>
     <w:p>
       <w:pPr>
         <w:pStyle w:val="RecipeDetail"/>
-        <w:rPr>
-          <w:lang w:eastAsia="zh-CN"/>
-        </w:rPr>
-      </w:pPr>
-      <w:r>
-        <w:rPr>
-          <w:lang w:eastAsia="zh-CN"/>
-        </w:rPr>
+      </w:pPr>
+      <w:proofErr w:type="spellStart"/>
+      <w:r>
         <w:t>普通工作台，有序合成</w:t>
       </w:r>
+      <w:proofErr w:type="spellEnd"/>
     </w:p>
     <w:p>
       <w:pPr>
@@ -6928,7 +10533,7 @@
         <w:rPr>
           <w:lang w:eastAsia="zh-CN"/>
         </w:rPr>
-        <w:t>金锭，空，金锭</w:t>
+        <w:t>苔藓块，苔藓块，苔藓块</w:t>
       </w:r>
     </w:p>
     <w:p>
@@ -6942,345 +10547,31 @@
         <w:rPr>
           <w:lang w:eastAsia="zh-CN"/>
         </w:rPr>
-        <w:t>金锭，金锭，金锭</w:t>
-      </w:r>
+        <w:t>空，下文“花的适用范围”内任意一种花，空→1孢子花</w:t>
+      </w:r>
+    </w:p>
+    <w:p>
+      <w:pPr>
+        <w:pStyle w:val="31"/>
+      </w:pPr>
+      <w:r>
+        <w:t xml:space="preserve">9. </w:t>
+      </w:r>
+      <w:proofErr w:type="spellStart"/>
+      <w:r>
+        <w:t>蜘蛛网</w:t>
+      </w:r>
+      <w:proofErr w:type="spellEnd"/>
     </w:p>
     <w:p>
       <w:pPr>
         <w:pStyle w:val="RecipeDetail"/>
-        <w:rPr>
-          <w:lang w:eastAsia="zh-CN"/>
-        </w:rPr>
-      </w:pPr>
-      <w:r>
-        <w:rPr>
-          <w:lang w:eastAsia="zh-CN"/>
-        </w:rPr>
-        <w:t>金锭，空，金锭→1金马铠</w:t>
-      </w:r>
-    </w:p>
-    <w:p>
-      <w:pPr>
-        <w:pStyle w:val="31"/>
-        <w:rPr>
-          <w:lang w:eastAsia="zh-CN"/>
-        </w:rPr>
-      </w:pPr>
-      <w:r>
-        <w:rPr>
-          <w:lang w:eastAsia="zh-CN"/>
-        </w:rPr>
-        <w:t xml:space="preserve">4. </w:t>
-      </w:r>
-      <w:r>
-        <w:rPr>
-          <w:lang w:eastAsia="zh-CN"/>
-        </w:rPr>
-        <w:t>钻石马铠</w:t>
-      </w:r>
-    </w:p>
-    <w:p>
-      <w:pPr>
-        <w:pStyle w:val="RecipeDetail"/>
-        <w:rPr>
-          <w:lang w:eastAsia="zh-CN"/>
-        </w:rPr>
-      </w:pPr>
-      <w:r>
-        <w:rPr>
-          <w:lang w:eastAsia="zh-CN"/>
-        </w:rPr>
+      </w:pPr>
+      <w:proofErr w:type="spellStart"/>
+      <w:r>
         <w:t>普通工作台，有序合成</w:t>
       </w:r>
-    </w:p>
-    <w:p>
-      <w:pPr>
-        <w:pStyle w:val="RecipeDetail"/>
-        <w:rPr>
-          <w:lang w:eastAsia="zh-CN"/>
-        </w:rPr>
-      </w:pPr>
-      <w:r>
-        <w:rPr>
-          <w:lang w:eastAsia="zh-CN"/>
-        </w:rPr>
-        <w:t>钻石，空，钻石</w:t>
-      </w:r>
-    </w:p>
-    <w:p>
-      <w:pPr>
-        <w:pStyle w:val="RecipeDetail"/>
-        <w:rPr>
-          <w:lang w:eastAsia="zh-CN"/>
-        </w:rPr>
-      </w:pPr>
-      <w:r>
-        <w:rPr>
-          <w:lang w:eastAsia="zh-CN"/>
-        </w:rPr>
-        <w:t>钻石，钻石，钻石</w:t>
-      </w:r>
-    </w:p>
-    <w:p>
-      <w:pPr>
-        <w:pStyle w:val="RecipeDetail"/>
-        <w:rPr>
-          <w:lang w:eastAsia="zh-CN"/>
-        </w:rPr>
-      </w:pPr>
-      <w:r>
-        <w:rPr>
-          <w:lang w:eastAsia="zh-CN"/>
-        </w:rPr>
-        <w:t>钻石，空，钻石→1钻石马铠</w:t>
-      </w:r>
-    </w:p>
-    <w:p>
-      <w:pPr>
-        <w:pStyle w:val="31"/>
-        <w:rPr>
-          <w:lang w:eastAsia="zh-CN"/>
-        </w:rPr>
-      </w:pPr>
-      <w:r>
-        <w:rPr>
-          <w:lang w:eastAsia="zh-CN"/>
-        </w:rPr>
-        <w:t>5. *</w:t>
-      </w:r>
-      <w:r>
-        <w:rPr>
-          <w:lang w:eastAsia="zh-CN"/>
-        </w:rPr>
-        <w:t>铜马铠</w:t>
-      </w:r>
-    </w:p>
-    <w:p>
-      <w:pPr>
-        <w:pStyle w:val="RecipeDetail"/>
-        <w:rPr>
-          <w:lang w:eastAsia="zh-CN"/>
-        </w:rPr>
-      </w:pPr>
-      <w:r>
-        <w:rPr>
-          <w:lang w:eastAsia="zh-CN"/>
-        </w:rPr>
-        <w:t>普通工作台，有序合成</w:t>
-      </w:r>
-    </w:p>
-    <w:p>
-      <w:pPr>
-        <w:pStyle w:val="RecipeDetail"/>
-        <w:rPr>
-          <w:lang w:eastAsia="zh-CN"/>
-        </w:rPr>
-      </w:pPr>
-      <w:r>
-        <w:rPr>
-          <w:lang w:eastAsia="zh-CN"/>
-        </w:rPr>
-        <w:t>铜锭，空，铜锭</w:t>
-      </w:r>
-    </w:p>
-    <w:p>
-      <w:pPr>
-        <w:pStyle w:val="RecipeDetail"/>
-        <w:rPr>
-          <w:lang w:eastAsia="zh-CN"/>
-        </w:rPr>
-      </w:pPr>
-      <w:r>
-        <w:rPr>
-          <w:lang w:eastAsia="zh-CN"/>
-        </w:rPr>
-        <w:t>铜锭，铜锭，铜锭</w:t>
-      </w:r>
-    </w:p>
-    <w:p>
-      <w:pPr>
-        <w:pStyle w:val="RecipeDetail"/>
-        <w:rPr>
-          <w:lang w:eastAsia="zh-CN"/>
-        </w:rPr>
-      </w:pPr>
-      <w:r>
-        <w:rPr>
-          <w:lang w:eastAsia="zh-CN"/>
-        </w:rPr>
-        <w:t>铜锭，空，铜锭→1铜马铠</w:t>
-      </w:r>
-    </w:p>
-    <w:p>
-      <w:pPr>
-        <w:pStyle w:val="31"/>
-        <w:rPr>
-          <w:lang w:eastAsia="zh-CN"/>
-        </w:rPr>
-      </w:pPr>
-      <w:r>
-        <w:rPr>
-          <w:lang w:eastAsia="zh-CN"/>
-        </w:rPr>
-        <w:t xml:space="preserve">6. </w:t>
-      </w:r>
-      <w:r>
-        <w:rPr>
-          <w:lang w:eastAsia="zh-CN"/>
-        </w:rPr>
-        <w:t>灵魂土</w:t>
-      </w:r>
-    </w:p>
-    <w:p>
-      <w:pPr>
-        <w:pStyle w:val="RecipeDetail"/>
-        <w:rPr>
-          <w:lang w:eastAsia="zh-CN"/>
-        </w:rPr>
-      </w:pPr>
-      <w:r>
-        <w:rPr>
-          <w:lang w:eastAsia="zh-CN"/>
-        </w:rPr>
-        <w:t>普通工作台，有序合成</w:t>
-      </w:r>
-    </w:p>
-    <w:p>
-      <w:pPr>
-        <w:pStyle w:val="RecipeDetail"/>
-        <w:rPr>
-          <w:lang w:eastAsia="zh-CN"/>
-        </w:rPr>
-      </w:pPr>
-      <w:r>
-        <w:rPr>
-          <w:lang w:eastAsia="zh-CN"/>
-        </w:rPr>
-        <w:t>灵魂沙，泥土</w:t>
-      </w:r>
-    </w:p>
-    <w:p>
-      <w:pPr>
-        <w:pStyle w:val="RecipeDetail"/>
-        <w:rPr>
-          <w:lang w:eastAsia="zh-CN"/>
-        </w:rPr>
-      </w:pPr>
-      <w:r>
-        <w:rPr>
-          <w:lang w:eastAsia="zh-CN"/>
-        </w:rPr>
-        <w:t>泥土，灵魂沙→2灵魂土</w:t>
-      </w:r>
-    </w:p>
-    <w:p>
-      <w:pPr>
-        <w:pStyle w:val="31"/>
-      </w:pPr>
-      <w:r>
-        <w:t xml:space="preserve">7. </w:t>
-      </w:r>
-      <w:r>
-        <w:t>枯萎的灌木</w:t>
-      </w:r>
-    </w:p>
-    <w:p>
-      <w:pPr>
-        <w:pStyle w:val="RecipeDetail"/>
-      </w:pPr>
-      <w:r>
-        <w:t>普通工作台，有序合成</w:t>
-      </w:r>
-    </w:p>
-    <w:p>
-      <w:pPr>
-        <w:pStyle w:val="RecipeDetail"/>
-      </w:pPr>
-      <w:r>
-        <w:t>木棍，空，空</w:t>
-      </w:r>
-    </w:p>
-    <w:p>
-      <w:pPr>
-        <w:pStyle w:val="RecipeDetail"/>
-      </w:pPr>
-      <w:r>
-        <w:t>木棍，木棍，木棍</w:t>
-      </w:r>
-    </w:p>
-    <w:p>
-      <w:pPr>
-        <w:pStyle w:val="RecipeDetail"/>
-      </w:pPr>
-      <w:r>
-        <w:t>空，木棍，空→1枯萎的灌木</w:t>
-      </w:r>
-    </w:p>
-    <w:p>
-      <w:pPr>
-        <w:pStyle w:val="31"/>
-      </w:pPr>
-      <w:r>
-        <w:t xml:space="preserve">8. </w:t>
-      </w:r>
-      <w:r>
-        <w:t>孢子花</w:t>
-      </w:r>
-    </w:p>
-    <w:p>
-      <w:pPr>
-        <w:pStyle w:val="RecipeDetail"/>
-      </w:pPr>
-      <w:r>
-        <w:t>普通工作台，有序合成</w:t>
-      </w:r>
-    </w:p>
-    <w:p>
-      <w:pPr>
-        <w:pStyle w:val="RecipeDetail"/>
-        <w:rPr>
-          <w:lang w:eastAsia="zh-CN"/>
-        </w:rPr>
-      </w:pPr>
-      <w:r>
-        <w:rPr>
-          <w:lang w:eastAsia="zh-CN"/>
-        </w:rPr>
-        <w:t>苔藓块，苔藓块，苔藓块</w:t>
-      </w:r>
-    </w:p>
-    <w:p>
-      <w:pPr>
-        <w:pStyle w:val="RecipeDetail"/>
-        <w:rPr>
-          <w:lang w:eastAsia="zh-CN"/>
-        </w:rPr>
-      </w:pPr>
-      <w:r>
-        <w:rPr>
-          <w:lang w:eastAsia="zh-CN"/>
-        </w:rPr>
-        <w:t>空，下文“花的适用范围”内任意一种花，空→1孢子花</w:t>
-      </w:r>
-    </w:p>
-    <w:p>
-      <w:pPr>
-        <w:pStyle w:val="31"/>
-      </w:pPr>
-      <w:r>
-        <w:t xml:space="preserve">9. </w:t>
-      </w:r>
-      <w:r>
-        <w:t>蜘蛛网</w:t>
-      </w:r>
-    </w:p>
-    <w:p>
-      <w:pPr>
-        <w:pStyle w:val="RecipeDetail"/>
-      </w:pPr>
-      <w:r>
-        <w:t>普通工作台，有序合成</w:t>
-      </w:r>
+      <w:proofErr w:type="spellEnd"/>
     </w:p>
     <w:p>
       <w:pPr>
@@ -7427,7 +10718,6 @@
                 <w:sz w:val="18"/>
                 <w:lang w:eastAsia="zh-CN"/>
               </w:rPr>
-              <w:lastRenderedPageBreak/>
               <w:t>蒲公英、虞美人、兰花、绒球葱、蓝花美耳草、红色郁金香、橙色郁金香、白色郁金香、粉红色郁金香、滨菊、矢车菊、铃兰、凋灵玫瑰、火把花、*闭合的眼眸花、*张开的眼眸花、*金蒲公英</w:t>
             </w:r>
           </w:p>
@@ -7619,8 +10909,13 @@
       <w:pPr>
         <w:pStyle w:val="RecipeDetail"/>
       </w:pPr>
-      <w:r>
-        <w:t>幻翼膜，幻翼膜，幻翼膜，</w:t>
+      <w:proofErr w:type="spellStart"/>
+      <w:r>
+        <w:t>幻翼膜，幻翼膜，幻翼膜</w:t>
+      </w:r>
+      <w:proofErr w:type="spellEnd"/>
+      <w:r>
+        <w:t>，</w:t>
       </w:r>
     </w:p>
     <w:p>
@@ -7731,8 +11026,13 @@
       <w:pPr>
         <w:pStyle w:val="RecipeDetail"/>
       </w:pPr>
-      <w:r>
-        <w:t>哭泣的黑曜石，哭泣的黑曜石，哭泣的黑曜石，</w:t>
+      <w:proofErr w:type="spellStart"/>
+      <w:r>
+        <w:t>哭泣的黑曜石，哭泣的黑曜石，哭泣的黑曜石</w:t>
+      </w:r>
+      <w:proofErr w:type="spellEnd"/>
+      <w:r>
+        <w:t>，</w:t>
       </w:r>
     </w:p>
     <w:p>
@@ -7774,6 +11074,7 @@
         <w:rPr>
           <w:lang w:eastAsia="zh-CN"/>
         </w:rPr>
+        <w:lastRenderedPageBreak/>
         <w:t xml:space="preserve">5. </w:t>
       </w:r>
       <w:r>
@@ -7801,17 +11102,21 @@
       <w:pPr>
         <w:pStyle w:val="RecipeDetail"/>
       </w:pPr>
+      <w:proofErr w:type="spellStart"/>
       <w:r>
         <w:t>金粒，金粒，金粒</w:t>
       </w:r>
+      <w:proofErr w:type="spellEnd"/>
     </w:p>
     <w:p>
       <w:pPr>
         <w:pStyle w:val="RecipeDetail"/>
       </w:pPr>
+      <w:proofErr w:type="spellStart"/>
       <w:r>
         <w:t>黑石，黑石，黑石</w:t>
       </w:r>
+      <w:proofErr w:type="spellEnd"/>
     </w:p>
     <w:p>
       <w:pPr>
@@ -7865,9 +11170,11 @@
       <w:pPr>
         <w:pStyle w:val="RecipeDetail"/>
       </w:pPr>
+      <w:proofErr w:type="spellStart"/>
       <w:r>
         <w:t>海晶石，海晶石，海晶石</w:t>
       </w:r>
+      <w:proofErr w:type="spellEnd"/>
     </w:p>
     <w:p>
       <w:pPr>
@@ -7950,7 +11257,6 @@
         <w:rPr>
           <w:lang w:eastAsia="zh-CN"/>
         </w:rPr>
-        <w:lastRenderedPageBreak/>
         <w:t>金块，苹果，金块</w:t>
       </w:r>
     </w:p>
@@ -8025,6 +11331,7 @@
             <w:shd w:val="clear" w:color="auto" w:fill="24445D"/>
           </w:tcPr>
           <w:p>
+            <w:proofErr w:type="spellStart"/>
             <w:r>
               <w:rPr>
                 <w:b/>
@@ -8032,6 +11339,7 @@
               </w:rPr>
               <w:t>产物</w:t>
             </w:r>
+            <w:proofErr w:type="spellEnd"/>
           </w:p>
         </w:tc>
         <w:tc>
@@ -8040,12 +11348,21 @@
             <w:shd w:val="clear" w:color="auto" w:fill="24445D"/>
           </w:tcPr>
           <w:p>
+            <w:proofErr w:type="spellStart"/>
             <w:r>
               <w:rPr>
                 <w:b/>
                 <w:color w:val="FFFFFF"/>
               </w:rPr>
-              <w:t>材料及排列（按行列出）</w:t>
+              <w:t>材料及排列（按行列出</w:t>
+            </w:r>
+            <w:proofErr w:type="spellEnd"/>
+            <w:r>
+              <w:rPr>
+                <w:b/>
+                <w:color w:val="FFFFFF"/>
+              </w:rPr>
+              <w:t>）</w:t>
             </w:r>
           </w:p>
         </w:tc>
@@ -8063,12 +11380,14 @@
             <w:pPr>
               <w:spacing w:after="0"/>
             </w:pPr>
+            <w:proofErr w:type="spellStart"/>
             <w:r>
               <w:rPr>
                 <w:sz w:val="18"/>
               </w:rPr>
               <w:t>铁矿石</w:t>
             </w:r>
+            <w:proofErr w:type="spellEnd"/>
           </w:p>
         </w:tc>
         <w:tc>
@@ -8163,12 +11482,14 @@
             <w:pPr>
               <w:spacing w:after="0"/>
             </w:pPr>
+            <w:proofErr w:type="spellStart"/>
             <w:r>
               <w:rPr>
                 <w:sz w:val="18"/>
               </w:rPr>
               <w:t>煤矿石</w:t>
             </w:r>
+            <w:proofErr w:type="spellEnd"/>
           </w:p>
         </w:tc>
         <w:tc>
@@ -8245,12 +11566,14 @@
             <w:pPr>
               <w:spacing w:after="0"/>
             </w:pPr>
+            <w:proofErr w:type="spellStart"/>
             <w:r>
               <w:rPr>
                 <w:sz w:val="18"/>
               </w:rPr>
               <w:t>金矿石</w:t>
             </w:r>
+            <w:proofErr w:type="spellEnd"/>
           </w:p>
         </w:tc>
         <w:tc>
@@ -8329,12 +11652,14 @@
             <w:pPr>
               <w:spacing w:after="0"/>
             </w:pPr>
+            <w:proofErr w:type="spellStart"/>
             <w:r>
               <w:rPr>
                 <w:sz w:val="18"/>
               </w:rPr>
               <w:t>钻石矿石</w:t>
             </w:r>
+            <w:proofErr w:type="spellEnd"/>
           </w:p>
         </w:tc>
         <w:tc>
@@ -8413,12 +11738,14 @@
             <w:pPr>
               <w:spacing w:after="0"/>
             </w:pPr>
+            <w:proofErr w:type="spellStart"/>
             <w:r>
               <w:rPr>
                 <w:sz w:val="18"/>
               </w:rPr>
               <w:t>红石矿石</w:t>
             </w:r>
+            <w:proofErr w:type="spellEnd"/>
           </w:p>
         </w:tc>
         <w:tc>
@@ -8457,12 +11784,14 @@
             <w:pPr>
               <w:spacing w:after="0"/>
             </w:pPr>
+            <w:proofErr w:type="spellStart"/>
             <w:r>
               <w:rPr>
                 <w:sz w:val="18"/>
               </w:rPr>
               <w:t>青金石矿石</w:t>
             </w:r>
+            <w:proofErr w:type="spellEnd"/>
           </w:p>
         </w:tc>
         <w:tc>
@@ -8501,12 +11830,14 @@
             <w:pPr>
               <w:spacing w:after="0"/>
             </w:pPr>
+            <w:proofErr w:type="spellStart"/>
             <w:r>
               <w:rPr>
                 <w:sz w:val="18"/>
               </w:rPr>
               <w:t>铜矿石</w:t>
             </w:r>
+            <w:proofErr w:type="spellEnd"/>
           </w:p>
         </w:tc>
         <w:tc>
@@ -8585,12 +11916,14 @@
             <w:pPr>
               <w:spacing w:after="0"/>
             </w:pPr>
+            <w:proofErr w:type="spellStart"/>
             <w:r>
               <w:rPr>
                 <w:sz w:val="18"/>
               </w:rPr>
               <w:t>深层铁矿石</w:t>
             </w:r>
+            <w:proofErr w:type="spellEnd"/>
           </w:p>
         </w:tc>
         <w:tc>
@@ -8733,12 +12066,14 @@
             <w:pPr>
               <w:spacing w:after="0"/>
             </w:pPr>
+            <w:proofErr w:type="spellStart"/>
             <w:r>
               <w:rPr>
                 <w:sz w:val="18"/>
               </w:rPr>
               <w:t>深层煤矿石</w:t>
             </w:r>
+            <w:proofErr w:type="spellEnd"/>
           </w:p>
         </w:tc>
         <w:tc>
@@ -8913,12 +12248,14 @@
             <w:pPr>
               <w:spacing w:after="0"/>
             </w:pPr>
+            <w:proofErr w:type="spellStart"/>
             <w:r>
               <w:rPr>
                 <w:sz w:val="18"/>
               </w:rPr>
               <w:t>深层金矿石</w:t>
             </w:r>
+            <w:proofErr w:type="spellEnd"/>
           </w:p>
         </w:tc>
         <w:tc>
@@ -9093,12 +12430,14 @@
             <w:pPr>
               <w:spacing w:after="0"/>
             </w:pPr>
+            <w:proofErr w:type="spellStart"/>
             <w:r>
               <w:rPr>
                 <w:sz w:val="18"/>
               </w:rPr>
               <w:t>深层钻石矿石</w:t>
             </w:r>
+            <w:proofErr w:type="spellEnd"/>
           </w:p>
         </w:tc>
         <w:tc>
@@ -9273,12 +12612,14 @@
             <w:pPr>
               <w:spacing w:after="0"/>
             </w:pPr>
+            <w:proofErr w:type="spellStart"/>
             <w:r>
               <w:rPr>
                 <w:sz w:val="18"/>
               </w:rPr>
               <w:t>深层红石矿石</w:t>
             </w:r>
+            <w:proofErr w:type="spellEnd"/>
           </w:p>
         </w:tc>
         <w:tc>
@@ -9317,12 +12658,14 @@
             <w:pPr>
               <w:spacing w:after="0"/>
             </w:pPr>
+            <w:proofErr w:type="spellStart"/>
             <w:r>
               <w:rPr>
                 <w:sz w:val="18"/>
               </w:rPr>
               <w:t>深层青金石矿石</w:t>
             </w:r>
+            <w:proofErr w:type="spellEnd"/>
           </w:p>
         </w:tc>
         <w:tc>
@@ -9361,12 +12704,14 @@
             <w:pPr>
               <w:spacing w:after="0"/>
             </w:pPr>
+            <w:proofErr w:type="spellStart"/>
             <w:r>
               <w:rPr>
                 <w:sz w:val="18"/>
               </w:rPr>
               <w:t>深层铜矿石</w:t>
             </w:r>
+            <w:proofErr w:type="spellEnd"/>
           </w:p>
         </w:tc>
         <w:tc>
@@ -9541,12 +12886,14 @@
             <w:pPr>
               <w:spacing w:after="0"/>
             </w:pPr>
+            <w:proofErr w:type="spellStart"/>
             <w:r>
               <w:rPr>
                 <w:sz w:val="18"/>
               </w:rPr>
               <w:t>下界金矿石</w:t>
             </w:r>
+            <w:proofErr w:type="spellEnd"/>
           </w:p>
         </w:tc>
         <w:tc>
@@ -9585,12 +12932,14 @@
             <w:pPr>
               <w:spacing w:after="0"/>
             </w:pPr>
+            <w:proofErr w:type="spellStart"/>
             <w:r>
               <w:rPr>
                 <w:sz w:val="18"/>
               </w:rPr>
               <w:t>下界石英矿石</w:t>
             </w:r>
+            <w:proofErr w:type="spellEnd"/>
           </w:p>
         </w:tc>
         <w:tc>
@@ -9629,12 +12978,14 @@
             <w:pPr>
               <w:spacing w:after="0"/>
             </w:pPr>
+            <w:proofErr w:type="spellStart"/>
             <w:r>
               <w:rPr>
                 <w:sz w:val="18"/>
               </w:rPr>
               <w:t>远古残骸</w:t>
             </w:r>
+            <w:proofErr w:type="spellEnd"/>
           </w:p>
         </w:tc>
         <w:tc>
@@ -9654,7 +13005,47 @@
                 <w:sz w:val="18"/>
                 <w:lang w:eastAsia="zh-CN"/>
               </w:rPr>
-              <w:t>下界岩，下界岩，下界岩，；下界岩，基底物质，下界岩，；下界岩，下界岩，下界岩，→1远古残骸（有序）</w:t>
+              <w:t>下界岩，下界岩，下界岩</w:t>
+            </w:r>
+            <w:proofErr w:type="gramStart"/>
+            <w:r>
+              <w:rPr>
+                <w:sz w:val="18"/>
+                <w:lang w:eastAsia="zh-CN"/>
+              </w:rPr>
+              <w:t>，；</w:t>
+            </w:r>
+            <w:proofErr w:type="gramEnd"/>
+            <w:r>
+              <w:rPr>
+                <w:sz w:val="18"/>
+                <w:lang w:eastAsia="zh-CN"/>
+              </w:rPr>
+              <w:t>下界岩，基底物质，下界岩</w:t>
+            </w:r>
+            <w:proofErr w:type="gramStart"/>
+            <w:r>
+              <w:rPr>
+                <w:sz w:val="18"/>
+                <w:lang w:eastAsia="zh-CN"/>
+              </w:rPr>
+              <w:t>，；</w:t>
+            </w:r>
+            <w:proofErr w:type="gramEnd"/>
+            <w:r>
+              <w:rPr>
+                <w:sz w:val="18"/>
+                <w:lang w:eastAsia="zh-CN"/>
+              </w:rPr>
+              <w:t>下界岩，下界岩，下界</w:t>
+            </w:r>
+            <w:r>
+              <w:rPr>
+                <w:sz w:val="18"/>
+                <w:lang w:eastAsia="zh-CN"/>
+              </w:rPr>
+              <w:lastRenderedPageBreak/>
+              <w:t>岩，→1远古残骸（有序）</w:t>
             </w:r>
           </w:p>
         </w:tc>
@@ -9712,8 +13103,26 @@
       <w:pStyle w:val="a7"/>
       <w:jc w:val="center"/>
     </w:pPr>
+    <w:proofErr w:type="spellStart"/>
     <w:r>
-      <w:t xml:space="preserve">创造核心 0.2 合成表  ·  </w:t>
+      <w:t>创造核心</w:t>
+    </w:r>
+    <w:proofErr w:type="spellEnd"/>
+    <w:r>
+      <w:t xml:space="preserve"> 0.2 </w:t>
+    </w:r>
+    <w:proofErr w:type="spellStart"/>
+    <w:proofErr w:type="gramStart"/>
+    <w:r>
+      <w:t>合成表</w:t>
+    </w:r>
+    <w:proofErr w:type="spellEnd"/>
+    <w:r>
+      <w:t xml:space="preserve">  ·</w:t>
+    </w:r>
+    <w:proofErr w:type="gramEnd"/>
+    <w:r>
+      <w:t xml:space="preserve">  </w:t>
     </w:r>
     <w:r>
       <w:fldChar w:fldCharType="begin"/>
